--- a/Meemansa_ProjectReport.docx
+++ b/Meemansa_ProjectReport.docx
@@ -1,6 +1,6 @@
 
 <file path=word/document.xml><?xml version="1.0" encoding="utf-8"?>
-<w:document xmlns:wpc="http://schemas.microsoft.com/office/word/2010/wordprocessingCanvas" xmlns:cx="http://schemas.microsoft.com/office/drawing/2014/chartex" xmlns:cx1="http://schemas.microsoft.com/office/drawing/2015/9/8/chartex" xmlns:cx2="http://schemas.microsoft.com/office/drawing/2015/10/21/chartex" xmlns:cx3="http://schemas.microsoft.com/office/drawing/2016/5/9/chartex" xmlns:cx4="http://schemas.microsoft.com/office/drawing/2016/5/10/chartex" xmlns:cx5="http://schemas.microsoft.com/office/drawing/2016/5/11/chartex" xmlns:cx6="http://schemas.microsoft.com/office/drawing/2016/5/12/chartex" xmlns:cx7="http://schemas.microsoft.com/office/drawing/2016/5/13/chartex" xmlns:cx8="http://schemas.microsoft.com/office/drawing/2016/5/14/chartex" xmlns:mc="http://schemas.openxmlformats.org/markup-compatibility/2006" xmlns:aink="http://schemas.microsoft.com/office/drawing/2016/ink" xmlns:am3d="http://schemas.microsoft.com/office/drawing/2017/model3d" xmlns:o="urn:schemas-microsoft-com:office:office" xmlns:oel="http://schemas.microsoft.com/office/2019/extlst" xmlns:r="http://schemas.openxmlformats.org/officeDocument/2006/relationships" xmlns:m="http://schemas.openxmlformats.org/officeDocument/2006/math" xmlns:v="urn:schemas-microsoft-com:vml" xmlns:wp14="http://schemas.microsoft.com/office/word/2010/wordprocessingDrawing" xmlns:wp="http://schemas.openxmlformats.org/drawingml/2006/wordprocessingDrawing" xmlns:w10="urn:schemas-microsoft-com:office:word" xmlns:w="http://schemas.openxmlformats.org/wordprocessingml/2006/main" xmlns:w14="http://schemas.microsoft.com/office/word/2010/wordml" xmlns:w15="http://schemas.microsoft.com/office/word/2012/wordml" xmlns:w16cex="http://schemas.microsoft.com/office/word/2018/wordml/cex" xmlns:w16cid="http://schemas.microsoft.com/office/word/2016/wordml/cid" xmlns:w16="http://schemas.microsoft.com/office/word/2018/wordml" xmlns:w16du="http://schemas.microsoft.com/office/word/2023/wordml/word16du" xmlns:w16sdtdh="http://schemas.microsoft.com/office/word/2020/wordml/sdtdatahash" xmlns:w16sdtfl="http://schemas.microsoft.com/office/word/2024/wordml/sdtformatlock" xmlns:w16se="http://schemas.microsoft.com/office/word/2015/wordml/symex" xmlns:wpg="http://schemas.microsoft.com/office/word/2010/wordprocessingGroup" xmlns:wpi="http://schemas.microsoft.com/office/word/2010/wordprocessingInk" xmlns:wne="http://schemas.microsoft.com/office/word/2006/wordml" xmlns:wps="http://schemas.microsoft.com/office/word/2010/wordprocessingShape" mc:Ignorable="w14 w15 w16se w16cid w16 w16cex w16sdtdh w16sdtfl w16du wp14">
+<w:document xmlns:a="http://schemas.openxmlformats.org/drawingml/2006/main" xmlns:pic="http://schemas.openxmlformats.org/drawingml/2006/picture" xmlns:wpc="http://schemas.microsoft.com/office/word/2010/wordprocessingCanvas" xmlns:cx="http://schemas.microsoft.com/office/drawing/2014/chartex" xmlns:cx1="http://schemas.microsoft.com/office/drawing/2015/9/8/chartex" xmlns:cx2="http://schemas.microsoft.com/office/drawing/2015/10/21/chartex" xmlns:cx3="http://schemas.microsoft.com/office/drawing/2016/5/9/chartex" xmlns:cx4="http://schemas.microsoft.com/office/drawing/2016/5/10/chartex" xmlns:cx5="http://schemas.microsoft.com/office/drawing/2016/5/11/chartex" xmlns:cx6="http://schemas.microsoft.com/office/drawing/2016/5/12/chartex" xmlns:cx7="http://schemas.microsoft.com/office/drawing/2016/5/13/chartex" xmlns:cx8="http://schemas.microsoft.com/office/drawing/2016/5/14/chartex" xmlns:mc="http://schemas.openxmlformats.org/markup-compatibility/2006" xmlns:aink="http://schemas.microsoft.com/office/drawing/2016/ink" xmlns:am3d="http://schemas.microsoft.com/office/drawing/2017/model3d" xmlns:o="urn:schemas-microsoft-com:office:office" xmlns:oel="http://schemas.microsoft.com/office/2019/extlst" xmlns:r="http://schemas.openxmlformats.org/officeDocument/2006/relationships" xmlns:m="http://schemas.openxmlformats.org/officeDocument/2006/math" xmlns:v="urn:schemas-microsoft-com:vml" xmlns:wp14="http://schemas.microsoft.com/office/word/2010/wordprocessingDrawing" xmlns:wp="http://schemas.openxmlformats.org/drawingml/2006/wordprocessingDrawing" xmlns:w10="urn:schemas-microsoft-com:office:word" xmlns:w="http://schemas.openxmlformats.org/wordprocessingml/2006/main" xmlns:w14="http://schemas.microsoft.com/office/word/2010/wordml" xmlns:w15="http://schemas.microsoft.com/office/word/2012/wordml" xmlns:w16cex="http://schemas.microsoft.com/office/word/2018/wordml/cex" xmlns:w16cid="http://schemas.microsoft.com/office/word/2016/wordml/cid" xmlns:w16="http://schemas.microsoft.com/office/word/2018/wordml" xmlns:w16du="http://schemas.microsoft.com/office/word/2023/wordml/word16du" xmlns:w16sdtdh="http://schemas.microsoft.com/office/word/2020/wordml/sdtdatahash" xmlns:w16sdtfl="http://schemas.microsoft.com/office/word/2024/wordml/sdtformatlock" xmlns:w16se="http://schemas.microsoft.com/office/word/2015/wordml/symex" xmlns:wpg="http://schemas.microsoft.com/office/word/2010/wordprocessingGroup" xmlns:wpi="http://schemas.microsoft.com/office/word/2010/wordprocessingInk" xmlns:wne="http://schemas.microsoft.com/office/word/2006/wordml" xmlns:wps="http://schemas.microsoft.com/office/word/2010/wordprocessingShape" mc:Ignorable="w14 w15 w16se w16cid w16 w16cex w16sdtdh w16sdtfl w16du wp14">
   <w:body>
     <w:p>
       <w:pPr>
@@ -25,6 +25,9 @@
     <w:p>
       <w:r>
         <w:t>Author: Meemansa</w:t>
+      </w:r>
+      <w:r>
+        <w:t xml:space="preserve"> Sharma</w:t>
       </w:r>
     </w:p>
     <w:p>
@@ -100,7 +103,7 @@
         <w:br/>
         <w:t xml:space="preserve">Source: </w:t>
       </w:r>
-      <w:hyperlink r:id="rId6" w:history="1">
+      <w:hyperlink w:history="1" r:id="rId6">
         <w:r>
           <w:rPr>
             <w:rStyle w:val="Hyperlink"/>
@@ -119,7 +122,7 @@
         <w:lastRenderedPageBreak/>
         <w:t xml:space="preserve">intrusion detection systems (UNSW-NB15 network data set). 2015 Military Communications and Information Systems Conference (MilCIS), 1-6. </w:t>
       </w:r>
-      <w:hyperlink r:id="rId7" w:history="1">
+      <w:hyperlink w:history="1" r:id="rId7">
         <w:r>
           <w:rPr>
             <w:rStyle w:val="Hyperlink"/>
@@ -2467,7 +2470,7 @@
         <w:spacing w:after="160"/>
       </w:pPr>
       <w:r>
-        <w:t>A Streamlit-based interactive web dashboard (app.py) was developed as the project's frontend layer. It reads all pre-computed results — saved model pipelines, JSON/CSV metrics, and PNG figures — and presents them through a clean, dark-themed cybersecurity interface. No model training or fitting takes place within the dashboard.</w:t>
+        <w:t xml:space="preserve">A Streamlit-based interactive web dashboard (Meemansa_Sharma__ML_Network_Intrusion_Detection.py) was developed as the project's frontend layer. It reads all pre-computed results — saved model pipelines, JSON/CSV metrics, and PNG figures — and presents them through a clean, dark-themed cybersecurity interface. No model training or fitting takes place within the dashboard.</w:t>
       </w:r>
     </w:p>
     <w:p>
@@ -2484,15 +2487,7 @@
         <w:spacing w:after="160"/>
       </w:pPr>
       <w:r>
-        <w:t xml:space="preserve">The dashboard is built with Streamlit 1.66 and Matplotlib, using the </w:t>
-      </w:r>
-      <w:proofErr w:type="gramStart"/>
-      <w:r>
-        <w:t>existing .venv</w:t>
-      </w:r>
-      <w:proofErr w:type="gramEnd"/>
-      <w:r>
-        <w:t xml:space="preserve"> environment. It applies a dark navy/charcoal theme with blue/cyan accents to match the cybersecurity context. Metric cards, interactive tables, and embedded PNG charts are used throughout. The app is launched locally via: .venv\Scripts\python.exe -m streamlit run app.py (accessible at http://localhost:8501). No external APIs, cloud services, or internet access are required at runtime.</w:t>
+        <w:t xml:space="preserve">The dashboard is built with Streamlit 1.66 and Matplotlib, using the existing .venv environment. It applies a dark navy/charcoal theme with blue/cyan accents to match the cybersecurity context. Metric cards, interactive tables, and embedded PNG charts are used throughout. The app is launched locally via: .venv\Scripts\python.exe -m streamlit run Meemansa_Sharma__ML_Network_Intrusion_Detection.py (accessible at http://localhost:8501). No external APIs, cloud services, or internet access are required at runtime.</w:t>
       </w:r>
     </w:p>
     <w:p>
@@ -2526,15 +2521,7 @@
         <w:spacing w:after="80"/>
       </w:pPr>
       <w:r>
-        <w:t>Model Comparison: Full metrics table loaded from results/metrics/model_comparison.csv and model_</w:t>
-      </w:r>
-      <w:proofErr w:type="gramStart"/>
-      <w:r>
-        <w:t>comparison.json</w:t>
-      </w:r>
-      <w:proofErr w:type="gramEnd"/>
-      <w:r>
-        <w:t>, including accuracy, precision, recall, F1, ROC-AUC, and prediction time for all three models. Per-model confusion matrices are displayed side by side. A metric glossary explains each measure in plain language.</w:t>
+        <w:t>Model Comparison: Full metrics table loaded from results/metrics/model_comparison.csv and model_comparison.json, including accuracy, precision, recall, F1, ROC-AUC, and prediction time for all three models. Per-model confusion matrices are displayed side by side. A metric glossary explains each measure in plain language.</w:t>
       </w:r>
     </w:p>
     <w:p>
@@ -2558,39 +2545,7 @@
         <w:spacing w:after="80"/>
       </w:pPr>
       <w:r>
-        <w:t xml:space="preserve">Prediction Lab: Users upload a CSV of network-flow records. The dashboard validates the schema against the 42 required feature columns, then calls </w:t>
-      </w:r>
-      <w:proofErr w:type="gramStart"/>
-      <w:r>
-        <w:t>pipeline.predict</w:t>
-      </w:r>
-      <w:proofErr w:type="gramEnd"/>
-      <w:r>
-        <w:t xml:space="preserve">() and </w:t>
-      </w:r>
-      <w:proofErr w:type="gramStart"/>
-      <w:r>
-        <w:t>pipeline.predict</w:t>
-      </w:r>
-      <w:proofErr w:type="gramEnd"/>
-      <w:r>
-        <w:t>_</w:t>
-      </w:r>
-      <w:proofErr w:type="gramStart"/>
-      <w:r>
-        <w:t>proba(</w:t>
-      </w:r>
-      <w:proofErr w:type="gramEnd"/>
-      <w:r>
-        <w:t xml:space="preserve">) on the saved RandomForest.joblib pipeline. Predictions are displayed as Normal or Attack with confidence scores, and results can be downloaded as a CSV. A synthetic demo option is also available. </w:t>
-      </w:r>
-      <w:proofErr w:type="gramStart"/>
-      <w:r>
-        <w:t>No .fit</w:t>
-      </w:r>
-      <w:proofErr w:type="gramEnd"/>
-      <w:r>
-        <w:t>() call is made anywhere in the dashboard.</w:t>
+        <w:t>Prediction Lab: Users upload a CSV of network-flow records. The dashboard validates the schema against the 42 required feature columns, then calls pipeline.predict() and pipeline.predict_proba() on the saved RandomForest.joblib pipeline. Predictions are displayed as Normal or Attack with confidence scores, and results can be downloaded as a CSV. A synthetic demo option is also available. No .fit() call is made anywhere in the dashboard.</w:t>
       </w:r>
     </w:p>
     <w:p>
@@ -2615,63 +2570,7 @@
         <w:spacing w:after="160"/>
       </w:pPr>
       <w:r>
-        <w:t xml:space="preserve">Each </w:t>
-      </w:r>
-      <w:proofErr w:type="gramStart"/>
-      <w:r>
-        <w:t>saved .joblib</w:t>
-      </w:r>
-      <w:proofErr w:type="gramEnd"/>
-      <w:r>
-        <w:t xml:space="preserve"> file contains the complete scikit-learn Pipeline — the fitted ColumnTransformer preprocessor (scaler statistics, one-hot encoder category lists) and the fitted classifier. The dashboard loads the pipeline once using </w:t>
-      </w:r>
-      <w:proofErr w:type="gramStart"/>
-      <w:r>
-        <w:t>joblib.load</w:t>
-      </w:r>
-      <w:proofErr w:type="gramEnd"/>
-      <w:r>
-        <w:t xml:space="preserve">(), caches it with </w:t>
-      </w:r>
-      <w:proofErr w:type="gramStart"/>
-      <w:r>
-        <w:t>st.cache</w:t>
-      </w:r>
-      <w:proofErr w:type="gramEnd"/>
-      <w:r>
-        <w:t xml:space="preserve">_resource, and calls </w:t>
-      </w:r>
-      <w:proofErr w:type="gramStart"/>
-      <w:r>
-        <w:t>only .predict</w:t>
-      </w:r>
-      <w:proofErr w:type="gramEnd"/>
-      <w:r>
-        <w:t xml:space="preserve">() </w:t>
-      </w:r>
-      <w:proofErr w:type="gramStart"/>
-      <w:r>
-        <w:t>and .predict</w:t>
-      </w:r>
-      <w:proofErr w:type="gramEnd"/>
-      <w:r>
-        <w:t>_</w:t>
-      </w:r>
-      <w:proofErr w:type="gramStart"/>
-      <w:r>
-        <w:t>proba(</w:t>
-      </w:r>
-      <w:proofErr w:type="gramEnd"/>
-      <w:r>
-        <w:t xml:space="preserve">). Label convention is preserved: 0 maps to Normal, 1 </w:t>
-      </w:r>
-      <w:proofErr w:type="gramStart"/>
-      <w:r>
-        <w:t>maps</w:t>
-      </w:r>
-      <w:proofErr w:type="gramEnd"/>
-      <w:r>
-        <w:t xml:space="preserve"> to Attack, consistent with the training target definition in src/features.py. Unseen categorical values in uploaded data are handled gracefully by the pipeline's OneHotEncoder(handle_unknown='ignore') setting.</w:t>
+        <w:t>Each saved .joblib file contains the complete scikit-learn Pipeline — the fitted ColumnTransformer preprocessor (scaler statistics, one-hot encoder category lists) and the fitted classifier. The dashboard loads the pipeline once using joblib.load(), caches it with st.cache_resource, and calls only .predict() and .predict_proba(). Label convention is preserved: 0 maps to Normal, 1 maps to Attack, consistent with the training target definition in src/features.py. Unseen categorical values in uploaded data are handled gracefully by the pipeline's OneHotEncoder(handle_unknown='ignore') setting.</w:t>
       </w:r>
     </w:p>
     <w:p>
@@ -2704,7 +2603,7 @@
       <w:r>
         <w:t xml:space="preserve">Moustafa, N., &amp; Slay, J. (2015). UNSW-NB15: A comprehensive data set for network intrusion detection systems (UNSW-NB15 network data set). 2015 Military Communications and Information Systems Conference (MilCIS), 1-6. </w:t>
       </w:r>
-      <w:hyperlink r:id="rId13" w:history="1">
+      <w:hyperlink w:history="1" r:id="rId13">
         <w:r>
           <w:rPr>
             <w:rStyle w:val="Hyperlink"/>
@@ -2831,7 +2730,7 @@
         <w:ind w:left="1440" w:hanging="360"/>
       </w:pPr>
       <w:rPr>
-        <w:rFonts w:ascii="Symbol" w:hAnsi="Symbol" w:hint="default"/>
+        <w:rFonts w:hint="default" w:ascii="Symbol" w:hAnsi="Symbol"/>
       </w:rPr>
     </w:lvl>
   </w:abstractNum>
@@ -2852,7 +2751,7 @@
         <w:ind w:left="1080" w:hanging="360"/>
       </w:pPr>
       <w:rPr>
-        <w:rFonts w:ascii="Symbol" w:hAnsi="Symbol" w:hint="default"/>
+        <w:rFonts w:hint="default" w:ascii="Symbol" w:hAnsi="Symbol"/>
       </w:rPr>
     </w:lvl>
   </w:abstractNum>
@@ -2873,7 +2772,7 @@
         <w:ind w:left="720" w:hanging="360"/>
       </w:pPr>
       <w:rPr>
-        <w:rFonts w:ascii="Symbol" w:hAnsi="Symbol" w:hint="default"/>
+        <w:rFonts w:hint="default" w:ascii="Symbol" w:hAnsi="Symbol"/>
       </w:rPr>
     </w:lvl>
   </w:abstractNum>
@@ -2912,7 +2811,7 @@
         <w:ind w:left="360" w:hanging="360"/>
       </w:pPr>
       <w:rPr>
-        <w:rFonts w:ascii="Symbol" w:hAnsi="Symbol" w:hint="default"/>
+        <w:rFonts w:hint="default" w:ascii="Symbol" w:hAnsi="Symbol"/>
       </w:rPr>
     </w:lvl>
   </w:abstractNum>
@@ -2951,7 +2850,7 @@
   <w:docDefaults>
     <w:rPrDefault>
       <w:rPr>
-        <w:rFonts w:asciiTheme="minorHAnsi" w:eastAsiaTheme="minorEastAsia" w:hAnsiTheme="minorHAnsi" w:cstheme="minorBidi"/>
+        <w:rFonts w:asciiTheme="minorHAnsi" w:hAnsiTheme="minorHAnsi" w:eastAsiaTheme="minorEastAsia" w:cstheme="minorBidi"/>
         <w:sz w:val="22"/>
         <w:szCs w:val="22"/>
         <w:lang w:val="en-US" w:eastAsia="en-US" w:bidi="ar-SA"/>
@@ -2966,14 +2865,14 @@
   <w:latentStyles w:defLockedState="0" w:defUIPriority="99" w:defSemiHidden="0" w:defUnhideWhenUsed="0" w:defQFormat="0" w:count="376">
     <w:lsdException w:name="Normal" w:uiPriority="0" w:qFormat="1"/>
     <w:lsdException w:name="heading 1" w:uiPriority="9" w:qFormat="1"/>
-    <w:lsdException w:name="heading 2" w:semiHidden="1" w:uiPriority="9" w:unhideWhenUsed="1" w:qFormat="1"/>
-    <w:lsdException w:name="heading 3" w:semiHidden="1" w:uiPriority="9" w:unhideWhenUsed="1" w:qFormat="1"/>
-    <w:lsdException w:name="heading 4" w:semiHidden="1" w:uiPriority="9" w:unhideWhenUsed="1" w:qFormat="1"/>
-    <w:lsdException w:name="heading 5" w:semiHidden="1" w:uiPriority="9" w:unhideWhenUsed="1" w:qFormat="1"/>
-    <w:lsdException w:name="heading 6" w:semiHidden="1" w:uiPriority="9" w:unhideWhenUsed="1" w:qFormat="1"/>
-    <w:lsdException w:name="heading 7" w:semiHidden="1" w:uiPriority="9" w:unhideWhenUsed="1" w:qFormat="1"/>
-    <w:lsdException w:name="heading 8" w:semiHidden="1" w:uiPriority="9" w:unhideWhenUsed="1" w:qFormat="1"/>
-    <w:lsdException w:name="heading 9" w:semiHidden="1" w:uiPriority="9" w:unhideWhenUsed="1" w:qFormat="1"/>
+    <w:lsdException w:name="heading 2" w:uiPriority="9" w:semiHidden="1" w:unhideWhenUsed="1" w:qFormat="1"/>
+    <w:lsdException w:name="heading 3" w:uiPriority="9" w:semiHidden="1" w:unhideWhenUsed="1" w:qFormat="1"/>
+    <w:lsdException w:name="heading 4" w:uiPriority="9" w:semiHidden="1" w:unhideWhenUsed="1" w:qFormat="1"/>
+    <w:lsdException w:name="heading 5" w:uiPriority="9" w:semiHidden="1" w:unhideWhenUsed="1" w:qFormat="1"/>
+    <w:lsdException w:name="heading 6" w:uiPriority="9" w:semiHidden="1" w:unhideWhenUsed="1" w:qFormat="1"/>
+    <w:lsdException w:name="heading 7" w:uiPriority="9" w:semiHidden="1" w:unhideWhenUsed="1" w:qFormat="1"/>
+    <w:lsdException w:name="heading 8" w:uiPriority="9" w:semiHidden="1" w:unhideWhenUsed="1" w:qFormat="1"/>
+    <w:lsdException w:name="heading 9" w:uiPriority="9" w:semiHidden="1" w:unhideWhenUsed="1" w:qFormat="1"/>
     <w:lsdException w:name="index 1" w:semiHidden="1" w:unhideWhenUsed="1"/>
     <w:lsdException w:name="index 2" w:semiHidden="1" w:unhideWhenUsed="1"/>
     <w:lsdException w:name="index 3" w:semiHidden="1" w:unhideWhenUsed="1"/>
@@ -2983,22 +2882,22 @@
     <w:lsdException w:name="index 7" w:semiHidden="1" w:unhideWhenUsed="1"/>
     <w:lsdException w:name="index 8" w:semiHidden="1" w:unhideWhenUsed="1"/>
     <w:lsdException w:name="index 9" w:semiHidden="1" w:unhideWhenUsed="1"/>
-    <w:lsdException w:name="toc 1" w:semiHidden="1" w:uiPriority="39" w:unhideWhenUsed="1"/>
-    <w:lsdException w:name="toc 2" w:semiHidden="1" w:uiPriority="39" w:unhideWhenUsed="1"/>
-    <w:lsdException w:name="toc 3" w:semiHidden="1" w:uiPriority="39" w:unhideWhenUsed="1"/>
-    <w:lsdException w:name="toc 4" w:semiHidden="1" w:uiPriority="39" w:unhideWhenUsed="1"/>
-    <w:lsdException w:name="toc 5" w:semiHidden="1" w:uiPriority="39" w:unhideWhenUsed="1"/>
-    <w:lsdException w:name="toc 6" w:semiHidden="1" w:uiPriority="39" w:unhideWhenUsed="1"/>
-    <w:lsdException w:name="toc 7" w:semiHidden="1" w:uiPriority="39" w:unhideWhenUsed="1"/>
-    <w:lsdException w:name="toc 8" w:semiHidden="1" w:uiPriority="39" w:unhideWhenUsed="1"/>
-    <w:lsdException w:name="toc 9" w:semiHidden="1" w:uiPriority="39" w:unhideWhenUsed="1"/>
+    <w:lsdException w:name="toc 1" w:uiPriority="39" w:semiHidden="1" w:unhideWhenUsed="1"/>
+    <w:lsdException w:name="toc 2" w:uiPriority="39" w:semiHidden="1" w:unhideWhenUsed="1"/>
+    <w:lsdException w:name="toc 3" w:uiPriority="39" w:semiHidden="1" w:unhideWhenUsed="1"/>
+    <w:lsdException w:name="toc 4" w:uiPriority="39" w:semiHidden="1" w:unhideWhenUsed="1"/>
+    <w:lsdException w:name="toc 5" w:uiPriority="39" w:semiHidden="1" w:unhideWhenUsed="1"/>
+    <w:lsdException w:name="toc 6" w:uiPriority="39" w:semiHidden="1" w:unhideWhenUsed="1"/>
+    <w:lsdException w:name="toc 7" w:uiPriority="39" w:semiHidden="1" w:unhideWhenUsed="1"/>
+    <w:lsdException w:name="toc 8" w:uiPriority="39" w:semiHidden="1" w:unhideWhenUsed="1"/>
+    <w:lsdException w:name="toc 9" w:uiPriority="39" w:semiHidden="1" w:unhideWhenUsed="1"/>
     <w:lsdException w:name="Normal Indent" w:semiHidden="1" w:unhideWhenUsed="1"/>
     <w:lsdException w:name="footnote text" w:semiHidden="1" w:unhideWhenUsed="1"/>
     <w:lsdException w:name="annotation text" w:semiHidden="1" w:unhideWhenUsed="1"/>
     <w:lsdException w:name="header" w:semiHidden="1" w:unhideWhenUsed="1"/>
     <w:lsdException w:name="footer" w:semiHidden="1" w:unhideWhenUsed="1"/>
     <w:lsdException w:name="index heading" w:semiHidden="1" w:unhideWhenUsed="1"/>
-    <w:lsdException w:name="caption" w:semiHidden="1" w:uiPriority="35" w:unhideWhenUsed="1" w:qFormat="1"/>
+    <w:lsdException w:name="caption" w:uiPriority="35" w:semiHidden="1" w:unhideWhenUsed="1" w:qFormat="1"/>
     <w:lsdException w:name="table of figures" w:semiHidden="1" w:unhideWhenUsed="1"/>
     <w:lsdException w:name="envelope address" w:semiHidden="1" w:unhideWhenUsed="1"/>
     <w:lsdException w:name="envelope return" w:semiHidden="1" w:unhideWhenUsed="1"/>
@@ -3029,7 +2928,7 @@
     <w:lsdException w:name="Title" w:uiPriority="10" w:qFormat="1"/>
     <w:lsdException w:name="Closing" w:semiHidden="1" w:unhideWhenUsed="1"/>
     <w:lsdException w:name="Signature" w:semiHidden="1" w:unhideWhenUsed="1"/>
-    <w:lsdException w:name="Default Paragraph Font" w:semiHidden="1" w:uiPriority="1" w:unhideWhenUsed="1"/>
+    <w:lsdException w:name="Default Paragraph Font" w:uiPriority="1" w:semiHidden="1" w:unhideWhenUsed="1"/>
     <w:lsdException w:name="Body Text" w:semiHidden="1" w:unhideWhenUsed="1"/>
     <w:lsdException w:name="Body Text Indent" w:semiHidden="1" w:unhideWhenUsed="1"/>
     <w:lsdException w:name="List Continue" w:semiHidden="1" w:unhideWhenUsed="1"/>
@@ -3229,8 +3128,8 @@
     <w:lsdException w:name="Subtle Reference" w:uiPriority="31" w:qFormat="1"/>
     <w:lsdException w:name="Intense Reference" w:uiPriority="32" w:qFormat="1"/>
     <w:lsdException w:name="Book Title" w:uiPriority="33" w:qFormat="1"/>
-    <w:lsdException w:name="Bibliography" w:semiHidden="1" w:uiPriority="37" w:unhideWhenUsed="1"/>
-    <w:lsdException w:name="TOC Heading" w:semiHidden="1" w:uiPriority="39" w:unhideWhenUsed="1" w:qFormat="1"/>
+    <w:lsdException w:name="Bibliography" w:uiPriority="37" w:semiHidden="1" w:unhideWhenUsed="1"/>
+    <w:lsdException w:name="TOC Heading" w:uiPriority="39" w:semiHidden="1" w:unhideWhenUsed="1" w:qFormat="1"/>
     <w:lsdException w:name="Grid Table 4" w:uiPriority="49"/>
     <w:lsdException w:name="Grid Table 5 Dark" w:uiPriority="50"/>
     <w:lsdException w:name="Grid Table 6 Colorful" w:uiPriority="51"/>
@@ -3332,7 +3231,7 @@
     <w:lsdException w:name="Unresolved Mention" w:semiHidden="1" w:unhideWhenUsed="1"/>
     <w:lsdException w:name="Smart Link" w:semiHidden="1" w:unhideWhenUsed="1"/>
   </w:latentStyles>
-  <w:style w:type="paragraph" w:default="1" w:styleId="Normal">
+  <w:style w:type="paragraph" w:styleId="Normal" w:default="1">
     <w:name w:val="Normal"/>
     <w:qFormat/>
     <w:rsid w:val="00FC693F"/>
@@ -3352,7 +3251,7 @@
       <w:outlineLvl w:val="0"/>
     </w:pPr>
     <w:rPr>
-      <w:rFonts w:asciiTheme="majorHAnsi" w:eastAsiaTheme="majorEastAsia" w:hAnsiTheme="majorHAnsi" w:cstheme="majorBidi"/>
+      <w:rFonts w:asciiTheme="majorHAnsi" w:hAnsiTheme="majorHAnsi" w:eastAsiaTheme="majorEastAsia" w:cstheme="majorBidi"/>
       <w:b/>
       <w:bCs/>
       <w:color w:val="365F91" w:themeColor="accent1" w:themeShade="BF"/>
@@ -3376,7 +3275,7 @@
       <w:outlineLvl w:val="1"/>
     </w:pPr>
     <w:rPr>
-      <w:rFonts w:asciiTheme="majorHAnsi" w:eastAsiaTheme="majorEastAsia" w:hAnsiTheme="majorHAnsi" w:cstheme="majorBidi"/>
+      <w:rFonts w:asciiTheme="majorHAnsi" w:hAnsiTheme="majorHAnsi" w:eastAsiaTheme="majorEastAsia" w:cstheme="majorBidi"/>
       <w:b/>
       <w:bCs/>
       <w:color w:val="4F81BD" w:themeColor="accent1"/>
@@ -3400,7 +3299,7 @@
       <w:outlineLvl w:val="2"/>
     </w:pPr>
     <w:rPr>
-      <w:rFonts w:asciiTheme="majorHAnsi" w:eastAsiaTheme="majorEastAsia" w:hAnsiTheme="majorHAnsi" w:cstheme="majorBidi"/>
+      <w:rFonts w:asciiTheme="majorHAnsi" w:hAnsiTheme="majorHAnsi" w:eastAsiaTheme="majorEastAsia" w:cstheme="majorBidi"/>
       <w:b/>
       <w:bCs/>
       <w:color w:val="4F81BD" w:themeColor="accent1"/>
@@ -3423,7 +3322,7 @@
       <w:outlineLvl w:val="3"/>
     </w:pPr>
     <w:rPr>
-      <w:rFonts w:asciiTheme="majorHAnsi" w:eastAsiaTheme="majorEastAsia" w:hAnsiTheme="majorHAnsi" w:cstheme="majorBidi"/>
+      <w:rFonts w:asciiTheme="majorHAnsi" w:hAnsiTheme="majorHAnsi" w:eastAsiaTheme="majorEastAsia" w:cstheme="majorBidi"/>
       <w:b/>
       <w:bCs/>
       <w:i/>
@@ -3448,7 +3347,7 @@
       <w:outlineLvl w:val="4"/>
     </w:pPr>
     <w:rPr>
-      <w:rFonts w:asciiTheme="majorHAnsi" w:eastAsiaTheme="majorEastAsia" w:hAnsiTheme="majorHAnsi" w:cstheme="majorBidi"/>
+      <w:rFonts w:asciiTheme="majorHAnsi" w:hAnsiTheme="majorHAnsi" w:eastAsiaTheme="majorEastAsia" w:cstheme="majorBidi"/>
       <w:color w:val="243F60" w:themeColor="accent1" w:themeShade="7F"/>
     </w:rPr>
   </w:style>
@@ -3469,7 +3368,7 @@
       <w:outlineLvl w:val="5"/>
     </w:pPr>
     <w:rPr>
-      <w:rFonts w:asciiTheme="majorHAnsi" w:eastAsiaTheme="majorEastAsia" w:hAnsiTheme="majorHAnsi" w:cstheme="majorBidi"/>
+      <w:rFonts w:asciiTheme="majorHAnsi" w:hAnsiTheme="majorHAnsi" w:eastAsiaTheme="majorEastAsia" w:cstheme="majorBidi"/>
       <w:i/>
       <w:iCs/>
       <w:color w:val="243F60" w:themeColor="accent1" w:themeShade="7F"/>
@@ -3492,7 +3391,7 @@
       <w:outlineLvl w:val="6"/>
     </w:pPr>
     <w:rPr>
-      <w:rFonts w:asciiTheme="majorHAnsi" w:eastAsiaTheme="majorEastAsia" w:hAnsiTheme="majorHAnsi" w:cstheme="majorBidi"/>
+      <w:rFonts w:asciiTheme="majorHAnsi" w:hAnsiTheme="majorHAnsi" w:eastAsiaTheme="majorEastAsia" w:cstheme="majorBidi"/>
       <w:i/>
       <w:iCs/>
       <w:color w:val="404040" w:themeColor="text1" w:themeTint="BF"/>
@@ -3515,7 +3414,7 @@
       <w:outlineLvl w:val="7"/>
     </w:pPr>
     <w:rPr>
-      <w:rFonts w:asciiTheme="majorHAnsi" w:eastAsiaTheme="majorEastAsia" w:hAnsiTheme="majorHAnsi" w:cstheme="majorBidi"/>
+      <w:rFonts w:asciiTheme="majorHAnsi" w:hAnsiTheme="majorHAnsi" w:eastAsiaTheme="majorEastAsia" w:cstheme="majorBidi"/>
       <w:color w:val="4F81BD" w:themeColor="accent1"/>
       <w:sz w:val="20"/>
       <w:szCs w:val="20"/>
@@ -3538,7 +3437,7 @@
       <w:outlineLvl w:val="8"/>
     </w:pPr>
     <w:rPr>
-      <w:rFonts w:asciiTheme="majorHAnsi" w:eastAsiaTheme="majorEastAsia" w:hAnsiTheme="majorHAnsi" w:cstheme="majorBidi"/>
+      <w:rFonts w:asciiTheme="majorHAnsi" w:hAnsiTheme="majorHAnsi" w:eastAsiaTheme="majorEastAsia" w:cstheme="majorBidi"/>
       <w:i/>
       <w:iCs/>
       <w:color w:val="404040" w:themeColor="text1" w:themeTint="BF"/>
@@ -3546,13 +3445,13 @@
       <w:szCs w:val="20"/>
     </w:rPr>
   </w:style>
-  <w:style w:type="character" w:default="1" w:styleId="DefaultParagraphFont">
+  <w:style w:type="character" w:styleId="DefaultParagraphFont" w:default="1">
     <w:name w:val="Default Paragraph Font"/>
     <w:uiPriority w:val="1"/>
     <w:semiHidden/>
     <w:unhideWhenUsed/>
   </w:style>
-  <w:style w:type="table" w:default="1" w:styleId="TableNormal">
+  <w:style w:type="table" w:styleId="TableNormal" w:default="1">
     <w:name w:val="Normal Table"/>
     <w:uiPriority w:val="99"/>
     <w:semiHidden/>
@@ -3567,7 +3466,7 @@
       </w:tblCellMar>
     </w:tblPr>
   </w:style>
-  <w:style w:type="numbering" w:default="1" w:styleId="NoList">
+  <w:style w:type="numbering" w:styleId="NoList" w:default="1">
     <w:name w:val="No List"/>
     <w:uiPriority w:val="99"/>
     <w:semiHidden/>
@@ -3588,7 +3487,7 @@
       <w:spacing w:after="0" w:line="240" w:lineRule="auto"/>
     </w:pPr>
   </w:style>
-  <w:style w:type="character" w:customStyle="1" w:styleId="HeaderChar">
+  <w:style w:type="character" w:styleId="HeaderChar" w:customStyle="1">
     <w:name w:val="Header Char"/>
     <w:basedOn w:val="DefaultParagraphFont"/>
     <w:link w:val="Header"/>
@@ -3610,7 +3509,7 @@
       <w:spacing w:after="0" w:line="240" w:lineRule="auto"/>
     </w:pPr>
   </w:style>
-  <w:style w:type="character" w:customStyle="1" w:styleId="FooterChar">
+  <w:style w:type="character" w:styleId="FooterChar" w:customStyle="1">
     <w:name w:val="Footer Char"/>
     <w:basedOn w:val="DefaultParagraphFont"/>
     <w:link w:val="Footer"/>
@@ -3626,14 +3525,14 @@
       <w:spacing w:after="0" w:line="240" w:lineRule="auto"/>
     </w:pPr>
   </w:style>
-  <w:style w:type="character" w:customStyle="1" w:styleId="Heading1Char">
+  <w:style w:type="character" w:styleId="Heading1Char" w:customStyle="1">
     <w:name w:val="Heading 1 Char"/>
     <w:basedOn w:val="DefaultParagraphFont"/>
     <w:link w:val="Heading1"/>
     <w:uiPriority w:val="9"/>
     <w:rsid w:val="00FC693F"/>
     <w:rPr>
-      <w:rFonts w:asciiTheme="majorHAnsi" w:eastAsiaTheme="majorEastAsia" w:hAnsiTheme="majorHAnsi" w:cstheme="majorBidi"/>
+      <w:rFonts w:asciiTheme="majorHAnsi" w:hAnsiTheme="majorHAnsi" w:eastAsiaTheme="majorEastAsia" w:cstheme="majorBidi"/>
       <w:b/>
       <w:bCs/>
       <w:color w:val="365F91" w:themeColor="accent1" w:themeShade="BF"/>
@@ -3641,14 +3540,14 @@
       <w:szCs w:val="28"/>
     </w:rPr>
   </w:style>
-  <w:style w:type="character" w:customStyle="1" w:styleId="Heading2Char">
+  <w:style w:type="character" w:styleId="Heading2Char" w:customStyle="1">
     <w:name w:val="Heading 2 Char"/>
     <w:basedOn w:val="DefaultParagraphFont"/>
     <w:link w:val="Heading2"/>
     <w:uiPriority w:val="9"/>
     <w:rsid w:val="00FC693F"/>
     <w:rPr>
-      <w:rFonts w:asciiTheme="majorHAnsi" w:eastAsiaTheme="majorEastAsia" w:hAnsiTheme="majorHAnsi" w:cstheme="majorBidi"/>
+      <w:rFonts w:asciiTheme="majorHAnsi" w:hAnsiTheme="majorHAnsi" w:eastAsiaTheme="majorEastAsia" w:cstheme="majorBidi"/>
       <w:b/>
       <w:bCs/>
       <w:color w:val="4F81BD" w:themeColor="accent1"/>
@@ -3656,14 +3555,14 @@
       <w:szCs w:val="26"/>
     </w:rPr>
   </w:style>
-  <w:style w:type="character" w:customStyle="1" w:styleId="Heading3Char">
+  <w:style w:type="character" w:styleId="Heading3Char" w:customStyle="1">
     <w:name w:val="Heading 3 Char"/>
     <w:basedOn w:val="DefaultParagraphFont"/>
     <w:link w:val="Heading3"/>
     <w:uiPriority w:val="9"/>
     <w:rsid w:val="00FC693F"/>
     <w:rPr>
-      <w:rFonts w:asciiTheme="majorHAnsi" w:eastAsiaTheme="majorEastAsia" w:hAnsiTheme="majorHAnsi" w:cstheme="majorBidi"/>
+      <w:rFonts w:asciiTheme="majorHAnsi" w:hAnsiTheme="majorHAnsi" w:eastAsiaTheme="majorEastAsia" w:cstheme="majorBidi"/>
       <w:b/>
       <w:bCs/>
       <w:color w:val="4F81BD" w:themeColor="accent1"/>
@@ -3679,13 +3578,13 @@
     <w:rsid w:val="00FC693F"/>
     <w:pPr>
       <w:pBdr>
-        <w:bottom w:val="single" w:sz="8" w:space="4" w:color="4F81BD" w:themeColor="accent1"/>
+        <w:bottom w:val="single" w:color="4F81BD" w:themeColor="accent1" w:sz="8" w:space="4"/>
       </w:pBdr>
       <w:spacing w:after="300" w:line="240" w:lineRule="auto"/>
       <w:contextualSpacing/>
     </w:pPr>
     <w:rPr>
-      <w:rFonts w:asciiTheme="majorHAnsi" w:eastAsiaTheme="majorEastAsia" w:hAnsiTheme="majorHAnsi" w:cstheme="majorBidi"/>
+      <w:rFonts w:asciiTheme="majorHAnsi" w:hAnsiTheme="majorHAnsi" w:eastAsiaTheme="majorEastAsia" w:cstheme="majorBidi"/>
       <w:color w:val="17365D" w:themeColor="text2" w:themeShade="BF"/>
       <w:spacing w:val="5"/>
       <w:kern w:val="28"/>
@@ -3693,14 +3592,14 @@
       <w:szCs w:val="52"/>
     </w:rPr>
   </w:style>
-  <w:style w:type="character" w:customStyle="1" w:styleId="TitleChar">
+  <w:style w:type="character" w:styleId="TitleChar" w:customStyle="1">
     <w:name w:val="Title Char"/>
     <w:basedOn w:val="DefaultParagraphFont"/>
     <w:link w:val="Title"/>
     <w:uiPriority w:val="10"/>
     <w:rsid w:val="00FC693F"/>
     <w:rPr>
-      <w:rFonts w:asciiTheme="majorHAnsi" w:eastAsiaTheme="majorEastAsia" w:hAnsiTheme="majorHAnsi" w:cstheme="majorBidi"/>
+      <w:rFonts w:asciiTheme="majorHAnsi" w:hAnsiTheme="majorHAnsi" w:eastAsiaTheme="majorEastAsia" w:cstheme="majorBidi"/>
       <w:color w:val="17365D" w:themeColor="text2" w:themeShade="BF"/>
       <w:spacing w:val="5"/>
       <w:kern w:val="28"/>
@@ -3722,7 +3621,7 @@
       </w:numPr>
     </w:pPr>
     <w:rPr>
-      <w:rFonts w:asciiTheme="majorHAnsi" w:eastAsiaTheme="majorEastAsia" w:hAnsiTheme="majorHAnsi" w:cstheme="majorBidi"/>
+      <w:rFonts w:asciiTheme="majorHAnsi" w:hAnsiTheme="majorHAnsi" w:eastAsiaTheme="majorEastAsia" w:cstheme="majorBidi"/>
       <w:i/>
       <w:iCs/>
       <w:color w:val="4F81BD" w:themeColor="accent1"/>
@@ -3731,14 +3630,14 @@
       <w:szCs w:val="24"/>
     </w:rPr>
   </w:style>
-  <w:style w:type="character" w:customStyle="1" w:styleId="SubtitleChar">
+  <w:style w:type="character" w:styleId="SubtitleChar" w:customStyle="1">
     <w:name w:val="Subtitle Char"/>
     <w:basedOn w:val="DefaultParagraphFont"/>
     <w:link w:val="Subtitle"/>
     <w:uiPriority w:val="11"/>
     <w:rsid w:val="00FC693F"/>
     <w:rPr>
-      <w:rFonts w:asciiTheme="majorHAnsi" w:eastAsiaTheme="majorEastAsia" w:hAnsiTheme="majorHAnsi" w:cstheme="majorBidi"/>
+      <w:rFonts w:asciiTheme="majorHAnsi" w:hAnsiTheme="majorHAnsi" w:eastAsiaTheme="majorEastAsia" w:cstheme="majorBidi"/>
       <w:i/>
       <w:iCs/>
       <w:color w:val="4F81BD" w:themeColor="accent1"/>
@@ -3769,7 +3668,7 @@
       <w:spacing w:after="120"/>
     </w:pPr>
   </w:style>
-  <w:style w:type="character" w:customStyle="1" w:styleId="BodyTextChar">
+  <w:style w:type="character" w:styleId="BodyTextChar" w:customStyle="1">
     <w:name w:val="Body Text Char"/>
     <w:basedOn w:val="DefaultParagraphFont"/>
     <w:link w:val="BodyText"/>
@@ -3787,7 +3686,7 @@
       <w:spacing w:after="120" w:line="480" w:lineRule="auto"/>
     </w:pPr>
   </w:style>
-  <w:style w:type="character" w:customStyle="1" w:styleId="BodyText2Char">
+  <w:style w:type="character" w:styleId="BodyText2Char" w:customStyle="1">
     <w:name w:val="Body Text 2 Char"/>
     <w:basedOn w:val="DefaultParagraphFont"/>
     <w:link w:val="BodyText2"/>
@@ -3809,7 +3708,7 @@
       <w:szCs w:val="16"/>
     </w:rPr>
   </w:style>
-  <w:style w:type="character" w:customStyle="1" w:styleId="BodyText3Char">
+  <w:style w:type="character" w:styleId="BodyText3Char" w:customStyle="1">
     <w:name w:val="Body Text 3 Char"/>
     <w:basedOn w:val="DefaultParagraphFont"/>
     <w:link w:val="BodyText3"/>
@@ -3990,7 +3889,7 @@
       <w:szCs w:val="20"/>
     </w:rPr>
   </w:style>
-  <w:style w:type="character" w:customStyle="1" w:styleId="MacroTextChar">
+  <w:style w:type="character" w:styleId="MacroTextChar" w:customStyle="1">
     <w:name w:val="Macro Text Char"/>
     <w:basedOn w:val="DefaultParagraphFont"/>
     <w:link w:val="MacroText"/>
@@ -4016,7 +3915,7 @@
       <w:color w:val="000000" w:themeColor="text1"/>
     </w:rPr>
   </w:style>
-  <w:style w:type="character" w:customStyle="1" w:styleId="QuoteChar">
+  <w:style w:type="character" w:styleId="QuoteChar" w:customStyle="1">
     <w:name w:val="Quote Char"/>
     <w:basedOn w:val="DefaultParagraphFont"/>
     <w:link w:val="Quote"/>
@@ -4028,7 +3927,7 @@
       <w:color w:val="000000" w:themeColor="text1"/>
     </w:rPr>
   </w:style>
-  <w:style w:type="character" w:customStyle="1" w:styleId="Heading4Char">
+  <w:style w:type="character" w:styleId="Heading4Char" w:customStyle="1">
     <w:name w:val="Heading 4 Char"/>
     <w:basedOn w:val="DefaultParagraphFont"/>
     <w:link w:val="Heading4"/>
@@ -4036,7 +3935,7 @@
     <w:semiHidden/>
     <w:rsid w:val="00FC693F"/>
     <w:rPr>
-      <w:rFonts w:asciiTheme="majorHAnsi" w:eastAsiaTheme="majorEastAsia" w:hAnsiTheme="majorHAnsi" w:cstheme="majorBidi"/>
+      <w:rFonts w:asciiTheme="majorHAnsi" w:hAnsiTheme="majorHAnsi" w:eastAsiaTheme="majorEastAsia" w:cstheme="majorBidi"/>
       <w:b/>
       <w:bCs/>
       <w:i/>
@@ -4044,7 +3943,7 @@
       <w:color w:val="4F81BD" w:themeColor="accent1"/>
     </w:rPr>
   </w:style>
-  <w:style w:type="character" w:customStyle="1" w:styleId="Heading5Char">
+  <w:style w:type="character" w:styleId="Heading5Char" w:customStyle="1">
     <w:name w:val="Heading 5 Char"/>
     <w:basedOn w:val="DefaultParagraphFont"/>
     <w:link w:val="Heading5"/>
@@ -4052,11 +3951,11 @@
     <w:semiHidden/>
     <w:rsid w:val="00FC693F"/>
     <w:rPr>
-      <w:rFonts w:asciiTheme="majorHAnsi" w:eastAsiaTheme="majorEastAsia" w:hAnsiTheme="majorHAnsi" w:cstheme="majorBidi"/>
+      <w:rFonts w:asciiTheme="majorHAnsi" w:hAnsiTheme="majorHAnsi" w:eastAsiaTheme="majorEastAsia" w:cstheme="majorBidi"/>
       <w:color w:val="243F60" w:themeColor="accent1" w:themeShade="7F"/>
     </w:rPr>
   </w:style>
-  <w:style w:type="character" w:customStyle="1" w:styleId="Heading6Char">
+  <w:style w:type="character" w:styleId="Heading6Char" w:customStyle="1">
     <w:name w:val="Heading 6 Char"/>
     <w:basedOn w:val="DefaultParagraphFont"/>
     <w:link w:val="Heading6"/>
@@ -4064,13 +3963,13 @@
     <w:semiHidden/>
     <w:rsid w:val="00FC693F"/>
     <w:rPr>
-      <w:rFonts w:asciiTheme="majorHAnsi" w:eastAsiaTheme="majorEastAsia" w:hAnsiTheme="majorHAnsi" w:cstheme="majorBidi"/>
+      <w:rFonts w:asciiTheme="majorHAnsi" w:hAnsiTheme="majorHAnsi" w:eastAsiaTheme="majorEastAsia" w:cstheme="majorBidi"/>
       <w:i/>
       <w:iCs/>
       <w:color w:val="243F60" w:themeColor="accent1" w:themeShade="7F"/>
     </w:rPr>
   </w:style>
-  <w:style w:type="character" w:customStyle="1" w:styleId="Heading7Char">
+  <w:style w:type="character" w:styleId="Heading7Char" w:customStyle="1">
     <w:name w:val="Heading 7 Char"/>
     <w:basedOn w:val="DefaultParagraphFont"/>
     <w:link w:val="Heading7"/>
@@ -4078,13 +3977,13 @@
     <w:semiHidden/>
     <w:rsid w:val="00FC693F"/>
     <w:rPr>
-      <w:rFonts w:asciiTheme="majorHAnsi" w:eastAsiaTheme="majorEastAsia" w:hAnsiTheme="majorHAnsi" w:cstheme="majorBidi"/>
+      <w:rFonts w:asciiTheme="majorHAnsi" w:hAnsiTheme="majorHAnsi" w:eastAsiaTheme="majorEastAsia" w:cstheme="majorBidi"/>
       <w:i/>
       <w:iCs/>
       <w:color w:val="404040" w:themeColor="text1" w:themeTint="BF"/>
     </w:rPr>
   </w:style>
-  <w:style w:type="character" w:customStyle="1" w:styleId="Heading8Char">
+  <w:style w:type="character" w:styleId="Heading8Char" w:customStyle="1">
     <w:name w:val="Heading 8 Char"/>
     <w:basedOn w:val="DefaultParagraphFont"/>
     <w:link w:val="Heading8"/>
@@ -4092,13 +3991,13 @@
     <w:semiHidden/>
     <w:rsid w:val="00FC693F"/>
     <w:rPr>
-      <w:rFonts w:asciiTheme="majorHAnsi" w:eastAsiaTheme="majorEastAsia" w:hAnsiTheme="majorHAnsi" w:cstheme="majorBidi"/>
+      <w:rFonts w:asciiTheme="majorHAnsi" w:hAnsiTheme="majorHAnsi" w:eastAsiaTheme="majorEastAsia" w:cstheme="majorBidi"/>
       <w:color w:val="4F81BD" w:themeColor="accent1"/>
       <w:sz w:val="20"/>
       <w:szCs w:val="20"/>
     </w:rPr>
   </w:style>
-  <w:style w:type="character" w:customStyle="1" w:styleId="Heading9Char">
+  <w:style w:type="character" w:styleId="Heading9Char" w:customStyle="1">
     <w:name w:val="Heading 9 Char"/>
     <w:basedOn w:val="DefaultParagraphFont"/>
     <w:link w:val="Heading9"/>
@@ -4106,7 +4005,7 @@
     <w:semiHidden/>
     <w:rsid w:val="00FC693F"/>
     <w:rPr>
-      <w:rFonts w:asciiTheme="majorHAnsi" w:eastAsiaTheme="majorEastAsia" w:hAnsiTheme="majorHAnsi" w:cstheme="majorBidi"/>
+      <w:rFonts w:asciiTheme="majorHAnsi" w:hAnsiTheme="majorHAnsi" w:eastAsiaTheme="majorEastAsia" w:cstheme="majorBidi"/>
       <w:i/>
       <w:iCs/>
       <w:color w:val="404040" w:themeColor="text1" w:themeTint="BF"/>
@@ -4166,7 +4065,7 @@
     <w:rsid w:val="00FC693F"/>
     <w:pPr>
       <w:pBdr>
-        <w:bottom w:val="single" w:sz="4" w:space="4" w:color="4F81BD" w:themeColor="accent1"/>
+        <w:bottom w:val="single" w:color="4F81BD" w:themeColor="accent1" w:sz="4" w:space="4"/>
       </w:pBdr>
       <w:spacing w:before="200" w:after="280"/>
       <w:ind w:left="936" w:right="936"/>
@@ -4179,7 +4078,7 @@
       <w:color w:val="4F81BD" w:themeColor="accent1"/>
     </w:rPr>
   </w:style>
-  <w:style w:type="character" w:customStyle="1" w:styleId="IntenseQuoteChar">
+  <w:style w:type="character" w:styleId="IntenseQuoteChar" w:customStyle="1">
     <w:name w:val="Intense Quote Char"/>
     <w:basedOn w:val="DefaultParagraphFont"/>
     <w:link w:val="IntenseQuote"/>
@@ -4282,12 +4181,12 @@
     </w:pPr>
     <w:tblPr>
       <w:tblBorders>
-        <w:top w:val="single" w:sz="4" w:space="0" w:color="auto"/>
-        <w:left w:val="single" w:sz="4" w:space="0" w:color="auto"/>
-        <w:bottom w:val="single" w:sz="4" w:space="0" w:color="auto"/>
-        <w:right w:val="single" w:sz="4" w:space="0" w:color="auto"/>
-        <w:insideH w:val="single" w:sz="4" w:space="0" w:color="auto"/>
-        <w:insideV w:val="single" w:sz="4" w:space="0" w:color="auto"/>
+        <w:top w:val="single" w:color="auto" w:sz="4" w:space="0"/>
+        <w:left w:val="single" w:color="auto" w:sz="4" w:space="0"/>
+        <w:bottom w:val="single" w:color="auto" w:sz="4" w:space="0"/>
+        <w:right w:val="single" w:color="auto" w:sz="4" w:space="0"/>
+        <w:insideH w:val="single" w:color="auto" w:sz="4" w:space="0"/>
+        <w:insideV w:val="single" w:color="auto" w:sz="4" w:space="0"/>
       </w:tblBorders>
     </w:tblPr>
   </w:style>
@@ -4306,8 +4205,8 @@
       <w:tblStyleRowBandSize w:val="1"/>
       <w:tblStyleColBandSize w:val="1"/>
       <w:tblBorders>
-        <w:top w:val="single" w:sz="8" w:space="0" w:color="000000" w:themeColor="text1"/>
-        <w:bottom w:val="single" w:sz="8" w:space="0" w:color="000000" w:themeColor="text1"/>
+        <w:top w:val="single" w:color="000000" w:themeColor="text1" w:sz="8" w:space="0"/>
+        <w:bottom w:val="single" w:color="000000" w:themeColor="text1" w:sz="8" w:space="0"/>
       </w:tblBorders>
     </w:tblPr>
     <w:tblStylePr w:type="firstRow">
@@ -4321,9 +4220,9 @@
       <w:tblPr/>
       <w:tcPr>
         <w:tcBorders>
-          <w:top w:val="single" w:sz="8" w:space="0" w:color="000000" w:themeColor="text1"/>
-          <w:left w:val="nil"/>
-          <w:bottom w:val="single" w:sz="8" w:space="0" w:color="000000" w:themeColor="text1"/>
+          <w:top w:val="single" w:color="000000" w:themeColor="text1" w:sz="8" w:space="0"/>
+          <w:left w:val="nil"/>
+          <w:bottom w:val="single" w:color="000000" w:themeColor="text1" w:sz="8" w:space="0"/>
           <w:right w:val="nil"/>
           <w:insideH w:val="nil"/>
           <w:insideV w:val="nil"/>
@@ -4341,9 +4240,9 @@
       <w:tblPr/>
       <w:tcPr>
         <w:tcBorders>
-          <w:top w:val="single" w:sz="8" w:space="0" w:color="000000" w:themeColor="text1"/>
-          <w:left w:val="nil"/>
-          <w:bottom w:val="single" w:sz="8" w:space="0" w:color="000000" w:themeColor="text1"/>
+          <w:top w:val="single" w:color="000000" w:themeColor="text1" w:sz="8" w:space="0"/>
+          <w:left w:val="nil"/>
+          <w:bottom w:val="single" w:color="000000" w:themeColor="text1" w:sz="8" w:space="0"/>
           <w:right w:val="nil"/>
           <w:insideH w:val="nil"/>
           <w:insideV w:val="nil"/>
@@ -4402,8 +4301,8 @@
       <w:tblStyleRowBandSize w:val="1"/>
       <w:tblStyleColBandSize w:val="1"/>
       <w:tblBorders>
-        <w:top w:val="single" w:sz="8" w:space="0" w:color="4F81BD" w:themeColor="accent1"/>
-        <w:bottom w:val="single" w:sz="8" w:space="0" w:color="4F81BD" w:themeColor="accent1"/>
+        <w:top w:val="single" w:color="4F81BD" w:themeColor="accent1" w:sz="8" w:space="0"/>
+        <w:bottom w:val="single" w:color="4F81BD" w:themeColor="accent1" w:sz="8" w:space="0"/>
       </w:tblBorders>
     </w:tblPr>
     <w:tblStylePr w:type="firstRow">
@@ -4417,9 +4316,9 @@
       <w:tblPr/>
       <w:tcPr>
         <w:tcBorders>
-          <w:top w:val="single" w:sz="8" w:space="0" w:color="4F81BD" w:themeColor="accent1"/>
-          <w:left w:val="nil"/>
-          <w:bottom w:val="single" w:sz="8" w:space="0" w:color="4F81BD" w:themeColor="accent1"/>
+          <w:top w:val="single" w:color="4F81BD" w:themeColor="accent1" w:sz="8" w:space="0"/>
+          <w:left w:val="nil"/>
+          <w:bottom w:val="single" w:color="4F81BD" w:themeColor="accent1" w:sz="8" w:space="0"/>
           <w:right w:val="nil"/>
           <w:insideH w:val="nil"/>
           <w:insideV w:val="nil"/>
@@ -4437,9 +4336,9 @@
       <w:tblPr/>
       <w:tcPr>
         <w:tcBorders>
-          <w:top w:val="single" w:sz="8" w:space="0" w:color="4F81BD" w:themeColor="accent1"/>
-          <w:left w:val="nil"/>
-          <w:bottom w:val="single" w:sz="8" w:space="0" w:color="4F81BD" w:themeColor="accent1"/>
+          <w:top w:val="single" w:color="4F81BD" w:themeColor="accent1" w:sz="8" w:space="0"/>
+          <w:left w:val="nil"/>
+          <w:bottom w:val="single" w:color="4F81BD" w:themeColor="accent1" w:sz="8" w:space="0"/>
           <w:right w:val="nil"/>
           <w:insideH w:val="nil"/>
           <w:insideV w:val="nil"/>
@@ -4498,8 +4397,8 @@
       <w:tblStyleRowBandSize w:val="1"/>
       <w:tblStyleColBandSize w:val="1"/>
       <w:tblBorders>
-        <w:top w:val="single" w:sz="8" w:space="0" w:color="C0504D" w:themeColor="accent2"/>
-        <w:bottom w:val="single" w:sz="8" w:space="0" w:color="C0504D" w:themeColor="accent2"/>
+        <w:top w:val="single" w:color="C0504D" w:themeColor="accent2" w:sz="8" w:space="0"/>
+        <w:bottom w:val="single" w:color="C0504D" w:themeColor="accent2" w:sz="8" w:space="0"/>
       </w:tblBorders>
     </w:tblPr>
     <w:tblStylePr w:type="firstRow">
@@ -4513,9 +4412,9 @@
       <w:tblPr/>
       <w:tcPr>
         <w:tcBorders>
-          <w:top w:val="single" w:sz="8" w:space="0" w:color="C0504D" w:themeColor="accent2"/>
-          <w:left w:val="nil"/>
-          <w:bottom w:val="single" w:sz="8" w:space="0" w:color="C0504D" w:themeColor="accent2"/>
+          <w:top w:val="single" w:color="C0504D" w:themeColor="accent2" w:sz="8" w:space="0"/>
+          <w:left w:val="nil"/>
+          <w:bottom w:val="single" w:color="C0504D" w:themeColor="accent2" w:sz="8" w:space="0"/>
           <w:right w:val="nil"/>
           <w:insideH w:val="nil"/>
           <w:insideV w:val="nil"/>
@@ -4533,9 +4432,9 @@
       <w:tblPr/>
       <w:tcPr>
         <w:tcBorders>
-          <w:top w:val="single" w:sz="8" w:space="0" w:color="C0504D" w:themeColor="accent2"/>
-          <w:left w:val="nil"/>
-          <w:bottom w:val="single" w:sz="8" w:space="0" w:color="C0504D" w:themeColor="accent2"/>
+          <w:top w:val="single" w:color="C0504D" w:themeColor="accent2" w:sz="8" w:space="0"/>
+          <w:left w:val="nil"/>
+          <w:bottom w:val="single" w:color="C0504D" w:themeColor="accent2" w:sz="8" w:space="0"/>
           <w:right w:val="nil"/>
           <w:insideH w:val="nil"/>
           <w:insideV w:val="nil"/>
@@ -4594,8 +4493,8 @@
       <w:tblStyleRowBandSize w:val="1"/>
       <w:tblStyleColBandSize w:val="1"/>
       <w:tblBorders>
-        <w:top w:val="single" w:sz="8" w:space="0" w:color="9BBB59" w:themeColor="accent3"/>
-        <w:bottom w:val="single" w:sz="8" w:space="0" w:color="9BBB59" w:themeColor="accent3"/>
+        <w:top w:val="single" w:color="9BBB59" w:themeColor="accent3" w:sz="8" w:space="0"/>
+        <w:bottom w:val="single" w:color="9BBB59" w:themeColor="accent3" w:sz="8" w:space="0"/>
       </w:tblBorders>
     </w:tblPr>
     <w:tblStylePr w:type="firstRow">
@@ -4609,9 +4508,9 @@
       <w:tblPr/>
       <w:tcPr>
         <w:tcBorders>
-          <w:top w:val="single" w:sz="8" w:space="0" w:color="9BBB59" w:themeColor="accent3"/>
-          <w:left w:val="nil"/>
-          <w:bottom w:val="single" w:sz="8" w:space="0" w:color="9BBB59" w:themeColor="accent3"/>
+          <w:top w:val="single" w:color="9BBB59" w:themeColor="accent3" w:sz="8" w:space="0"/>
+          <w:left w:val="nil"/>
+          <w:bottom w:val="single" w:color="9BBB59" w:themeColor="accent3" w:sz="8" w:space="0"/>
           <w:right w:val="nil"/>
           <w:insideH w:val="nil"/>
           <w:insideV w:val="nil"/>
@@ -4629,9 +4528,9 @@
       <w:tblPr/>
       <w:tcPr>
         <w:tcBorders>
-          <w:top w:val="single" w:sz="8" w:space="0" w:color="9BBB59" w:themeColor="accent3"/>
-          <w:left w:val="nil"/>
-          <w:bottom w:val="single" w:sz="8" w:space="0" w:color="9BBB59" w:themeColor="accent3"/>
+          <w:top w:val="single" w:color="9BBB59" w:themeColor="accent3" w:sz="8" w:space="0"/>
+          <w:left w:val="nil"/>
+          <w:bottom w:val="single" w:color="9BBB59" w:themeColor="accent3" w:sz="8" w:space="0"/>
           <w:right w:val="nil"/>
           <w:insideH w:val="nil"/>
           <w:insideV w:val="nil"/>
@@ -4690,8 +4589,8 @@
       <w:tblStyleRowBandSize w:val="1"/>
       <w:tblStyleColBandSize w:val="1"/>
       <w:tblBorders>
-        <w:top w:val="single" w:sz="8" w:space="0" w:color="8064A2" w:themeColor="accent4"/>
-        <w:bottom w:val="single" w:sz="8" w:space="0" w:color="8064A2" w:themeColor="accent4"/>
+        <w:top w:val="single" w:color="8064A2" w:themeColor="accent4" w:sz="8" w:space="0"/>
+        <w:bottom w:val="single" w:color="8064A2" w:themeColor="accent4" w:sz="8" w:space="0"/>
       </w:tblBorders>
     </w:tblPr>
     <w:tblStylePr w:type="firstRow">
@@ -4705,9 +4604,9 @@
       <w:tblPr/>
       <w:tcPr>
         <w:tcBorders>
-          <w:top w:val="single" w:sz="8" w:space="0" w:color="8064A2" w:themeColor="accent4"/>
-          <w:left w:val="nil"/>
-          <w:bottom w:val="single" w:sz="8" w:space="0" w:color="8064A2" w:themeColor="accent4"/>
+          <w:top w:val="single" w:color="8064A2" w:themeColor="accent4" w:sz="8" w:space="0"/>
+          <w:left w:val="nil"/>
+          <w:bottom w:val="single" w:color="8064A2" w:themeColor="accent4" w:sz="8" w:space="0"/>
           <w:right w:val="nil"/>
           <w:insideH w:val="nil"/>
           <w:insideV w:val="nil"/>
@@ -4725,9 +4624,9 @@
       <w:tblPr/>
       <w:tcPr>
         <w:tcBorders>
-          <w:top w:val="single" w:sz="8" w:space="0" w:color="8064A2" w:themeColor="accent4"/>
-          <w:left w:val="nil"/>
-          <w:bottom w:val="single" w:sz="8" w:space="0" w:color="8064A2" w:themeColor="accent4"/>
+          <w:top w:val="single" w:color="8064A2" w:themeColor="accent4" w:sz="8" w:space="0"/>
+          <w:left w:val="nil"/>
+          <w:bottom w:val="single" w:color="8064A2" w:themeColor="accent4" w:sz="8" w:space="0"/>
           <w:right w:val="nil"/>
           <w:insideH w:val="nil"/>
           <w:insideV w:val="nil"/>
@@ -4786,8 +4685,8 @@
       <w:tblStyleRowBandSize w:val="1"/>
       <w:tblStyleColBandSize w:val="1"/>
       <w:tblBorders>
-        <w:top w:val="single" w:sz="8" w:space="0" w:color="4BACC6" w:themeColor="accent5"/>
-        <w:bottom w:val="single" w:sz="8" w:space="0" w:color="4BACC6" w:themeColor="accent5"/>
+        <w:top w:val="single" w:color="4BACC6" w:themeColor="accent5" w:sz="8" w:space="0"/>
+        <w:bottom w:val="single" w:color="4BACC6" w:themeColor="accent5" w:sz="8" w:space="0"/>
       </w:tblBorders>
     </w:tblPr>
     <w:tblStylePr w:type="firstRow">
@@ -4801,9 +4700,9 @@
       <w:tblPr/>
       <w:tcPr>
         <w:tcBorders>
-          <w:top w:val="single" w:sz="8" w:space="0" w:color="4BACC6" w:themeColor="accent5"/>
-          <w:left w:val="nil"/>
-          <w:bottom w:val="single" w:sz="8" w:space="0" w:color="4BACC6" w:themeColor="accent5"/>
+          <w:top w:val="single" w:color="4BACC6" w:themeColor="accent5" w:sz="8" w:space="0"/>
+          <w:left w:val="nil"/>
+          <w:bottom w:val="single" w:color="4BACC6" w:themeColor="accent5" w:sz="8" w:space="0"/>
           <w:right w:val="nil"/>
           <w:insideH w:val="nil"/>
           <w:insideV w:val="nil"/>
@@ -4821,9 +4720,9 @@
       <w:tblPr/>
       <w:tcPr>
         <w:tcBorders>
-          <w:top w:val="single" w:sz="8" w:space="0" w:color="4BACC6" w:themeColor="accent5"/>
-          <w:left w:val="nil"/>
-          <w:bottom w:val="single" w:sz="8" w:space="0" w:color="4BACC6" w:themeColor="accent5"/>
+          <w:top w:val="single" w:color="4BACC6" w:themeColor="accent5" w:sz="8" w:space="0"/>
+          <w:left w:val="nil"/>
+          <w:bottom w:val="single" w:color="4BACC6" w:themeColor="accent5" w:sz="8" w:space="0"/>
           <w:right w:val="nil"/>
           <w:insideH w:val="nil"/>
           <w:insideV w:val="nil"/>
@@ -4882,8 +4781,8 @@
       <w:tblStyleRowBandSize w:val="1"/>
       <w:tblStyleColBandSize w:val="1"/>
       <w:tblBorders>
-        <w:top w:val="single" w:sz="8" w:space="0" w:color="F79646" w:themeColor="accent6"/>
-        <w:bottom w:val="single" w:sz="8" w:space="0" w:color="F79646" w:themeColor="accent6"/>
+        <w:top w:val="single" w:color="F79646" w:themeColor="accent6" w:sz="8" w:space="0"/>
+        <w:bottom w:val="single" w:color="F79646" w:themeColor="accent6" w:sz="8" w:space="0"/>
       </w:tblBorders>
     </w:tblPr>
     <w:tblStylePr w:type="firstRow">
@@ -4897,9 +4796,9 @@
       <w:tblPr/>
       <w:tcPr>
         <w:tcBorders>
-          <w:top w:val="single" w:sz="8" w:space="0" w:color="F79646" w:themeColor="accent6"/>
-          <w:left w:val="nil"/>
-          <w:bottom w:val="single" w:sz="8" w:space="0" w:color="F79646" w:themeColor="accent6"/>
+          <w:top w:val="single" w:color="F79646" w:themeColor="accent6" w:sz="8" w:space="0"/>
+          <w:left w:val="nil"/>
+          <w:bottom w:val="single" w:color="F79646" w:themeColor="accent6" w:sz="8" w:space="0"/>
           <w:right w:val="nil"/>
           <w:insideH w:val="nil"/>
           <w:insideV w:val="nil"/>
@@ -4917,9 +4816,9 @@
       <w:tblPr/>
       <w:tcPr>
         <w:tcBorders>
-          <w:top w:val="single" w:sz="8" w:space="0" w:color="F79646" w:themeColor="accent6"/>
-          <w:left w:val="nil"/>
-          <w:bottom w:val="single" w:sz="8" w:space="0" w:color="F79646" w:themeColor="accent6"/>
+          <w:top w:val="single" w:color="F79646" w:themeColor="accent6" w:sz="8" w:space="0"/>
+          <w:left w:val="nil"/>
+          <w:bottom w:val="single" w:color="F79646" w:themeColor="accent6" w:sz="8" w:space="0"/>
           <w:right w:val="nil"/>
           <w:insideH w:val="nil"/>
           <w:insideV w:val="nil"/>
@@ -4975,10 +4874,10 @@
       <w:tblStyleRowBandSize w:val="1"/>
       <w:tblStyleColBandSize w:val="1"/>
       <w:tblBorders>
-        <w:top w:val="single" w:sz="8" w:space="0" w:color="000000" w:themeColor="text1"/>
-        <w:left w:val="single" w:sz="8" w:space="0" w:color="000000" w:themeColor="text1"/>
-        <w:bottom w:val="single" w:sz="8" w:space="0" w:color="000000" w:themeColor="text1"/>
-        <w:right w:val="single" w:sz="8" w:space="0" w:color="000000" w:themeColor="text1"/>
+        <w:top w:val="single" w:color="000000" w:themeColor="text1" w:sz="8" w:space="0"/>
+        <w:left w:val="single" w:color="000000" w:themeColor="text1" w:sz="8" w:space="0"/>
+        <w:bottom w:val="single" w:color="000000" w:themeColor="text1" w:sz="8" w:space="0"/>
+        <w:right w:val="single" w:color="000000" w:themeColor="text1" w:sz="8" w:space="0"/>
       </w:tblBorders>
     </w:tblPr>
     <w:tblStylePr w:type="firstRow">
@@ -5006,10 +4905,10 @@
       <w:tblPr/>
       <w:tcPr>
         <w:tcBorders>
-          <w:top w:val="double" w:sz="6" w:space="0" w:color="000000" w:themeColor="text1"/>
-          <w:left w:val="single" w:sz="8" w:space="0" w:color="000000" w:themeColor="text1"/>
-          <w:bottom w:val="single" w:sz="8" w:space="0" w:color="000000" w:themeColor="text1"/>
-          <w:right w:val="single" w:sz="8" w:space="0" w:color="000000" w:themeColor="text1"/>
+          <w:top w:val="double" w:color="000000" w:themeColor="text1" w:sz="6" w:space="0"/>
+          <w:left w:val="single" w:color="000000" w:themeColor="text1" w:sz="8" w:space="0"/>
+          <w:bottom w:val="single" w:color="000000" w:themeColor="text1" w:sz="8" w:space="0"/>
+          <w:right w:val="single" w:color="000000" w:themeColor="text1" w:sz="8" w:space="0"/>
         </w:tcBorders>
       </w:tcPr>
     </w:tblStylePr>
@@ -5029,10 +4928,10 @@
       <w:tblPr/>
       <w:tcPr>
         <w:tcBorders>
-          <w:top w:val="single" w:sz="8" w:space="0" w:color="000000" w:themeColor="text1"/>
-          <w:left w:val="single" w:sz="8" w:space="0" w:color="000000" w:themeColor="text1"/>
-          <w:bottom w:val="single" w:sz="8" w:space="0" w:color="000000" w:themeColor="text1"/>
-          <w:right w:val="single" w:sz="8" w:space="0" w:color="000000" w:themeColor="text1"/>
+          <w:top w:val="single" w:color="000000" w:themeColor="text1" w:sz="8" w:space="0"/>
+          <w:left w:val="single" w:color="000000" w:themeColor="text1" w:sz="8" w:space="0"/>
+          <w:bottom w:val="single" w:color="000000" w:themeColor="text1" w:sz="8" w:space="0"/>
+          <w:right w:val="single" w:color="000000" w:themeColor="text1" w:sz="8" w:space="0"/>
         </w:tcBorders>
       </w:tcPr>
     </w:tblStylePr>
@@ -5040,10 +4939,10 @@
       <w:tblPr/>
       <w:tcPr>
         <w:tcBorders>
-          <w:top w:val="single" w:sz="8" w:space="0" w:color="000000" w:themeColor="text1"/>
-          <w:left w:val="single" w:sz="8" w:space="0" w:color="000000" w:themeColor="text1"/>
-          <w:bottom w:val="single" w:sz="8" w:space="0" w:color="000000" w:themeColor="text1"/>
-          <w:right w:val="single" w:sz="8" w:space="0" w:color="000000" w:themeColor="text1"/>
+          <w:top w:val="single" w:color="000000" w:themeColor="text1" w:sz="8" w:space="0"/>
+          <w:left w:val="single" w:color="000000" w:themeColor="text1" w:sz="8" w:space="0"/>
+          <w:bottom w:val="single" w:color="000000" w:themeColor="text1" w:sz="8" w:space="0"/>
+          <w:right w:val="single" w:color="000000" w:themeColor="text1" w:sz="8" w:space="0"/>
         </w:tcBorders>
       </w:tcPr>
     </w:tblStylePr>
@@ -5060,10 +4959,10 @@
       <w:tblStyleRowBandSize w:val="1"/>
       <w:tblStyleColBandSize w:val="1"/>
       <w:tblBorders>
-        <w:top w:val="single" w:sz="8" w:space="0" w:color="4F81BD" w:themeColor="accent1"/>
-        <w:left w:val="single" w:sz="8" w:space="0" w:color="4F81BD" w:themeColor="accent1"/>
-        <w:bottom w:val="single" w:sz="8" w:space="0" w:color="4F81BD" w:themeColor="accent1"/>
-        <w:right w:val="single" w:sz="8" w:space="0" w:color="4F81BD" w:themeColor="accent1"/>
+        <w:top w:val="single" w:color="4F81BD" w:themeColor="accent1" w:sz="8" w:space="0"/>
+        <w:left w:val="single" w:color="4F81BD" w:themeColor="accent1" w:sz="8" w:space="0"/>
+        <w:bottom w:val="single" w:color="4F81BD" w:themeColor="accent1" w:sz="8" w:space="0"/>
+        <w:right w:val="single" w:color="4F81BD" w:themeColor="accent1" w:sz="8" w:space="0"/>
       </w:tblBorders>
     </w:tblPr>
     <w:tblStylePr w:type="firstRow">
@@ -5091,10 +4990,10 @@
       <w:tblPr/>
       <w:tcPr>
         <w:tcBorders>
-          <w:top w:val="double" w:sz="6" w:space="0" w:color="4F81BD" w:themeColor="accent1"/>
-          <w:left w:val="single" w:sz="8" w:space="0" w:color="4F81BD" w:themeColor="accent1"/>
-          <w:bottom w:val="single" w:sz="8" w:space="0" w:color="4F81BD" w:themeColor="accent1"/>
-          <w:right w:val="single" w:sz="8" w:space="0" w:color="4F81BD" w:themeColor="accent1"/>
+          <w:top w:val="double" w:color="4F81BD" w:themeColor="accent1" w:sz="6" w:space="0"/>
+          <w:left w:val="single" w:color="4F81BD" w:themeColor="accent1" w:sz="8" w:space="0"/>
+          <w:bottom w:val="single" w:color="4F81BD" w:themeColor="accent1" w:sz="8" w:space="0"/>
+          <w:right w:val="single" w:color="4F81BD" w:themeColor="accent1" w:sz="8" w:space="0"/>
         </w:tcBorders>
       </w:tcPr>
     </w:tblStylePr>
@@ -5114,10 +5013,10 @@
       <w:tblPr/>
       <w:tcPr>
         <w:tcBorders>
-          <w:top w:val="single" w:sz="8" w:space="0" w:color="4F81BD" w:themeColor="accent1"/>
-          <w:left w:val="single" w:sz="8" w:space="0" w:color="4F81BD" w:themeColor="accent1"/>
-          <w:bottom w:val="single" w:sz="8" w:space="0" w:color="4F81BD" w:themeColor="accent1"/>
-          <w:right w:val="single" w:sz="8" w:space="0" w:color="4F81BD" w:themeColor="accent1"/>
+          <w:top w:val="single" w:color="4F81BD" w:themeColor="accent1" w:sz="8" w:space="0"/>
+          <w:left w:val="single" w:color="4F81BD" w:themeColor="accent1" w:sz="8" w:space="0"/>
+          <w:bottom w:val="single" w:color="4F81BD" w:themeColor="accent1" w:sz="8" w:space="0"/>
+          <w:right w:val="single" w:color="4F81BD" w:themeColor="accent1" w:sz="8" w:space="0"/>
         </w:tcBorders>
       </w:tcPr>
     </w:tblStylePr>
@@ -5125,10 +5024,10 @@
       <w:tblPr/>
       <w:tcPr>
         <w:tcBorders>
-          <w:top w:val="single" w:sz="8" w:space="0" w:color="4F81BD" w:themeColor="accent1"/>
-          <w:left w:val="single" w:sz="8" w:space="0" w:color="4F81BD" w:themeColor="accent1"/>
-          <w:bottom w:val="single" w:sz="8" w:space="0" w:color="4F81BD" w:themeColor="accent1"/>
-          <w:right w:val="single" w:sz="8" w:space="0" w:color="4F81BD" w:themeColor="accent1"/>
+          <w:top w:val="single" w:color="4F81BD" w:themeColor="accent1" w:sz="8" w:space="0"/>
+          <w:left w:val="single" w:color="4F81BD" w:themeColor="accent1" w:sz="8" w:space="0"/>
+          <w:bottom w:val="single" w:color="4F81BD" w:themeColor="accent1" w:sz="8" w:space="0"/>
+          <w:right w:val="single" w:color="4F81BD" w:themeColor="accent1" w:sz="8" w:space="0"/>
         </w:tcBorders>
       </w:tcPr>
     </w:tblStylePr>
@@ -5145,10 +5044,10 @@
       <w:tblStyleRowBandSize w:val="1"/>
       <w:tblStyleColBandSize w:val="1"/>
       <w:tblBorders>
-        <w:top w:val="single" w:sz="8" w:space="0" w:color="C0504D" w:themeColor="accent2"/>
-        <w:left w:val="single" w:sz="8" w:space="0" w:color="C0504D" w:themeColor="accent2"/>
-        <w:bottom w:val="single" w:sz="8" w:space="0" w:color="C0504D" w:themeColor="accent2"/>
-        <w:right w:val="single" w:sz="8" w:space="0" w:color="C0504D" w:themeColor="accent2"/>
+        <w:top w:val="single" w:color="C0504D" w:themeColor="accent2" w:sz="8" w:space="0"/>
+        <w:left w:val="single" w:color="C0504D" w:themeColor="accent2" w:sz="8" w:space="0"/>
+        <w:bottom w:val="single" w:color="C0504D" w:themeColor="accent2" w:sz="8" w:space="0"/>
+        <w:right w:val="single" w:color="C0504D" w:themeColor="accent2" w:sz="8" w:space="0"/>
       </w:tblBorders>
     </w:tblPr>
     <w:tblStylePr w:type="firstRow">
@@ -5176,10 +5075,10 @@
       <w:tblPr/>
       <w:tcPr>
         <w:tcBorders>
-          <w:top w:val="double" w:sz="6" w:space="0" w:color="C0504D" w:themeColor="accent2"/>
-          <w:left w:val="single" w:sz="8" w:space="0" w:color="C0504D" w:themeColor="accent2"/>
-          <w:bottom w:val="single" w:sz="8" w:space="0" w:color="C0504D" w:themeColor="accent2"/>
-          <w:right w:val="single" w:sz="8" w:space="0" w:color="C0504D" w:themeColor="accent2"/>
+          <w:top w:val="double" w:color="C0504D" w:themeColor="accent2" w:sz="6" w:space="0"/>
+          <w:left w:val="single" w:color="C0504D" w:themeColor="accent2" w:sz="8" w:space="0"/>
+          <w:bottom w:val="single" w:color="C0504D" w:themeColor="accent2" w:sz="8" w:space="0"/>
+          <w:right w:val="single" w:color="C0504D" w:themeColor="accent2" w:sz="8" w:space="0"/>
         </w:tcBorders>
       </w:tcPr>
     </w:tblStylePr>
@@ -5199,10 +5098,10 @@
       <w:tblPr/>
       <w:tcPr>
         <w:tcBorders>
-          <w:top w:val="single" w:sz="8" w:space="0" w:color="C0504D" w:themeColor="accent2"/>
-          <w:left w:val="single" w:sz="8" w:space="0" w:color="C0504D" w:themeColor="accent2"/>
-          <w:bottom w:val="single" w:sz="8" w:space="0" w:color="C0504D" w:themeColor="accent2"/>
-          <w:right w:val="single" w:sz="8" w:space="0" w:color="C0504D" w:themeColor="accent2"/>
+          <w:top w:val="single" w:color="C0504D" w:themeColor="accent2" w:sz="8" w:space="0"/>
+          <w:left w:val="single" w:color="C0504D" w:themeColor="accent2" w:sz="8" w:space="0"/>
+          <w:bottom w:val="single" w:color="C0504D" w:themeColor="accent2" w:sz="8" w:space="0"/>
+          <w:right w:val="single" w:color="C0504D" w:themeColor="accent2" w:sz="8" w:space="0"/>
         </w:tcBorders>
       </w:tcPr>
     </w:tblStylePr>
@@ -5210,10 +5109,10 @@
       <w:tblPr/>
       <w:tcPr>
         <w:tcBorders>
-          <w:top w:val="single" w:sz="8" w:space="0" w:color="C0504D" w:themeColor="accent2"/>
-          <w:left w:val="single" w:sz="8" w:space="0" w:color="C0504D" w:themeColor="accent2"/>
-          <w:bottom w:val="single" w:sz="8" w:space="0" w:color="C0504D" w:themeColor="accent2"/>
-          <w:right w:val="single" w:sz="8" w:space="0" w:color="C0504D" w:themeColor="accent2"/>
+          <w:top w:val="single" w:color="C0504D" w:themeColor="accent2" w:sz="8" w:space="0"/>
+          <w:left w:val="single" w:color="C0504D" w:themeColor="accent2" w:sz="8" w:space="0"/>
+          <w:bottom w:val="single" w:color="C0504D" w:themeColor="accent2" w:sz="8" w:space="0"/>
+          <w:right w:val="single" w:color="C0504D" w:themeColor="accent2" w:sz="8" w:space="0"/>
         </w:tcBorders>
       </w:tcPr>
     </w:tblStylePr>
@@ -5230,10 +5129,10 @@
       <w:tblStyleRowBandSize w:val="1"/>
       <w:tblStyleColBandSize w:val="1"/>
       <w:tblBorders>
-        <w:top w:val="single" w:sz="8" w:space="0" w:color="9BBB59" w:themeColor="accent3"/>
-        <w:left w:val="single" w:sz="8" w:space="0" w:color="9BBB59" w:themeColor="accent3"/>
-        <w:bottom w:val="single" w:sz="8" w:space="0" w:color="9BBB59" w:themeColor="accent3"/>
-        <w:right w:val="single" w:sz="8" w:space="0" w:color="9BBB59" w:themeColor="accent3"/>
+        <w:top w:val="single" w:color="9BBB59" w:themeColor="accent3" w:sz="8" w:space="0"/>
+        <w:left w:val="single" w:color="9BBB59" w:themeColor="accent3" w:sz="8" w:space="0"/>
+        <w:bottom w:val="single" w:color="9BBB59" w:themeColor="accent3" w:sz="8" w:space="0"/>
+        <w:right w:val="single" w:color="9BBB59" w:themeColor="accent3" w:sz="8" w:space="0"/>
       </w:tblBorders>
     </w:tblPr>
     <w:tblStylePr w:type="firstRow">
@@ -5261,10 +5160,10 @@
       <w:tblPr/>
       <w:tcPr>
         <w:tcBorders>
-          <w:top w:val="double" w:sz="6" w:space="0" w:color="9BBB59" w:themeColor="accent3"/>
-          <w:left w:val="single" w:sz="8" w:space="0" w:color="9BBB59" w:themeColor="accent3"/>
-          <w:bottom w:val="single" w:sz="8" w:space="0" w:color="9BBB59" w:themeColor="accent3"/>
-          <w:right w:val="single" w:sz="8" w:space="0" w:color="9BBB59" w:themeColor="accent3"/>
+          <w:top w:val="double" w:color="9BBB59" w:themeColor="accent3" w:sz="6" w:space="0"/>
+          <w:left w:val="single" w:color="9BBB59" w:themeColor="accent3" w:sz="8" w:space="0"/>
+          <w:bottom w:val="single" w:color="9BBB59" w:themeColor="accent3" w:sz="8" w:space="0"/>
+          <w:right w:val="single" w:color="9BBB59" w:themeColor="accent3" w:sz="8" w:space="0"/>
         </w:tcBorders>
       </w:tcPr>
     </w:tblStylePr>
@@ -5284,10 +5183,10 @@
       <w:tblPr/>
       <w:tcPr>
         <w:tcBorders>
-          <w:top w:val="single" w:sz="8" w:space="0" w:color="9BBB59" w:themeColor="accent3"/>
-          <w:left w:val="single" w:sz="8" w:space="0" w:color="9BBB59" w:themeColor="accent3"/>
-          <w:bottom w:val="single" w:sz="8" w:space="0" w:color="9BBB59" w:themeColor="accent3"/>
-          <w:right w:val="single" w:sz="8" w:space="0" w:color="9BBB59" w:themeColor="accent3"/>
+          <w:top w:val="single" w:color="9BBB59" w:themeColor="accent3" w:sz="8" w:space="0"/>
+          <w:left w:val="single" w:color="9BBB59" w:themeColor="accent3" w:sz="8" w:space="0"/>
+          <w:bottom w:val="single" w:color="9BBB59" w:themeColor="accent3" w:sz="8" w:space="0"/>
+          <w:right w:val="single" w:color="9BBB59" w:themeColor="accent3" w:sz="8" w:space="0"/>
         </w:tcBorders>
       </w:tcPr>
     </w:tblStylePr>
@@ -5295,10 +5194,10 @@
       <w:tblPr/>
       <w:tcPr>
         <w:tcBorders>
-          <w:top w:val="single" w:sz="8" w:space="0" w:color="9BBB59" w:themeColor="accent3"/>
-          <w:left w:val="single" w:sz="8" w:space="0" w:color="9BBB59" w:themeColor="accent3"/>
-          <w:bottom w:val="single" w:sz="8" w:space="0" w:color="9BBB59" w:themeColor="accent3"/>
-          <w:right w:val="single" w:sz="8" w:space="0" w:color="9BBB59" w:themeColor="accent3"/>
+          <w:top w:val="single" w:color="9BBB59" w:themeColor="accent3" w:sz="8" w:space="0"/>
+          <w:left w:val="single" w:color="9BBB59" w:themeColor="accent3" w:sz="8" w:space="0"/>
+          <w:bottom w:val="single" w:color="9BBB59" w:themeColor="accent3" w:sz="8" w:space="0"/>
+          <w:right w:val="single" w:color="9BBB59" w:themeColor="accent3" w:sz="8" w:space="0"/>
         </w:tcBorders>
       </w:tcPr>
     </w:tblStylePr>
@@ -5315,10 +5214,10 @@
       <w:tblStyleRowBandSize w:val="1"/>
       <w:tblStyleColBandSize w:val="1"/>
       <w:tblBorders>
-        <w:top w:val="single" w:sz="8" w:space="0" w:color="8064A2" w:themeColor="accent4"/>
-        <w:left w:val="single" w:sz="8" w:space="0" w:color="8064A2" w:themeColor="accent4"/>
-        <w:bottom w:val="single" w:sz="8" w:space="0" w:color="8064A2" w:themeColor="accent4"/>
-        <w:right w:val="single" w:sz="8" w:space="0" w:color="8064A2" w:themeColor="accent4"/>
+        <w:top w:val="single" w:color="8064A2" w:themeColor="accent4" w:sz="8" w:space="0"/>
+        <w:left w:val="single" w:color="8064A2" w:themeColor="accent4" w:sz="8" w:space="0"/>
+        <w:bottom w:val="single" w:color="8064A2" w:themeColor="accent4" w:sz="8" w:space="0"/>
+        <w:right w:val="single" w:color="8064A2" w:themeColor="accent4" w:sz="8" w:space="0"/>
       </w:tblBorders>
     </w:tblPr>
     <w:tblStylePr w:type="firstRow">
@@ -5346,10 +5245,10 @@
       <w:tblPr/>
       <w:tcPr>
         <w:tcBorders>
-          <w:top w:val="double" w:sz="6" w:space="0" w:color="8064A2" w:themeColor="accent4"/>
-          <w:left w:val="single" w:sz="8" w:space="0" w:color="8064A2" w:themeColor="accent4"/>
-          <w:bottom w:val="single" w:sz="8" w:space="0" w:color="8064A2" w:themeColor="accent4"/>
-          <w:right w:val="single" w:sz="8" w:space="0" w:color="8064A2" w:themeColor="accent4"/>
+          <w:top w:val="double" w:color="8064A2" w:themeColor="accent4" w:sz="6" w:space="0"/>
+          <w:left w:val="single" w:color="8064A2" w:themeColor="accent4" w:sz="8" w:space="0"/>
+          <w:bottom w:val="single" w:color="8064A2" w:themeColor="accent4" w:sz="8" w:space="0"/>
+          <w:right w:val="single" w:color="8064A2" w:themeColor="accent4" w:sz="8" w:space="0"/>
         </w:tcBorders>
       </w:tcPr>
     </w:tblStylePr>
@@ -5369,10 +5268,10 @@
       <w:tblPr/>
       <w:tcPr>
         <w:tcBorders>
-          <w:top w:val="single" w:sz="8" w:space="0" w:color="8064A2" w:themeColor="accent4"/>
-          <w:left w:val="single" w:sz="8" w:space="0" w:color="8064A2" w:themeColor="accent4"/>
-          <w:bottom w:val="single" w:sz="8" w:space="0" w:color="8064A2" w:themeColor="accent4"/>
-          <w:right w:val="single" w:sz="8" w:space="0" w:color="8064A2" w:themeColor="accent4"/>
+          <w:top w:val="single" w:color="8064A2" w:themeColor="accent4" w:sz="8" w:space="0"/>
+          <w:left w:val="single" w:color="8064A2" w:themeColor="accent4" w:sz="8" w:space="0"/>
+          <w:bottom w:val="single" w:color="8064A2" w:themeColor="accent4" w:sz="8" w:space="0"/>
+          <w:right w:val="single" w:color="8064A2" w:themeColor="accent4" w:sz="8" w:space="0"/>
         </w:tcBorders>
       </w:tcPr>
     </w:tblStylePr>
@@ -5380,10 +5279,10 @@
       <w:tblPr/>
       <w:tcPr>
         <w:tcBorders>
-          <w:top w:val="single" w:sz="8" w:space="0" w:color="8064A2" w:themeColor="accent4"/>
-          <w:left w:val="single" w:sz="8" w:space="0" w:color="8064A2" w:themeColor="accent4"/>
-          <w:bottom w:val="single" w:sz="8" w:space="0" w:color="8064A2" w:themeColor="accent4"/>
-          <w:right w:val="single" w:sz="8" w:space="0" w:color="8064A2" w:themeColor="accent4"/>
+          <w:top w:val="single" w:color="8064A2" w:themeColor="accent4" w:sz="8" w:space="0"/>
+          <w:left w:val="single" w:color="8064A2" w:themeColor="accent4" w:sz="8" w:space="0"/>
+          <w:bottom w:val="single" w:color="8064A2" w:themeColor="accent4" w:sz="8" w:space="0"/>
+          <w:right w:val="single" w:color="8064A2" w:themeColor="accent4" w:sz="8" w:space="0"/>
         </w:tcBorders>
       </w:tcPr>
     </w:tblStylePr>
@@ -5400,10 +5299,10 @@
       <w:tblStyleRowBandSize w:val="1"/>
       <w:tblStyleColBandSize w:val="1"/>
       <w:tblBorders>
-        <w:top w:val="single" w:sz="8" w:space="0" w:color="4BACC6" w:themeColor="accent5"/>
-        <w:left w:val="single" w:sz="8" w:space="0" w:color="4BACC6" w:themeColor="accent5"/>
-        <w:bottom w:val="single" w:sz="8" w:space="0" w:color="4BACC6" w:themeColor="accent5"/>
-        <w:right w:val="single" w:sz="8" w:space="0" w:color="4BACC6" w:themeColor="accent5"/>
+        <w:top w:val="single" w:color="4BACC6" w:themeColor="accent5" w:sz="8" w:space="0"/>
+        <w:left w:val="single" w:color="4BACC6" w:themeColor="accent5" w:sz="8" w:space="0"/>
+        <w:bottom w:val="single" w:color="4BACC6" w:themeColor="accent5" w:sz="8" w:space="0"/>
+        <w:right w:val="single" w:color="4BACC6" w:themeColor="accent5" w:sz="8" w:space="0"/>
       </w:tblBorders>
     </w:tblPr>
     <w:tblStylePr w:type="firstRow">
@@ -5431,10 +5330,10 @@
       <w:tblPr/>
       <w:tcPr>
         <w:tcBorders>
-          <w:top w:val="double" w:sz="6" w:space="0" w:color="4BACC6" w:themeColor="accent5"/>
-          <w:left w:val="single" w:sz="8" w:space="0" w:color="4BACC6" w:themeColor="accent5"/>
-          <w:bottom w:val="single" w:sz="8" w:space="0" w:color="4BACC6" w:themeColor="accent5"/>
-          <w:right w:val="single" w:sz="8" w:space="0" w:color="4BACC6" w:themeColor="accent5"/>
+          <w:top w:val="double" w:color="4BACC6" w:themeColor="accent5" w:sz="6" w:space="0"/>
+          <w:left w:val="single" w:color="4BACC6" w:themeColor="accent5" w:sz="8" w:space="0"/>
+          <w:bottom w:val="single" w:color="4BACC6" w:themeColor="accent5" w:sz="8" w:space="0"/>
+          <w:right w:val="single" w:color="4BACC6" w:themeColor="accent5" w:sz="8" w:space="0"/>
         </w:tcBorders>
       </w:tcPr>
     </w:tblStylePr>
@@ -5454,10 +5353,10 @@
       <w:tblPr/>
       <w:tcPr>
         <w:tcBorders>
-          <w:top w:val="single" w:sz="8" w:space="0" w:color="4BACC6" w:themeColor="accent5"/>
-          <w:left w:val="single" w:sz="8" w:space="0" w:color="4BACC6" w:themeColor="accent5"/>
-          <w:bottom w:val="single" w:sz="8" w:space="0" w:color="4BACC6" w:themeColor="accent5"/>
-          <w:right w:val="single" w:sz="8" w:space="0" w:color="4BACC6" w:themeColor="accent5"/>
+          <w:top w:val="single" w:color="4BACC6" w:themeColor="accent5" w:sz="8" w:space="0"/>
+          <w:left w:val="single" w:color="4BACC6" w:themeColor="accent5" w:sz="8" w:space="0"/>
+          <w:bottom w:val="single" w:color="4BACC6" w:themeColor="accent5" w:sz="8" w:space="0"/>
+          <w:right w:val="single" w:color="4BACC6" w:themeColor="accent5" w:sz="8" w:space="0"/>
         </w:tcBorders>
       </w:tcPr>
     </w:tblStylePr>
@@ -5465,10 +5364,10 @@
       <w:tblPr/>
       <w:tcPr>
         <w:tcBorders>
-          <w:top w:val="single" w:sz="8" w:space="0" w:color="4BACC6" w:themeColor="accent5"/>
-          <w:left w:val="single" w:sz="8" w:space="0" w:color="4BACC6" w:themeColor="accent5"/>
-          <w:bottom w:val="single" w:sz="8" w:space="0" w:color="4BACC6" w:themeColor="accent5"/>
-          <w:right w:val="single" w:sz="8" w:space="0" w:color="4BACC6" w:themeColor="accent5"/>
+          <w:top w:val="single" w:color="4BACC6" w:themeColor="accent5" w:sz="8" w:space="0"/>
+          <w:left w:val="single" w:color="4BACC6" w:themeColor="accent5" w:sz="8" w:space="0"/>
+          <w:bottom w:val="single" w:color="4BACC6" w:themeColor="accent5" w:sz="8" w:space="0"/>
+          <w:right w:val="single" w:color="4BACC6" w:themeColor="accent5" w:sz="8" w:space="0"/>
         </w:tcBorders>
       </w:tcPr>
     </w:tblStylePr>
@@ -5485,10 +5384,10 @@
       <w:tblStyleRowBandSize w:val="1"/>
       <w:tblStyleColBandSize w:val="1"/>
       <w:tblBorders>
-        <w:top w:val="single" w:sz="8" w:space="0" w:color="F79646" w:themeColor="accent6"/>
-        <w:left w:val="single" w:sz="8" w:space="0" w:color="F79646" w:themeColor="accent6"/>
-        <w:bottom w:val="single" w:sz="8" w:space="0" w:color="F79646" w:themeColor="accent6"/>
-        <w:right w:val="single" w:sz="8" w:space="0" w:color="F79646" w:themeColor="accent6"/>
+        <w:top w:val="single" w:color="F79646" w:themeColor="accent6" w:sz="8" w:space="0"/>
+        <w:left w:val="single" w:color="F79646" w:themeColor="accent6" w:sz="8" w:space="0"/>
+        <w:bottom w:val="single" w:color="F79646" w:themeColor="accent6" w:sz="8" w:space="0"/>
+        <w:right w:val="single" w:color="F79646" w:themeColor="accent6" w:sz="8" w:space="0"/>
       </w:tblBorders>
     </w:tblPr>
     <w:tblStylePr w:type="firstRow">
@@ -5516,10 +5415,10 @@
       <w:tblPr/>
       <w:tcPr>
         <w:tcBorders>
-          <w:top w:val="double" w:sz="6" w:space="0" w:color="F79646" w:themeColor="accent6"/>
-          <w:left w:val="single" w:sz="8" w:space="0" w:color="F79646" w:themeColor="accent6"/>
-          <w:bottom w:val="single" w:sz="8" w:space="0" w:color="F79646" w:themeColor="accent6"/>
-          <w:right w:val="single" w:sz="8" w:space="0" w:color="F79646" w:themeColor="accent6"/>
+          <w:top w:val="double" w:color="F79646" w:themeColor="accent6" w:sz="6" w:space="0"/>
+          <w:left w:val="single" w:color="F79646" w:themeColor="accent6" w:sz="8" w:space="0"/>
+          <w:bottom w:val="single" w:color="F79646" w:themeColor="accent6" w:sz="8" w:space="0"/>
+          <w:right w:val="single" w:color="F79646" w:themeColor="accent6" w:sz="8" w:space="0"/>
         </w:tcBorders>
       </w:tcPr>
     </w:tblStylePr>
@@ -5539,10 +5438,10 @@
       <w:tblPr/>
       <w:tcPr>
         <w:tcBorders>
-          <w:top w:val="single" w:sz="8" w:space="0" w:color="F79646" w:themeColor="accent6"/>
-          <w:left w:val="single" w:sz="8" w:space="0" w:color="F79646" w:themeColor="accent6"/>
-          <w:bottom w:val="single" w:sz="8" w:space="0" w:color="F79646" w:themeColor="accent6"/>
-          <w:right w:val="single" w:sz="8" w:space="0" w:color="F79646" w:themeColor="accent6"/>
+          <w:top w:val="single" w:color="F79646" w:themeColor="accent6" w:sz="8" w:space="0"/>
+          <w:left w:val="single" w:color="F79646" w:themeColor="accent6" w:sz="8" w:space="0"/>
+          <w:bottom w:val="single" w:color="F79646" w:themeColor="accent6" w:sz="8" w:space="0"/>
+          <w:right w:val="single" w:color="F79646" w:themeColor="accent6" w:sz="8" w:space="0"/>
         </w:tcBorders>
       </w:tcPr>
     </w:tblStylePr>
@@ -5550,10 +5449,10 @@
       <w:tblPr/>
       <w:tcPr>
         <w:tcBorders>
-          <w:top w:val="single" w:sz="8" w:space="0" w:color="F79646" w:themeColor="accent6"/>
-          <w:left w:val="single" w:sz="8" w:space="0" w:color="F79646" w:themeColor="accent6"/>
-          <w:bottom w:val="single" w:sz="8" w:space="0" w:color="F79646" w:themeColor="accent6"/>
-          <w:right w:val="single" w:sz="8" w:space="0" w:color="F79646" w:themeColor="accent6"/>
+          <w:top w:val="single" w:color="F79646" w:themeColor="accent6" w:sz="8" w:space="0"/>
+          <w:left w:val="single" w:color="F79646" w:themeColor="accent6" w:sz="8" w:space="0"/>
+          <w:bottom w:val="single" w:color="F79646" w:themeColor="accent6" w:sz="8" w:space="0"/>
+          <w:right w:val="single" w:color="F79646" w:themeColor="accent6" w:sz="8" w:space="0"/>
         </w:tcBorders>
       </w:tcPr>
     </w:tblStylePr>
@@ -5570,12 +5469,12 @@
       <w:tblStyleRowBandSize w:val="1"/>
       <w:tblStyleColBandSize w:val="1"/>
       <w:tblBorders>
-        <w:top w:val="single" w:sz="8" w:space="0" w:color="000000" w:themeColor="text1"/>
-        <w:left w:val="single" w:sz="8" w:space="0" w:color="000000" w:themeColor="text1"/>
-        <w:bottom w:val="single" w:sz="8" w:space="0" w:color="000000" w:themeColor="text1"/>
-        <w:right w:val="single" w:sz="8" w:space="0" w:color="000000" w:themeColor="text1"/>
-        <w:insideH w:val="single" w:sz="8" w:space="0" w:color="000000" w:themeColor="text1"/>
-        <w:insideV w:val="single" w:sz="8" w:space="0" w:color="000000" w:themeColor="text1"/>
+        <w:top w:val="single" w:color="000000" w:themeColor="text1" w:sz="8" w:space="0"/>
+        <w:left w:val="single" w:color="000000" w:themeColor="text1" w:sz="8" w:space="0"/>
+        <w:bottom w:val="single" w:color="000000" w:themeColor="text1" w:sz="8" w:space="0"/>
+        <w:right w:val="single" w:color="000000" w:themeColor="text1" w:sz="8" w:space="0"/>
+        <w:insideH w:val="single" w:color="000000" w:themeColor="text1" w:sz="8" w:space="0"/>
+        <w:insideV w:val="single" w:color="000000" w:themeColor="text1" w:sz="8" w:space="0"/>
       </w:tblBorders>
     </w:tblPr>
     <w:tblStylePr w:type="firstRow">
@@ -5583,19 +5482,19 @@
         <w:spacing w:before="0" w:after="0" w:line="240" w:lineRule="auto"/>
       </w:pPr>
       <w:rPr>
-        <w:rFonts w:asciiTheme="majorHAnsi" w:eastAsiaTheme="majorEastAsia" w:hAnsiTheme="majorHAnsi" w:cstheme="majorBidi"/>
-        <w:b/>
-        <w:bCs/>
-      </w:rPr>
-      <w:tblPr/>
-      <w:tcPr>
-        <w:tcBorders>
-          <w:top w:val="single" w:sz="8" w:space="0" w:color="000000" w:themeColor="text1"/>
-          <w:left w:val="single" w:sz="8" w:space="0" w:color="000000" w:themeColor="text1"/>
-          <w:bottom w:val="single" w:sz="18" w:space="0" w:color="000000" w:themeColor="text1"/>
-          <w:right w:val="single" w:sz="8" w:space="0" w:color="000000" w:themeColor="text1"/>
-          <w:insideH w:val="nil"/>
-          <w:insideV w:val="single" w:sz="8" w:space="0" w:color="000000" w:themeColor="text1"/>
+        <w:rFonts w:asciiTheme="majorHAnsi" w:hAnsiTheme="majorHAnsi" w:eastAsiaTheme="majorEastAsia" w:cstheme="majorBidi"/>
+        <w:b/>
+        <w:bCs/>
+      </w:rPr>
+      <w:tblPr/>
+      <w:tcPr>
+        <w:tcBorders>
+          <w:top w:val="single" w:color="000000" w:themeColor="text1" w:sz="8" w:space="0"/>
+          <w:left w:val="single" w:color="000000" w:themeColor="text1" w:sz="8" w:space="0"/>
+          <w:bottom w:val="single" w:color="000000" w:themeColor="text1" w:sz="18" w:space="0"/>
+          <w:right w:val="single" w:color="000000" w:themeColor="text1" w:sz="8" w:space="0"/>
+          <w:insideH w:val="nil"/>
+          <w:insideV w:val="single" w:color="000000" w:themeColor="text1" w:sz="8" w:space="0"/>
         </w:tcBorders>
       </w:tcPr>
     </w:tblStylePr>
@@ -5604,42 +5503,42 @@
         <w:spacing w:before="0" w:after="0" w:line="240" w:lineRule="auto"/>
       </w:pPr>
       <w:rPr>
-        <w:rFonts w:asciiTheme="majorHAnsi" w:eastAsiaTheme="majorEastAsia" w:hAnsiTheme="majorHAnsi" w:cstheme="majorBidi"/>
-        <w:b/>
-        <w:bCs/>
-      </w:rPr>
-      <w:tblPr/>
-      <w:tcPr>
-        <w:tcBorders>
-          <w:top w:val="double" w:sz="6" w:space="0" w:color="000000" w:themeColor="text1"/>
-          <w:left w:val="single" w:sz="8" w:space="0" w:color="000000" w:themeColor="text1"/>
-          <w:bottom w:val="single" w:sz="8" w:space="0" w:color="000000" w:themeColor="text1"/>
-          <w:right w:val="single" w:sz="8" w:space="0" w:color="000000" w:themeColor="text1"/>
-          <w:insideH w:val="nil"/>
-          <w:insideV w:val="single" w:sz="8" w:space="0" w:color="000000" w:themeColor="text1"/>
+        <w:rFonts w:asciiTheme="majorHAnsi" w:hAnsiTheme="majorHAnsi" w:eastAsiaTheme="majorEastAsia" w:cstheme="majorBidi"/>
+        <w:b/>
+        <w:bCs/>
+      </w:rPr>
+      <w:tblPr/>
+      <w:tcPr>
+        <w:tcBorders>
+          <w:top w:val="double" w:color="000000" w:themeColor="text1" w:sz="6" w:space="0"/>
+          <w:left w:val="single" w:color="000000" w:themeColor="text1" w:sz="8" w:space="0"/>
+          <w:bottom w:val="single" w:color="000000" w:themeColor="text1" w:sz="8" w:space="0"/>
+          <w:right w:val="single" w:color="000000" w:themeColor="text1" w:sz="8" w:space="0"/>
+          <w:insideH w:val="nil"/>
+          <w:insideV w:val="single" w:color="000000" w:themeColor="text1" w:sz="8" w:space="0"/>
         </w:tcBorders>
       </w:tcPr>
     </w:tblStylePr>
     <w:tblStylePr w:type="firstCol">
       <w:rPr>
-        <w:rFonts w:asciiTheme="majorHAnsi" w:eastAsiaTheme="majorEastAsia" w:hAnsiTheme="majorHAnsi" w:cstheme="majorBidi"/>
+        <w:rFonts w:asciiTheme="majorHAnsi" w:hAnsiTheme="majorHAnsi" w:eastAsiaTheme="majorEastAsia" w:cstheme="majorBidi"/>
         <w:b/>
         <w:bCs/>
       </w:rPr>
     </w:tblStylePr>
     <w:tblStylePr w:type="lastCol">
       <w:rPr>
-        <w:rFonts w:asciiTheme="majorHAnsi" w:eastAsiaTheme="majorEastAsia" w:hAnsiTheme="majorHAnsi" w:cstheme="majorBidi"/>
-        <w:b/>
-        <w:bCs/>
-      </w:rPr>
-      <w:tblPr/>
-      <w:tcPr>
-        <w:tcBorders>
-          <w:top w:val="single" w:sz="8" w:space="0" w:color="000000" w:themeColor="text1"/>
-          <w:left w:val="single" w:sz="8" w:space="0" w:color="000000" w:themeColor="text1"/>
-          <w:bottom w:val="single" w:sz="8" w:space="0" w:color="000000" w:themeColor="text1"/>
-          <w:right w:val="single" w:sz="8" w:space="0" w:color="000000" w:themeColor="text1"/>
+        <w:rFonts w:asciiTheme="majorHAnsi" w:hAnsiTheme="majorHAnsi" w:eastAsiaTheme="majorEastAsia" w:cstheme="majorBidi"/>
+        <w:b/>
+        <w:bCs/>
+      </w:rPr>
+      <w:tblPr/>
+      <w:tcPr>
+        <w:tcBorders>
+          <w:top w:val="single" w:color="000000" w:themeColor="text1" w:sz="8" w:space="0"/>
+          <w:left w:val="single" w:color="000000" w:themeColor="text1" w:sz="8" w:space="0"/>
+          <w:bottom w:val="single" w:color="000000" w:themeColor="text1" w:sz="8" w:space="0"/>
+          <w:right w:val="single" w:color="000000" w:themeColor="text1" w:sz="8" w:space="0"/>
         </w:tcBorders>
       </w:tcPr>
     </w:tblStylePr>
@@ -5647,10 +5546,10 @@
       <w:tblPr/>
       <w:tcPr>
         <w:tcBorders>
-          <w:top w:val="single" w:sz="8" w:space="0" w:color="000000" w:themeColor="text1"/>
-          <w:left w:val="single" w:sz="8" w:space="0" w:color="000000" w:themeColor="text1"/>
-          <w:bottom w:val="single" w:sz="8" w:space="0" w:color="000000" w:themeColor="text1"/>
-          <w:right w:val="single" w:sz="8" w:space="0" w:color="000000" w:themeColor="text1"/>
+          <w:top w:val="single" w:color="000000" w:themeColor="text1" w:sz="8" w:space="0"/>
+          <w:left w:val="single" w:color="000000" w:themeColor="text1" w:sz="8" w:space="0"/>
+          <w:bottom w:val="single" w:color="000000" w:themeColor="text1" w:sz="8" w:space="0"/>
+          <w:right w:val="single" w:color="000000" w:themeColor="text1" w:sz="8" w:space="0"/>
         </w:tcBorders>
         <w:shd w:val="clear" w:color="auto" w:fill="C0C0C0" w:themeFill="text1" w:themeFillTint="3F"/>
       </w:tcPr>
@@ -5659,11 +5558,11 @@
       <w:tblPr/>
       <w:tcPr>
         <w:tcBorders>
-          <w:top w:val="single" w:sz="8" w:space="0" w:color="000000" w:themeColor="text1"/>
-          <w:left w:val="single" w:sz="8" w:space="0" w:color="000000" w:themeColor="text1"/>
-          <w:bottom w:val="single" w:sz="8" w:space="0" w:color="000000" w:themeColor="text1"/>
-          <w:right w:val="single" w:sz="8" w:space="0" w:color="000000" w:themeColor="text1"/>
-          <w:insideV w:val="single" w:sz="8" w:space="0" w:color="000000" w:themeColor="text1"/>
+          <w:top w:val="single" w:color="000000" w:themeColor="text1" w:sz="8" w:space="0"/>
+          <w:left w:val="single" w:color="000000" w:themeColor="text1" w:sz="8" w:space="0"/>
+          <w:bottom w:val="single" w:color="000000" w:themeColor="text1" w:sz="8" w:space="0"/>
+          <w:right w:val="single" w:color="000000" w:themeColor="text1" w:sz="8" w:space="0"/>
+          <w:insideV w:val="single" w:color="000000" w:themeColor="text1" w:sz="8" w:space="0"/>
         </w:tcBorders>
         <w:shd w:val="clear" w:color="auto" w:fill="C0C0C0" w:themeFill="text1" w:themeFillTint="3F"/>
       </w:tcPr>
@@ -5672,11 +5571,11 @@
       <w:tblPr/>
       <w:tcPr>
         <w:tcBorders>
-          <w:top w:val="single" w:sz="8" w:space="0" w:color="000000" w:themeColor="text1"/>
-          <w:left w:val="single" w:sz="8" w:space="0" w:color="000000" w:themeColor="text1"/>
-          <w:bottom w:val="single" w:sz="8" w:space="0" w:color="000000" w:themeColor="text1"/>
-          <w:right w:val="single" w:sz="8" w:space="0" w:color="000000" w:themeColor="text1"/>
-          <w:insideV w:val="single" w:sz="8" w:space="0" w:color="000000" w:themeColor="text1"/>
+          <w:top w:val="single" w:color="000000" w:themeColor="text1" w:sz="8" w:space="0"/>
+          <w:left w:val="single" w:color="000000" w:themeColor="text1" w:sz="8" w:space="0"/>
+          <w:bottom w:val="single" w:color="000000" w:themeColor="text1" w:sz="8" w:space="0"/>
+          <w:right w:val="single" w:color="000000" w:themeColor="text1" w:sz="8" w:space="0"/>
+          <w:insideV w:val="single" w:color="000000" w:themeColor="text1" w:sz="8" w:space="0"/>
         </w:tcBorders>
       </w:tcPr>
     </w:tblStylePr>
@@ -5693,12 +5592,12 @@
       <w:tblStyleRowBandSize w:val="1"/>
       <w:tblStyleColBandSize w:val="1"/>
       <w:tblBorders>
-        <w:top w:val="single" w:sz="8" w:space="0" w:color="4F81BD" w:themeColor="accent1"/>
-        <w:left w:val="single" w:sz="8" w:space="0" w:color="4F81BD" w:themeColor="accent1"/>
-        <w:bottom w:val="single" w:sz="8" w:space="0" w:color="4F81BD" w:themeColor="accent1"/>
-        <w:right w:val="single" w:sz="8" w:space="0" w:color="4F81BD" w:themeColor="accent1"/>
-        <w:insideH w:val="single" w:sz="8" w:space="0" w:color="4F81BD" w:themeColor="accent1"/>
-        <w:insideV w:val="single" w:sz="8" w:space="0" w:color="4F81BD" w:themeColor="accent1"/>
+        <w:top w:val="single" w:color="4F81BD" w:themeColor="accent1" w:sz="8" w:space="0"/>
+        <w:left w:val="single" w:color="4F81BD" w:themeColor="accent1" w:sz="8" w:space="0"/>
+        <w:bottom w:val="single" w:color="4F81BD" w:themeColor="accent1" w:sz="8" w:space="0"/>
+        <w:right w:val="single" w:color="4F81BD" w:themeColor="accent1" w:sz="8" w:space="0"/>
+        <w:insideH w:val="single" w:color="4F81BD" w:themeColor="accent1" w:sz="8" w:space="0"/>
+        <w:insideV w:val="single" w:color="4F81BD" w:themeColor="accent1" w:sz="8" w:space="0"/>
       </w:tblBorders>
     </w:tblPr>
     <w:tblStylePr w:type="firstRow">
@@ -5706,19 +5605,19 @@
         <w:spacing w:before="0" w:after="0" w:line="240" w:lineRule="auto"/>
       </w:pPr>
       <w:rPr>
-        <w:rFonts w:asciiTheme="majorHAnsi" w:eastAsiaTheme="majorEastAsia" w:hAnsiTheme="majorHAnsi" w:cstheme="majorBidi"/>
-        <w:b/>
-        <w:bCs/>
-      </w:rPr>
-      <w:tblPr/>
-      <w:tcPr>
-        <w:tcBorders>
-          <w:top w:val="single" w:sz="8" w:space="0" w:color="4F81BD" w:themeColor="accent1"/>
-          <w:left w:val="single" w:sz="8" w:space="0" w:color="4F81BD" w:themeColor="accent1"/>
-          <w:bottom w:val="single" w:sz="18" w:space="0" w:color="4F81BD" w:themeColor="accent1"/>
-          <w:right w:val="single" w:sz="8" w:space="0" w:color="4F81BD" w:themeColor="accent1"/>
-          <w:insideH w:val="nil"/>
-          <w:insideV w:val="single" w:sz="8" w:space="0" w:color="4F81BD" w:themeColor="accent1"/>
+        <w:rFonts w:asciiTheme="majorHAnsi" w:hAnsiTheme="majorHAnsi" w:eastAsiaTheme="majorEastAsia" w:cstheme="majorBidi"/>
+        <w:b/>
+        <w:bCs/>
+      </w:rPr>
+      <w:tblPr/>
+      <w:tcPr>
+        <w:tcBorders>
+          <w:top w:val="single" w:color="4F81BD" w:themeColor="accent1" w:sz="8" w:space="0"/>
+          <w:left w:val="single" w:color="4F81BD" w:themeColor="accent1" w:sz="8" w:space="0"/>
+          <w:bottom w:val="single" w:color="4F81BD" w:themeColor="accent1" w:sz="18" w:space="0"/>
+          <w:right w:val="single" w:color="4F81BD" w:themeColor="accent1" w:sz="8" w:space="0"/>
+          <w:insideH w:val="nil"/>
+          <w:insideV w:val="single" w:color="4F81BD" w:themeColor="accent1" w:sz="8" w:space="0"/>
         </w:tcBorders>
       </w:tcPr>
     </w:tblStylePr>
@@ -5727,42 +5626,42 @@
         <w:spacing w:before="0" w:after="0" w:line="240" w:lineRule="auto"/>
       </w:pPr>
       <w:rPr>
-        <w:rFonts w:asciiTheme="majorHAnsi" w:eastAsiaTheme="majorEastAsia" w:hAnsiTheme="majorHAnsi" w:cstheme="majorBidi"/>
-        <w:b/>
-        <w:bCs/>
-      </w:rPr>
-      <w:tblPr/>
-      <w:tcPr>
-        <w:tcBorders>
-          <w:top w:val="double" w:sz="6" w:space="0" w:color="4F81BD" w:themeColor="accent1"/>
-          <w:left w:val="single" w:sz="8" w:space="0" w:color="4F81BD" w:themeColor="accent1"/>
-          <w:bottom w:val="single" w:sz="8" w:space="0" w:color="4F81BD" w:themeColor="accent1"/>
-          <w:right w:val="single" w:sz="8" w:space="0" w:color="4F81BD" w:themeColor="accent1"/>
-          <w:insideH w:val="nil"/>
-          <w:insideV w:val="single" w:sz="8" w:space="0" w:color="4F81BD" w:themeColor="accent1"/>
+        <w:rFonts w:asciiTheme="majorHAnsi" w:hAnsiTheme="majorHAnsi" w:eastAsiaTheme="majorEastAsia" w:cstheme="majorBidi"/>
+        <w:b/>
+        <w:bCs/>
+      </w:rPr>
+      <w:tblPr/>
+      <w:tcPr>
+        <w:tcBorders>
+          <w:top w:val="double" w:color="4F81BD" w:themeColor="accent1" w:sz="6" w:space="0"/>
+          <w:left w:val="single" w:color="4F81BD" w:themeColor="accent1" w:sz="8" w:space="0"/>
+          <w:bottom w:val="single" w:color="4F81BD" w:themeColor="accent1" w:sz="8" w:space="0"/>
+          <w:right w:val="single" w:color="4F81BD" w:themeColor="accent1" w:sz="8" w:space="0"/>
+          <w:insideH w:val="nil"/>
+          <w:insideV w:val="single" w:color="4F81BD" w:themeColor="accent1" w:sz="8" w:space="0"/>
         </w:tcBorders>
       </w:tcPr>
     </w:tblStylePr>
     <w:tblStylePr w:type="firstCol">
       <w:rPr>
-        <w:rFonts w:asciiTheme="majorHAnsi" w:eastAsiaTheme="majorEastAsia" w:hAnsiTheme="majorHAnsi" w:cstheme="majorBidi"/>
+        <w:rFonts w:asciiTheme="majorHAnsi" w:hAnsiTheme="majorHAnsi" w:eastAsiaTheme="majorEastAsia" w:cstheme="majorBidi"/>
         <w:b/>
         <w:bCs/>
       </w:rPr>
     </w:tblStylePr>
     <w:tblStylePr w:type="lastCol">
       <w:rPr>
-        <w:rFonts w:asciiTheme="majorHAnsi" w:eastAsiaTheme="majorEastAsia" w:hAnsiTheme="majorHAnsi" w:cstheme="majorBidi"/>
-        <w:b/>
-        <w:bCs/>
-      </w:rPr>
-      <w:tblPr/>
-      <w:tcPr>
-        <w:tcBorders>
-          <w:top w:val="single" w:sz="8" w:space="0" w:color="4F81BD" w:themeColor="accent1"/>
-          <w:left w:val="single" w:sz="8" w:space="0" w:color="4F81BD" w:themeColor="accent1"/>
-          <w:bottom w:val="single" w:sz="8" w:space="0" w:color="4F81BD" w:themeColor="accent1"/>
-          <w:right w:val="single" w:sz="8" w:space="0" w:color="4F81BD" w:themeColor="accent1"/>
+        <w:rFonts w:asciiTheme="majorHAnsi" w:hAnsiTheme="majorHAnsi" w:eastAsiaTheme="majorEastAsia" w:cstheme="majorBidi"/>
+        <w:b/>
+        <w:bCs/>
+      </w:rPr>
+      <w:tblPr/>
+      <w:tcPr>
+        <w:tcBorders>
+          <w:top w:val="single" w:color="4F81BD" w:themeColor="accent1" w:sz="8" w:space="0"/>
+          <w:left w:val="single" w:color="4F81BD" w:themeColor="accent1" w:sz="8" w:space="0"/>
+          <w:bottom w:val="single" w:color="4F81BD" w:themeColor="accent1" w:sz="8" w:space="0"/>
+          <w:right w:val="single" w:color="4F81BD" w:themeColor="accent1" w:sz="8" w:space="0"/>
         </w:tcBorders>
       </w:tcPr>
     </w:tblStylePr>
@@ -5770,10 +5669,10 @@
       <w:tblPr/>
       <w:tcPr>
         <w:tcBorders>
-          <w:top w:val="single" w:sz="8" w:space="0" w:color="4F81BD" w:themeColor="accent1"/>
-          <w:left w:val="single" w:sz="8" w:space="0" w:color="4F81BD" w:themeColor="accent1"/>
-          <w:bottom w:val="single" w:sz="8" w:space="0" w:color="4F81BD" w:themeColor="accent1"/>
-          <w:right w:val="single" w:sz="8" w:space="0" w:color="4F81BD" w:themeColor="accent1"/>
+          <w:top w:val="single" w:color="4F81BD" w:themeColor="accent1" w:sz="8" w:space="0"/>
+          <w:left w:val="single" w:color="4F81BD" w:themeColor="accent1" w:sz="8" w:space="0"/>
+          <w:bottom w:val="single" w:color="4F81BD" w:themeColor="accent1" w:sz="8" w:space="0"/>
+          <w:right w:val="single" w:color="4F81BD" w:themeColor="accent1" w:sz="8" w:space="0"/>
         </w:tcBorders>
         <w:shd w:val="clear" w:color="auto" w:fill="D3DFEE" w:themeFill="accent1" w:themeFillTint="3F"/>
       </w:tcPr>
@@ -5782,11 +5681,11 @@
       <w:tblPr/>
       <w:tcPr>
         <w:tcBorders>
-          <w:top w:val="single" w:sz="8" w:space="0" w:color="4F81BD" w:themeColor="accent1"/>
-          <w:left w:val="single" w:sz="8" w:space="0" w:color="4F81BD" w:themeColor="accent1"/>
-          <w:bottom w:val="single" w:sz="8" w:space="0" w:color="4F81BD" w:themeColor="accent1"/>
-          <w:right w:val="single" w:sz="8" w:space="0" w:color="4F81BD" w:themeColor="accent1"/>
-          <w:insideV w:val="single" w:sz="8" w:space="0" w:color="4F81BD" w:themeColor="accent1"/>
+          <w:top w:val="single" w:color="4F81BD" w:themeColor="accent1" w:sz="8" w:space="0"/>
+          <w:left w:val="single" w:color="4F81BD" w:themeColor="accent1" w:sz="8" w:space="0"/>
+          <w:bottom w:val="single" w:color="4F81BD" w:themeColor="accent1" w:sz="8" w:space="0"/>
+          <w:right w:val="single" w:color="4F81BD" w:themeColor="accent1" w:sz="8" w:space="0"/>
+          <w:insideV w:val="single" w:color="4F81BD" w:themeColor="accent1" w:sz="8" w:space="0"/>
         </w:tcBorders>
         <w:shd w:val="clear" w:color="auto" w:fill="D3DFEE" w:themeFill="accent1" w:themeFillTint="3F"/>
       </w:tcPr>
@@ -5795,11 +5694,11 @@
       <w:tblPr/>
       <w:tcPr>
         <w:tcBorders>
-          <w:top w:val="single" w:sz="8" w:space="0" w:color="4F81BD" w:themeColor="accent1"/>
-          <w:left w:val="single" w:sz="8" w:space="0" w:color="4F81BD" w:themeColor="accent1"/>
-          <w:bottom w:val="single" w:sz="8" w:space="0" w:color="4F81BD" w:themeColor="accent1"/>
-          <w:right w:val="single" w:sz="8" w:space="0" w:color="4F81BD" w:themeColor="accent1"/>
-          <w:insideV w:val="single" w:sz="8" w:space="0" w:color="4F81BD" w:themeColor="accent1"/>
+          <w:top w:val="single" w:color="4F81BD" w:themeColor="accent1" w:sz="8" w:space="0"/>
+          <w:left w:val="single" w:color="4F81BD" w:themeColor="accent1" w:sz="8" w:space="0"/>
+          <w:bottom w:val="single" w:color="4F81BD" w:themeColor="accent1" w:sz="8" w:space="0"/>
+          <w:right w:val="single" w:color="4F81BD" w:themeColor="accent1" w:sz="8" w:space="0"/>
+          <w:insideV w:val="single" w:color="4F81BD" w:themeColor="accent1" w:sz="8" w:space="0"/>
         </w:tcBorders>
       </w:tcPr>
     </w:tblStylePr>
@@ -5816,12 +5715,12 @@
       <w:tblStyleRowBandSize w:val="1"/>
       <w:tblStyleColBandSize w:val="1"/>
       <w:tblBorders>
-        <w:top w:val="single" w:sz="8" w:space="0" w:color="C0504D" w:themeColor="accent2"/>
-        <w:left w:val="single" w:sz="8" w:space="0" w:color="C0504D" w:themeColor="accent2"/>
-        <w:bottom w:val="single" w:sz="8" w:space="0" w:color="C0504D" w:themeColor="accent2"/>
-        <w:right w:val="single" w:sz="8" w:space="0" w:color="C0504D" w:themeColor="accent2"/>
-        <w:insideH w:val="single" w:sz="8" w:space="0" w:color="C0504D" w:themeColor="accent2"/>
-        <w:insideV w:val="single" w:sz="8" w:space="0" w:color="C0504D" w:themeColor="accent2"/>
+        <w:top w:val="single" w:color="C0504D" w:themeColor="accent2" w:sz="8" w:space="0"/>
+        <w:left w:val="single" w:color="C0504D" w:themeColor="accent2" w:sz="8" w:space="0"/>
+        <w:bottom w:val="single" w:color="C0504D" w:themeColor="accent2" w:sz="8" w:space="0"/>
+        <w:right w:val="single" w:color="C0504D" w:themeColor="accent2" w:sz="8" w:space="0"/>
+        <w:insideH w:val="single" w:color="C0504D" w:themeColor="accent2" w:sz="8" w:space="0"/>
+        <w:insideV w:val="single" w:color="C0504D" w:themeColor="accent2" w:sz="8" w:space="0"/>
       </w:tblBorders>
     </w:tblPr>
     <w:tblStylePr w:type="firstRow">
@@ -5829,19 +5728,19 @@
         <w:spacing w:before="0" w:after="0" w:line="240" w:lineRule="auto"/>
       </w:pPr>
       <w:rPr>
-        <w:rFonts w:asciiTheme="majorHAnsi" w:eastAsiaTheme="majorEastAsia" w:hAnsiTheme="majorHAnsi" w:cstheme="majorBidi"/>
-        <w:b/>
-        <w:bCs/>
-      </w:rPr>
-      <w:tblPr/>
-      <w:tcPr>
-        <w:tcBorders>
-          <w:top w:val="single" w:sz="8" w:space="0" w:color="C0504D" w:themeColor="accent2"/>
-          <w:left w:val="single" w:sz="8" w:space="0" w:color="C0504D" w:themeColor="accent2"/>
-          <w:bottom w:val="single" w:sz="18" w:space="0" w:color="C0504D" w:themeColor="accent2"/>
-          <w:right w:val="single" w:sz="8" w:space="0" w:color="C0504D" w:themeColor="accent2"/>
-          <w:insideH w:val="nil"/>
-          <w:insideV w:val="single" w:sz="8" w:space="0" w:color="C0504D" w:themeColor="accent2"/>
+        <w:rFonts w:asciiTheme="majorHAnsi" w:hAnsiTheme="majorHAnsi" w:eastAsiaTheme="majorEastAsia" w:cstheme="majorBidi"/>
+        <w:b/>
+        <w:bCs/>
+      </w:rPr>
+      <w:tblPr/>
+      <w:tcPr>
+        <w:tcBorders>
+          <w:top w:val="single" w:color="C0504D" w:themeColor="accent2" w:sz="8" w:space="0"/>
+          <w:left w:val="single" w:color="C0504D" w:themeColor="accent2" w:sz="8" w:space="0"/>
+          <w:bottom w:val="single" w:color="C0504D" w:themeColor="accent2" w:sz="18" w:space="0"/>
+          <w:right w:val="single" w:color="C0504D" w:themeColor="accent2" w:sz="8" w:space="0"/>
+          <w:insideH w:val="nil"/>
+          <w:insideV w:val="single" w:color="C0504D" w:themeColor="accent2" w:sz="8" w:space="0"/>
         </w:tcBorders>
       </w:tcPr>
     </w:tblStylePr>
@@ -5850,42 +5749,42 @@
         <w:spacing w:before="0" w:after="0" w:line="240" w:lineRule="auto"/>
       </w:pPr>
       <w:rPr>
-        <w:rFonts w:asciiTheme="majorHAnsi" w:eastAsiaTheme="majorEastAsia" w:hAnsiTheme="majorHAnsi" w:cstheme="majorBidi"/>
-        <w:b/>
-        <w:bCs/>
-      </w:rPr>
-      <w:tblPr/>
-      <w:tcPr>
-        <w:tcBorders>
-          <w:top w:val="double" w:sz="6" w:space="0" w:color="C0504D" w:themeColor="accent2"/>
-          <w:left w:val="single" w:sz="8" w:space="0" w:color="C0504D" w:themeColor="accent2"/>
-          <w:bottom w:val="single" w:sz="8" w:space="0" w:color="C0504D" w:themeColor="accent2"/>
-          <w:right w:val="single" w:sz="8" w:space="0" w:color="C0504D" w:themeColor="accent2"/>
-          <w:insideH w:val="nil"/>
-          <w:insideV w:val="single" w:sz="8" w:space="0" w:color="C0504D" w:themeColor="accent2"/>
+        <w:rFonts w:asciiTheme="majorHAnsi" w:hAnsiTheme="majorHAnsi" w:eastAsiaTheme="majorEastAsia" w:cstheme="majorBidi"/>
+        <w:b/>
+        <w:bCs/>
+      </w:rPr>
+      <w:tblPr/>
+      <w:tcPr>
+        <w:tcBorders>
+          <w:top w:val="double" w:color="C0504D" w:themeColor="accent2" w:sz="6" w:space="0"/>
+          <w:left w:val="single" w:color="C0504D" w:themeColor="accent2" w:sz="8" w:space="0"/>
+          <w:bottom w:val="single" w:color="C0504D" w:themeColor="accent2" w:sz="8" w:space="0"/>
+          <w:right w:val="single" w:color="C0504D" w:themeColor="accent2" w:sz="8" w:space="0"/>
+          <w:insideH w:val="nil"/>
+          <w:insideV w:val="single" w:color="C0504D" w:themeColor="accent2" w:sz="8" w:space="0"/>
         </w:tcBorders>
       </w:tcPr>
     </w:tblStylePr>
     <w:tblStylePr w:type="firstCol">
       <w:rPr>
-        <w:rFonts w:asciiTheme="majorHAnsi" w:eastAsiaTheme="majorEastAsia" w:hAnsiTheme="majorHAnsi" w:cstheme="majorBidi"/>
+        <w:rFonts w:asciiTheme="majorHAnsi" w:hAnsiTheme="majorHAnsi" w:eastAsiaTheme="majorEastAsia" w:cstheme="majorBidi"/>
         <w:b/>
         <w:bCs/>
       </w:rPr>
     </w:tblStylePr>
     <w:tblStylePr w:type="lastCol">
       <w:rPr>
-        <w:rFonts w:asciiTheme="majorHAnsi" w:eastAsiaTheme="majorEastAsia" w:hAnsiTheme="majorHAnsi" w:cstheme="majorBidi"/>
-        <w:b/>
-        <w:bCs/>
-      </w:rPr>
-      <w:tblPr/>
-      <w:tcPr>
-        <w:tcBorders>
-          <w:top w:val="single" w:sz="8" w:space="0" w:color="C0504D" w:themeColor="accent2"/>
-          <w:left w:val="single" w:sz="8" w:space="0" w:color="C0504D" w:themeColor="accent2"/>
-          <w:bottom w:val="single" w:sz="8" w:space="0" w:color="C0504D" w:themeColor="accent2"/>
-          <w:right w:val="single" w:sz="8" w:space="0" w:color="C0504D" w:themeColor="accent2"/>
+        <w:rFonts w:asciiTheme="majorHAnsi" w:hAnsiTheme="majorHAnsi" w:eastAsiaTheme="majorEastAsia" w:cstheme="majorBidi"/>
+        <w:b/>
+        <w:bCs/>
+      </w:rPr>
+      <w:tblPr/>
+      <w:tcPr>
+        <w:tcBorders>
+          <w:top w:val="single" w:color="C0504D" w:themeColor="accent2" w:sz="8" w:space="0"/>
+          <w:left w:val="single" w:color="C0504D" w:themeColor="accent2" w:sz="8" w:space="0"/>
+          <w:bottom w:val="single" w:color="C0504D" w:themeColor="accent2" w:sz="8" w:space="0"/>
+          <w:right w:val="single" w:color="C0504D" w:themeColor="accent2" w:sz="8" w:space="0"/>
         </w:tcBorders>
       </w:tcPr>
     </w:tblStylePr>
@@ -5893,10 +5792,10 @@
       <w:tblPr/>
       <w:tcPr>
         <w:tcBorders>
-          <w:top w:val="single" w:sz="8" w:space="0" w:color="C0504D" w:themeColor="accent2"/>
-          <w:left w:val="single" w:sz="8" w:space="0" w:color="C0504D" w:themeColor="accent2"/>
-          <w:bottom w:val="single" w:sz="8" w:space="0" w:color="C0504D" w:themeColor="accent2"/>
-          <w:right w:val="single" w:sz="8" w:space="0" w:color="C0504D" w:themeColor="accent2"/>
+          <w:top w:val="single" w:color="C0504D" w:themeColor="accent2" w:sz="8" w:space="0"/>
+          <w:left w:val="single" w:color="C0504D" w:themeColor="accent2" w:sz="8" w:space="0"/>
+          <w:bottom w:val="single" w:color="C0504D" w:themeColor="accent2" w:sz="8" w:space="0"/>
+          <w:right w:val="single" w:color="C0504D" w:themeColor="accent2" w:sz="8" w:space="0"/>
         </w:tcBorders>
         <w:shd w:val="clear" w:color="auto" w:fill="EFD3D2" w:themeFill="accent2" w:themeFillTint="3F"/>
       </w:tcPr>
@@ -5905,11 +5804,11 @@
       <w:tblPr/>
       <w:tcPr>
         <w:tcBorders>
-          <w:top w:val="single" w:sz="8" w:space="0" w:color="C0504D" w:themeColor="accent2"/>
-          <w:left w:val="single" w:sz="8" w:space="0" w:color="C0504D" w:themeColor="accent2"/>
-          <w:bottom w:val="single" w:sz="8" w:space="0" w:color="C0504D" w:themeColor="accent2"/>
-          <w:right w:val="single" w:sz="8" w:space="0" w:color="C0504D" w:themeColor="accent2"/>
-          <w:insideV w:val="single" w:sz="8" w:space="0" w:color="C0504D" w:themeColor="accent2"/>
+          <w:top w:val="single" w:color="C0504D" w:themeColor="accent2" w:sz="8" w:space="0"/>
+          <w:left w:val="single" w:color="C0504D" w:themeColor="accent2" w:sz="8" w:space="0"/>
+          <w:bottom w:val="single" w:color="C0504D" w:themeColor="accent2" w:sz="8" w:space="0"/>
+          <w:right w:val="single" w:color="C0504D" w:themeColor="accent2" w:sz="8" w:space="0"/>
+          <w:insideV w:val="single" w:color="C0504D" w:themeColor="accent2" w:sz="8" w:space="0"/>
         </w:tcBorders>
         <w:shd w:val="clear" w:color="auto" w:fill="EFD3D2" w:themeFill="accent2" w:themeFillTint="3F"/>
       </w:tcPr>
@@ -5918,11 +5817,11 @@
       <w:tblPr/>
       <w:tcPr>
         <w:tcBorders>
-          <w:top w:val="single" w:sz="8" w:space="0" w:color="C0504D" w:themeColor="accent2"/>
-          <w:left w:val="single" w:sz="8" w:space="0" w:color="C0504D" w:themeColor="accent2"/>
-          <w:bottom w:val="single" w:sz="8" w:space="0" w:color="C0504D" w:themeColor="accent2"/>
-          <w:right w:val="single" w:sz="8" w:space="0" w:color="C0504D" w:themeColor="accent2"/>
-          <w:insideV w:val="single" w:sz="8" w:space="0" w:color="C0504D" w:themeColor="accent2"/>
+          <w:top w:val="single" w:color="C0504D" w:themeColor="accent2" w:sz="8" w:space="0"/>
+          <w:left w:val="single" w:color="C0504D" w:themeColor="accent2" w:sz="8" w:space="0"/>
+          <w:bottom w:val="single" w:color="C0504D" w:themeColor="accent2" w:sz="8" w:space="0"/>
+          <w:right w:val="single" w:color="C0504D" w:themeColor="accent2" w:sz="8" w:space="0"/>
+          <w:insideV w:val="single" w:color="C0504D" w:themeColor="accent2" w:sz="8" w:space="0"/>
         </w:tcBorders>
       </w:tcPr>
     </w:tblStylePr>
@@ -5939,12 +5838,12 @@
       <w:tblStyleRowBandSize w:val="1"/>
       <w:tblStyleColBandSize w:val="1"/>
       <w:tblBorders>
-        <w:top w:val="single" w:sz="8" w:space="0" w:color="9BBB59" w:themeColor="accent3"/>
-        <w:left w:val="single" w:sz="8" w:space="0" w:color="9BBB59" w:themeColor="accent3"/>
-        <w:bottom w:val="single" w:sz="8" w:space="0" w:color="9BBB59" w:themeColor="accent3"/>
-        <w:right w:val="single" w:sz="8" w:space="0" w:color="9BBB59" w:themeColor="accent3"/>
-        <w:insideH w:val="single" w:sz="8" w:space="0" w:color="9BBB59" w:themeColor="accent3"/>
-        <w:insideV w:val="single" w:sz="8" w:space="0" w:color="9BBB59" w:themeColor="accent3"/>
+        <w:top w:val="single" w:color="9BBB59" w:themeColor="accent3" w:sz="8" w:space="0"/>
+        <w:left w:val="single" w:color="9BBB59" w:themeColor="accent3" w:sz="8" w:space="0"/>
+        <w:bottom w:val="single" w:color="9BBB59" w:themeColor="accent3" w:sz="8" w:space="0"/>
+        <w:right w:val="single" w:color="9BBB59" w:themeColor="accent3" w:sz="8" w:space="0"/>
+        <w:insideH w:val="single" w:color="9BBB59" w:themeColor="accent3" w:sz="8" w:space="0"/>
+        <w:insideV w:val="single" w:color="9BBB59" w:themeColor="accent3" w:sz="8" w:space="0"/>
       </w:tblBorders>
     </w:tblPr>
     <w:tblStylePr w:type="firstRow">
@@ -5952,19 +5851,19 @@
         <w:spacing w:before="0" w:after="0" w:line="240" w:lineRule="auto"/>
       </w:pPr>
       <w:rPr>
-        <w:rFonts w:asciiTheme="majorHAnsi" w:eastAsiaTheme="majorEastAsia" w:hAnsiTheme="majorHAnsi" w:cstheme="majorBidi"/>
-        <w:b/>
-        <w:bCs/>
-      </w:rPr>
-      <w:tblPr/>
-      <w:tcPr>
-        <w:tcBorders>
-          <w:top w:val="single" w:sz="8" w:space="0" w:color="9BBB59" w:themeColor="accent3"/>
-          <w:left w:val="single" w:sz="8" w:space="0" w:color="9BBB59" w:themeColor="accent3"/>
-          <w:bottom w:val="single" w:sz="18" w:space="0" w:color="9BBB59" w:themeColor="accent3"/>
-          <w:right w:val="single" w:sz="8" w:space="0" w:color="9BBB59" w:themeColor="accent3"/>
-          <w:insideH w:val="nil"/>
-          <w:insideV w:val="single" w:sz="8" w:space="0" w:color="9BBB59" w:themeColor="accent3"/>
+        <w:rFonts w:asciiTheme="majorHAnsi" w:hAnsiTheme="majorHAnsi" w:eastAsiaTheme="majorEastAsia" w:cstheme="majorBidi"/>
+        <w:b/>
+        <w:bCs/>
+      </w:rPr>
+      <w:tblPr/>
+      <w:tcPr>
+        <w:tcBorders>
+          <w:top w:val="single" w:color="9BBB59" w:themeColor="accent3" w:sz="8" w:space="0"/>
+          <w:left w:val="single" w:color="9BBB59" w:themeColor="accent3" w:sz="8" w:space="0"/>
+          <w:bottom w:val="single" w:color="9BBB59" w:themeColor="accent3" w:sz="18" w:space="0"/>
+          <w:right w:val="single" w:color="9BBB59" w:themeColor="accent3" w:sz="8" w:space="0"/>
+          <w:insideH w:val="nil"/>
+          <w:insideV w:val="single" w:color="9BBB59" w:themeColor="accent3" w:sz="8" w:space="0"/>
         </w:tcBorders>
       </w:tcPr>
     </w:tblStylePr>
@@ -5973,42 +5872,42 @@
         <w:spacing w:before="0" w:after="0" w:line="240" w:lineRule="auto"/>
       </w:pPr>
       <w:rPr>
-        <w:rFonts w:asciiTheme="majorHAnsi" w:eastAsiaTheme="majorEastAsia" w:hAnsiTheme="majorHAnsi" w:cstheme="majorBidi"/>
-        <w:b/>
-        <w:bCs/>
-      </w:rPr>
-      <w:tblPr/>
-      <w:tcPr>
-        <w:tcBorders>
-          <w:top w:val="double" w:sz="6" w:space="0" w:color="9BBB59" w:themeColor="accent3"/>
-          <w:left w:val="single" w:sz="8" w:space="0" w:color="9BBB59" w:themeColor="accent3"/>
-          <w:bottom w:val="single" w:sz="8" w:space="0" w:color="9BBB59" w:themeColor="accent3"/>
-          <w:right w:val="single" w:sz="8" w:space="0" w:color="9BBB59" w:themeColor="accent3"/>
-          <w:insideH w:val="nil"/>
-          <w:insideV w:val="single" w:sz="8" w:space="0" w:color="9BBB59" w:themeColor="accent3"/>
+        <w:rFonts w:asciiTheme="majorHAnsi" w:hAnsiTheme="majorHAnsi" w:eastAsiaTheme="majorEastAsia" w:cstheme="majorBidi"/>
+        <w:b/>
+        <w:bCs/>
+      </w:rPr>
+      <w:tblPr/>
+      <w:tcPr>
+        <w:tcBorders>
+          <w:top w:val="double" w:color="9BBB59" w:themeColor="accent3" w:sz="6" w:space="0"/>
+          <w:left w:val="single" w:color="9BBB59" w:themeColor="accent3" w:sz="8" w:space="0"/>
+          <w:bottom w:val="single" w:color="9BBB59" w:themeColor="accent3" w:sz="8" w:space="0"/>
+          <w:right w:val="single" w:color="9BBB59" w:themeColor="accent3" w:sz="8" w:space="0"/>
+          <w:insideH w:val="nil"/>
+          <w:insideV w:val="single" w:color="9BBB59" w:themeColor="accent3" w:sz="8" w:space="0"/>
         </w:tcBorders>
       </w:tcPr>
     </w:tblStylePr>
     <w:tblStylePr w:type="firstCol">
       <w:rPr>
-        <w:rFonts w:asciiTheme="majorHAnsi" w:eastAsiaTheme="majorEastAsia" w:hAnsiTheme="majorHAnsi" w:cstheme="majorBidi"/>
+        <w:rFonts w:asciiTheme="majorHAnsi" w:hAnsiTheme="majorHAnsi" w:eastAsiaTheme="majorEastAsia" w:cstheme="majorBidi"/>
         <w:b/>
         <w:bCs/>
       </w:rPr>
     </w:tblStylePr>
     <w:tblStylePr w:type="lastCol">
       <w:rPr>
-        <w:rFonts w:asciiTheme="majorHAnsi" w:eastAsiaTheme="majorEastAsia" w:hAnsiTheme="majorHAnsi" w:cstheme="majorBidi"/>
-        <w:b/>
-        <w:bCs/>
-      </w:rPr>
-      <w:tblPr/>
-      <w:tcPr>
-        <w:tcBorders>
-          <w:top w:val="single" w:sz="8" w:space="0" w:color="9BBB59" w:themeColor="accent3"/>
-          <w:left w:val="single" w:sz="8" w:space="0" w:color="9BBB59" w:themeColor="accent3"/>
-          <w:bottom w:val="single" w:sz="8" w:space="0" w:color="9BBB59" w:themeColor="accent3"/>
-          <w:right w:val="single" w:sz="8" w:space="0" w:color="9BBB59" w:themeColor="accent3"/>
+        <w:rFonts w:asciiTheme="majorHAnsi" w:hAnsiTheme="majorHAnsi" w:eastAsiaTheme="majorEastAsia" w:cstheme="majorBidi"/>
+        <w:b/>
+        <w:bCs/>
+      </w:rPr>
+      <w:tblPr/>
+      <w:tcPr>
+        <w:tcBorders>
+          <w:top w:val="single" w:color="9BBB59" w:themeColor="accent3" w:sz="8" w:space="0"/>
+          <w:left w:val="single" w:color="9BBB59" w:themeColor="accent3" w:sz="8" w:space="0"/>
+          <w:bottom w:val="single" w:color="9BBB59" w:themeColor="accent3" w:sz="8" w:space="0"/>
+          <w:right w:val="single" w:color="9BBB59" w:themeColor="accent3" w:sz="8" w:space="0"/>
         </w:tcBorders>
       </w:tcPr>
     </w:tblStylePr>
@@ -6016,10 +5915,10 @@
       <w:tblPr/>
       <w:tcPr>
         <w:tcBorders>
-          <w:top w:val="single" w:sz="8" w:space="0" w:color="9BBB59" w:themeColor="accent3"/>
-          <w:left w:val="single" w:sz="8" w:space="0" w:color="9BBB59" w:themeColor="accent3"/>
-          <w:bottom w:val="single" w:sz="8" w:space="0" w:color="9BBB59" w:themeColor="accent3"/>
-          <w:right w:val="single" w:sz="8" w:space="0" w:color="9BBB59" w:themeColor="accent3"/>
+          <w:top w:val="single" w:color="9BBB59" w:themeColor="accent3" w:sz="8" w:space="0"/>
+          <w:left w:val="single" w:color="9BBB59" w:themeColor="accent3" w:sz="8" w:space="0"/>
+          <w:bottom w:val="single" w:color="9BBB59" w:themeColor="accent3" w:sz="8" w:space="0"/>
+          <w:right w:val="single" w:color="9BBB59" w:themeColor="accent3" w:sz="8" w:space="0"/>
         </w:tcBorders>
         <w:shd w:val="clear" w:color="auto" w:fill="E6EED5" w:themeFill="accent3" w:themeFillTint="3F"/>
       </w:tcPr>
@@ -6028,11 +5927,11 @@
       <w:tblPr/>
       <w:tcPr>
         <w:tcBorders>
-          <w:top w:val="single" w:sz="8" w:space="0" w:color="9BBB59" w:themeColor="accent3"/>
-          <w:left w:val="single" w:sz="8" w:space="0" w:color="9BBB59" w:themeColor="accent3"/>
-          <w:bottom w:val="single" w:sz="8" w:space="0" w:color="9BBB59" w:themeColor="accent3"/>
-          <w:right w:val="single" w:sz="8" w:space="0" w:color="9BBB59" w:themeColor="accent3"/>
-          <w:insideV w:val="single" w:sz="8" w:space="0" w:color="9BBB59" w:themeColor="accent3"/>
+          <w:top w:val="single" w:color="9BBB59" w:themeColor="accent3" w:sz="8" w:space="0"/>
+          <w:left w:val="single" w:color="9BBB59" w:themeColor="accent3" w:sz="8" w:space="0"/>
+          <w:bottom w:val="single" w:color="9BBB59" w:themeColor="accent3" w:sz="8" w:space="0"/>
+          <w:right w:val="single" w:color="9BBB59" w:themeColor="accent3" w:sz="8" w:space="0"/>
+          <w:insideV w:val="single" w:color="9BBB59" w:themeColor="accent3" w:sz="8" w:space="0"/>
         </w:tcBorders>
         <w:shd w:val="clear" w:color="auto" w:fill="E6EED5" w:themeFill="accent3" w:themeFillTint="3F"/>
       </w:tcPr>
@@ -6041,11 +5940,11 @@
       <w:tblPr/>
       <w:tcPr>
         <w:tcBorders>
-          <w:top w:val="single" w:sz="8" w:space="0" w:color="9BBB59" w:themeColor="accent3"/>
-          <w:left w:val="single" w:sz="8" w:space="0" w:color="9BBB59" w:themeColor="accent3"/>
-          <w:bottom w:val="single" w:sz="8" w:space="0" w:color="9BBB59" w:themeColor="accent3"/>
-          <w:right w:val="single" w:sz="8" w:space="0" w:color="9BBB59" w:themeColor="accent3"/>
-          <w:insideV w:val="single" w:sz="8" w:space="0" w:color="9BBB59" w:themeColor="accent3"/>
+          <w:top w:val="single" w:color="9BBB59" w:themeColor="accent3" w:sz="8" w:space="0"/>
+          <w:left w:val="single" w:color="9BBB59" w:themeColor="accent3" w:sz="8" w:space="0"/>
+          <w:bottom w:val="single" w:color="9BBB59" w:themeColor="accent3" w:sz="8" w:space="0"/>
+          <w:right w:val="single" w:color="9BBB59" w:themeColor="accent3" w:sz="8" w:space="0"/>
+          <w:insideV w:val="single" w:color="9BBB59" w:themeColor="accent3" w:sz="8" w:space="0"/>
         </w:tcBorders>
       </w:tcPr>
     </w:tblStylePr>
@@ -6062,12 +5961,12 @@
       <w:tblStyleRowBandSize w:val="1"/>
       <w:tblStyleColBandSize w:val="1"/>
       <w:tblBorders>
-        <w:top w:val="single" w:sz="8" w:space="0" w:color="8064A2" w:themeColor="accent4"/>
-        <w:left w:val="single" w:sz="8" w:space="0" w:color="8064A2" w:themeColor="accent4"/>
-        <w:bottom w:val="single" w:sz="8" w:space="0" w:color="8064A2" w:themeColor="accent4"/>
-        <w:right w:val="single" w:sz="8" w:space="0" w:color="8064A2" w:themeColor="accent4"/>
-        <w:insideH w:val="single" w:sz="8" w:space="0" w:color="8064A2" w:themeColor="accent4"/>
-        <w:insideV w:val="single" w:sz="8" w:space="0" w:color="8064A2" w:themeColor="accent4"/>
+        <w:top w:val="single" w:color="8064A2" w:themeColor="accent4" w:sz="8" w:space="0"/>
+        <w:left w:val="single" w:color="8064A2" w:themeColor="accent4" w:sz="8" w:space="0"/>
+        <w:bottom w:val="single" w:color="8064A2" w:themeColor="accent4" w:sz="8" w:space="0"/>
+        <w:right w:val="single" w:color="8064A2" w:themeColor="accent4" w:sz="8" w:space="0"/>
+        <w:insideH w:val="single" w:color="8064A2" w:themeColor="accent4" w:sz="8" w:space="0"/>
+        <w:insideV w:val="single" w:color="8064A2" w:themeColor="accent4" w:sz="8" w:space="0"/>
       </w:tblBorders>
     </w:tblPr>
     <w:tblStylePr w:type="firstRow">
@@ -6075,19 +5974,19 @@
         <w:spacing w:before="0" w:after="0" w:line="240" w:lineRule="auto"/>
       </w:pPr>
       <w:rPr>
-        <w:rFonts w:asciiTheme="majorHAnsi" w:eastAsiaTheme="majorEastAsia" w:hAnsiTheme="majorHAnsi" w:cstheme="majorBidi"/>
-        <w:b/>
-        <w:bCs/>
-      </w:rPr>
-      <w:tblPr/>
-      <w:tcPr>
-        <w:tcBorders>
-          <w:top w:val="single" w:sz="8" w:space="0" w:color="8064A2" w:themeColor="accent4"/>
-          <w:left w:val="single" w:sz="8" w:space="0" w:color="8064A2" w:themeColor="accent4"/>
-          <w:bottom w:val="single" w:sz="18" w:space="0" w:color="8064A2" w:themeColor="accent4"/>
-          <w:right w:val="single" w:sz="8" w:space="0" w:color="8064A2" w:themeColor="accent4"/>
-          <w:insideH w:val="nil"/>
-          <w:insideV w:val="single" w:sz="8" w:space="0" w:color="8064A2" w:themeColor="accent4"/>
+        <w:rFonts w:asciiTheme="majorHAnsi" w:hAnsiTheme="majorHAnsi" w:eastAsiaTheme="majorEastAsia" w:cstheme="majorBidi"/>
+        <w:b/>
+        <w:bCs/>
+      </w:rPr>
+      <w:tblPr/>
+      <w:tcPr>
+        <w:tcBorders>
+          <w:top w:val="single" w:color="8064A2" w:themeColor="accent4" w:sz="8" w:space="0"/>
+          <w:left w:val="single" w:color="8064A2" w:themeColor="accent4" w:sz="8" w:space="0"/>
+          <w:bottom w:val="single" w:color="8064A2" w:themeColor="accent4" w:sz="18" w:space="0"/>
+          <w:right w:val="single" w:color="8064A2" w:themeColor="accent4" w:sz="8" w:space="0"/>
+          <w:insideH w:val="nil"/>
+          <w:insideV w:val="single" w:color="8064A2" w:themeColor="accent4" w:sz="8" w:space="0"/>
         </w:tcBorders>
       </w:tcPr>
     </w:tblStylePr>
@@ -6096,42 +5995,42 @@
         <w:spacing w:before="0" w:after="0" w:line="240" w:lineRule="auto"/>
       </w:pPr>
       <w:rPr>
-        <w:rFonts w:asciiTheme="majorHAnsi" w:eastAsiaTheme="majorEastAsia" w:hAnsiTheme="majorHAnsi" w:cstheme="majorBidi"/>
-        <w:b/>
-        <w:bCs/>
-      </w:rPr>
-      <w:tblPr/>
-      <w:tcPr>
-        <w:tcBorders>
-          <w:top w:val="double" w:sz="6" w:space="0" w:color="8064A2" w:themeColor="accent4"/>
-          <w:left w:val="single" w:sz="8" w:space="0" w:color="8064A2" w:themeColor="accent4"/>
-          <w:bottom w:val="single" w:sz="8" w:space="0" w:color="8064A2" w:themeColor="accent4"/>
-          <w:right w:val="single" w:sz="8" w:space="0" w:color="8064A2" w:themeColor="accent4"/>
-          <w:insideH w:val="nil"/>
-          <w:insideV w:val="single" w:sz="8" w:space="0" w:color="8064A2" w:themeColor="accent4"/>
+        <w:rFonts w:asciiTheme="majorHAnsi" w:hAnsiTheme="majorHAnsi" w:eastAsiaTheme="majorEastAsia" w:cstheme="majorBidi"/>
+        <w:b/>
+        <w:bCs/>
+      </w:rPr>
+      <w:tblPr/>
+      <w:tcPr>
+        <w:tcBorders>
+          <w:top w:val="double" w:color="8064A2" w:themeColor="accent4" w:sz="6" w:space="0"/>
+          <w:left w:val="single" w:color="8064A2" w:themeColor="accent4" w:sz="8" w:space="0"/>
+          <w:bottom w:val="single" w:color="8064A2" w:themeColor="accent4" w:sz="8" w:space="0"/>
+          <w:right w:val="single" w:color="8064A2" w:themeColor="accent4" w:sz="8" w:space="0"/>
+          <w:insideH w:val="nil"/>
+          <w:insideV w:val="single" w:color="8064A2" w:themeColor="accent4" w:sz="8" w:space="0"/>
         </w:tcBorders>
       </w:tcPr>
     </w:tblStylePr>
     <w:tblStylePr w:type="firstCol">
       <w:rPr>
-        <w:rFonts w:asciiTheme="majorHAnsi" w:eastAsiaTheme="majorEastAsia" w:hAnsiTheme="majorHAnsi" w:cstheme="majorBidi"/>
+        <w:rFonts w:asciiTheme="majorHAnsi" w:hAnsiTheme="majorHAnsi" w:eastAsiaTheme="majorEastAsia" w:cstheme="majorBidi"/>
         <w:b/>
         <w:bCs/>
       </w:rPr>
     </w:tblStylePr>
     <w:tblStylePr w:type="lastCol">
       <w:rPr>
-        <w:rFonts w:asciiTheme="majorHAnsi" w:eastAsiaTheme="majorEastAsia" w:hAnsiTheme="majorHAnsi" w:cstheme="majorBidi"/>
-        <w:b/>
-        <w:bCs/>
-      </w:rPr>
-      <w:tblPr/>
-      <w:tcPr>
-        <w:tcBorders>
-          <w:top w:val="single" w:sz="8" w:space="0" w:color="8064A2" w:themeColor="accent4"/>
-          <w:left w:val="single" w:sz="8" w:space="0" w:color="8064A2" w:themeColor="accent4"/>
-          <w:bottom w:val="single" w:sz="8" w:space="0" w:color="8064A2" w:themeColor="accent4"/>
-          <w:right w:val="single" w:sz="8" w:space="0" w:color="8064A2" w:themeColor="accent4"/>
+        <w:rFonts w:asciiTheme="majorHAnsi" w:hAnsiTheme="majorHAnsi" w:eastAsiaTheme="majorEastAsia" w:cstheme="majorBidi"/>
+        <w:b/>
+        <w:bCs/>
+      </w:rPr>
+      <w:tblPr/>
+      <w:tcPr>
+        <w:tcBorders>
+          <w:top w:val="single" w:color="8064A2" w:themeColor="accent4" w:sz="8" w:space="0"/>
+          <w:left w:val="single" w:color="8064A2" w:themeColor="accent4" w:sz="8" w:space="0"/>
+          <w:bottom w:val="single" w:color="8064A2" w:themeColor="accent4" w:sz="8" w:space="0"/>
+          <w:right w:val="single" w:color="8064A2" w:themeColor="accent4" w:sz="8" w:space="0"/>
         </w:tcBorders>
       </w:tcPr>
     </w:tblStylePr>
@@ -6139,10 +6038,10 @@
       <w:tblPr/>
       <w:tcPr>
         <w:tcBorders>
-          <w:top w:val="single" w:sz="8" w:space="0" w:color="8064A2" w:themeColor="accent4"/>
-          <w:left w:val="single" w:sz="8" w:space="0" w:color="8064A2" w:themeColor="accent4"/>
-          <w:bottom w:val="single" w:sz="8" w:space="0" w:color="8064A2" w:themeColor="accent4"/>
-          <w:right w:val="single" w:sz="8" w:space="0" w:color="8064A2" w:themeColor="accent4"/>
+          <w:top w:val="single" w:color="8064A2" w:themeColor="accent4" w:sz="8" w:space="0"/>
+          <w:left w:val="single" w:color="8064A2" w:themeColor="accent4" w:sz="8" w:space="0"/>
+          <w:bottom w:val="single" w:color="8064A2" w:themeColor="accent4" w:sz="8" w:space="0"/>
+          <w:right w:val="single" w:color="8064A2" w:themeColor="accent4" w:sz="8" w:space="0"/>
         </w:tcBorders>
         <w:shd w:val="clear" w:color="auto" w:fill="DFD8E8" w:themeFill="accent4" w:themeFillTint="3F"/>
       </w:tcPr>
@@ -6151,11 +6050,11 @@
       <w:tblPr/>
       <w:tcPr>
         <w:tcBorders>
-          <w:top w:val="single" w:sz="8" w:space="0" w:color="8064A2" w:themeColor="accent4"/>
-          <w:left w:val="single" w:sz="8" w:space="0" w:color="8064A2" w:themeColor="accent4"/>
-          <w:bottom w:val="single" w:sz="8" w:space="0" w:color="8064A2" w:themeColor="accent4"/>
-          <w:right w:val="single" w:sz="8" w:space="0" w:color="8064A2" w:themeColor="accent4"/>
-          <w:insideV w:val="single" w:sz="8" w:space="0" w:color="8064A2" w:themeColor="accent4"/>
+          <w:top w:val="single" w:color="8064A2" w:themeColor="accent4" w:sz="8" w:space="0"/>
+          <w:left w:val="single" w:color="8064A2" w:themeColor="accent4" w:sz="8" w:space="0"/>
+          <w:bottom w:val="single" w:color="8064A2" w:themeColor="accent4" w:sz="8" w:space="0"/>
+          <w:right w:val="single" w:color="8064A2" w:themeColor="accent4" w:sz="8" w:space="0"/>
+          <w:insideV w:val="single" w:color="8064A2" w:themeColor="accent4" w:sz="8" w:space="0"/>
         </w:tcBorders>
         <w:shd w:val="clear" w:color="auto" w:fill="DFD8E8" w:themeFill="accent4" w:themeFillTint="3F"/>
       </w:tcPr>
@@ -6164,11 +6063,11 @@
       <w:tblPr/>
       <w:tcPr>
         <w:tcBorders>
-          <w:top w:val="single" w:sz="8" w:space="0" w:color="8064A2" w:themeColor="accent4"/>
-          <w:left w:val="single" w:sz="8" w:space="0" w:color="8064A2" w:themeColor="accent4"/>
-          <w:bottom w:val="single" w:sz="8" w:space="0" w:color="8064A2" w:themeColor="accent4"/>
-          <w:right w:val="single" w:sz="8" w:space="0" w:color="8064A2" w:themeColor="accent4"/>
-          <w:insideV w:val="single" w:sz="8" w:space="0" w:color="8064A2" w:themeColor="accent4"/>
+          <w:top w:val="single" w:color="8064A2" w:themeColor="accent4" w:sz="8" w:space="0"/>
+          <w:left w:val="single" w:color="8064A2" w:themeColor="accent4" w:sz="8" w:space="0"/>
+          <w:bottom w:val="single" w:color="8064A2" w:themeColor="accent4" w:sz="8" w:space="0"/>
+          <w:right w:val="single" w:color="8064A2" w:themeColor="accent4" w:sz="8" w:space="0"/>
+          <w:insideV w:val="single" w:color="8064A2" w:themeColor="accent4" w:sz="8" w:space="0"/>
         </w:tcBorders>
       </w:tcPr>
     </w:tblStylePr>
@@ -6185,12 +6084,12 @@
       <w:tblStyleRowBandSize w:val="1"/>
       <w:tblStyleColBandSize w:val="1"/>
       <w:tblBorders>
-        <w:top w:val="single" w:sz="8" w:space="0" w:color="4BACC6" w:themeColor="accent5"/>
-        <w:left w:val="single" w:sz="8" w:space="0" w:color="4BACC6" w:themeColor="accent5"/>
-        <w:bottom w:val="single" w:sz="8" w:space="0" w:color="4BACC6" w:themeColor="accent5"/>
-        <w:right w:val="single" w:sz="8" w:space="0" w:color="4BACC6" w:themeColor="accent5"/>
-        <w:insideH w:val="single" w:sz="8" w:space="0" w:color="4BACC6" w:themeColor="accent5"/>
-        <w:insideV w:val="single" w:sz="8" w:space="0" w:color="4BACC6" w:themeColor="accent5"/>
+        <w:top w:val="single" w:color="4BACC6" w:themeColor="accent5" w:sz="8" w:space="0"/>
+        <w:left w:val="single" w:color="4BACC6" w:themeColor="accent5" w:sz="8" w:space="0"/>
+        <w:bottom w:val="single" w:color="4BACC6" w:themeColor="accent5" w:sz="8" w:space="0"/>
+        <w:right w:val="single" w:color="4BACC6" w:themeColor="accent5" w:sz="8" w:space="0"/>
+        <w:insideH w:val="single" w:color="4BACC6" w:themeColor="accent5" w:sz="8" w:space="0"/>
+        <w:insideV w:val="single" w:color="4BACC6" w:themeColor="accent5" w:sz="8" w:space="0"/>
       </w:tblBorders>
     </w:tblPr>
     <w:tblStylePr w:type="firstRow">
@@ -6198,19 +6097,19 @@
         <w:spacing w:before="0" w:after="0" w:line="240" w:lineRule="auto"/>
       </w:pPr>
       <w:rPr>
-        <w:rFonts w:asciiTheme="majorHAnsi" w:eastAsiaTheme="majorEastAsia" w:hAnsiTheme="majorHAnsi" w:cstheme="majorBidi"/>
-        <w:b/>
-        <w:bCs/>
-      </w:rPr>
-      <w:tblPr/>
-      <w:tcPr>
-        <w:tcBorders>
-          <w:top w:val="single" w:sz="8" w:space="0" w:color="4BACC6" w:themeColor="accent5"/>
-          <w:left w:val="single" w:sz="8" w:space="0" w:color="4BACC6" w:themeColor="accent5"/>
-          <w:bottom w:val="single" w:sz="18" w:space="0" w:color="4BACC6" w:themeColor="accent5"/>
-          <w:right w:val="single" w:sz="8" w:space="0" w:color="4BACC6" w:themeColor="accent5"/>
-          <w:insideH w:val="nil"/>
-          <w:insideV w:val="single" w:sz="8" w:space="0" w:color="4BACC6" w:themeColor="accent5"/>
+        <w:rFonts w:asciiTheme="majorHAnsi" w:hAnsiTheme="majorHAnsi" w:eastAsiaTheme="majorEastAsia" w:cstheme="majorBidi"/>
+        <w:b/>
+        <w:bCs/>
+      </w:rPr>
+      <w:tblPr/>
+      <w:tcPr>
+        <w:tcBorders>
+          <w:top w:val="single" w:color="4BACC6" w:themeColor="accent5" w:sz="8" w:space="0"/>
+          <w:left w:val="single" w:color="4BACC6" w:themeColor="accent5" w:sz="8" w:space="0"/>
+          <w:bottom w:val="single" w:color="4BACC6" w:themeColor="accent5" w:sz="18" w:space="0"/>
+          <w:right w:val="single" w:color="4BACC6" w:themeColor="accent5" w:sz="8" w:space="0"/>
+          <w:insideH w:val="nil"/>
+          <w:insideV w:val="single" w:color="4BACC6" w:themeColor="accent5" w:sz="8" w:space="0"/>
         </w:tcBorders>
       </w:tcPr>
     </w:tblStylePr>
@@ -6219,42 +6118,42 @@
         <w:spacing w:before="0" w:after="0" w:line="240" w:lineRule="auto"/>
       </w:pPr>
       <w:rPr>
-        <w:rFonts w:asciiTheme="majorHAnsi" w:eastAsiaTheme="majorEastAsia" w:hAnsiTheme="majorHAnsi" w:cstheme="majorBidi"/>
-        <w:b/>
-        <w:bCs/>
-      </w:rPr>
-      <w:tblPr/>
-      <w:tcPr>
-        <w:tcBorders>
-          <w:top w:val="double" w:sz="6" w:space="0" w:color="4BACC6" w:themeColor="accent5"/>
-          <w:left w:val="single" w:sz="8" w:space="0" w:color="4BACC6" w:themeColor="accent5"/>
-          <w:bottom w:val="single" w:sz="8" w:space="0" w:color="4BACC6" w:themeColor="accent5"/>
-          <w:right w:val="single" w:sz="8" w:space="0" w:color="4BACC6" w:themeColor="accent5"/>
-          <w:insideH w:val="nil"/>
-          <w:insideV w:val="single" w:sz="8" w:space="0" w:color="4BACC6" w:themeColor="accent5"/>
+        <w:rFonts w:asciiTheme="majorHAnsi" w:hAnsiTheme="majorHAnsi" w:eastAsiaTheme="majorEastAsia" w:cstheme="majorBidi"/>
+        <w:b/>
+        <w:bCs/>
+      </w:rPr>
+      <w:tblPr/>
+      <w:tcPr>
+        <w:tcBorders>
+          <w:top w:val="double" w:color="4BACC6" w:themeColor="accent5" w:sz="6" w:space="0"/>
+          <w:left w:val="single" w:color="4BACC6" w:themeColor="accent5" w:sz="8" w:space="0"/>
+          <w:bottom w:val="single" w:color="4BACC6" w:themeColor="accent5" w:sz="8" w:space="0"/>
+          <w:right w:val="single" w:color="4BACC6" w:themeColor="accent5" w:sz="8" w:space="0"/>
+          <w:insideH w:val="nil"/>
+          <w:insideV w:val="single" w:color="4BACC6" w:themeColor="accent5" w:sz="8" w:space="0"/>
         </w:tcBorders>
       </w:tcPr>
     </w:tblStylePr>
     <w:tblStylePr w:type="firstCol">
       <w:rPr>
-        <w:rFonts w:asciiTheme="majorHAnsi" w:eastAsiaTheme="majorEastAsia" w:hAnsiTheme="majorHAnsi" w:cstheme="majorBidi"/>
+        <w:rFonts w:asciiTheme="majorHAnsi" w:hAnsiTheme="majorHAnsi" w:eastAsiaTheme="majorEastAsia" w:cstheme="majorBidi"/>
         <w:b/>
         <w:bCs/>
       </w:rPr>
     </w:tblStylePr>
     <w:tblStylePr w:type="lastCol">
       <w:rPr>
-        <w:rFonts w:asciiTheme="majorHAnsi" w:eastAsiaTheme="majorEastAsia" w:hAnsiTheme="majorHAnsi" w:cstheme="majorBidi"/>
-        <w:b/>
-        <w:bCs/>
-      </w:rPr>
-      <w:tblPr/>
-      <w:tcPr>
-        <w:tcBorders>
-          <w:top w:val="single" w:sz="8" w:space="0" w:color="4BACC6" w:themeColor="accent5"/>
-          <w:left w:val="single" w:sz="8" w:space="0" w:color="4BACC6" w:themeColor="accent5"/>
-          <w:bottom w:val="single" w:sz="8" w:space="0" w:color="4BACC6" w:themeColor="accent5"/>
-          <w:right w:val="single" w:sz="8" w:space="0" w:color="4BACC6" w:themeColor="accent5"/>
+        <w:rFonts w:asciiTheme="majorHAnsi" w:hAnsiTheme="majorHAnsi" w:eastAsiaTheme="majorEastAsia" w:cstheme="majorBidi"/>
+        <w:b/>
+        <w:bCs/>
+      </w:rPr>
+      <w:tblPr/>
+      <w:tcPr>
+        <w:tcBorders>
+          <w:top w:val="single" w:color="4BACC6" w:themeColor="accent5" w:sz="8" w:space="0"/>
+          <w:left w:val="single" w:color="4BACC6" w:themeColor="accent5" w:sz="8" w:space="0"/>
+          <w:bottom w:val="single" w:color="4BACC6" w:themeColor="accent5" w:sz="8" w:space="0"/>
+          <w:right w:val="single" w:color="4BACC6" w:themeColor="accent5" w:sz="8" w:space="0"/>
         </w:tcBorders>
       </w:tcPr>
     </w:tblStylePr>
@@ -6262,10 +6161,10 @@
       <w:tblPr/>
       <w:tcPr>
         <w:tcBorders>
-          <w:top w:val="single" w:sz="8" w:space="0" w:color="4BACC6" w:themeColor="accent5"/>
-          <w:left w:val="single" w:sz="8" w:space="0" w:color="4BACC6" w:themeColor="accent5"/>
-          <w:bottom w:val="single" w:sz="8" w:space="0" w:color="4BACC6" w:themeColor="accent5"/>
-          <w:right w:val="single" w:sz="8" w:space="0" w:color="4BACC6" w:themeColor="accent5"/>
+          <w:top w:val="single" w:color="4BACC6" w:themeColor="accent5" w:sz="8" w:space="0"/>
+          <w:left w:val="single" w:color="4BACC6" w:themeColor="accent5" w:sz="8" w:space="0"/>
+          <w:bottom w:val="single" w:color="4BACC6" w:themeColor="accent5" w:sz="8" w:space="0"/>
+          <w:right w:val="single" w:color="4BACC6" w:themeColor="accent5" w:sz="8" w:space="0"/>
         </w:tcBorders>
         <w:shd w:val="clear" w:color="auto" w:fill="D2EAF1" w:themeFill="accent5" w:themeFillTint="3F"/>
       </w:tcPr>
@@ -6274,11 +6173,11 @@
       <w:tblPr/>
       <w:tcPr>
         <w:tcBorders>
-          <w:top w:val="single" w:sz="8" w:space="0" w:color="4BACC6" w:themeColor="accent5"/>
-          <w:left w:val="single" w:sz="8" w:space="0" w:color="4BACC6" w:themeColor="accent5"/>
-          <w:bottom w:val="single" w:sz="8" w:space="0" w:color="4BACC6" w:themeColor="accent5"/>
-          <w:right w:val="single" w:sz="8" w:space="0" w:color="4BACC6" w:themeColor="accent5"/>
-          <w:insideV w:val="single" w:sz="8" w:space="0" w:color="4BACC6" w:themeColor="accent5"/>
+          <w:top w:val="single" w:color="4BACC6" w:themeColor="accent5" w:sz="8" w:space="0"/>
+          <w:left w:val="single" w:color="4BACC6" w:themeColor="accent5" w:sz="8" w:space="0"/>
+          <w:bottom w:val="single" w:color="4BACC6" w:themeColor="accent5" w:sz="8" w:space="0"/>
+          <w:right w:val="single" w:color="4BACC6" w:themeColor="accent5" w:sz="8" w:space="0"/>
+          <w:insideV w:val="single" w:color="4BACC6" w:themeColor="accent5" w:sz="8" w:space="0"/>
         </w:tcBorders>
         <w:shd w:val="clear" w:color="auto" w:fill="D2EAF1" w:themeFill="accent5" w:themeFillTint="3F"/>
       </w:tcPr>
@@ -6287,11 +6186,11 @@
       <w:tblPr/>
       <w:tcPr>
         <w:tcBorders>
-          <w:top w:val="single" w:sz="8" w:space="0" w:color="4BACC6" w:themeColor="accent5"/>
-          <w:left w:val="single" w:sz="8" w:space="0" w:color="4BACC6" w:themeColor="accent5"/>
-          <w:bottom w:val="single" w:sz="8" w:space="0" w:color="4BACC6" w:themeColor="accent5"/>
-          <w:right w:val="single" w:sz="8" w:space="0" w:color="4BACC6" w:themeColor="accent5"/>
-          <w:insideV w:val="single" w:sz="8" w:space="0" w:color="4BACC6" w:themeColor="accent5"/>
+          <w:top w:val="single" w:color="4BACC6" w:themeColor="accent5" w:sz="8" w:space="0"/>
+          <w:left w:val="single" w:color="4BACC6" w:themeColor="accent5" w:sz="8" w:space="0"/>
+          <w:bottom w:val="single" w:color="4BACC6" w:themeColor="accent5" w:sz="8" w:space="0"/>
+          <w:right w:val="single" w:color="4BACC6" w:themeColor="accent5" w:sz="8" w:space="0"/>
+          <w:insideV w:val="single" w:color="4BACC6" w:themeColor="accent5" w:sz="8" w:space="0"/>
         </w:tcBorders>
       </w:tcPr>
     </w:tblStylePr>
@@ -6308,12 +6207,12 @@
       <w:tblStyleRowBandSize w:val="1"/>
       <w:tblStyleColBandSize w:val="1"/>
       <w:tblBorders>
-        <w:top w:val="single" w:sz="8" w:space="0" w:color="F79646" w:themeColor="accent6"/>
-        <w:left w:val="single" w:sz="8" w:space="0" w:color="F79646" w:themeColor="accent6"/>
-        <w:bottom w:val="single" w:sz="8" w:space="0" w:color="F79646" w:themeColor="accent6"/>
-        <w:right w:val="single" w:sz="8" w:space="0" w:color="F79646" w:themeColor="accent6"/>
-        <w:insideH w:val="single" w:sz="8" w:space="0" w:color="F79646" w:themeColor="accent6"/>
-        <w:insideV w:val="single" w:sz="8" w:space="0" w:color="F79646" w:themeColor="accent6"/>
+        <w:top w:val="single" w:color="F79646" w:themeColor="accent6" w:sz="8" w:space="0"/>
+        <w:left w:val="single" w:color="F79646" w:themeColor="accent6" w:sz="8" w:space="0"/>
+        <w:bottom w:val="single" w:color="F79646" w:themeColor="accent6" w:sz="8" w:space="0"/>
+        <w:right w:val="single" w:color="F79646" w:themeColor="accent6" w:sz="8" w:space="0"/>
+        <w:insideH w:val="single" w:color="F79646" w:themeColor="accent6" w:sz="8" w:space="0"/>
+        <w:insideV w:val="single" w:color="F79646" w:themeColor="accent6" w:sz="8" w:space="0"/>
       </w:tblBorders>
     </w:tblPr>
     <w:tblStylePr w:type="firstRow">
@@ -6321,19 +6220,19 @@
         <w:spacing w:before="0" w:after="0" w:line="240" w:lineRule="auto"/>
       </w:pPr>
       <w:rPr>
-        <w:rFonts w:asciiTheme="majorHAnsi" w:eastAsiaTheme="majorEastAsia" w:hAnsiTheme="majorHAnsi" w:cstheme="majorBidi"/>
-        <w:b/>
-        <w:bCs/>
-      </w:rPr>
-      <w:tblPr/>
-      <w:tcPr>
-        <w:tcBorders>
-          <w:top w:val="single" w:sz="8" w:space="0" w:color="F79646" w:themeColor="accent6"/>
-          <w:left w:val="single" w:sz="8" w:space="0" w:color="F79646" w:themeColor="accent6"/>
-          <w:bottom w:val="single" w:sz="18" w:space="0" w:color="F79646" w:themeColor="accent6"/>
-          <w:right w:val="single" w:sz="8" w:space="0" w:color="F79646" w:themeColor="accent6"/>
-          <w:insideH w:val="nil"/>
-          <w:insideV w:val="single" w:sz="8" w:space="0" w:color="F79646" w:themeColor="accent6"/>
+        <w:rFonts w:asciiTheme="majorHAnsi" w:hAnsiTheme="majorHAnsi" w:eastAsiaTheme="majorEastAsia" w:cstheme="majorBidi"/>
+        <w:b/>
+        <w:bCs/>
+      </w:rPr>
+      <w:tblPr/>
+      <w:tcPr>
+        <w:tcBorders>
+          <w:top w:val="single" w:color="F79646" w:themeColor="accent6" w:sz="8" w:space="0"/>
+          <w:left w:val="single" w:color="F79646" w:themeColor="accent6" w:sz="8" w:space="0"/>
+          <w:bottom w:val="single" w:color="F79646" w:themeColor="accent6" w:sz="18" w:space="0"/>
+          <w:right w:val="single" w:color="F79646" w:themeColor="accent6" w:sz="8" w:space="0"/>
+          <w:insideH w:val="nil"/>
+          <w:insideV w:val="single" w:color="F79646" w:themeColor="accent6" w:sz="8" w:space="0"/>
         </w:tcBorders>
       </w:tcPr>
     </w:tblStylePr>
@@ -6342,42 +6241,42 @@
         <w:spacing w:before="0" w:after="0" w:line="240" w:lineRule="auto"/>
       </w:pPr>
       <w:rPr>
-        <w:rFonts w:asciiTheme="majorHAnsi" w:eastAsiaTheme="majorEastAsia" w:hAnsiTheme="majorHAnsi" w:cstheme="majorBidi"/>
-        <w:b/>
-        <w:bCs/>
-      </w:rPr>
-      <w:tblPr/>
-      <w:tcPr>
-        <w:tcBorders>
-          <w:top w:val="double" w:sz="6" w:space="0" w:color="F79646" w:themeColor="accent6"/>
-          <w:left w:val="single" w:sz="8" w:space="0" w:color="F79646" w:themeColor="accent6"/>
-          <w:bottom w:val="single" w:sz="8" w:space="0" w:color="F79646" w:themeColor="accent6"/>
-          <w:right w:val="single" w:sz="8" w:space="0" w:color="F79646" w:themeColor="accent6"/>
-          <w:insideH w:val="nil"/>
-          <w:insideV w:val="single" w:sz="8" w:space="0" w:color="F79646" w:themeColor="accent6"/>
+        <w:rFonts w:asciiTheme="majorHAnsi" w:hAnsiTheme="majorHAnsi" w:eastAsiaTheme="majorEastAsia" w:cstheme="majorBidi"/>
+        <w:b/>
+        <w:bCs/>
+      </w:rPr>
+      <w:tblPr/>
+      <w:tcPr>
+        <w:tcBorders>
+          <w:top w:val="double" w:color="F79646" w:themeColor="accent6" w:sz="6" w:space="0"/>
+          <w:left w:val="single" w:color="F79646" w:themeColor="accent6" w:sz="8" w:space="0"/>
+          <w:bottom w:val="single" w:color="F79646" w:themeColor="accent6" w:sz="8" w:space="0"/>
+          <w:right w:val="single" w:color="F79646" w:themeColor="accent6" w:sz="8" w:space="0"/>
+          <w:insideH w:val="nil"/>
+          <w:insideV w:val="single" w:color="F79646" w:themeColor="accent6" w:sz="8" w:space="0"/>
         </w:tcBorders>
       </w:tcPr>
     </w:tblStylePr>
     <w:tblStylePr w:type="firstCol">
       <w:rPr>
-        <w:rFonts w:asciiTheme="majorHAnsi" w:eastAsiaTheme="majorEastAsia" w:hAnsiTheme="majorHAnsi" w:cstheme="majorBidi"/>
+        <w:rFonts w:asciiTheme="majorHAnsi" w:hAnsiTheme="majorHAnsi" w:eastAsiaTheme="majorEastAsia" w:cstheme="majorBidi"/>
         <w:b/>
         <w:bCs/>
       </w:rPr>
     </w:tblStylePr>
     <w:tblStylePr w:type="lastCol">
       <w:rPr>
-        <w:rFonts w:asciiTheme="majorHAnsi" w:eastAsiaTheme="majorEastAsia" w:hAnsiTheme="majorHAnsi" w:cstheme="majorBidi"/>
-        <w:b/>
-        <w:bCs/>
-      </w:rPr>
-      <w:tblPr/>
-      <w:tcPr>
-        <w:tcBorders>
-          <w:top w:val="single" w:sz="8" w:space="0" w:color="F79646" w:themeColor="accent6"/>
-          <w:left w:val="single" w:sz="8" w:space="0" w:color="F79646" w:themeColor="accent6"/>
-          <w:bottom w:val="single" w:sz="8" w:space="0" w:color="F79646" w:themeColor="accent6"/>
-          <w:right w:val="single" w:sz="8" w:space="0" w:color="F79646" w:themeColor="accent6"/>
+        <w:rFonts w:asciiTheme="majorHAnsi" w:hAnsiTheme="majorHAnsi" w:eastAsiaTheme="majorEastAsia" w:cstheme="majorBidi"/>
+        <w:b/>
+        <w:bCs/>
+      </w:rPr>
+      <w:tblPr/>
+      <w:tcPr>
+        <w:tcBorders>
+          <w:top w:val="single" w:color="F79646" w:themeColor="accent6" w:sz="8" w:space="0"/>
+          <w:left w:val="single" w:color="F79646" w:themeColor="accent6" w:sz="8" w:space="0"/>
+          <w:bottom w:val="single" w:color="F79646" w:themeColor="accent6" w:sz="8" w:space="0"/>
+          <w:right w:val="single" w:color="F79646" w:themeColor="accent6" w:sz="8" w:space="0"/>
         </w:tcBorders>
       </w:tcPr>
     </w:tblStylePr>
@@ -6385,10 +6284,10 @@
       <w:tblPr/>
       <w:tcPr>
         <w:tcBorders>
-          <w:top w:val="single" w:sz="8" w:space="0" w:color="F79646" w:themeColor="accent6"/>
-          <w:left w:val="single" w:sz="8" w:space="0" w:color="F79646" w:themeColor="accent6"/>
-          <w:bottom w:val="single" w:sz="8" w:space="0" w:color="F79646" w:themeColor="accent6"/>
-          <w:right w:val="single" w:sz="8" w:space="0" w:color="F79646" w:themeColor="accent6"/>
+          <w:top w:val="single" w:color="F79646" w:themeColor="accent6" w:sz="8" w:space="0"/>
+          <w:left w:val="single" w:color="F79646" w:themeColor="accent6" w:sz="8" w:space="0"/>
+          <w:bottom w:val="single" w:color="F79646" w:themeColor="accent6" w:sz="8" w:space="0"/>
+          <w:right w:val="single" w:color="F79646" w:themeColor="accent6" w:sz="8" w:space="0"/>
         </w:tcBorders>
         <w:shd w:val="clear" w:color="auto" w:fill="FDE4D0" w:themeFill="accent6" w:themeFillTint="3F"/>
       </w:tcPr>
@@ -6397,11 +6296,11 @@
       <w:tblPr/>
       <w:tcPr>
         <w:tcBorders>
-          <w:top w:val="single" w:sz="8" w:space="0" w:color="F79646" w:themeColor="accent6"/>
-          <w:left w:val="single" w:sz="8" w:space="0" w:color="F79646" w:themeColor="accent6"/>
-          <w:bottom w:val="single" w:sz="8" w:space="0" w:color="F79646" w:themeColor="accent6"/>
-          <w:right w:val="single" w:sz="8" w:space="0" w:color="F79646" w:themeColor="accent6"/>
-          <w:insideV w:val="single" w:sz="8" w:space="0" w:color="F79646" w:themeColor="accent6"/>
+          <w:top w:val="single" w:color="F79646" w:themeColor="accent6" w:sz="8" w:space="0"/>
+          <w:left w:val="single" w:color="F79646" w:themeColor="accent6" w:sz="8" w:space="0"/>
+          <w:bottom w:val="single" w:color="F79646" w:themeColor="accent6" w:sz="8" w:space="0"/>
+          <w:right w:val="single" w:color="F79646" w:themeColor="accent6" w:sz="8" w:space="0"/>
+          <w:insideV w:val="single" w:color="F79646" w:themeColor="accent6" w:sz="8" w:space="0"/>
         </w:tcBorders>
         <w:shd w:val="clear" w:color="auto" w:fill="FDE4D0" w:themeFill="accent6" w:themeFillTint="3F"/>
       </w:tcPr>
@@ -6410,11 +6309,11 @@
       <w:tblPr/>
       <w:tcPr>
         <w:tcBorders>
-          <w:top w:val="single" w:sz="8" w:space="0" w:color="F79646" w:themeColor="accent6"/>
-          <w:left w:val="single" w:sz="8" w:space="0" w:color="F79646" w:themeColor="accent6"/>
-          <w:bottom w:val="single" w:sz="8" w:space="0" w:color="F79646" w:themeColor="accent6"/>
-          <w:right w:val="single" w:sz="8" w:space="0" w:color="F79646" w:themeColor="accent6"/>
-          <w:insideV w:val="single" w:sz="8" w:space="0" w:color="F79646" w:themeColor="accent6"/>
+          <w:top w:val="single" w:color="F79646" w:themeColor="accent6" w:sz="8" w:space="0"/>
+          <w:left w:val="single" w:color="F79646" w:themeColor="accent6" w:sz="8" w:space="0"/>
+          <w:bottom w:val="single" w:color="F79646" w:themeColor="accent6" w:sz="8" w:space="0"/>
+          <w:right w:val="single" w:color="F79646" w:themeColor="accent6" w:sz="8" w:space="0"/>
+          <w:insideV w:val="single" w:color="F79646" w:themeColor="accent6" w:sz="8" w:space="0"/>
         </w:tcBorders>
       </w:tcPr>
     </w:tblStylePr>
@@ -6431,11 +6330,11 @@
       <w:tblStyleRowBandSize w:val="1"/>
       <w:tblStyleColBandSize w:val="1"/>
       <w:tblBorders>
-        <w:top w:val="single" w:sz="8" w:space="0" w:color="404040" w:themeColor="text1" w:themeTint="BF"/>
-        <w:left w:val="single" w:sz="8" w:space="0" w:color="404040" w:themeColor="text1" w:themeTint="BF"/>
-        <w:bottom w:val="single" w:sz="8" w:space="0" w:color="404040" w:themeColor="text1" w:themeTint="BF"/>
-        <w:right w:val="single" w:sz="8" w:space="0" w:color="404040" w:themeColor="text1" w:themeTint="BF"/>
-        <w:insideH w:val="single" w:sz="8" w:space="0" w:color="404040" w:themeColor="text1" w:themeTint="BF"/>
+        <w:top w:val="single" w:color="404040" w:themeColor="text1" w:themeTint="BF" w:sz="8" w:space="0"/>
+        <w:left w:val="single" w:color="404040" w:themeColor="text1" w:themeTint="BF" w:sz="8" w:space="0"/>
+        <w:bottom w:val="single" w:color="404040" w:themeColor="text1" w:themeTint="BF" w:sz="8" w:space="0"/>
+        <w:right w:val="single" w:color="404040" w:themeColor="text1" w:themeTint="BF" w:sz="8" w:space="0"/>
+        <w:insideH w:val="single" w:color="404040" w:themeColor="text1" w:themeTint="BF" w:sz="8" w:space="0"/>
       </w:tblBorders>
     </w:tblPr>
     <w:tblStylePr w:type="firstRow">
@@ -6450,10 +6349,10 @@
       <w:tblPr/>
       <w:tcPr>
         <w:tcBorders>
-          <w:top w:val="single" w:sz="8" w:space="0" w:color="404040" w:themeColor="text1" w:themeTint="BF"/>
-          <w:left w:val="single" w:sz="8" w:space="0" w:color="404040" w:themeColor="text1" w:themeTint="BF"/>
-          <w:bottom w:val="single" w:sz="8" w:space="0" w:color="404040" w:themeColor="text1" w:themeTint="BF"/>
-          <w:right w:val="single" w:sz="8" w:space="0" w:color="404040" w:themeColor="text1" w:themeTint="BF"/>
+          <w:top w:val="single" w:color="404040" w:themeColor="text1" w:themeTint="BF" w:sz="8" w:space="0"/>
+          <w:left w:val="single" w:color="404040" w:themeColor="text1" w:themeTint="BF" w:sz="8" w:space="0"/>
+          <w:bottom w:val="single" w:color="404040" w:themeColor="text1" w:themeTint="BF" w:sz="8" w:space="0"/>
+          <w:right w:val="single" w:color="404040" w:themeColor="text1" w:themeTint="BF" w:sz="8" w:space="0"/>
           <w:insideH w:val="nil"/>
           <w:insideV w:val="nil"/>
         </w:tcBorders>
@@ -6471,10 +6370,10 @@
       <w:tblPr/>
       <w:tcPr>
         <w:tcBorders>
-          <w:top w:val="double" w:sz="6" w:space="0" w:color="404040" w:themeColor="text1" w:themeTint="BF"/>
-          <w:left w:val="single" w:sz="8" w:space="0" w:color="404040" w:themeColor="text1" w:themeTint="BF"/>
-          <w:bottom w:val="single" w:sz="8" w:space="0" w:color="404040" w:themeColor="text1" w:themeTint="BF"/>
-          <w:right w:val="single" w:sz="8" w:space="0" w:color="404040" w:themeColor="text1" w:themeTint="BF"/>
+          <w:top w:val="double" w:color="404040" w:themeColor="text1" w:themeTint="BF" w:sz="6" w:space="0"/>
+          <w:left w:val="single" w:color="404040" w:themeColor="text1" w:themeTint="BF" w:sz="8" w:space="0"/>
+          <w:bottom w:val="single" w:color="404040" w:themeColor="text1" w:themeTint="BF" w:sz="8" w:space="0"/>
+          <w:right w:val="single" w:color="404040" w:themeColor="text1" w:themeTint="BF" w:sz="8" w:space="0"/>
           <w:insideH w:val="nil"/>
           <w:insideV w:val="nil"/>
         </w:tcBorders>
@@ -6530,11 +6429,11 @@
       <w:tblStyleRowBandSize w:val="1"/>
       <w:tblStyleColBandSize w:val="1"/>
       <w:tblBorders>
-        <w:top w:val="single" w:sz="8" w:space="0" w:color="7BA0CD" w:themeColor="accent1" w:themeTint="BF"/>
-        <w:left w:val="single" w:sz="8" w:space="0" w:color="7BA0CD" w:themeColor="accent1" w:themeTint="BF"/>
-        <w:bottom w:val="single" w:sz="8" w:space="0" w:color="7BA0CD" w:themeColor="accent1" w:themeTint="BF"/>
-        <w:right w:val="single" w:sz="8" w:space="0" w:color="7BA0CD" w:themeColor="accent1" w:themeTint="BF"/>
-        <w:insideH w:val="single" w:sz="8" w:space="0" w:color="7BA0CD" w:themeColor="accent1" w:themeTint="BF"/>
+        <w:top w:val="single" w:color="7BA0CD" w:themeColor="accent1" w:themeTint="BF" w:sz="8" w:space="0"/>
+        <w:left w:val="single" w:color="7BA0CD" w:themeColor="accent1" w:themeTint="BF" w:sz="8" w:space="0"/>
+        <w:bottom w:val="single" w:color="7BA0CD" w:themeColor="accent1" w:themeTint="BF" w:sz="8" w:space="0"/>
+        <w:right w:val="single" w:color="7BA0CD" w:themeColor="accent1" w:themeTint="BF" w:sz="8" w:space="0"/>
+        <w:insideH w:val="single" w:color="7BA0CD" w:themeColor="accent1" w:themeTint="BF" w:sz="8" w:space="0"/>
       </w:tblBorders>
     </w:tblPr>
     <w:tblStylePr w:type="firstRow">
@@ -6549,10 +6448,10 @@
       <w:tblPr/>
       <w:tcPr>
         <w:tcBorders>
-          <w:top w:val="single" w:sz="8" w:space="0" w:color="7BA0CD" w:themeColor="accent1" w:themeTint="BF"/>
-          <w:left w:val="single" w:sz="8" w:space="0" w:color="7BA0CD" w:themeColor="accent1" w:themeTint="BF"/>
-          <w:bottom w:val="single" w:sz="8" w:space="0" w:color="7BA0CD" w:themeColor="accent1" w:themeTint="BF"/>
-          <w:right w:val="single" w:sz="8" w:space="0" w:color="7BA0CD" w:themeColor="accent1" w:themeTint="BF"/>
+          <w:top w:val="single" w:color="7BA0CD" w:themeColor="accent1" w:themeTint="BF" w:sz="8" w:space="0"/>
+          <w:left w:val="single" w:color="7BA0CD" w:themeColor="accent1" w:themeTint="BF" w:sz="8" w:space="0"/>
+          <w:bottom w:val="single" w:color="7BA0CD" w:themeColor="accent1" w:themeTint="BF" w:sz="8" w:space="0"/>
+          <w:right w:val="single" w:color="7BA0CD" w:themeColor="accent1" w:themeTint="BF" w:sz="8" w:space="0"/>
           <w:insideH w:val="nil"/>
           <w:insideV w:val="nil"/>
         </w:tcBorders>
@@ -6570,10 +6469,10 @@
       <w:tblPr/>
       <w:tcPr>
         <w:tcBorders>
-          <w:top w:val="double" w:sz="6" w:space="0" w:color="7BA0CD" w:themeColor="accent1" w:themeTint="BF"/>
-          <w:left w:val="single" w:sz="8" w:space="0" w:color="7BA0CD" w:themeColor="accent1" w:themeTint="BF"/>
-          <w:bottom w:val="single" w:sz="8" w:space="0" w:color="7BA0CD" w:themeColor="accent1" w:themeTint="BF"/>
-          <w:right w:val="single" w:sz="8" w:space="0" w:color="7BA0CD" w:themeColor="accent1" w:themeTint="BF"/>
+          <w:top w:val="double" w:color="7BA0CD" w:themeColor="accent1" w:themeTint="BF" w:sz="6" w:space="0"/>
+          <w:left w:val="single" w:color="7BA0CD" w:themeColor="accent1" w:themeTint="BF" w:sz="8" w:space="0"/>
+          <w:bottom w:val="single" w:color="7BA0CD" w:themeColor="accent1" w:themeTint="BF" w:sz="8" w:space="0"/>
+          <w:right w:val="single" w:color="7BA0CD" w:themeColor="accent1" w:themeTint="BF" w:sz="8" w:space="0"/>
           <w:insideH w:val="nil"/>
           <w:insideV w:val="nil"/>
         </w:tcBorders>
@@ -6629,11 +6528,11 @@
       <w:tblStyleRowBandSize w:val="1"/>
       <w:tblStyleColBandSize w:val="1"/>
       <w:tblBorders>
-        <w:top w:val="single" w:sz="8" w:space="0" w:color="CF7B79" w:themeColor="accent2" w:themeTint="BF"/>
-        <w:left w:val="single" w:sz="8" w:space="0" w:color="CF7B79" w:themeColor="accent2" w:themeTint="BF"/>
-        <w:bottom w:val="single" w:sz="8" w:space="0" w:color="CF7B79" w:themeColor="accent2" w:themeTint="BF"/>
-        <w:right w:val="single" w:sz="8" w:space="0" w:color="CF7B79" w:themeColor="accent2" w:themeTint="BF"/>
-        <w:insideH w:val="single" w:sz="8" w:space="0" w:color="CF7B79" w:themeColor="accent2" w:themeTint="BF"/>
+        <w:top w:val="single" w:color="CF7B79" w:themeColor="accent2" w:themeTint="BF" w:sz="8" w:space="0"/>
+        <w:left w:val="single" w:color="CF7B79" w:themeColor="accent2" w:themeTint="BF" w:sz="8" w:space="0"/>
+        <w:bottom w:val="single" w:color="CF7B79" w:themeColor="accent2" w:themeTint="BF" w:sz="8" w:space="0"/>
+        <w:right w:val="single" w:color="CF7B79" w:themeColor="accent2" w:themeTint="BF" w:sz="8" w:space="0"/>
+        <w:insideH w:val="single" w:color="CF7B79" w:themeColor="accent2" w:themeTint="BF" w:sz="8" w:space="0"/>
       </w:tblBorders>
     </w:tblPr>
     <w:tblStylePr w:type="firstRow">
@@ -6648,10 +6547,10 @@
       <w:tblPr/>
       <w:tcPr>
         <w:tcBorders>
-          <w:top w:val="single" w:sz="8" w:space="0" w:color="CF7B79" w:themeColor="accent2" w:themeTint="BF"/>
-          <w:left w:val="single" w:sz="8" w:space="0" w:color="CF7B79" w:themeColor="accent2" w:themeTint="BF"/>
-          <w:bottom w:val="single" w:sz="8" w:space="0" w:color="CF7B79" w:themeColor="accent2" w:themeTint="BF"/>
-          <w:right w:val="single" w:sz="8" w:space="0" w:color="CF7B79" w:themeColor="accent2" w:themeTint="BF"/>
+          <w:top w:val="single" w:color="CF7B79" w:themeColor="accent2" w:themeTint="BF" w:sz="8" w:space="0"/>
+          <w:left w:val="single" w:color="CF7B79" w:themeColor="accent2" w:themeTint="BF" w:sz="8" w:space="0"/>
+          <w:bottom w:val="single" w:color="CF7B79" w:themeColor="accent2" w:themeTint="BF" w:sz="8" w:space="0"/>
+          <w:right w:val="single" w:color="CF7B79" w:themeColor="accent2" w:themeTint="BF" w:sz="8" w:space="0"/>
           <w:insideH w:val="nil"/>
           <w:insideV w:val="nil"/>
         </w:tcBorders>
@@ -6669,10 +6568,10 @@
       <w:tblPr/>
       <w:tcPr>
         <w:tcBorders>
-          <w:top w:val="double" w:sz="6" w:space="0" w:color="CF7B79" w:themeColor="accent2" w:themeTint="BF"/>
-          <w:left w:val="single" w:sz="8" w:space="0" w:color="CF7B79" w:themeColor="accent2" w:themeTint="BF"/>
-          <w:bottom w:val="single" w:sz="8" w:space="0" w:color="CF7B79" w:themeColor="accent2" w:themeTint="BF"/>
-          <w:right w:val="single" w:sz="8" w:space="0" w:color="CF7B79" w:themeColor="accent2" w:themeTint="BF"/>
+          <w:top w:val="double" w:color="CF7B79" w:themeColor="accent2" w:themeTint="BF" w:sz="6" w:space="0"/>
+          <w:left w:val="single" w:color="CF7B79" w:themeColor="accent2" w:themeTint="BF" w:sz="8" w:space="0"/>
+          <w:bottom w:val="single" w:color="CF7B79" w:themeColor="accent2" w:themeTint="BF" w:sz="8" w:space="0"/>
+          <w:right w:val="single" w:color="CF7B79" w:themeColor="accent2" w:themeTint="BF" w:sz="8" w:space="0"/>
           <w:insideH w:val="nil"/>
           <w:insideV w:val="nil"/>
         </w:tcBorders>
@@ -6728,11 +6627,11 @@
       <w:tblStyleRowBandSize w:val="1"/>
       <w:tblStyleColBandSize w:val="1"/>
       <w:tblBorders>
-        <w:top w:val="single" w:sz="8" w:space="0" w:color="B3CC82" w:themeColor="accent3" w:themeTint="BF"/>
-        <w:left w:val="single" w:sz="8" w:space="0" w:color="B3CC82" w:themeColor="accent3" w:themeTint="BF"/>
-        <w:bottom w:val="single" w:sz="8" w:space="0" w:color="B3CC82" w:themeColor="accent3" w:themeTint="BF"/>
-        <w:right w:val="single" w:sz="8" w:space="0" w:color="B3CC82" w:themeColor="accent3" w:themeTint="BF"/>
-        <w:insideH w:val="single" w:sz="8" w:space="0" w:color="B3CC82" w:themeColor="accent3" w:themeTint="BF"/>
+        <w:top w:val="single" w:color="B3CC82" w:themeColor="accent3" w:themeTint="BF" w:sz="8" w:space="0"/>
+        <w:left w:val="single" w:color="B3CC82" w:themeColor="accent3" w:themeTint="BF" w:sz="8" w:space="0"/>
+        <w:bottom w:val="single" w:color="B3CC82" w:themeColor="accent3" w:themeTint="BF" w:sz="8" w:space="0"/>
+        <w:right w:val="single" w:color="B3CC82" w:themeColor="accent3" w:themeTint="BF" w:sz="8" w:space="0"/>
+        <w:insideH w:val="single" w:color="B3CC82" w:themeColor="accent3" w:themeTint="BF" w:sz="8" w:space="0"/>
       </w:tblBorders>
     </w:tblPr>
     <w:tblStylePr w:type="firstRow">
@@ -6747,10 +6646,10 @@
       <w:tblPr/>
       <w:tcPr>
         <w:tcBorders>
-          <w:top w:val="single" w:sz="8" w:space="0" w:color="B3CC82" w:themeColor="accent3" w:themeTint="BF"/>
-          <w:left w:val="single" w:sz="8" w:space="0" w:color="B3CC82" w:themeColor="accent3" w:themeTint="BF"/>
-          <w:bottom w:val="single" w:sz="8" w:space="0" w:color="B3CC82" w:themeColor="accent3" w:themeTint="BF"/>
-          <w:right w:val="single" w:sz="8" w:space="0" w:color="B3CC82" w:themeColor="accent3" w:themeTint="BF"/>
+          <w:top w:val="single" w:color="B3CC82" w:themeColor="accent3" w:themeTint="BF" w:sz="8" w:space="0"/>
+          <w:left w:val="single" w:color="B3CC82" w:themeColor="accent3" w:themeTint="BF" w:sz="8" w:space="0"/>
+          <w:bottom w:val="single" w:color="B3CC82" w:themeColor="accent3" w:themeTint="BF" w:sz="8" w:space="0"/>
+          <w:right w:val="single" w:color="B3CC82" w:themeColor="accent3" w:themeTint="BF" w:sz="8" w:space="0"/>
           <w:insideH w:val="nil"/>
           <w:insideV w:val="nil"/>
         </w:tcBorders>
@@ -6768,10 +6667,10 @@
       <w:tblPr/>
       <w:tcPr>
         <w:tcBorders>
-          <w:top w:val="double" w:sz="6" w:space="0" w:color="B3CC82" w:themeColor="accent3" w:themeTint="BF"/>
-          <w:left w:val="single" w:sz="8" w:space="0" w:color="B3CC82" w:themeColor="accent3" w:themeTint="BF"/>
-          <w:bottom w:val="single" w:sz="8" w:space="0" w:color="B3CC82" w:themeColor="accent3" w:themeTint="BF"/>
-          <w:right w:val="single" w:sz="8" w:space="0" w:color="B3CC82" w:themeColor="accent3" w:themeTint="BF"/>
+          <w:top w:val="double" w:color="B3CC82" w:themeColor="accent3" w:themeTint="BF" w:sz="6" w:space="0"/>
+          <w:left w:val="single" w:color="B3CC82" w:themeColor="accent3" w:themeTint="BF" w:sz="8" w:space="0"/>
+          <w:bottom w:val="single" w:color="B3CC82" w:themeColor="accent3" w:themeTint="BF" w:sz="8" w:space="0"/>
+          <w:right w:val="single" w:color="B3CC82" w:themeColor="accent3" w:themeTint="BF" w:sz="8" w:space="0"/>
           <w:insideH w:val="nil"/>
           <w:insideV w:val="nil"/>
         </w:tcBorders>
@@ -6827,11 +6726,11 @@
       <w:tblStyleRowBandSize w:val="1"/>
       <w:tblStyleColBandSize w:val="1"/>
       <w:tblBorders>
-        <w:top w:val="single" w:sz="8" w:space="0" w:color="9F8AB9" w:themeColor="accent4" w:themeTint="BF"/>
-        <w:left w:val="single" w:sz="8" w:space="0" w:color="9F8AB9" w:themeColor="accent4" w:themeTint="BF"/>
-        <w:bottom w:val="single" w:sz="8" w:space="0" w:color="9F8AB9" w:themeColor="accent4" w:themeTint="BF"/>
-        <w:right w:val="single" w:sz="8" w:space="0" w:color="9F8AB9" w:themeColor="accent4" w:themeTint="BF"/>
-        <w:insideH w:val="single" w:sz="8" w:space="0" w:color="9F8AB9" w:themeColor="accent4" w:themeTint="BF"/>
+        <w:top w:val="single" w:color="9F8AB9" w:themeColor="accent4" w:themeTint="BF" w:sz="8" w:space="0"/>
+        <w:left w:val="single" w:color="9F8AB9" w:themeColor="accent4" w:themeTint="BF" w:sz="8" w:space="0"/>
+        <w:bottom w:val="single" w:color="9F8AB9" w:themeColor="accent4" w:themeTint="BF" w:sz="8" w:space="0"/>
+        <w:right w:val="single" w:color="9F8AB9" w:themeColor="accent4" w:themeTint="BF" w:sz="8" w:space="0"/>
+        <w:insideH w:val="single" w:color="9F8AB9" w:themeColor="accent4" w:themeTint="BF" w:sz="8" w:space="0"/>
       </w:tblBorders>
     </w:tblPr>
     <w:tblStylePr w:type="firstRow">
@@ -6846,10 +6745,10 @@
       <w:tblPr/>
       <w:tcPr>
         <w:tcBorders>
-          <w:top w:val="single" w:sz="8" w:space="0" w:color="9F8AB9" w:themeColor="accent4" w:themeTint="BF"/>
-          <w:left w:val="single" w:sz="8" w:space="0" w:color="9F8AB9" w:themeColor="accent4" w:themeTint="BF"/>
-          <w:bottom w:val="single" w:sz="8" w:space="0" w:color="9F8AB9" w:themeColor="accent4" w:themeTint="BF"/>
-          <w:right w:val="single" w:sz="8" w:space="0" w:color="9F8AB9" w:themeColor="accent4" w:themeTint="BF"/>
+          <w:top w:val="single" w:color="9F8AB9" w:themeColor="accent4" w:themeTint="BF" w:sz="8" w:space="0"/>
+          <w:left w:val="single" w:color="9F8AB9" w:themeColor="accent4" w:themeTint="BF" w:sz="8" w:space="0"/>
+          <w:bottom w:val="single" w:color="9F8AB9" w:themeColor="accent4" w:themeTint="BF" w:sz="8" w:space="0"/>
+          <w:right w:val="single" w:color="9F8AB9" w:themeColor="accent4" w:themeTint="BF" w:sz="8" w:space="0"/>
           <w:insideH w:val="nil"/>
           <w:insideV w:val="nil"/>
         </w:tcBorders>
@@ -6867,10 +6766,10 @@
       <w:tblPr/>
       <w:tcPr>
         <w:tcBorders>
-          <w:top w:val="double" w:sz="6" w:space="0" w:color="9F8AB9" w:themeColor="accent4" w:themeTint="BF"/>
-          <w:left w:val="single" w:sz="8" w:space="0" w:color="9F8AB9" w:themeColor="accent4" w:themeTint="BF"/>
-          <w:bottom w:val="single" w:sz="8" w:space="0" w:color="9F8AB9" w:themeColor="accent4" w:themeTint="BF"/>
-          <w:right w:val="single" w:sz="8" w:space="0" w:color="9F8AB9" w:themeColor="accent4" w:themeTint="BF"/>
+          <w:top w:val="double" w:color="9F8AB9" w:themeColor="accent4" w:themeTint="BF" w:sz="6" w:space="0"/>
+          <w:left w:val="single" w:color="9F8AB9" w:themeColor="accent4" w:themeTint="BF" w:sz="8" w:space="0"/>
+          <w:bottom w:val="single" w:color="9F8AB9" w:themeColor="accent4" w:themeTint="BF" w:sz="8" w:space="0"/>
+          <w:right w:val="single" w:color="9F8AB9" w:themeColor="accent4" w:themeTint="BF" w:sz="8" w:space="0"/>
           <w:insideH w:val="nil"/>
           <w:insideV w:val="nil"/>
         </w:tcBorders>
@@ -6926,11 +6825,11 @@
       <w:tblStyleRowBandSize w:val="1"/>
       <w:tblStyleColBandSize w:val="1"/>
       <w:tblBorders>
-        <w:top w:val="single" w:sz="8" w:space="0" w:color="78C0D4" w:themeColor="accent5" w:themeTint="BF"/>
-        <w:left w:val="single" w:sz="8" w:space="0" w:color="78C0D4" w:themeColor="accent5" w:themeTint="BF"/>
-        <w:bottom w:val="single" w:sz="8" w:space="0" w:color="78C0D4" w:themeColor="accent5" w:themeTint="BF"/>
-        <w:right w:val="single" w:sz="8" w:space="0" w:color="78C0D4" w:themeColor="accent5" w:themeTint="BF"/>
-        <w:insideH w:val="single" w:sz="8" w:space="0" w:color="78C0D4" w:themeColor="accent5" w:themeTint="BF"/>
+        <w:top w:val="single" w:color="78C0D4" w:themeColor="accent5" w:themeTint="BF" w:sz="8" w:space="0"/>
+        <w:left w:val="single" w:color="78C0D4" w:themeColor="accent5" w:themeTint="BF" w:sz="8" w:space="0"/>
+        <w:bottom w:val="single" w:color="78C0D4" w:themeColor="accent5" w:themeTint="BF" w:sz="8" w:space="0"/>
+        <w:right w:val="single" w:color="78C0D4" w:themeColor="accent5" w:themeTint="BF" w:sz="8" w:space="0"/>
+        <w:insideH w:val="single" w:color="78C0D4" w:themeColor="accent5" w:themeTint="BF" w:sz="8" w:space="0"/>
       </w:tblBorders>
     </w:tblPr>
     <w:tblStylePr w:type="firstRow">
@@ -6945,10 +6844,10 @@
       <w:tblPr/>
       <w:tcPr>
         <w:tcBorders>
-          <w:top w:val="single" w:sz="8" w:space="0" w:color="78C0D4" w:themeColor="accent5" w:themeTint="BF"/>
-          <w:left w:val="single" w:sz="8" w:space="0" w:color="78C0D4" w:themeColor="accent5" w:themeTint="BF"/>
-          <w:bottom w:val="single" w:sz="8" w:space="0" w:color="78C0D4" w:themeColor="accent5" w:themeTint="BF"/>
-          <w:right w:val="single" w:sz="8" w:space="0" w:color="78C0D4" w:themeColor="accent5" w:themeTint="BF"/>
+          <w:top w:val="single" w:color="78C0D4" w:themeColor="accent5" w:themeTint="BF" w:sz="8" w:space="0"/>
+          <w:left w:val="single" w:color="78C0D4" w:themeColor="accent5" w:themeTint="BF" w:sz="8" w:space="0"/>
+          <w:bottom w:val="single" w:color="78C0D4" w:themeColor="accent5" w:themeTint="BF" w:sz="8" w:space="0"/>
+          <w:right w:val="single" w:color="78C0D4" w:themeColor="accent5" w:themeTint="BF" w:sz="8" w:space="0"/>
           <w:insideH w:val="nil"/>
           <w:insideV w:val="nil"/>
         </w:tcBorders>
@@ -6966,10 +6865,10 @@
       <w:tblPr/>
       <w:tcPr>
         <w:tcBorders>
-          <w:top w:val="double" w:sz="6" w:space="0" w:color="78C0D4" w:themeColor="accent5" w:themeTint="BF"/>
-          <w:left w:val="single" w:sz="8" w:space="0" w:color="78C0D4" w:themeColor="accent5" w:themeTint="BF"/>
-          <w:bottom w:val="single" w:sz="8" w:space="0" w:color="78C0D4" w:themeColor="accent5" w:themeTint="BF"/>
-          <w:right w:val="single" w:sz="8" w:space="0" w:color="78C0D4" w:themeColor="accent5" w:themeTint="BF"/>
+          <w:top w:val="double" w:color="78C0D4" w:themeColor="accent5" w:themeTint="BF" w:sz="6" w:space="0"/>
+          <w:left w:val="single" w:color="78C0D4" w:themeColor="accent5" w:themeTint="BF" w:sz="8" w:space="0"/>
+          <w:bottom w:val="single" w:color="78C0D4" w:themeColor="accent5" w:themeTint="BF" w:sz="8" w:space="0"/>
+          <w:right w:val="single" w:color="78C0D4" w:themeColor="accent5" w:themeTint="BF" w:sz="8" w:space="0"/>
           <w:insideH w:val="nil"/>
           <w:insideV w:val="nil"/>
         </w:tcBorders>
@@ -7025,11 +6924,11 @@
       <w:tblStyleRowBandSize w:val="1"/>
       <w:tblStyleColBandSize w:val="1"/>
       <w:tblBorders>
-        <w:top w:val="single" w:sz="8" w:space="0" w:color="F9B074" w:themeColor="accent6" w:themeTint="BF"/>
-        <w:left w:val="single" w:sz="8" w:space="0" w:color="F9B074" w:themeColor="accent6" w:themeTint="BF"/>
-        <w:bottom w:val="single" w:sz="8" w:space="0" w:color="F9B074" w:themeColor="accent6" w:themeTint="BF"/>
-        <w:right w:val="single" w:sz="8" w:space="0" w:color="F9B074" w:themeColor="accent6" w:themeTint="BF"/>
-        <w:insideH w:val="single" w:sz="8" w:space="0" w:color="F9B074" w:themeColor="accent6" w:themeTint="BF"/>
+        <w:top w:val="single" w:color="F9B074" w:themeColor="accent6" w:themeTint="BF" w:sz="8" w:space="0"/>
+        <w:left w:val="single" w:color="F9B074" w:themeColor="accent6" w:themeTint="BF" w:sz="8" w:space="0"/>
+        <w:bottom w:val="single" w:color="F9B074" w:themeColor="accent6" w:themeTint="BF" w:sz="8" w:space="0"/>
+        <w:right w:val="single" w:color="F9B074" w:themeColor="accent6" w:themeTint="BF" w:sz="8" w:space="0"/>
+        <w:insideH w:val="single" w:color="F9B074" w:themeColor="accent6" w:themeTint="BF" w:sz="8" w:space="0"/>
       </w:tblBorders>
     </w:tblPr>
     <w:tblStylePr w:type="firstRow">
@@ -7044,10 +6943,10 @@
       <w:tblPr/>
       <w:tcPr>
         <w:tcBorders>
-          <w:top w:val="single" w:sz="8" w:space="0" w:color="F9B074" w:themeColor="accent6" w:themeTint="BF"/>
-          <w:left w:val="single" w:sz="8" w:space="0" w:color="F9B074" w:themeColor="accent6" w:themeTint="BF"/>
-          <w:bottom w:val="single" w:sz="8" w:space="0" w:color="F9B074" w:themeColor="accent6" w:themeTint="BF"/>
-          <w:right w:val="single" w:sz="8" w:space="0" w:color="F9B074" w:themeColor="accent6" w:themeTint="BF"/>
+          <w:top w:val="single" w:color="F9B074" w:themeColor="accent6" w:themeTint="BF" w:sz="8" w:space="0"/>
+          <w:left w:val="single" w:color="F9B074" w:themeColor="accent6" w:themeTint="BF" w:sz="8" w:space="0"/>
+          <w:bottom w:val="single" w:color="F9B074" w:themeColor="accent6" w:themeTint="BF" w:sz="8" w:space="0"/>
+          <w:right w:val="single" w:color="F9B074" w:themeColor="accent6" w:themeTint="BF" w:sz="8" w:space="0"/>
           <w:insideH w:val="nil"/>
           <w:insideV w:val="nil"/>
         </w:tcBorders>
@@ -7065,10 +6964,10 @@
       <w:tblPr/>
       <w:tcPr>
         <w:tcBorders>
-          <w:top w:val="double" w:sz="6" w:space="0" w:color="F9B074" w:themeColor="accent6" w:themeTint="BF"/>
-          <w:left w:val="single" w:sz="8" w:space="0" w:color="F9B074" w:themeColor="accent6" w:themeTint="BF"/>
-          <w:bottom w:val="single" w:sz="8" w:space="0" w:color="F9B074" w:themeColor="accent6" w:themeTint="BF"/>
-          <w:right w:val="single" w:sz="8" w:space="0" w:color="F9B074" w:themeColor="accent6" w:themeTint="BF"/>
+          <w:top w:val="double" w:color="F9B074" w:themeColor="accent6" w:themeTint="BF" w:sz="6" w:space="0"/>
+          <w:left w:val="single" w:color="F9B074" w:themeColor="accent6" w:themeTint="BF" w:sz="8" w:space="0"/>
+          <w:bottom w:val="single" w:color="F9B074" w:themeColor="accent6" w:themeTint="BF" w:sz="8" w:space="0"/>
+          <w:right w:val="single" w:color="F9B074" w:themeColor="accent6" w:themeTint="BF" w:sz="8" w:space="0"/>
           <w:insideH w:val="nil"/>
           <w:insideV w:val="nil"/>
         </w:tcBorders>
@@ -7124,8 +7023,8 @@
       <w:tblStyleRowBandSize w:val="1"/>
       <w:tblStyleColBandSize w:val="1"/>
       <w:tblBorders>
-        <w:top w:val="single" w:sz="18" w:space="0" w:color="auto"/>
-        <w:bottom w:val="single" w:sz="18" w:space="0" w:color="auto"/>
+        <w:top w:val="single" w:color="auto" w:sz="18" w:space="0"/>
+        <w:bottom w:val="single" w:color="auto" w:sz="18" w:space="0"/>
       </w:tblBorders>
     </w:tblPr>
     <w:tblStylePr w:type="firstRow">
@@ -7140,9 +7039,9 @@
       <w:tblPr/>
       <w:tcPr>
         <w:tcBorders>
-          <w:top w:val="single" w:sz="18" w:space="0" w:color="auto"/>
-          <w:left w:val="nil"/>
-          <w:bottom w:val="single" w:sz="18" w:space="0" w:color="auto"/>
+          <w:top w:val="single" w:color="auto" w:sz="18" w:space="0"/>
+          <w:left w:val="nil"/>
+          <w:bottom w:val="single" w:color="auto" w:sz="18" w:space="0"/>
           <w:right w:val="nil"/>
           <w:insideH w:val="nil"/>
           <w:insideV w:val="nil"/>
@@ -7160,9 +7059,9 @@
       <w:tblPr/>
       <w:tcPr>
         <w:tcBorders>
-          <w:top w:val="double" w:sz="6" w:space="0" w:color="auto"/>
-          <w:left w:val="nil"/>
-          <w:bottom w:val="single" w:sz="18" w:space="0" w:color="auto"/>
+          <w:top w:val="double" w:color="auto" w:sz="6" w:space="0"/>
+          <w:left w:val="nil"/>
+          <w:bottom w:val="single" w:color="auto" w:sz="18" w:space="0"/>
           <w:right w:val="nil"/>
           <w:insideH w:val="nil"/>
           <w:insideV w:val="nil"/>
@@ -7181,7 +7080,7 @@
         <w:tcBorders>
           <w:top w:val="nil"/>
           <w:left w:val="nil"/>
-          <w:bottom w:val="single" w:sz="18" w:space="0" w:color="auto"/>
+          <w:bottom w:val="single" w:color="auto" w:sz="18" w:space="0"/>
           <w:right w:val="nil"/>
           <w:insideH w:val="nil"/>
           <w:insideV w:val="nil"/>
@@ -7228,9 +7127,9 @@
       <w:tblPr/>
       <w:tcPr>
         <w:tcBorders>
-          <w:top w:val="single" w:sz="18" w:space="0" w:color="auto"/>
-          <w:left w:val="nil"/>
-          <w:bottom w:val="single" w:sz="18" w:space="0" w:color="auto"/>
+          <w:top w:val="single" w:color="auto" w:sz="18" w:space="0"/>
+          <w:left w:val="nil"/>
+          <w:bottom w:val="single" w:color="auto" w:sz="18" w:space="0"/>
           <w:right w:val="nil"/>
           <w:insideH w:val="nil"/>
           <w:insideV w:val="nil"/>
@@ -7244,9 +7143,9 @@
       <w:tblPr/>
       <w:tcPr>
         <w:tcBorders>
-          <w:top w:val="single" w:sz="18" w:space="0" w:color="auto"/>
-          <w:left w:val="nil"/>
-          <w:bottom w:val="single" w:sz="18" w:space="0" w:color="auto"/>
+          <w:top w:val="single" w:color="auto" w:sz="18" w:space="0"/>
+          <w:left w:val="nil"/>
+          <w:bottom w:val="single" w:color="auto" w:sz="18" w:space="0"/>
           <w:right w:val="nil"/>
           <w:insideH w:val="nil"/>
           <w:insideV w:val="nil"/>
@@ -7266,8 +7165,8 @@
       <w:tblStyleRowBandSize w:val="1"/>
       <w:tblStyleColBandSize w:val="1"/>
       <w:tblBorders>
-        <w:top w:val="single" w:sz="18" w:space="0" w:color="auto"/>
-        <w:bottom w:val="single" w:sz="18" w:space="0" w:color="auto"/>
+        <w:top w:val="single" w:color="auto" w:sz="18" w:space="0"/>
+        <w:bottom w:val="single" w:color="auto" w:sz="18" w:space="0"/>
       </w:tblBorders>
     </w:tblPr>
     <w:tblStylePr w:type="firstRow">
@@ -7282,9 +7181,9 @@
       <w:tblPr/>
       <w:tcPr>
         <w:tcBorders>
-          <w:top w:val="single" w:sz="18" w:space="0" w:color="auto"/>
-          <w:left w:val="nil"/>
-          <w:bottom w:val="single" w:sz="18" w:space="0" w:color="auto"/>
+          <w:top w:val="single" w:color="auto" w:sz="18" w:space="0"/>
+          <w:left w:val="nil"/>
+          <w:bottom w:val="single" w:color="auto" w:sz="18" w:space="0"/>
           <w:right w:val="nil"/>
           <w:insideH w:val="nil"/>
           <w:insideV w:val="nil"/>
@@ -7302,9 +7201,9 @@
       <w:tblPr/>
       <w:tcPr>
         <w:tcBorders>
-          <w:top w:val="double" w:sz="6" w:space="0" w:color="auto"/>
-          <w:left w:val="nil"/>
-          <w:bottom w:val="single" w:sz="18" w:space="0" w:color="auto"/>
+          <w:top w:val="double" w:color="auto" w:sz="6" w:space="0"/>
+          <w:left w:val="nil"/>
+          <w:bottom w:val="single" w:color="auto" w:sz="18" w:space="0"/>
           <w:right w:val="nil"/>
           <w:insideH w:val="nil"/>
           <w:insideV w:val="nil"/>
@@ -7323,7 +7222,7 @@
         <w:tcBorders>
           <w:top w:val="nil"/>
           <w:left w:val="nil"/>
-          <w:bottom w:val="single" w:sz="18" w:space="0" w:color="auto"/>
+          <w:bottom w:val="single" w:color="auto" w:sz="18" w:space="0"/>
           <w:right w:val="nil"/>
           <w:insideH w:val="nil"/>
           <w:insideV w:val="nil"/>
@@ -7370,9 +7269,9 @@
       <w:tblPr/>
       <w:tcPr>
         <w:tcBorders>
-          <w:top w:val="single" w:sz="18" w:space="0" w:color="auto"/>
-          <w:left w:val="nil"/>
-          <w:bottom w:val="single" w:sz="18" w:space="0" w:color="auto"/>
+          <w:top w:val="single" w:color="auto" w:sz="18" w:space="0"/>
+          <w:left w:val="nil"/>
+          <w:bottom w:val="single" w:color="auto" w:sz="18" w:space="0"/>
           <w:right w:val="nil"/>
           <w:insideH w:val="nil"/>
           <w:insideV w:val="nil"/>
@@ -7386,9 +7285,9 @@
       <w:tblPr/>
       <w:tcPr>
         <w:tcBorders>
-          <w:top w:val="single" w:sz="18" w:space="0" w:color="auto"/>
-          <w:left w:val="nil"/>
-          <w:bottom w:val="single" w:sz="18" w:space="0" w:color="auto"/>
+          <w:top w:val="single" w:color="auto" w:sz="18" w:space="0"/>
+          <w:left w:val="nil"/>
+          <w:bottom w:val="single" w:color="auto" w:sz="18" w:space="0"/>
           <w:right w:val="nil"/>
           <w:insideH w:val="nil"/>
           <w:insideV w:val="nil"/>
@@ -7408,8 +7307,8 @@
       <w:tblStyleRowBandSize w:val="1"/>
       <w:tblStyleColBandSize w:val="1"/>
       <w:tblBorders>
-        <w:top w:val="single" w:sz="18" w:space="0" w:color="auto"/>
-        <w:bottom w:val="single" w:sz="18" w:space="0" w:color="auto"/>
+        <w:top w:val="single" w:color="auto" w:sz="18" w:space="0"/>
+        <w:bottom w:val="single" w:color="auto" w:sz="18" w:space="0"/>
       </w:tblBorders>
     </w:tblPr>
     <w:tblStylePr w:type="firstRow">
@@ -7424,9 +7323,9 @@
       <w:tblPr/>
       <w:tcPr>
         <w:tcBorders>
-          <w:top w:val="single" w:sz="18" w:space="0" w:color="auto"/>
-          <w:left w:val="nil"/>
-          <w:bottom w:val="single" w:sz="18" w:space="0" w:color="auto"/>
+          <w:top w:val="single" w:color="auto" w:sz="18" w:space="0"/>
+          <w:left w:val="nil"/>
+          <w:bottom w:val="single" w:color="auto" w:sz="18" w:space="0"/>
           <w:right w:val="nil"/>
           <w:insideH w:val="nil"/>
           <w:insideV w:val="nil"/>
@@ -7444,9 +7343,9 @@
       <w:tblPr/>
       <w:tcPr>
         <w:tcBorders>
-          <w:top w:val="double" w:sz="6" w:space="0" w:color="auto"/>
-          <w:left w:val="nil"/>
-          <w:bottom w:val="single" w:sz="18" w:space="0" w:color="auto"/>
+          <w:top w:val="double" w:color="auto" w:sz="6" w:space="0"/>
+          <w:left w:val="nil"/>
+          <w:bottom w:val="single" w:color="auto" w:sz="18" w:space="0"/>
           <w:right w:val="nil"/>
           <w:insideH w:val="nil"/>
           <w:insideV w:val="nil"/>
@@ -7465,7 +7364,7 @@
         <w:tcBorders>
           <w:top w:val="nil"/>
           <w:left w:val="nil"/>
-          <w:bottom w:val="single" w:sz="18" w:space="0" w:color="auto"/>
+          <w:bottom w:val="single" w:color="auto" w:sz="18" w:space="0"/>
           <w:right w:val="nil"/>
           <w:insideH w:val="nil"/>
           <w:insideV w:val="nil"/>
@@ -7512,9 +7411,9 @@
       <w:tblPr/>
       <w:tcPr>
         <w:tcBorders>
-          <w:top w:val="single" w:sz="18" w:space="0" w:color="auto"/>
-          <w:left w:val="nil"/>
-          <w:bottom w:val="single" w:sz="18" w:space="0" w:color="auto"/>
+          <w:top w:val="single" w:color="auto" w:sz="18" w:space="0"/>
+          <w:left w:val="nil"/>
+          <w:bottom w:val="single" w:color="auto" w:sz="18" w:space="0"/>
           <w:right w:val="nil"/>
           <w:insideH w:val="nil"/>
           <w:insideV w:val="nil"/>
@@ -7528,9 +7427,9 @@
       <w:tblPr/>
       <w:tcPr>
         <w:tcBorders>
-          <w:top w:val="single" w:sz="18" w:space="0" w:color="auto"/>
-          <w:left w:val="nil"/>
-          <w:bottom w:val="single" w:sz="18" w:space="0" w:color="auto"/>
+          <w:top w:val="single" w:color="auto" w:sz="18" w:space="0"/>
+          <w:left w:val="nil"/>
+          <w:bottom w:val="single" w:color="auto" w:sz="18" w:space="0"/>
           <w:right w:val="nil"/>
           <w:insideH w:val="nil"/>
           <w:insideV w:val="nil"/>
@@ -7550,8 +7449,8 @@
       <w:tblStyleRowBandSize w:val="1"/>
       <w:tblStyleColBandSize w:val="1"/>
       <w:tblBorders>
-        <w:top w:val="single" w:sz="18" w:space="0" w:color="auto"/>
-        <w:bottom w:val="single" w:sz="18" w:space="0" w:color="auto"/>
+        <w:top w:val="single" w:color="auto" w:sz="18" w:space="0"/>
+        <w:bottom w:val="single" w:color="auto" w:sz="18" w:space="0"/>
       </w:tblBorders>
     </w:tblPr>
     <w:tblStylePr w:type="firstRow">
@@ -7566,9 +7465,9 @@
       <w:tblPr/>
       <w:tcPr>
         <w:tcBorders>
-          <w:top w:val="single" w:sz="18" w:space="0" w:color="auto"/>
-          <w:left w:val="nil"/>
-          <w:bottom w:val="single" w:sz="18" w:space="0" w:color="auto"/>
+          <w:top w:val="single" w:color="auto" w:sz="18" w:space="0"/>
+          <w:left w:val="nil"/>
+          <w:bottom w:val="single" w:color="auto" w:sz="18" w:space="0"/>
           <w:right w:val="nil"/>
           <w:insideH w:val="nil"/>
           <w:insideV w:val="nil"/>
@@ -7586,9 +7485,9 @@
       <w:tblPr/>
       <w:tcPr>
         <w:tcBorders>
-          <w:top w:val="double" w:sz="6" w:space="0" w:color="auto"/>
-          <w:left w:val="nil"/>
-          <w:bottom w:val="single" w:sz="18" w:space="0" w:color="auto"/>
+          <w:top w:val="double" w:color="auto" w:sz="6" w:space="0"/>
+          <w:left w:val="nil"/>
+          <w:bottom w:val="single" w:color="auto" w:sz="18" w:space="0"/>
           <w:right w:val="nil"/>
           <w:insideH w:val="nil"/>
           <w:insideV w:val="nil"/>
@@ -7607,7 +7506,7 @@
         <w:tcBorders>
           <w:top w:val="nil"/>
           <w:left w:val="nil"/>
-          <w:bottom w:val="single" w:sz="18" w:space="0" w:color="auto"/>
+          <w:bottom w:val="single" w:color="auto" w:sz="18" w:space="0"/>
           <w:right w:val="nil"/>
           <w:insideH w:val="nil"/>
           <w:insideV w:val="nil"/>
@@ -7654,9 +7553,9 @@
       <w:tblPr/>
       <w:tcPr>
         <w:tcBorders>
-          <w:top w:val="single" w:sz="18" w:space="0" w:color="auto"/>
-          <w:left w:val="nil"/>
-          <w:bottom w:val="single" w:sz="18" w:space="0" w:color="auto"/>
+          <w:top w:val="single" w:color="auto" w:sz="18" w:space="0"/>
+          <w:left w:val="nil"/>
+          <w:bottom w:val="single" w:color="auto" w:sz="18" w:space="0"/>
           <w:right w:val="nil"/>
           <w:insideH w:val="nil"/>
           <w:insideV w:val="nil"/>
@@ -7670,9 +7569,9 @@
       <w:tblPr/>
       <w:tcPr>
         <w:tcBorders>
-          <w:top w:val="single" w:sz="18" w:space="0" w:color="auto"/>
-          <w:left w:val="nil"/>
-          <w:bottom w:val="single" w:sz="18" w:space="0" w:color="auto"/>
+          <w:top w:val="single" w:color="auto" w:sz="18" w:space="0"/>
+          <w:left w:val="nil"/>
+          <w:bottom w:val="single" w:color="auto" w:sz="18" w:space="0"/>
           <w:right w:val="nil"/>
           <w:insideH w:val="nil"/>
           <w:insideV w:val="nil"/>
@@ -7692,8 +7591,8 @@
       <w:tblStyleRowBandSize w:val="1"/>
       <w:tblStyleColBandSize w:val="1"/>
       <w:tblBorders>
-        <w:top w:val="single" w:sz="18" w:space="0" w:color="auto"/>
-        <w:bottom w:val="single" w:sz="18" w:space="0" w:color="auto"/>
+        <w:top w:val="single" w:color="auto" w:sz="18" w:space="0"/>
+        <w:bottom w:val="single" w:color="auto" w:sz="18" w:space="0"/>
       </w:tblBorders>
     </w:tblPr>
     <w:tblStylePr w:type="firstRow">
@@ -7708,9 +7607,9 @@
       <w:tblPr/>
       <w:tcPr>
         <w:tcBorders>
-          <w:top w:val="single" w:sz="18" w:space="0" w:color="auto"/>
-          <w:left w:val="nil"/>
-          <w:bottom w:val="single" w:sz="18" w:space="0" w:color="auto"/>
+          <w:top w:val="single" w:color="auto" w:sz="18" w:space="0"/>
+          <w:left w:val="nil"/>
+          <w:bottom w:val="single" w:color="auto" w:sz="18" w:space="0"/>
           <w:right w:val="nil"/>
           <w:insideH w:val="nil"/>
           <w:insideV w:val="nil"/>
@@ -7728,9 +7627,9 @@
       <w:tblPr/>
       <w:tcPr>
         <w:tcBorders>
-          <w:top w:val="double" w:sz="6" w:space="0" w:color="auto"/>
-          <w:left w:val="nil"/>
-          <w:bottom w:val="single" w:sz="18" w:space="0" w:color="auto"/>
+          <w:top w:val="double" w:color="auto" w:sz="6" w:space="0"/>
+          <w:left w:val="nil"/>
+          <w:bottom w:val="single" w:color="auto" w:sz="18" w:space="0"/>
           <w:right w:val="nil"/>
           <w:insideH w:val="nil"/>
           <w:insideV w:val="nil"/>
@@ -7749,7 +7648,7 @@
         <w:tcBorders>
           <w:top w:val="nil"/>
           <w:left w:val="nil"/>
-          <w:bottom w:val="single" w:sz="18" w:space="0" w:color="auto"/>
+          <w:bottom w:val="single" w:color="auto" w:sz="18" w:space="0"/>
           <w:right w:val="nil"/>
           <w:insideH w:val="nil"/>
           <w:insideV w:val="nil"/>
@@ -7796,9 +7695,9 @@
       <w:tblPr/>
       <w:tcPr>
         <w:tcBorders>
-          <w:top w:val="single" w:sz="18" w:space="0" w:color="auto"/>
-          <w:left w:val="nil"/>
-          <w:bottom w:val="single" w:sz="18" w:space="0" w:color="auto"/>
+          <w:top w:val="single" w:color="auto" w:sz="18" w:space="0"/>
+          <w:left w:val="nil"/>
+          <w:bottom w:val="single" w:color="auto" w:sz="18" w:space="0"/>
           <w:right w:val="nil"/>
           <w:insideH w:val="nil"/>
           <w:insideV w:val="nil"/>
@@ -7812,9 +7711,9 @@
       <w:tblPr/>
       <w:tcPr>
         <w:tcBorders>
-          <w:top w:val="single" w:sz="18" w:space="0" w:color="auto"/>
-          <w:left w:val="nil"/>
-          <w:bottom w:val="single" w:sz="18" w:space="0" w:color="auto"/>
+          <w:top w:val="single" w:color="auto" w:sz="18" w:space="0"/>
+          <w:left w:val="nil"/>
+          <w:bottom w:val="single" w:color="auto" w:sz="18" w:space="0"/>
           <w:right w:val="nil"/>
           <w:insideH w:val="nil"/>
           <w:insideV w:val="nil"/>
@@ -7834,8 +7733,8 @@
       <w:tblStyleRowBandSize w:val="1"/>
       <w:tblStyleColBandSize w:val="1"/>
       <w:tblBorders>
-        <w:top w:val="single" w:sz="18" w:space="0" w:color="auto"/>
-        <w:bottom w:val="single" w:sz="18" w:space="0" w:color="auto"/>
+        <w:top w:val="single" w:color="auto" w:sz="18" w:space="0"/>
+        <w:bottom w:val="single" w:color="auto" w:sz="18" w:space="0"/>
       </w:tblBorders>
     </w:tblPr>
     <w:tblStylePr w:type="firstRow">
@@ -7850,9 +7749,9 @@
       <w:tblPr/>
       <w:tcPr>
         <w:tcBorders>
-          <w:top w:val="single" w:sz="18" w:space="0" w:color="auto"/>
-          <w:left w:val="nil"/>
-          <w:bottom w:val="single" w:sz="18" w:space="0" w:color="auto"/>
+          <w:top w:val="single" w:color="auto" w:sz="18" w:space="0"/>
+          <w:left w:val="nil"/>
+          <w:bottom w:val="single" w:color="auto" w:sz="18" w:space="0"/>
           <w:right w:val="nil"/>
           <w:insideH w:val="nil"/>
           <w:insideV w:val="nil"/>
@@ -7870,9 +7769,9 @@
       <w:tblPr/>
       <w:tcPr>
         <w:tcBorders>
-          <w:top w:val="double" w:sz="6" w:space="0" w:color="auto"/>
-          <w:left w:val="nil"/>
-          <w:bottom w:val="single" w:sz="18" w:space="0" w:color="auto"/>
+          <w:top w:val="double" w:color="auto" w:sz="6" w:space="0"/>
+          <w:left w:val="nil"/>
+          <w:bottom w:val="single" w:color="auto" w:sz="18" w:space="0"/>
           <w:right w:val="nil"/>
           <w:insideH w:val="nil"/>
           <w:insideV w:val="nil"/>
@@ -7891,7 +7790,7 @@
         <w:tcBorders>
           <w:top w:val="nil"/>
           <w:left w:val="nil"/>
-          <w:bottom w:val="single" w:sz="18" w:space="0" w:color="auto"/>
+          <w:bottom w:val="single" w:color="auto" w:sz="18" w:space="0"/>
           <w:right w:val="nil"/>
           <w:insideH w:val="nil"/>
           <w:insideV w:val="nil"/>
@@ -7938,9 +7837,9 @@
       <w:tblPr/>
       <w:tcPr>
         <w:tcBorders>
-          <w:top w:val="single" w:sz="18" w:space="0" w:color="auto"/>
-          <w:left w:val="nil"/>
-          <w:bottom w:val="single" w:sz="18" w:space="0" w:color="auto"/>
+          <w:top w:val="single" w:color="auto" w:sz="18" w:space="0"/>
+          <w:left w:val="nil"/>
+          <w:bottom w:val="single" w:color="auto" w:sz="18" w:space="0"/>
           <w:right w:val="nil"/>
           <w:insideH w:val="nil"/>
           <w:insideV w:val="nil"/>
@@ -7954,9 +7853,9 @@
       <w:tblPr/>
       <w:tcPr>
         <w:tcBorders>
-          <w:top w:val="single" w:sz="18" w:space="0" w:color="auto"/>
-          <w:left w:val="nil"/>
-          <w:bottom w:val="single" w:sz="18" w:space="0" w:color="auto"/>
+          <w:top w:val="single" w:color="auto" w:sz="18" w:space="0"/>
+          <w:left w:val="nil"/>
+          <w:bottom w:val="single" w:color="auto" w:sz="18" w:space="0"/>
           <w:right w:val="nil"/>
           <w:insideH w:val="nil"/>
           <w:insideV w:val="nil"/>
@@ -7976,8 +7875,8 @@
       <w:tblStyleRowBandSize w:val="1"/>
       <w:tblStyleColBandSize w:val="1"/>
       <w:tblBorders>
-        <w:top w:val="single" w:sz="18" w:space="0" w:color="auto"/>
-        <w:bottom w:val="single" w:sz="18" w:space="0" w:color="auto"/>
+        <w:top w:val="single" w:color="auto" w:sz="18" w:space="0"/>
+        <w:bottom w:val="single" w:color="auto" w:sz="18" w:space="0"/>
       </w:tblBorders>
     </w:tblPr>
     <w:tblStylePr w:type="firstRow">
@@ -7992,9 +7891,9 @@
       <w:tblPr/>
       <w:tcPr>
         <w:tcBorders>
-          <w:top w:val="single" w:sz="18" w:space="0" w:color="auto"/>
-          <w:left w:val="nil"/>
-          <w:bottom w:val="single" w:sz="18" w:space="0" w:color="auto"/>
+          <w:top w:val="single" w:color="auto" w:sz="18" w:space="0"/>
+          <w:left w:val="nil"/>
+          <w:bottom w:val="single" w:color="auto" w:sz="18" w:space="0"/>
           <w:right w:val="nil"/>
           <w:insideH w:val="nil"/>
           <w:insideV w:val="nil"/>
@@ -8012,9 +7911,9 @@
       <w:tblPr/>
       <w:tcPr>
         <w:tcBorders>
-          <w:top w:val="double" w:sz="6" w:space="0" w:color="auto"/>
-          <w:left w:val="nil"/>
-          <w:bottom w:val="single" w:sz="18" w:space="0" w:color="auto"/>
+          <w:top w:val="double" w:color="auto" w:sz="6" w:space="0"/>
+          <w:left w:val="nil"/>
+          <w:bottom w:val="single" w:color="auto" w:sz="18" w:space="0"/>
           <w:right w:val="nil"/>
           <w:insideH w:val="nil"/>
           <w:insideV w:val="nil"/>
@@ -8033,7 +7932,7 @@
         <w:tcBorders>
           <w:top w:val="nil"/>
           <w:left w:val="nil"/>
-          <w:bottom w:val="single" w:sz="18" w:space="0" w:color="auto"/>
+          <w:bottom w:val="single" w:color="auto" w:sz="18" w:space="0"/>
           <w:right w:val="nil"/>
           <w:insideH w:val="nil"/>
           <w:insideV w:val="nil"/>
@@ -8080,9 +7979,9 @@
       <w:tblPr/>
       <w:tcPr>
         <w:tcBorders>
-          <w:top w:val="single" w:sz="18" w:space="0" w:color="auto"/>
-          <w:left w:val="nil"/>
-          <w:bottom w:val="single" w:sz="18" w:space="0" w:color="auto"/>
+          <w:top w:val="single" w:color="auto" w:sz="18" w:space="0"/>
+          <w:left w:val="nil"/>
+          <w:bottom w:val="single" w:color="auto" w:sz="18" w:space="0"/>
           <w:right w:val="nil"/>
           <w:insideH w:val="nil"/>
           <w:insideV w:val="nil"/>
@@ -8096,9 +7995,9 @@
       <w:tblPr/>
       <w:tcPr>
         <w:tcBorders>
-          <w:top w:val="single" w:sz="18" w:space="0" w:color="auto"/>
-          <w:left w:val="nil"/>
-          <w:bottom w:val="single" w:sz="18" w:space="0" w:color="auto"/>
+          <w:top w:val="single" w:color="auto" w:sz="18" w:space="0"/>
+          <w:left w:val="nil"/>
+          <w:bottom w:val="single" w:color="auto" w:sz="18" w:space="0"/>
           <w:right w:val="nil"/>
           <w:insideH w:val="nil"/>
           <w:insideV w:val="nil"/>
@@ -8121,19 +8020,19 @@
       <w:tblStyleRowBandSize w:val="1"/>
       <w:tblStyleColBandSize w:val="1"/>
       <w:tblBorders>
-        <w:top w:val="single" w:sz="8" w:space="0" w:color="000000" w:themeColor="text1"/>
-        <w:bottom w:val="single" w:sz="8" w:space="0" w:color="000000" w:themeColor="text1"/>
+        <w:top w:val="single" w:color="000000" w:themeColor="text1" w:sz="8" w:space="0"/>
+        <w:bottom w:val="single" w:color="000000" w:themeColor="text1" w:sz="8" w:space="0"/>
       </w:tblBorders>
     </w:tblPr>
     <w:tblStylePr w:type="firstRow">
       <w:rPr>
-        <w:rFonts w:asciiTheme="majorHAnsi" w:eastAsiaTheme="majorEastAsia" w:hAnsiTheme="majorHAnsi" w:cstheme="majorBidi"/>
+        <w:rFonts w:asciiTheme="majorHAnsi" w:hAnsiTheme="majorHAnsi" w:eastAsiaTheme="majorEastAsia" w:cstheme="majorBidi"/>
       </w:rPr>
       <w:tblPr/>
       <w:tcPr>
         <w:tcBorders>
           <w:top w:val="nil"/>
-          <w:bottom w:val="single" w:sz="8" w:space="0" w:color="000000" w:themeColor="text1"/>
+          <w:bottom w:val="single" w:color="000000" w:themeColor="text1" w:sz="8" w:space="0"/>
         </w:tcBorders>
       </w:tcPr>
     </w:tblStylePr>
@@ -8146,8 +8045,8 @@
       <w:tblPr/>
       <w:tcPr>
         <w:tcBorders>
-          <w:top w:val="single" w:sz="8" w:space="0" w:color="000000" w:themeColor="text1"/>
-          <w:bottom w:val="single" w:sz="8" w:space="0" w:color="000000" w:themeColor="text1"/>
+          <w:top w:val="single" w:color="000000" w:themeColor="text1" w:sz="8" w:space="0"/>
+          <w:bottom w:val="single" w:color="000000" w:themeColor="text1" w:sz="8" w:space="0"/>
         </w:tcBorders>
       </w:tcPr>
     </w:tblStylePr>
@@ -8165,8 +8064,8 @@
       <w:tblPr/>
       <w:tcPr>
         <w:tcBorders>
-          <w:top w:val="single" w:sz="8" w:space="0" w:color="000000" w:themeColor="text1"/>
-          <w:bottom w:val="single" w:sz="8" w:space="0" w:color="000000" w:themeColor="text1"/>
+          <w:top w:val="single" w:color="000000" w:themeColor="text1" w:sz="8" w:space="0"/>
+          <w:bottom w:val="single" w:color="000000" w:themeColor="text1" w:sz="8" w:space="0"/>
         </w:tcBorders>
       </w:tcPr>
     </w:tblStylePr>
@@ -8198,19 +8097,19 @@
       <w:tblStyleRowBandSize w:val="1"/>
       <w:tblStyleColBandSize w:val="1"/>
       <w:tblBorders>
-        <w:top w:val="single" w:sz="8" w:space="0" w:color="4F81BD" w:themeColor="accent1"/>
-        <w:bottom w:val="single" w:sz="8" w:space="0" w:color="4F81BD" w:themeColor="accent1"/>
+        <w:top w:val="single" w:color="4F81BD" w:themeColor="accent1" w:sz="8" w:space="0"/>
+        <w:bottom w:val="single" w:color="4F81BD" w:themeColor="accent1" w:sz="8" w:space="0"/>
       </w:tblBorders>
     </w:tblPr>
     <w:tblStylePr w:type="firstRow">
       <w:rPr>
-        <w:rFonts w:asciiTheme="majorHAnsi" w:eastAsiaTheme="majorEastAsia" w:hAnsiTheme="majorHAnsi" w:cstheme="majorBidi"/>
+        <w:rFonts w:asciiTheme="majorHAnsi" w:hAnsiTheme="majorHAnsi" w:eastAsiaTheme="majorEastAsia" w:cstheme="majorBidi"/>
       </w:rPr>
       <w:tblPr/>
       <w:tcPr>
         <w:tcBorders>
           <w:top w:val="nil"/>
-          <w:bottom w:val="single" w:sz="8" w:space="0" w:color="4F81BD" w:themeColor="accent1"/>
+          <w:bottom w:val="single" w:color="4F81BD" w:themeColor="accent1" w:sz="8" w:space="0"/>
         </w:tcBorders>
       </w:tcPr>
     </w:tblStylePr>
@@ -8223,8 +8122,8 @@
       <w:tblPr/>
       <w:tcPr>
         <w:tcBorders>
-          <w:top w:val="single" w:sz="8" w:space="0" w:color="4F81BD" w:themeColor="accent1"/>
-          <w:bottom w:val="single" w:sz="8" w:space="0" w:color="4F81BD" w:themeColor="accent1"/>
+          <w:top w:val="single" w:color="4F81BD" w:themeColor="accent1" w:sz="8" w:space="0"/>
+          <w:bottom w:val="single" w:color="4F81BD" w:themeColor="accent1" w:sz="8" w:space="0"/>
         </w:tcBorders>
       </w:tcPr>
     </w:tblStylePr>
@@ -8242,8 +8141,8 @@
       <w:tblPr/>
       <w:tcPr>
         <w:tcBorders>
-          <w:top w:val="single" w:sz="8" w:space="0" w:color="4F81BD" w:themeColor="accent1"/>
-          <w:bottom w:val="single" w:sz="8" w:space="0" w:color="4F81BD" w:themeColor="accent1"/>
+          <w:top w:val="single" w:color="4F81BD" w:themeColor="accent1" w:sz="8" w:space="0"/>
+          <w:bottom w:val="single" w:color="4F81BD" w:themeColor="accent1" w:sz="8" w:space="0"/>
         </w:tcBorders>
       </w:tcPr>
     </w:tblStylePr>
@@ -8275,19 +8174,19 @@
       <w:tblStyleRowBandSize w:val="1"/>
       <w:tblStyleColBandSize w:val="1"/>
       <w:tblBorders>
-        <w:top w:val="single" w:sz="8" w:space="0" w:color="C0504D" w:themeColor="accent2"/>
-        <w:bottom w:val="single" w:sz="8" w:space="0" w:color="C0504D" w:themeColor="accent2"/>
+        <w:top w:val="single" w:color="C0504D" w:themeColor="accent2" w:sz="8" w:space="0"/>
+        <w:bottom w:val="single" w:color="C0504D" w:themeColor="accent2" w:sz="8" w:space="0"/>
       </w:tblBorders>
     </w:tblPr>
     <w:tblStylePr w:type="firstRow">
       <w:rPr>
-        <w:rFonts w:asciiTheme="majorHAnsi" w:eastAsiaTheme="majorEastAsia" w:hAnsiTheme="majorHAnsi" w:cstheme="majorBidi"/>
+        <w:rFonts w:asciiTheme="majorHAnsi" w:hAnsiTheme="majorHAnsi" w:eastAsiaTheme="majorEastAsia" w:cstheme="majorBidi"/>
       </w:rPr>
       <w:tblPr/>
       <w:tcPr>
         <w:tcBorders>
           <w:top w:val="nil"/>
-          <w:bottom w:val="single" w:sz="8" w:space="0" w:color="C0504D" w:themeColor="accent2"/>
+          <w:bottom w:val="single" w:color="C0504D" w:themeColor="accent2" w:sz="8" w:space="0"/>
         </w:tcBorders>
       </w:tcPr>
     </w:tblStylePr>
@@ -8300,8 +8199,8 @@
       <w:tblPr/>
       <w:tcPr>
         <w:tcBorders>
-          <w:top w:val="single" w:sz="8" w:space="0" w:color="C0504D" w:themeColor="accent2"/>
-          <w:bottom w:val="single" w:sz="8" w:space="0" w:color="C0504D" w:themeColor="accent2"/>
+          <w:top w:val="single" w:color="C0504D" w:themeColor="accent2" w:sz="8" w:space="0"/>
+          <w:bottom w:val="single" w:color="C0504D" w:themeColor="accent2" w:sz="8" w:space="0"/>
         </w:tcBorders>
       </w:tcPr>
     </w:tblStylePr>
@@ -8319,8 +8218,8 @@
       <w:tblPr/>
       <w:tcPr>
         <w:tcBorders>
-          <w:top w:val="single" w:sz="8" w:space="0" w:color="C0504D" w:themeColor="accent2"/>
-          <w:bottom w:val="single" w:sz="8" w:space="0" w:color="C0504D" w:themeColor="accent2"/>
+          <w:top w:val="single" w:color="C0504D" w:themeColor="accent2" w:sz="8" w:space="0"/>
+          <w:bottom w:val="single" w:color="C0504D" w:themeColor="accent2" w:sz="8" w:space="0"/>
         </w:tcBorders>
       </w:tcPr>
     </w:tblStylePr>
@@ -8352,19 +8251,19 @@
       <w:tblStyleRowBandSize w:val="1"/>
       <w:tblStyleColBandSize w:val="1"/>
       <w:tblBorders>
-        <w:top w:val="single" w:sz="8" w:space="0" w:color="9BBB59" w:themeColor="accent3"/>
-        <w:bottom w:val="single" w:sz="8" w:space="0" w:color="9BBB59" w:themeColor="accent3"/>
+        <w:top w:val="single" w:color="9BBB59" w:themeColor="accent3" w:sz="8" w:space="0"/>
+        <w:bottom w:val="single" w:color="9BBB59" w:themeColor="accent3" w:sz="8" w:space="0"/>
       </w:tblBorders>
     </w:tblPr>
     <w:tblStylePr w:type="firstRow">
       <w:rPr>
-        <w:rFonts w:asciiTheme="majorHAnsi" w:eastAsiaTheme="majorEastAsia" w:hAnsiTheme="majorHAnsi" w:cstheme="majorBidi"/>
+        <w:rFonts w:asciiTheme="majorHAnsi" w:hAnsiTheme="majorHAnsi" w:eastAsiaTheme="majorEastAsia" w:cstheme="majorBidi"/>
       </w:rPr>
       <w:tblPr/>
       <w:tcPr>
         <w:tcBorders>
           <w:top w:val="nil"/>
-          <w:bottom w:val="single" w:sz="8" w:space="0" w:color="9BBB59" w:themeColor="accent3"/>
+          <w:bottom w:val="single" w:color="9BBB59" w:themeColor="accent3" w:sz="8" w:space="0"/>
         </w:tcBorders>
       </w:tcPr>
     </w:tblStylePr>
@@ -8377,8 +8276,8 @@
       <w:tblPr/>
       <w:tcPr>
         <w:tcBorders>
-          <w:top w:val="single" w:sz="8" w:space="0" w:color="9BBB59" w:themeColor="accent3"/>
-          <w:bottom w:val="single" w:sz="8" w:space="0" w:color="9BBB59" w:themeColor="accent3"/>
+          <w:top w:val="single" w:color="9BBB59" w:themeColor="accent3" w:sz="8" w:space="0"/>
+          <w:bottom w:val="single" w:color="9BBB59" w:themeColor="accent3" w:sz="8" w:space="0"/>
         </w:tcBorders>
       </w:tcPr>
     </w:tblStylePr>
@@ -8396,8 +8295,8 @@
       <w:tblPr/>
       <w:tcPr>
         <w:tcBorders>
-          <w:top w:val="single" w:sz="8" w:space="0" w:color="9BBB59" w:themeColor="accent3"/>
-          <w:bottom w:val="single" w:sz="8" w:space="0" w:color="9BBB59" w:themeColor="accent3"/>
+          <w:top w:val="single" w:color="9BBB59" w:themeColor="accent3" w:sz="8" w:space="0"/>
+          <w:bottom w:val="single" w:color="9BBB59" w:themeColor="accent3" w:sz="8" w:space="0"/>
         </w:tcBorders>
       </w:tcPr>
     </w:tblStylePr>
@@ -8429,19 +8328,19 @@
       <w:tblStyleRowBandSize w:val="1"/>
       <w:tblStyleColBandSize w:val="1"/>
       <w:tblBorders>
-        <w:top w:val="single" w:sz="8" w:space="0" w:color="8064A2" w:themeColor="accent4"/>
-        <w:bottom w:val="single" w:sz="8" w:space="0" w:color="8064A2" w:themeColor="accent4"/>
+        <w:top w:val="single" w:color="8064A2" w:themeColor="accent4" w:sz="8" w:space="0"/>
+        <w:bottom w:val="single" w:color="8064A2" w:themeColor="accent4" w:sz="8" w:space="0"/>
       </w:tblBorders>
     </w:tblPr>
     <w:tblStylePr w:type="firstRow">
       <w:rPr>
-        <w:rFonts w:asciiTheme="majorHAnsi" w:eastAsiaTheme="majorEastAsia" w:hAnsiTheme="majorHAnsi" w:cstheme="majorBidi"/>
+        <w:rFonts w:asciiTheme="majorHAnsi" w:hAnsiTheme="majorHAnsi" w:eastAsiaTheme="majorEastAsia" w:cstheme="majorBidi"/>
       </w:rPr>
       <w:tblPr/>
       <w:tcPr>
         <w:tcBorders>
           <w:top w:val="nil"/>
-          <w:bottom w:val="single" w:sz="8" w:space="0" w:color="8064A2" w:themeColor="accent4"/>
+          <w:bottom w:val="single" w:color="8064A2" w:themeColor="accent4" w:sz="8" w:space="0"/>
         </w:tcBorders>
       </w:tcPr>
     </w:tblStylePr>
@@ -8454,8 +8353,8 @@
       <w:tblPr/>
       <w:tcPr>
         <w:tcBorders>
-          <w:top w:val="single" w:sz="8" w:space="0" w:color="8064A2" w:themeColor="accent4"/>
-          <w:bottom w:val="single" w:sz="8" w:space="0" w:color="8064A2" w:themeColor="accent4"/>
+          <w:top w:val="single" w:color="8064A2" w:themeColor="accent4" w:sz="8" w:space="0"/>
+          <w:bottom w:val="single" w:color="8064A2" w:themeColor="accent4" w:sz="8" w:space="0"/>
         </w:tcBorders>
       </w:tcPr>
     </w:tblStylePr>
@@ -8473,8 +8372,8 @@
       <w:tblPr/>
       <w:tcPr>
         <w:tcBorders>
-          <w:top w:val="single" w:sz="8" w:space="0" w:color="8064A2" w:themeColor="accent4"/>
-          <w:bottom w:val="single" w:sz="8" w:space="0" w:color="8064A2" w:themeColor="accent4"/>
+          <w:top w:val="single" w:color="8064A2" w:themeColor="accent4" w:sz="8" w:space="0"/>
+          <w:bottom w:val="single" w:color="8064A2" w:themeColor="accent4" w:sz="8" w:space="0"/>
         </w:tcBorders>
       </w:tcPr>
     </w:tblStylePr>
@@ -8506,19 +8405,19 @@
       <w:tblStyleRowBandSize w:val="1"/>
       <w:tblStyleColBandSize w:val="1"/>
       <w:tblBorders>
-        <w:top w:val="single" w:sz="8" w:space="0" w:color="4BACC6" w:themeColor="accent5"/>
-        <w:bottom w:val="single" w:sz="8" w:space="0" w:color="4BACC6" w:themeColor="accent5"/>
+        <w:top w:val="single" w:color="4BACC6" w:themeColor="accent5" w:sz="8" w:space="0"/>
+        <w:bottom w:val="single" w:color="4BACC6" w:themeColor="accent5" w:sz="8" w:space="0"/>
       </w:tblBorders>
     </w:tblPr>
     <w:tblStylePr w:type="firstRow">
       <w:rPr>
-        <w:rFonts w:asciiTheme="majorHAnsi" w:eastAsiaTheme="majorEastAsia" w:hAnsiTheme="majorHAnsi" w:cstheme="majorBidi"/>
+        <w:rFonts w:asciiTheme="majorHAnsi" w:hAnsiTheme="majorHAnsi" w:eastAsiaTheme="majorEastAsia" w:cstheme="majorBidi"/>
       </w:rPr>
       <w:tblPr/>
       <w:tcPr>
         <w:tcBorders>
           <w:top w:val="nil"/>
-          <w:bottom w:val="single" w:sz="8" w:space="0" w:color="4BACC6" w:themeColor="accent5"/>
+          <w:bottom w:val="single" w:color="4BACC6" w:themeColor="accent5" w:sz="8" w:space="0"/>
         </w:tcBorders>
       </w:tcPr>
     </w:tblStylePr>
@@ -8531,8 +8430,8 @@
       <w:tblPr/>
       <w:tcPr>
         <w:tcBorders>
-          <w:top w:val="single" w:sz="8" w:space="0" w:color="4BACC6" w:themeColor="accent5"/>
-          <w:bottom w:val="single" w:sz="8" w:space="0" w:color="4BACC6" w:themeColor="accent5"/>
+          <w:top w:val="single" w:color="4BACC6" w:themeColor="accent5" w:sz="8" w:space="0"/>
+          <w:bottom w:val="single" w:color="4BACC6" w:themeColor="accent5" w:sz="8" w:space="0"/>
         </w:tcBorders>
       </w:tcPr>
     </w:tblStylePr>
@@ -8550,8 +8449,8 @@
       <w:tblPr/>
       <w:tcPr>
         <w:tcBorders>
-          <w:top w:val="single" w:sz="8" w:space="0" w:color="4BACC6" w:themeColor="accent5"/>
-          <w:bottom w:val="single" w:sz="8" w:space="0" w:color="4BACC6" w:themeColor="accent5"/>
+          <w:top w:val="single" w:color="4BACC6" w:themeColor="accent5" w:sz="8" w:space="0"/>
+          <w:bottom w:val="single" w:color="4BACC6" w:themeColor="accent5" w:sz="8" w:space="0"/>
         </w:tcBorders>
       </w:tcPr>
     </w:tblStylePr>
@@ -8583,19 +8482,19 @@
       <w:tblStyleRowBandSize w:val="1"/>
       <w:tblStyleColBandSize w:val="1"/>
       <w:tblBorders>
-        <w:top w:val="single" w:sz="8" w:space="0" w:color="F79646" w:themeColor="accent6"/>
-        <w:bottom w:val="single" w:sz="8" w:space="0" w:color="F79646" w:themeColor="accent6"/>
+        <w:top w:val="single" w:color="F79646" w:themeColor="accent6" w:sz="8" w:space="0"/>
+        <w:bottom w:val="single" w:color="F79646" w:themeColor="accent6" w:sz="8" w:space="0"/>
       </w:tblBorders>
     </w:tblPr>
     <w:tblStylePr w:type="firstRow">
       <w:rPr>
-        <w:rFonts w:asciiTheme="majorHAnsi" w:eastAsiaTheme="majorEastAsia" w:hAnsiTheme="majorHAnsi" w:cstheme="majorBidi"/>
+        <w:rFonts w:asciiTheme="majorHAnsi" w:hAnsiTheme="majorHAnsi" w:eastAsiaTheme="majorEastAsia" w:cstheme="majorBidi"/>
       </w:rPr>
       <w:tblPr/>
       <w:tcPr>
         <w:tcBorders>
           <w:top w:val="nil"/>
-          <w:bottom w:val="single" w:sz="8" w:space="0" w:color="F79646" w:themeColor="accent6"/>
+          <w:bottom w:val="single" w:color="F79646" w:themeColor="accent6" w:sz="8" w:space="0"/>
         </w:tcBorders>
       </w:tcPr>
     </w:tblStylePr>
@@ -8608,8 +8507,8 @@
       <w:tblPr/>
       <w:tcPr>
         <w:tcBorders>
-          <w:top w:val="single" w:sz="8" w:space="0" w:color="F79646" w:themeColor="accent6"/>
-          <w:bottom w:val="single" w:sz="8" w:space="0" w:color="F79646" w:themeColor="accent6"/>
+          <w:top w:val="single" w:color="F79646" w:themeColor="accent6" w:sz="8" w:space="0"/>
+          <w:bottom w:val="single" w:color="F79646" w:themeColor="accent6" w:sz="8" w:space="0"/>
         </w:tcBorders>
       </w:tcPr>
     </w:tblStylePr>
@@ -8627,8 +8526,8 @@
       <w:tblPr/>
       <w:tcPr>
         <w:tcBorders>
-          <w:top w:val="single" w:sz="8" w:space="0" w:color="F79646" w:themeColor="accent6"/>
-          <w:bottom w:val="single" w:sz="8" w:space="0" w:color="F79646" w:themeColor="accent6"/>
+          <w:top w:val="single" w:color="F79646" w:themeColor="accent6" w:sz="8" w:space="0"/>
+          <w:bottom w:val="single" w:color="F79646" w:themeColor="accent6" w:sz="8" w:space="0"/>
         </w:tcBorders>
       </w:tcPr>
     </w:tblStylePr>
@@ -8654,17 +8553,17 @@
       <w:spacing w:after="0" w:line="240" w:lineRule="auto"/>
     </w:pPr>
     <w:rPr>
-      <w:rFonts w:asciiTheme="majorHAnsi" w:eastAsiaTheme="majorEastAsia" w:hAnsiTheme="majorHAnsi" w:cstheme="majorBidi"/>
+      <w:rFonts w:asciiTheme="majorHAnsi" w:hAnsiTheme="majorHAnsi" w:eastAsiaTheme="majorEastAsia" w:cstheme="majorBidi"/>
       <w:color w:val="000000" w:themeColor="text1"/>
     </w:rPr>
     <w:tblPr>
       <w:tblStyleRowBandSize w:val="1"/>
       <w:tblStyleColBandSize w:val="1"/>
       <w:tblBorders>
-        <w:top w:val="single" w:sz="8" w:space="0" w:color="000000" w:themeColor="text1"/>
-        <w:left w:val="single" w:sz="8" w:space="0" w:color="000000" w:themeColor="text1"/>
-        <w:bottom w:val="single" w:sz="8" w:space="0" w:color="000000" w:themeColor="text1"/>
-        <w:right w:val="single" w:sz="8" w:space="0" w:color="000000" w:themeColor="text1"/>
+        <w:top w:val="single" w:color="000000" w:themeColor="text1" w:sz="8" w:space="0"/>
+        <w:left w:val="single" w:color="000000" w:themeColor="text1" w:sz="8" w:space="0"/>
+        <w:bottom w:val="single" w:color="000000" w:themeColor="text1" w:sz="8" w:space="0"/>
+        <w:right w:val="single" w:color="000000" w:themeColor="text1" w:sz="8" w:space="0"/>
       </w:tblBorders>
     </w:tblPr>
     <w:tblStylePr w:type="firstRow">
@@ -8677,7 +8576,7 @@
         <w:tcBorders>
           <w:top w:val="nil"/>
           <w:left w:val="nil"/>
-          <w:bottom w:val="single" w:sz="24" w:space="0" w:color="000000" w:themeColor="text1"/>
+          <w:bottom w:val="single" w:color="000000" w:themeColor="text1" w:sz="24" w:space="0"/>
           <w:right w:val="nil"/>
           <w:insideH w:val="nil"/>
           <w:insideV w:val="nil"/>
@@ -8689,7 +8588,7 @@
       <w:tblPr/>
       <w:tcPr>
         <w:tcBorders>
-          <w:top w:val="single" w:sz="8" w:space="0" w:color="000000" w:themeColor="text1"/>
+          <w:top w:val="single" w:color="000000" w:themeColor="text1" w:sz="8" w:space="0"/>
           <w:left w:val="nil"/>
           <w:bottom w:val="nil"/>
           <w:right w:val="nil"/>
@@ -8706,7 +8605,7 @@
           <w:top w:val="nil"/>
           <w:left w:val="nil"/>
           <w:bottom w:val="nil"/>
-          <w:right w:val="single" w:sz="8" w:space="0" w:color="000000" w:themeColor="text1"/>
+          <w:right w:val="single" w:color="000000" w:themeColor="text1" w:sz="8" w:space="0"/>
           <w:insideH w:val="nil"/>
           <w:insideV w:val="nil"/>
         </w:tcBorders>
@@ -8718,7 +8617,7 @@
       <w:tcPr>
         <w:tcBorders>
           <w:top w:val="nil"/>
-          <w:left w:val="single" w:sz="8" w:space="0" w:color="000000" w:themeColor="text1"/>
+          <w:left w:val="single" w:color="000000" w:themeColor="text1" w:sz="8" w:space="0"/>
           <w:bottom w:val="nil"/>
           <w:right w:val="nil"/>
           <w:insideH w:val="nil"/>
@@ -8775,17 +8674,17 @@
       <w:spacing w:after="0" w:line="240" w:lineRule="auto"/>
     </w:pPr>
     <w:rPr>
-      <w:rFonts w:asciiTheme="majorHAnsi" w:eastAsiaTheme="majorEastAsia" w:hAnsiTheme="majorHAnsi" w:cstheme="majorBidi"/>
+      <w:rFonts w:asciiTheme="majorHAnsi" w:hAnsiTheme="majorHAnsi" w:eastAsiaTheme="majorEastAsia" w:cstheme="majorBidi"/>
       <w:color w:val="000000" w:themeColor="text1"/>
     </w:rPr>
     <w:tblPr>
       <w:tblStyleRowBandSize w:val="1"/>
       <w:tblStyleColBandSize w:val="1"/>
       <w:tblBorders>
-        <w:top w:val="single" w:sz="8" w:space="0" w:color="4F81BD" w:themeColor="accent1"/>
-        <w:left w:val="single" w:sz="8" w:space="0" w:color="4F81BD" w:themeColor="accent1"/>
-        <w:bottom w:val="single" w:sz="8" w:space="0" w:color="4F81BD" w:themeColor="accent1"/>
-        <w:right w:val="single" w:sz="8" w:space="0" w:color="4F81BD" w:themeColor="accent1"/>
+        <w:top w:val="single" w:color="4F81BD" w:themeColor="accent1" w:sz="8" w:space="0"/>
+        <w:left w:val="single" w:color="4F81BD" w:themeColor="accent1" w:sz="8" w:space="0"/>
+        <w:bottom w:val="single" w:color="4F81BD" w:themeColor="accent1" w:sz="8" w:space="0"/>
+        <w:right w:val="single" w:color="4F81BD" w:themeColor="accent1" w:sz="8" w:space="0"/>
       </w:tblBorders>
     </w:tblPr>
     <w:tblStylePr w:type="firstRow">
@@ -8798,7 +8697,7 @@
         <w:tcBorders>
           <w:top w:val="nil"/>
           <w:left w:val="nil"/>
-          <w:bottom w:val="single" w:sz="24" w:space="0" w:color="4F81BD" w:themeColor="accent1"/>
+          <w:bottom w:val="single" w:color="4F81BD" w:themeColor="accent1" w:sz="24" w:space="0"/>
           <w:right w:val="nil"/>
           <w:insideH w:val="nil"/>
           <w:insideV w:val="nil"/>
@@ -8810,7 +8709,7 @@
       <w:tblPr/>
       <w:tcPr>
         <w:tcBorders>
-          <w:top w:val="single" w:sz="8" w:space="0" w:color="4F81BD" w:themeColor="accent1"/>
+          <w:top w:val="single" w:color="4F81BD" w:themeColor="accent1" w:sz="8" w:space="0"/>
           <w:left w:val="nil"/>
           <w:bottom w:val="nil"/>
           <w:right w:val="nil"/>
@@ -8827,7 +8726,7 @@
           <w:top w:val="nil"/>
           <w:left w:val="nil"/>
           <w:bottom w:val="nil"/>
-          <w:right w:val="single" w:sz="8" w:space="0" w:color="4F81BD" w:themeColor="accent1"/>
+          <w:right w:val="single" w:color="4F81BD" w:themeColor="accent1" w:sz="8" w:space="0"/>
           <w:insideH w:val="nil"/>
           <w:insideV w:val="nil"/>
         </w:tcBorders>
@@ -8839,7 +8738,7 @@
       <w:tcPr>
         <w:tcBorders>
           <w:top w:val="nil"/>
-          <w:left w:val="single" w:sz="8" w:space="0" w:color="4F81BD" w:themeColor="accent1"/>
+          <w:left w:val="single" w:color="4F81BD" w:themeColor="accent1" w:sz="8" w:space="0"/>
           <w:bottom w:val="nil"/>
           <w:right w:val="nil"/>
           <w:insideH w:val="nil"/>
@@ -8896,17 +8795,17 @@
       <w:spacing w:after="0" w:line="240" w:lineRule="auto"/>
     </w:pPr>
     <w:rPr>
-      <w:rFonts w:asciiTheme="majorHAnsi" w:eastAsiaTheme="majorEastAsia" w:hAnsiTheme="majorHAnsi" w:cstheme="majorBidi"/>
+      <w:rFonts w:asciiTheme="majorHAnsi" w:hAnsiTheme="majorHAnsi" w:eastAsiaTheme="majorEastAsia" w:cstheme="majorBidi"/>
       <w:color w:val="000000" w:themeColor="text1"/>
     </w:rPr>
     <w:tblPr>
       <w:tblStyleRowBandSize w:val="1"/>
       <w:tblStyleColBandSize w:val="1"/>
       <w:tblBorders>
-        <w:top w:val="single" w:sz="8" w:space="0" w:color="C0504D" w:themeColor="accent2"/>
-        <w:left w:val="single" w:sz="8" w:space="0" w:color="C0504D" w:themeColor="accent2"/>
-        <w:bottom w:val="single" w:sz="8" w:space="0" w:color="C0504D" w:themeColor="accent2"/>
-        <w:right w:val="single" w:sz="8" w:space="0" w:color="C0504D" w:themeColor="accent2"/>
+        <w:top w:val="single" w:color="C0504D" w:themeColor="accent2" w:sz="8" w:space="0"/>
+        <w:left w:val="single" w:color="C0504D" w:themeColor="accent2" w:sz="8" w:space="0"/>
+        <w:bottom w:val="single" w:color="C0504D" w:themeColor="accent2" w:sz="8" w:space="0"/>
+        <w:right w:val="single" w:color="C0504D" w:themeColor="accent2" w:sz="8" w:space="0"/>
       </w:tblBorders>
     </w:tblPr>
     <w:tblStylePr w:type="firstRow">
@@ -8919,7 +8818,7 @@
         <w:tcBorders>
           <w:top w:val="nil"/>
           <w:left w:val="nil"/>
-          <w:bottom w:val="single" w:sz="24" w:space="0" w:color="C0504D" w:themeColor="accent2"/>
+          <w:bottom w:val="single" w:color="C0504D" w:themeColor="accent2" w:sz="24" w:space="0"/>
           <w:right w:val="nil"/>
           <w:insideH w:val="nil"/>
           <w:insideV w:val="nil"/>
@@ -8931,7 +8830,7 @@
       <w:tblPr/>
       <w:tcPr>
         <w:tcBorders>
-          <w:top w:val="single" w:sz="8" w:space="0" w:color="C0504D" w:themeColor="accent2"/>
+          <w:top w:val="single" w:color="C0504D" w:themeColor="accent2" w:sz="8" w:space="0"/>
           <w:left w:val="nil"/>
           <w:bottom w:val="nil"/>
           <w:right w:val="nil"/>
@@ -8948,7 +8847,7 @@
           <w:top w:val="nil"/>
           <w:left w:val="nil"/>
           <w:bottom w:val="nil"/>
-          <w:right w:val="single" w:sz="8" w:space="0" w:color="C0504D" w:themeColor="accent2"/>
+          <w:right w:val="single" w:color="C0504D" w:themeColor="accent2" w:sz="8" w:space="0"/>
           <w:insideH w:val="nil"/>
           <w:insideV w:val="nil"/>
         </w:tcBorders>
@@ -8960,7 +8859,7 @@
       <w:tcPr>
         <w:tcBorders>
           <w:top w:val="nil"/>
-          <w:left w:val="single" w:sz="8" w:space="0" w:color="C0504D" w:themeColor="accent2"/>
+          <w:left w:val="single" w:color="C0504D" w:themeColor="accent2" w:sz="8" w:space="0"/>
           <w:bottom w:val="nil"/>
           <w:right w:val="nil"/>
           <w:insideH w:val="nil"/>
@@ -9017,17 +8916,17 @@
       <w:spacing w:after="0" w:line="240" w:lineRule="auto"/>
     </w:pPr>
     <w:rPr>
-      <w:rFonts w:asciiTheme="majorHAnsi" w:eastAsiaTheme="majorEastAsia" w:hAnsiTheme="majorHAnsi" w:cstheme="majorBidi"/>
+      <w:rFonts w:asciiTheme="majorHAnsi" w:hAnsiTheme="majorHAnsi" w:eastAsiaTheme="majorEastAsia" w:cstheme="majorBidi"/>
       <w:color w:val="000000" w:themeColor="text1"/>
     </w:rPr>
     <w:tblPr>
       <w:tblStyleRowBandSize w:val="1"/>
       <w:tblStyleColBandSize w:val="1"/>
       <w:tblBorders>
-        <w:top w:val="single" w:sz="8" w:space="0" w:color="9BBB59" w:themeColor="accent3"/>
-        <w:left w:val="single" w:sz="8" w:space="0" w:color="9BBB59" w:themeColor="accent3"/>
-        <w:bottom w:val="single" w:sz="8" w:space="0" w:color="9BBB59" w:themeColor="accent3"/>
-        <w:right w:val="single" w:sz="8" w:space="0" w:color="9BBB59" w:themeColor="accent3"/>
+        <w:top w:val="single" w:color="9BBB59" w:themeColor="accent3" w:sz="8" w:space="0"/>
+        <w:left w:val="single" w:color="9BBB59" w:themeColor="accent3" w:sz="8" w:space="0"/>
+        <w:bottom w:val="single" w:color="9BBB59" w:themeColor="accent3" w:sz="8" w:space="0"/>
+        <w:right w:val="single" w:color="9BBB59" w:themeColor="accent3" w:sz="8" w:space="0"/>
       </w:tblBorders>
     </w:tblPr>
     <w:tblStylePr w:type="firstRow">
@@ -9040,7 +8939,7 @@
         <w:tcBorders>
           <w:top w:val="nil"/>
           <w:left w:val="nil"/>
-          <w:bottom w:val="single" w:sz="24" w:space="0" w:color="9BBB59" w:themeColor="accent3"/>
+          <w:bottom w:val="single" w:color="9BBB59" w:themeColor="accent3" w:sz="24" w:space="0"/>
           <w:right w:val="nil"/>
           <w:insideH w:val="nil"/>
           <w:insideV w:val="nil"/>
@@ -9052,7 +8951,7 @@
       <w:tblPr/>
       <w:tcPr>
         <w:tcBorders>
-          <w:top w:val="single" w:sz="8" w:space="0" w:color="9BBB59" w:themeColor="accent3"/>
+          <w:top w:val="single" w:color="9BBB59" w:themeColor="accent3" w:sz="8" w:space="0"/>
           <w:left w:val="nil"/>
           <w:bottom w:val="nil"/>
           <w:right w:val="nil"/>
@@ -9069,7 +8968,7 @@
           <w:top w:val="nil"/>
           <w:left w:val="nil"/>
           <w:bottom w:val="nil"/>
-          <w:right w:val="single" w:sz="8" w:space="0" w:color="9BBB59" w:themeColor="accent3"/>
+          <w:right w:val="single" w:color="9BBB59" w:themeColor="accent3" w:sz="8" w:space="0"/>
           <w:insideH w:val="nil"/>
           <w:insideV w:val="nil"/>
         </w:tcBorders>
@@ -9081,7 +8980,7 @@
       <w:tcPr>
         <w:tcBorders>
           <w:top w:val="nil"/>
-          <w:left w:val="single" w:sz="8" w:space="0" w:color="9BBB59" w:themeColor="accent3"/>
+          <w:left w:val="single" w:color="9BBB59" w:themeColor="accent3" w:sz="8" w:space="0"/>
           <w:bottom w:val="nil"/>
           <w:right w:val="nil"/>
           <w:insideH w:val="nil"/>
@@ -9138,17 +9037,17 @@
       <w:spacing w:after="0" w:line="240" w:lineRule="auto"/>
     </w:pPr>
     <w:rPr>
-      <w:rFonts w:asciiTheme="majorHAnsi" w:eastAsiaTheme="majorEastAsia" w:hAnsiTheme="majorHAnsi" w:cstheme="majorBidi"/>
+      <w:rFonts w:asciiTheme="majorHAnsi" w:hAnsiTheme="majorHAnsi" w:eastAsiaTheme="majorEastAsia" w:cstheme="majorBidi"/>
       <w:color w:val="000000" w:themeColor="text1"/>
     </w:rPr>
     <w:tblPr>
       <w:tblStyleRowBandSize w:val="1"/>
       <w:tblStyleColBandSize w:val="1"/>
       <w:tblBorders>
-        <w:top w:val="single" w:sz="8" w:space="0" w:color="8064A2" w:themeColor="accent4"/>
-        <w:left w:val="single" w:sz="8" w:space="0" w:color="8064A2" w:themeColor="accent4"/>
-        <w:bottom w:val="single" w:sz="8" w:space="0" w:color="8064A2" w:themeColor="accent4"/>
-        <w:right w:val="single" w:sz="8" w:space="0" w:color="8064A2" w:themeColor="accent4"/>
+        <w:top w:val="single" w:color="8064A2" w:themeColor="accent4" w:sz="8" w:space="0"/>
+        <w:left w:val="single" w:color="8064A2" w:themeColor="accent4" w:sz="8" w:space="0"/>
+        <w:bottom w:val="single" w:color="8064A2" w:themeColor="accent4" w:sz="8" w:space="0"/>
+        <w:right w:val="single" w:color="8064A2" w:themeColor="accent4" w:sz="8" w:space="0"/>
       </w:tblBorders>
     </w:tblPr>
     <w:tblStylePr w:type="firstRow">
@@ -9161,7 +9060,7 @@
         <w:tcBorders>
           <w:top w:val="nil"/>
           <w:left w:val="nil"/>
-          <w:bottom w:val="single" w:sz="24" w:space="0" w:color="8064A2" w:themeColor="accent4"/>
+          <w:bottom w:val="single" w:color="8064A2" w:themeColor="accent4" w:sz="24" w:space="0"/>
           <w:right w:val="nil"/>
           <w:insideH w:val="nil"/>
           <w:insideV w:val="nil"/>
@@ -9173,7 +9072,7 @@
       <w:tblPr/>
       <w:tcPr>
         <w:tcBorders>
-          <w:top w:val="single" w:sz="8" w:space="0" w:color="8064A2" w:themeColor="accent4"/>
+          <w:top w:val="single" w:color="8064A2" w:themeColor="accent4" w:sz="8" w:space="0"/>
           <w:left w:val="nil"/>
           <w:bottom w:val="nil"/>
           <w:right w:val="nil"/>
@@ -9190,7 +9089,7 @@
           <w:top w:val="nil"/>
           <w:left w:val="nil"/>
           <w:bottom w:val="nil"/>
-          <w:right w:val="single" w:sz="8" w:space="0" w:color="8064A2" w:themeColor="accent4"/>
+          <w:right w:val="single" w:color="8064A2" w:themeColor="accent4" w:sz="8" w:space="0"/>
           <w:insideH w:val="nil"/>
           <w:insideV w:val="nil"/>
         </w:tcBorders>
@@ -9202,7 +9101,7 @@
       <w:tcPr>
         <w:tcBorders>
           <w:top w:val="nil"/>
-          <w:left w:val="single" w:sz="8" w:space="0" w:color="8064A2" w:themeColor="accent4"/>
+          <w:left w:val="single" w:color="8064A2" w:themeColor="accent4" w:sz="8" w:space="0"/>
           <w:bottom w:val="nil"/>
           <w:right w:val="nil"/>
           <w:insideH w:val="nil"/>
@@ -9259,17 +9158,17 @@
       <w:spacing w:after="0" w:line="240" w:lineRule="auto"/>
     </w:pPr>
     <w:rPr>
-      <w:rFonts w:asciiTheme="majorHAnsi" w:eastAsiaTheme="majorEastAsia" w:hAnsiTheme="majorHAnsi" w:cstheme="majorBidi"/>
+      <w:rFonts w:asciiTheme="majorHAnsi" w:hAnsiTheme="majorHAnsi" w:eastAsiaTheme="majorEastAsia" w:cstheme="majorBidi"/>
       <w:color w:val="000000" w:themeColor="text1"/>
     </w:rPr>
     <w:tblPr>
       <w:tblStyleRowBandSize w:val="1"/>
       <w:tblStyleColBandSize w:val="1"/>
       <w:tblBorders>
-        <w:top w:val="single" w:sz="8" w:space="0" w:color="4BACC6" w:themeColor="accent5"/>
-        <w:left w:val="single" w:sz="8" w:space="0" w:color="4BACC6" w:themeColor="accent5"/>
-        <w:bottom w:val="single" w:sz="8" w:space="0" w:color="4BACC6" w:themeColor="accent5"/>
-        <w:right w:val="single" w:sz="8" w:space="0" w:color="4BACC6" w:themeColor="accent5"/>
+        <w:top w:val="single" w:color="4BACC6" w:themeColor="accent5" w:sz="8" w:space="0"/>
+        <w:left w:val="single" w:color="4BACC6" w:themeColor="accent5" w:sz="8" w:space="0"/>
+        <w:bottom w:val="single" w:color="4BACC6" w:themeColor="accent5" w:sz="8" w:space="0"/>
+        <w:right w:val="single" w:color="4BACC6" w:themeColor="accent5" w:sz="8" w:space="0"/>
       </w:tblBorders>
     </w:tblPr>
     <w:tblStylePr w:type="firstRow">
@@ -9282,7 +9181,7 @@
         <w:tcBorders>
           <w:top w:val="nil"/>
           <w:left w:val="nil"/>
-          <w:bottom w:val="single" w:sz="24" w:space="0" w:color="4BACC6" w:themeColor="accent5"/>
+          <w:bottom w:val="single" w:color="4BACC6" w:themeColor="accent5" w:sz="24" w:space="0"/>
           <w:right w:val="nil"/>
           <w:insideH w:val="nil"/>
           <w:insideV w:val="nil"/>
@@ -9294,7 +9193,7 @@
       <w:tblPr/>
       <w:tcPr>
         <w:tcBorders>
-          <w:top w:val="single" w:sz="8" w:space="0" w:color="4BACC6" w:themeColor="accent5"/>
+          <w:top w:val="single" w:color="4BACC6" w:themeColor="accent5" w:sz="8" w:space="0"/>
           <w:left w:val="nil"/>
           <w:bottom w:val="nil"/>
           <w:right w:val="nil"/>
@@ -9311,7 +9210,7 @@
           <w:top w:val="nil"/>
           <w:left w:val="nil"/>
           <w:bottom w:val="nil"/>
-          <w:right w:val="single" w:sz="8" w:space="0" w:color="4BACC6" w:themeColor="accent5"/>
+          <w:right w:val="single" w:color="4BACC6" w:themeColor="accent5" w:sz="8" w:space="0"/>
           <w:insideH w:val="nil"/>
           <w:insideV w:val="nil"/>
         </w:tcBorders>
@@ -9323,7 +9222,7 @@
       <w:tcPr>
         <w:tcBorders>
           <w:top w:val="nil"/>
-          <w:left w:val="single" w:sz="8" w:space="0" w:color="4BACC6" w:themeColor="accent5"/>
+          <w:left w:val="single" w:color="4BACC6" w:themeColor="accent5" w:sz="8" w:space="0"/>
           <w:bottom w:val="nil"/>
           <w:right w:val="nil"/>
           <w:insideH w:val="nil"/>
@@ -9380,17 +9279,17 @@
       <w:spacing w:after="0" w:line="240" w:lineRule="auto"/>
     </w:pPr>
     <w:rPr>
-      <w:rFonts w:asciiTheme="majorHAnsi" w:eastAsiaTheme="majorEastAsia" w:hAnsiTheme="majorHAnsi" w:cstheme="majorBidi"/>
+      <w:rFonts w:asciiTheme="majorHAnsi" w:hAnsiTheme="majorHAnsi" w:eastAsiaTheme="majorEastAsia" w:cstheme="majorBidi"/>
       <w:color w:val="000000" w:themeColor="text1"/>
     </w:rPr>
     <w:tblPr>
       <w:tblStyleRowBandSize w:val="1"/>
       <w:tblStyleColBandSize w:val="1"/>
       <w:tblBorders>
-        <w:top w:val="single" w:sz="8" w:space="0" w:color="F79646" w:themeColor="accent6"/>
-        <w:left w:val="single" w:sz="8" w:space="0" w:color="F79646" w:themeColor="accent6"/>
-        <w:bottom w:val="single" w:sz="8" w:space="0" w:color="F79646" w:themeColor="accent6"/>
-        <w:right w:val="single" w:sz="8" w:space="0" w:color="F79646" w:themeColor="accent6"/>
+        <w:top w:val="single" w:color="F79646" w:themeColor="accent6" w:sz="8" w:space="0"/>
+        <w:left w:val="single" w:color="F79646" w:themeColor="accent6" w:sz="8" w:space="0"/>
+        <w:bottom w:val="single" w:color="F79646" w:themeColor="accent6" w:sz="8" w:space="0"/>
+        <w:right w:val="single" w:color="F79646" w:themeColor="accent6" w:sz="8" w:space="0"/>
       </w:tblBorders>
     </w:tblPr>
     <w:tblStylePr w:type="firstRow">
@@ -9403,7 +9302,7 @@
         <w:tcBorders>
           <w:top w:val="nil"/>
           <w:left w:val="nil"/>
-          <w:bottom w:val="single" w:sz="24" w:space="0" w:color="F79646" w:themeColor="accent6"/>
+          <w:bottom w:val="single" w:color="F79646" w:themeColor="accent6" w:sz="24" w:space="0"/>
           <w:right w:val="nil"/>
           <w:insideH w:val="nil"/>
           <w:insideV w:val="nil"/>
@@ -9415,7 +9314,7 @@
       <w:tblPr/>
       <w:tcPr>
         <w:tcBorders>
-          <w:top w:val="single" w:sz="8" w:space="0" w:color="F79646" w:themeColor="accent6"/>
+          <w:top w:val="single" w:color="F79646" w:themeColor="accent6" w:sz="8" w:space="0"/>
           <w:left w:val="nil"/>
           <w:bottom w:val="nil"/>
           <w:right w:val="nil"/>
@@ -9432,7 +9331,7 @@
           <w:top w:val="nil"/>
           <w:left w:val="nil"/>
           <w:bottom w:val="nil"/>
-          <w:right w:val="single" w:sz="8" w:space="0" w:color="F79646" w:themeColor="accent6"/>
+          <w:right w:val="single" w:color="F79646" w:themeColor="accent6" w:sz="8" w:space="0"/>
           <w:insideH w:val="nil"/>
           <w:insideV w:val="nil"/>
         </w:tcBorders>
@@ -9444,7 +9343,7 @@
       <w:tcPr>
         <w:tcBorders>
           <w:top w:val="nil"/>
-          <w:left w:val="single" w:sz="8" w:space="0" w:color="F79646" w:themeColor="accent6"/>
+          <w:left w:val="single" w:color="F79646" w:themeColor="accent6" w:sz="8" w:space="0"/>
           <w:bottom w:val="nil"/>
           <w:right w:val="nil"/>
           <w:insideH w:val="nil"/>
@@ -9504,12 +9403,12 @@
       <w:tblStyleRowBandSize w:val="1"/>
       <w:tblStyleColBandSize w:val="1"/>
       <w:tblBorders>
-        <w:top w:val="single" w:sz="8" w:space="0" w:color="404040" w:themeColor="text1" w:themeTint="BF"/>
-        <w:left w:val="single" w:sz="8" w:space="0" w:color="404040" w:themeColor="text1" w:themeTint="BF"/>
-        <w:bottom w:val="single" w:sz="8" w:space="0" w:color="404040" w:themeColor="text1" w:themeTint="BF"/>
-        <w:right w:val="single" w:sz="8" w:space="0" w:color="404040" w:themeColor="text1" w:themeTint="BF"/>
-        <w:insideH w:val="single" w:sz="8" w:space="0" w:color="404040" w:themeColor="text1" w:themeTint="BF"/>
-        <w:insideV w:val="single" w:sz="8" w:space="0" w:color="404040" w:themeColor="text1" w:themeTint="BF"/>
+        <w:top w:val="single" w:color="404040" w:themeColor="text1" w:themeTint="BF" w:sz="8" w:space="0"/>
+        <w:left w:val="single" w:color="404040" w:themeColor="text1" w:themeTint="BF" w:sz="8" w:space="0"/>
+        <w:bottom w:val="single" w:color="404040" w:themeColor="text1" w:themeTint="BF" w:sz="8" w:space="0"/>
+        <w:right w:val="single" w:color="404040" w:themeColor="text1" w:themeTint="BF" w:sz="8" w:space="0"/>
+        <w:insideH w:val="single" w:color="404040" w:themeColor="text1" w:themeTint="BF" w:sz="8" w:space="0"/>
+        <w:insideV w:val="single" w:color="404040" w:themeColor="text1" w:themeTint="BF" w:sz="8" w:space="0"/>
       </w:tblBorders>
     </w:tblPr>
     <w:tcPr>
@@ -9529,7 +9428,7 @@
       <w:tblPr/>
       <w:tcPr>
         <w:tcBorders>
-          <w:top w:val="single" w:sz="18" w:space="0" w:color="404040" w:themeColor="text1" w:themeTint="BF"/>
+          <w:top w:val="single" w:color="404040" w:themeColor="text1" w:themeTint="BF" w:sz="18" w:space="0"/>
         </w:tcBorders>
       </w:tcPr>
     </w:tblStylePr>
@@ -9570,12 +9469,12 @@
       <w:tblStyleRowBandSize w:val="1"/>
       <w:tblStyleColBandSize w:val="1"/>
       <w:tblBorders>
-        <w:top w:val="single" w:sz="8" w:space="0" w:color="7BA0CD" w:themeColor="accent1" w:themeTint="BF"/>
-        <w:left w:val="single" w:sz="8" w:space="0" w:color="7BA0CD" w:themeColor="accent1" w:themeTint="BF"/>
-        <w:bottom w:val="single" w:sz="8" w:space="0" w:color="7BA0CD" w:themeColor="accent1" w:themeTint="BF"/>
-        <w:right w:val="single" w:sz="8" w:space="0" w:color="7BA0CD" w:themeColor="accent1" w:themeTint="BF"/>
-        <w:insideH w:val="single" w:sz="8" w:space="0" w:color="7BA0CD" w:themeColor="accent1" w:themeTint="BF"/>
-        <w:insideV w:val="single" w:sz="8" w:space="0" w:color="7BA0CD" w:themeColor="accent1" w:themeTint="BF"/>
+        <w:top w:val="single" w:color="7BA0CD" w:themeColor="accent1" w:themeTint="BF" w:sz="8" w:space="0"/>
+        <w:left w:val="single" w:color="7BA0CD" w:themeColor="accent1" w:themeTint="BF" w:sz="8" w:space="0"/>
+        <w:bottom w:val="single" w:color="7BA0CD" w:themeColor="accent1" w:themeTint="BF" w:sz="8" w:space="0"/>
+        <w:right w:val="single" w:color="7BA0CD" w:themeColor="accent1" w:themeTint="BF" w:sz="8" w:space="0"/>
+        <w:insideH w:val="single" w:color="7BA0CD" w:themeColor="accent1" w:themeTint="BF" w:sz="8" w:space="0"/>
+        <w:insideV w:val="single" w:color="7BA0CD" w:themeColor="accent1" w:themeTint="BF" w:sz="8" w:space="0"/>
       </w:tblBorders>
     </w:tblPr>
     <w:tcPr>
@@ -9595,7 +9494,7 @@
       <w:tblPr/>
       <w:tcPr>
         <w:tcBorders>
-          <w:top w:val="single" w:sz="18" w:space="0" w:color="7BA0CD" w:themeColor="accent1" w:themeTint="BF"/>
+          <w:top w:val="single" w:color="7BA0CD" w:themeColor="accent1" w:themeTint="BF" w:sz="18" w:space="0"/>
         </w:tcBorders>
       </w:tcPr>
     </w:tblStylePr>
@@ -9636,12 +9535,12 @@
       <w:tblStyleRowBandSize w:val="1"/>
       <w:tblStyleColBandSize w:val="1"/>
       <w:tblBorders>
-        <w:top w:val="single" w:sz="8" w:space="0" w:color="CF7B79" w:themeColor="accent2" w:themeTint="BF"/>
-        <w:left w:val="single" w:sz="8" w:space="0" w:color="CF7B79" w:themeColor="accent2" w:themeTint="BF"/>
-        <w:bottom w:val="single" w:sz="8" w:space="0" w:color="CF7B79" w:themeColor="accent2" w:themeTint="BF"/>
-        <w:right w:val="single" w:sz="8" w:space="0" w:color="CF7B79" w:themeColor="accent2" w:themeTint="BF"/>
-        <w:insideH w:val="single" w:sz="8" w:space="0" w:color="CF7B79" w:themeColor="accent2" w:themeTint="BF"/>
-        <w:insideV w:val="single" w:sz="8" w:space="0" w:color="CF7B79" w:themeColor="accent2" w:themeTint="BF"/>
+        <w:top w:val="single" w:color="CF7B79" w:themeColor="accent2" w:themeTint="BF" w:sz="8" w:space="0"/>
+        <w:left w:val="single" w:color="CF7B79" w:themeColor="accent2" w:themeTint="BF" w:sz="8" w:space="0"/>
+        <w:bottom w:val="single" w:color="CF7B79" w:themeColor="accent2" w:themeTint="BF" w:sz="8" w:space="0"/>
+        <w:right w:val="single" w:color="CF7B79" w:themeColor="accent2" w:themeTint="BF" w:sz="8" w:space="0"/>
+        <w:insideH w:val="single" w:color="CF7B79" w:themeColor="accent2" w:themeTint="BF" w:sz="8" w:space="0"/>
+        <w:insideV w:val="single" w:color="CF7B79" w:themeColor="accent2" w:themeTint="BF" w:sz="8" w:space="0"/>
       </w:tblBorders>
     </w:tblPr>
     <w:tcPr>
@@ -9661,7 +9560,7 @@
       <w:tblPr/>
       <w:tcPr>
         <w:tcBorders>
-          <w:top w:val="single" w:sz="18" w:space="0" w:color="CF7B79" w:themeColor="accent2" w:themeTint="BF"/>
+          <w:top w:val="single" w:color="CF7B79" w:themeColor="accent2" w:themeTint="BF" w:sz="18" w:space="0"/>
         </w:tcBorders>
       </w:tcPr>
     </w:tblStylePr>
@@ -9702,12 +9601,12 @@
       <w:tblStyleRowBandSize w:val="1"/>
       <w:tblStyleColBandSize w:val="1"/>
       <w:tblBorders>
-        <w:top w:val="single" w:sz="8" w:space="0" w:color="B3CC82" w:themeColor="accent3" w:themeTint="BF"/>
-        <w:left w:val="single" w:sz="8" w:space="0" w:color="B3CC82" w:themeColor="accent3" w:themeTint="BF"/>
-        <w:bottom w:val="single" w:sz="8" w:space="0" w:color="B3CC82" w:themeColor="accent3" w:themeTint="BF"/>
-        <w:right w:val="single" w:sz="8" w:space="0" w:color="B3CC82" w:themeColor="accent3" w:themeTint="BF"/>
-        <w:insideH w:val="single" w:sz="8" w:space="0" w:color="B3CC82" w:themeColor="accent3" w:themeTint="BF"/>
-        <w:insideV w:val="single" w:sz="8" w:space="0" w:color="B3CC82" w:themeColor="accent3" w:themeTint="BF"/>
+        <w:top w:val="single" w:color="B3CC82" w:themeColor="accent3" w:themeTint="BF" w:sz="8" w:space="0"/>
+        <w:left w:val="single" w:color="B3CC82" w:themeColor="accent3" w:themeTint="BF" w:sz="8" w:space="0"/>
+        <w:bottom w:val="single" w:color="B3CC82" w:themeColor="accent3" w:themeTint="BF" w:sz="8" w:space="0"/>
+        <w:right w:val="single" w:color="B3CC82" w:themeColor="accent3" w:themeTint="BF" w:sz="8" w:space="0"/>
+        <w:insideH w:val="single" w:color="B3CC82" w:themeColor="accent3" w:themeTint="BF" w:sz="8" w:space="0"/>
+        <w:insideV w:val="single" w:color="B3CC82" w:themeColor="accent3" w:themeTint="BF" w:sz="8" w:space="0"/>
       </w:tblBorders>
     </w:tblPr>
     <w:tcPr>
@@ -9727,7 +9626,7 @@
       <w:tblPr/>
       <w:tcPr>
         <w:tcBorders>
-          <w:top w:val="single" w:sz="18" w:space="0" w:color="B3CC82" w:themeColor="accent3" w:themeTint="BF"/>
+          <w:top w:val="single" w:color="B3CC82" w:themeColor="accent3" w:themeTint="BF" w:sz="18" w:space="0"/>
         </w:tcBorders>
       </w:tcPr>
     </w:tblStylePr>
@@ -9768,12 +9667,12 @@
       <w:tblStyleRowBandSize w:val="1"/>
       <w:tblStyleColBandSize w:val="1"/>
       <w:tblBorders>
-        <w:top w:val="single" w:sz="8" w:space="0" w:color="9F8AB9" w:themeColor="accent4" w:themeTint="BF"/>
-        <w:left w:val="single" w:sz="8" w:space="0" w:color="9F8AB9" w:themeColor="accent4" w:themeTint="BF"/>
-        <w:bottom w:val="single" w:sz="8" w:space="0" w:color="9F8AB9" w:themeColor="accent4" w:themeTint="BF"/>
-        <w:right w:val="single" w:sz="8" w:space="0" w:color="9F8AB9" w:themeColor="accent4" w:themeTint="BF"/>
-        <w:insideH w:val="single" w:sz="8" w:space="0" w:color="9F8AB9" w:themeColor="accent4" w:themeTint="BF"/>
-        <w:insideV w:val="single" w:sz="8" w:space="0" w:color="9F8AB9" w:themeColor="accent4" w:themeTint="BF"/>
+        <w:top w:val="single" w:color="9F8AB9" w:themeColor="accent4" w:themeTint="BF" w:sz="8" w:space="0"/>
+        <w:left w:val="single" w:color="9F8AB9" w:themeColor="accent4" w:themeTint="BF" w:sz="8" w:space="0"/>
+        <w:bottom w:val="single" w:color="9F8AB9" w:themeColor="accent4" w:themeTint="BF" w:sz="8" w:space="0"/>
+        <w:right w:val="single" w:color="9F8AB9" w:themeColor="accent4" w:themeTint="BF" w:sz="8" w:space="0"/>
+        <w:insideH w:val="single" w:color="9F8AB9" w:themeColor="accent4" w:themeTint="BF" w:sz="8" w:space="0"/>
+        <w:insideV w:val="single" w:color="9F8AB9" w:themeColor="accent4" w:themeTint="BF" w:sz="8" w:space="0"/>
       </w:tblBorders>
     </w:tblPr>
     <w:tcPr>
@@ -9793,7 +9692,7 @@
       <w:tblPr/>
       <w:tcPr>
         <w:tcBorders>
-          <w:top w:val="single" w:sz="18" w:space="0" w:color="9F8AB9" w:themeColor="accent4" w:themeTint="BF"/>
+          <w:top w:val="single" w:color="9F8AB9" w:themeColor="accent4" w:themeTint="BF" w:sz="18" w:space="0"/>
         </w:tcBorders>
       </w:tcPr>
     </w:tblStylePr>
@@ -9834,12 +9733,12 @@
       <w:tblStyleRowBandSize w:val="1"/>
       <w:tblStyleColBandSize w:val="1"/>
       <w:tblBorders>
-        <w:top w:val="single" w:sz="8" w:space="0" w:color="78C0D4" w:themeColor="accent5" w:themeTint="BF"/>
-        <w:left w:val="single" w:sz="8" w:space="0" w:color="78C0D4" w:themeColor="accent5" w:themeTint="BF"/>
-        <w:bottom w:val="single" w:sz="8" w:space="0" w:color="78C0D4" w:themeColor="accent5" w:themeTint="BF"/>
-        <w:right w:val="single" w:sz="8" w:space="0" w:color="78C0D4" w:themeColor="accent5" w:themeTint="BF"/>
-        <w:insideH w:val="single" w:sz="8" w:space="0" w:color="78C0D4" w:themeColor="accent5" w:themeTint="BF"/>
-        <w:insideV w:val="single" w:sz="8" w:space="0" w:color="78C0D4" w:themeColor="accent5" w:themeTint="BF"/>
+        <w:top w:val="single" w:color="78C0D4" w:themeColor="accent5" w:themeTint="BF" w:sz="8" w:space="0"/>
+        <w:left w:val="single" w:color="78C0D4" w:themeColor="accent5" w:themeTint="BF" w:sz="8" w:space="0"/>
+        <w:bottom w:val="single" w:color="78C0D4" w:themeColor="accent5" w:themeTint="BF" w:sz="8" w:space="0"/>
+        <w:right w:val="single" w:color="78C0D4" w:themeColor="accent5" w:themeTint="BF" w:sz="8" w:space="0"/>
+        <w:insideH w:val="single" w:color="78C0D4" w:themeColor="accent5" w:themeTint="BF" w:sz="8" w:space="0"/>
+        <w:insideV w:val="single" w:color="78C0D4" w:themeColor="accent5" w:themeTint="BF" w:sz="8" w:space="0"/>
       </w:tblBorders>
     </w:tblPr>
     <w:tcPr>
@@ -9859,7 +9758,7 @@
       <w:tblPr/>
       <w:tcPr>
         <w:tcBorders>
-          <w:top w:val="single" w:sz="18" w:space="0" w:color="78C0D4" w:themeColor="accent5" w:themeTint="BF"/>
+          <w:top w:val="single" w:color="78C0D4" w:themeColor="accent5" w:themeTint="BF" w:sz="18" w:space="0"/>
         </w:tcBorders>
       </w:tcPr>
     </w:tblStylePr>
@@ -9900,12 +9799,12 @@
       <w:tblStyleRowBandSize w:val="1"/>
       <w:tblStyleColBandSize w:val="1"/>
       <w:tblBorders>
-        <w:top w:val="single" w:sz="8" w:space="0" w:color="F9B074" w:themeColor="accent6" w:themeTint="BF"/>
-        <w:left w:val="single" w:sz="8" w:space="0" w:color="F9B074" w:themeColor="accent6" w:themeTint="BF"/>
-        <w:bottom w:val="single" w:sz="8" w:space="0" w:color="F9B074" w:themeColor="accent6" w:themeTint="BF"/>
-        <w:right w:val="single" w:sz="8" w:space="0" w:color="F9B074" w:themeColor="accent6" w:themeTint="BF"/>
-        <w:insideH w:val="single" w:sz="8" w:space="0" w:color="F9B074" w:themeColor="accent6" w:themeTint="BF"/>
-        <w:insideV w:val="single" w:sz="8" w:space="0" w:color="F9B074" w:themeColor="accent6" w:themeTint="BF"/>
+        <w:top w:val="single" w:color="F9B074" w:themeColor="accent6" w:themeTint="BF" w:sz="8" w:space="0"/>
+        <w:left w:val="single" w:color="F9B074" w:themeColor="accent6" w:themeTint="BF" w:sz="8" w:space="0"/>
+        <w:bottom w:val="single" w:color="F9B074" w:themeColor="accent6" w:themeTint="BF" w:sz="8" w:space="0"/>
+        <w:right w:val="single" w:color="F9B074" w:themeColor="accent6" w:themeTint="BF" w:sz="8" w:space="0"/>
+        <w:insideH w:val="single" w:color="F9B074" w:themeColor="accent6" w:themeTint="BF" w:sz="8" w:space="0"/>
+        <w:insideV w:val="single" w:color="F9B074" w:themeColor="accent6" w:themeTint="BF" w:sz="8" w:space="0"/>
       </w:tblBorders>
     </w:tblPr>
     <w:tcPr>
@@ -9925,7 +9824,7 @@
       <w:tblPr/>
       <w:tcPr>
         <w:tcBorders>
-          <w:top w:val="single" w:sz="18" w:space="0" w:color="F9B074" w:themeColor="accent6" w:themeTint="BF"/>
+          <w:top w:val="single" w:color="F9B074" w:themeColor="accent6" w:themeTint="BF" w:sz="18" w:space="0"/>
         </w:tcBorders>
       </w:tcPr>
     </w:tblStylePr>
@@ -9963,19 +9862,19 @@
       <w:spacing w:after="0" w:line="240" w:lineRule="auto"/>
     </w:pPr>
     <w:rPr>
-      <w:rFonts w:asciiTheme="majorHAnsi" w:eastAsiaTheme="majorEastAsia" w:hAnsiTheme="majorHAnsi" w:cstheme="majorBidi"/>
+      <w:rFonts w:asciiTheme="majorHAnsi" w:hAnsiTheme="majorHAnsi" w:eastAsiaTheme="majorEastAsia" w:cstheme="majorBidi"/>
       <w:color w:val="000000" w:themeColor="text1"/>
     </w:rPr>
     <w:tblPr>
       <w:tblStyleRowBandSize w:val="1"/>
       <w:tblStyleColBandSize w:val="1"/>
       <w:tblBorders>
-        <w:top w:val="single" w:sz="8" w:space="0" w:color="000000" w:themeColor="text1"/>
-        <w:left w:val="single" w:sz="8" w:space="0" w:color="000000" w:themeColor="text1"/>
-        <w:bottom w:val="single" w:sz="8" w:space="0" w:color="000000" w:themeColor="text1"/>
-        <w:right w:val="single" w:sz="8" w:space="0" w:color="000000" w:themeColor="text1"/>
-        <w:insideH w:val="single" w:sz="8" w:space="0" w:color="000000" w:themeColor="text1"/>
-        <w:insideV w:val="single" w:sz="8" w:space="0" w:color="000000" w:themeColor="text1"/>
+        <w:top w:val="single" w:color="000000" w:themeColor="text1" w:sz="8" w:space="0"/>
+        <w:left w:val="single" w:color="000000" w:themeColor="text1" w:sz="8" w:space="0"/>
+        <w:bottom w:val="single" w:color="000000" w:themeColor="text1" w:sz="8" w:space="0"/>
+        <w:right w:val="single" w:color="000000" w:themeColor="text1" w:sz="8" w:space="0"/>
+        <w:insideH w:val="single" w:color="000000" w:themeColor="text1" w:sz="8" w:space="0"/>
+        <w:insideV w:val="single" w:color="000000" w:themeColor="text1" w:sz="8" w:space="0"/>
       </w:tblBorders>
     </w:tblPr>
     <w:tcPr>
@@ -10001,7 +9900,7 @@
       <w:tblPr/>
       <w:tcPr>
         <w:tcBorders>
-          <w:top w:val="single" w:sz="12" w:space="0" w:color="000000" w:themeColor="text1"/>
+          <w:top w:val="single" w:color="000000" w:themeColor="text1" w:sz="12" w:space="0"/>
           <w:left w:val="nil"/>
           <w:bottom w:val="nil"/>
           <w:right w:val="nil"/>
@@ -10059,8 +9958,8 @@
       <w:tblPr/>
       <w:tcPr>
         <w:tcBorders>
-          <w:insideH w:val="single" w:sz="6" w:space="0" w:color="000000" w:themeColor="text1"/>
-          <w:insideV w:val="single" w:sz="6" w:space="0" w:color="000000" w:themeColor="text1"/>
+          <w:insideH w:val="single" w:color="000000" w:themeColor="text1" w:sz="6" w:space="0"/>
+          <w:insideV w:val="single" w:color="000000" w:themeColor="text1" w:sz="6" w:space="0"/>
         </w:tcBorders>
         <w:shd w:val="clear" w:color="auto" w:fill="808080" w:themeFill="text1" w:themeFillTint="7F"/>
       </w:tcPr>
@@ -10081,19 +9980,19 @@
       <w:spacing w:after="0" w:line="240" w:lineRule="auto"/>
     </w:pPr>
     <w:rPr>
-      <w:rFonts w:asciiTheme="majorHAnsi" w:eastAsiaTheme="majorEastAsia" w:hAnsiTheme="majorHAnsi" w:cstheme="majorBidi"/>
+      <w:rFonts w:asciiTheme="majorHAnsi" w:hAnsiTheme="majorHAnsi" w:eastAsiaTheme="majorEastAsia" w:cstheme="majorBidi"/>
       <w:color w:val="000000" w:themeColor="text1"/>
     </w:rPr>
     <w:tblPr>
       <w:tblStyleRowBandSize w:val="1"/>
       <w:tblStyleColBandSize w:val="1"/>
       <w:tblBorders>
-        <w:top w:val="single" w:sz="8" w:space="0" w:color="4F81BD" w:themeColor="accent1"/>
-        <w:left w:val="single" w:sz="8" w:space="0" w:color="4F81BD" w:themeColor="accent1"/>
-        <w:bottom w:val="single" w:sz="8" w:space="0" w:color="4F81BD" w:themeColor="accent1"/>
-        <w:right w:val="single" w:sz="8" w:space="0" w:color="4F81BD" w:themeColor="accent1"/>
-        <w:insideH w:val="single" w:sz="8" w:space="0" w:color="4F81BD" w:themeColor="accent1"/>
-        <w:insideV w:val="single" w:sz="8" w:space="0" w:color="4F81BD" w:themeColor="accent1"/>
+        <w:top w:val="single" w:color="4F81BD" w:themeColor="accent1" w:sz="8" w:space="0"/>
+        <w:left w:val="single" w:color="4F81BD" w:themeColor="accent1" w:sz="8" w:space="0"/>
+        <w:bottom w:val="single" w:color="4F81BD" w:themeColor="accent1" w:sz="8" w:space="0"/>
+        <w:right w:val="single" w:color="4F81BD" w:themeColor="accent1" w:sz="8" w:space="0"/>
+        <w:insideH w:val="single" w:color="4F81BD" w:themeColor="accent1" w:sz="8" w:space="0"/>
+        <w:insideV w:val="single" w:color="4F81BD" w:themeColor="accent1" w:sz="8" w:space="0"/>
       </w:tblBorders>
     </w:tblPr>
     <w:tcPr>
@@ -10119,7 +10018,7 @@
       <w:tblPr/>
       <w:tcPr>
         <w:tcBorders>
-          <w:top w:val="single" w:sz="12" w:space="0" w:color="000000" w:themeColor="text1"/>
+          <w:top w:val="single" w:color="000000" w:themeColor="text1" w:sz="12" w:space="0"/>
           <w:left w:val="nil"/>
           <w:bottom w:val="nil"/>
           <w:right w:val="nil"/>
@@ -10177,8 +10076,8 @@
       <w:tblPr/>
       <w:tcPr>
         <w:tcBorders>
-          <w:insideH w:val="single" w:sz="6" w:space="0" w:color="4F81BD" w:themeColor="accent1"/>
-          <w:insideV w:val="single" w:sz="6" w:space="0" w:color="4F81BD" w:themeColor="accent1"/>
+          <w:insideH w:val="single" w:color="4F81BD" w:themeColor="accent1" w:sz="6" w:space="0"/>
+          <w:insideV w:val="single" w:color="4F81BD" w:themeColor="accent1" w:sz="6" w:space="0"/>
         </w:tcBorders>
         <w:shd w:val="clear" w:color="auto" w:fill="A7BFDE" w:themeFill="accent1" w:themeFillTint="7F"/>
       </w:tcPr>
@@ -10199,19 +10098,19 @@
       <w:spacing w:after="0" w:line="240" w:lineRule="auto"/>
     </w:pPr>
     <w:rPr>
-      <w:rFonts w:asciiTheme="majorHAnsi" w:eastAsiaTheme="majorEastAsia" w:hAnsiTheme="majorHAnsi" w:cstheme="majorBidi"/>
+      <w:rFonts w:asciiTheme="majorHAnsi" w:hAnsiTheme="majorHAnsi" w:eastAsiaTheme="majorEastAsia" w:cstheme="majorBidi"/>
       <w:color w:val="000000" w:themeColor="text1"/>
     </w:rPr>
     <w:tblPr>
       <w:tblStyleRowBandSize w:val="1"/>
       <w:tblStyleColBandSize w:val="1"/>
       <w:tblBorders>
-        <w:top w:val="single" w:sz="8" w:space="0" w:color="C0504D" w:themeColor="accent2"/>
-        <w:left w:val="single" w:sz="8" w:space="0" w:color="C0504D" w:themeColor="accent2"/>
-        <w:bottom w:val="single" w:sz="8" w:space="0" w:color="C0504D" w:themeColor="accent2"/>
-        <w:right w:val="single" w:sz="8" w:space="0" w:color="C0504D" w:themeColor="accent2"/>
-        <w:insideH w:val="single" w:sz="8" w:space="0" w:color="C0504D" w:themeColor="accent2"/>
-        <w:insideV w:val="single" w:sz="8" w:space="0" w:color="C0504D" w:themeColor="accent2"/>
+        <w:top w:val="single" w:color="C0504D" w:themeColor="accent2" w:sz="8" w:space="0"/>
+        <w:left w:val="single" w:color="C0504D" w:themeColor="accent2" w:sz="8" w:space="0"/>
+        <w:bottom w:val="single" w:color="C0504D" w:themeColor="accent2" w:sz="8" w:space="0"/>
+        <w:right w:val="single" w:color="C0504D" w:themeColor="accent2" w:sz="8" w:space="0"/>
+        <w:insideH w:val="single" w:color="C0504D" w:themeColor="accent2" w:sz="8" w:space="0"/>
+        <w:insideV w:val="single" w:color="C0504D" w:themeColor="accent2" w:sz="8" w:space="0"/>
       </w:tblBorders>
     </w:tblPr>
     <w:tcPr>
@@ -10237,7 +10136,7 @@
       <w:tblPr/>
       <w:tcPr>
         <w:tcBorders>
-          <w:top w:val="single" w:sz="12" w:space="0" w:color="000000" w:themeColor="text1"/>
+          <w:top w:val="single" w:color="000000" w:themeColor="text1" w:sz="12" w:space="0"/>
           <w:left w:val="nil"/>
           <w:bottom w:val="nil"/>
           <w:right w:val="nil"/>
@@ -10295,8 +10194,8 @@
       <w:tblPr/>
       <w:tcPr>
         <w:tcBorders>
-          <w:insideH w:val="single" w:sz="6" w:space="0" w:color="C0504D" w:themeColor="accent2"/>
-          <w:insideV w:val="single" w:sz="6" w:space="0" w:color="C0504D" w:themeColor="accent2"/>
+          <w:insideH w:val="single" w:color="C0504D" w:themeColor="accent2" w:sz="6" w:space="0"/>
+          <w:insideV w:val="single" w:color="C0504D" w:themeColor="accent2" w:sz="6" w:space="0"/>
         </w:tcBorders>
         <w:shd w:val="clear" w:color="auto" w:fill="DFA7A6" w:themeFill="accent2" w:themeFillTint="7F"/>
       </w:tcPr>
@@ -10317,19 +10216,19 @@
       <w:spacing w:after="0" w:line="240" w:lineRule="auto"/>
     </w:pPr>
     <w:rPr>
-      <w:rFonts w:asciiTheme="majorHAnsi" w:eastAsiaTheme="majorEastAsia" w:hAnsiTheme="majorHAnsi" w:cstheme="majorBidi"/>
+      <w:rFonts w:asciiTheme="majorHAnsi" w:hAnsiTheme="majorHAnsi" w:eastAsiaTheme="majorEastAsia" w:cstheme="majorBidi"/>
       <w:color w:val="000000" w:themeColor="text1"/>
     </w:rPr>
     <w:tblPr>
       <w:tblStyleRowBandSize w:val="1"/>
       <w:tblStyleColBandSize w:val="1"/>
       <w:tblBorders>
-        <w:top w:val="single" w:sz="8" w:space="0" w:color="9BBB59" w:themeColor="accent3"/>
-        <w:left w:val="single" w:sz="8" w:space="0" w:color="9BBB59" w:themeColor="accent3"/>
-        <w:bottom w:val="single" w:sz="8" w:space="0" w:color="9BBB59" w:themeColor="accent3"/>
-        <w:right w:val="single" w:sz="8" w:space="0" w:color="9BBB59" w:themeColor="accent3"/>
-        <w:insideH w:val="single" w:sz="8" w:space="0" w:color="9BBB59" w:themeColor="accent3"/>
-        <w:insideV w:val="single" w:sz="8" w:space="0" w:color="9BBB59" w:themeColor="accent3"/>
+        <w:top w:val="single" w:color="9BBB59" w:themeColor="accent3" w:sz="8" w:space="0"/>
+        <w:left w:val="single" w:color="9BBB59" w:themeColor="accent3" w:sz="8" w:space="0"/>
+        <w:bottom w:val="single" w:color="9BBB59" w:themeColor="accent3" w:sz="8" w:space="0"/>
+        <w:right w:val="single" w:color="9BBB59" w:themeColor="accent3" w:sz="8" w:space="0"/>
+        <w:insideH w:val="single" w:color="9BBB59" w:themeColor="accent3" w:sz="8" w:space="0"/>
+        <w:insideV w:val="single" w:color="9BBB59" w:themeColor="accent3" w:sz="8" w:space="0"/>
       </w:tblBorders>
     </w:tblPr>
     <w:tcPr>
@@ -10355,7 +10254,7 @@
       <w:tblPr/>
       <w:tcPr>
         <w:tcBorders>
-          <w:top w:val="single" w:sz="12" w:space="0" w:color="000000" w:themeColor="text1"/>
+          <w:top w:val="single" w:color="000000" w:themeColor="text1" w:sz="12" w:space="0"/>
           <w:left w:val="nil"/>
           <w:bottom w:val="nil"/>
           <w:right w:val="nil"/>
@@ -10413,8 +10312,8 @@
       <w:tblPr/>
       <w:tcPr>
         <w:tcBorders>
-          <w:insideH w:val="single" w:sz="6" w:space="0" w:color="9BBB59" w:themeColor="accent3"/>
-          <w:insideV w:val="single" w:sz="6" w:space="0" w:color="9BBB59" w:themeColor="accent3"/>
+          <w:insideH w:val="single" w:color="9BBB59" w:themeColor="accent3" w:sz="6" w:space="0"/>
+          <w:insideV w:val="single" w:color="9BBB59" w:themeColor="accent3" w:sz="6" w:space="0"/>
         </w:tcBorders>
         <w:shd w:val="clear" w:color="auto" w:fill="CDDDAC" w:themeFill="accent3" w:themeFillTint="7F"/>
       </w:tcPr>
@@ -10435,19 +10334,19 @@
       <w:spacing w:after="0" w:line="240" w:lineRule="auto"/>
     </w:pPr>
     <w:rPr>
-      <w:rFonts w:asciiTheme="majorHAnsi" w:eastAsiaTheme="majorEastAsia" w:hAnsiTheme="majorHAnsi" w:cstheme="majorBidi"/>
+      <w:rFonts w:asciiTheme="majorHAnsi" w:hAnsiTheme="majorHAnsi" w:eastAsiaTheme="majorEastAsia" w:cstheme="majorBidi"/>
       <w:color w:val="000000" w:themeColor="text1"/>
     </w:rPr>
     <w:tblPr>
       <w:tblStyleRowBandSize w:val="1"/>
       <w:tblStyleColBandSize w:val="1"/>
       <w:tblBorders>
-        <w:top w:val="single" w:sz="8" w:space="0" w:color="8064A2" w:themeColor="accent4"/>
-        <w:left w:val="single" w:sz="8" w:space="0" w:color="8064A2" w:themeColor="accent4"/>
-        <w:bottom w:val="single" w:sz="8" w:space="0" w:color="8064A2" w:themeColor="accent4"/>
-        <w:right w:val="single" w:sz="8" w:space="0" w:color="8064A2" w:themeColor="accent4"/>
-        <w:insideH w:val="single" w:sz="8" w:space="0" w:color="8064A2" w:themeColor="accent4"/>
-        <w:insideV w:val="single" w:sz="8" w:space="0" w:color="8064A2" w:themeColor="accent4"/>
+        <w:top w:val="single" w:color="8064A2" w:themeColor="accent4" w:sz="8" w:space="0"/>
+        <w:left w:val="single" w:color="8064A2" w:themeColor="accent4" w:sz="8" w:space="0"/>
+        <w:bottom w:val="single" w:color="8064A2" w:themeColor="accent4" w:sz="8" w:space="0"/>
+        <w:right w:val="single" w:color="8064A2" w:themeColor="accent4" w:sz="8" w:space="0"/>
+        <w:insideH w:val="single" w:color="8064A2" w:themeColor="accent4" w:sz="8" w:space="0"/>
+        <w:insideV w:val="single" w:color="8064A2" w:themeColor="accent4" w:sz="8" w:space="0"/>
       </w:tblBorders>
     </w:tblPr>
     <w:tcPr>
@@ -10473,7 +10372,7 @@
       <w:tblPr/>
       <w:tcPr>
         <w:tcBorders>
-          <w:top w:val="single" w:sz="12" w:space="0" w:color="000000" w:themeColor="text1"/>
+          <w:top w:val="single" w:color="000000" w:themeColor="text1" w:sz="12" w:space="0"/>
           <w:left w:val="nil"/>
           <w:bottom w:val="nil"/>
           <w:right w:val="nil"/>
@@ -10531,8 +10430,8 @@
       <w:tblPr/>
       <w:tcPr>
         <w:tcBorders>
-          <w:insideH w:val="single" w:sz="6" w:space="0" w:color="8064A2" w:themeColor="accent4"/>
-          <w:insideV w:val="single" w:sz="6" w:space="0" w:color="8064A2" w:themeColor="accent4"/>
+          <w:insideH w:val="single" w:color="8064A2" w:themeColor="accent4" w:sz="6" w:space="0"/>
+          <w:insideV w:val="single" w:color="8064A2" w:themeColor="accent4" w:sz="6" w:space="0"/>
         </w:tcBorders>
         <w:shd w:val="clear" w:color="auto" w:fill="BFB1D0" w:themeFill="accent4" w:themeFillTint="7F"/>
       </w:tcPr>
@@ -10553,19 +10452,19 @@
       <w:spacing w:after="0" w:line="240" w:lineRule="auto"/>
     </w:pPr>
     <w:rPr>
-      <w:rFonts w:asciiTheme="majorHAnsi" w:eastAsiaTheme="majorEastAsia" w:hAnsiTheme="majorHAnsi" w:cstheme="majorBidi"/>
+      <w:rFonts w:asciiTheme="majorHAnsi" w:hAnsiTheme="majorHAnsi" w:eastAsiaTheme="majorEastAsia" w:cstheme="majorBidi"/>
       <w:color w:val="000000" w:themeColor="text1"/>
     </w:rPr>
     <w:tblPr>
       <w:tblStyleRowBandSize w:val="1"/>
       <w:tblStyleColBandSize w:val="1"/>
       <w:tblBorders>
-        <w:top w:val="single" w:sz="8" w:space="0" w:color="4BACC6" w:themeColor="accent5"/>
-        <w:left w:val="single" w:sz="8" w:space="0" w:color="4BACC6" w:themeColor="accent5"/>
-        <w:bottom w:val="single" w:sz="8" w:space="0" w:color="4BACC6" w:themeColor="accent5"/>
-        <w:right w:val="single" w:sz="8" w:space="0" w:color="4BACC6" w:themeColor="accent5"/>
-        <w:insideH w:val="single" w:sz="8" w:space="0" w:color="4BACC6" w:themeColor="accent5"/>
-        <w:insideV w:val="single" w:sz="8" w:space="0" w:color="4BACC6" w:themeColor="accent5"/>
+        <w:top w:val="single" w:color="4BACC6" w:themeColor="accent5" w:sz="8" w:space="0"/>
+        <w:left w:val="single" w:color="4BACC6" w:themeColor="accent5" w:sz="8" w:space="0"/>
+        <w:bottom w:val="single" w:color="4BACC6" w:themeColor="accent5" w:sz="8" w:space="0"/>
+        <w:right w:val="single" w:color="4BACC6" w:themeColor="accent5" w:sz="8" w:space="0"/>
+        <w:insideH w:val="single" w:color="4BACC6" w:themeColor="accent5" w:sz="8" w:space="0"/>
+        <w:insideV w:val="single" w:color="4BACC6" w:themeColor="accent5" w:sz="8" w:space="0"/>
       </w:tblBorders>
     </w:tblPr>
     <w:tcPr>
@@ -10591,7 +10490,7 @@
       <w:tblPr/>
       <w:tcPr>
         <w:tcBorders>
-          <w:top w:val="single" w:sz="12" w:space="0" w:color="000000" w:themeColor="text1"/>
+          <w:top w:val="single" w:color="000000" w:themeColor="text1" w:sz="12" w:space="0"/>
           <w:left w:val="nil"/>
           <w:bottom w:val="nil"/>
           <w:right w:val="nil"/>
@@ -10649,8 +10548,8 @@
       <w:tblPr/>
       <w:tcPr>
         <w:tcBorders>
-          <w:insideH w:val="single" w:sz="6" w:space="0" w:color="4BACC6" w:themeColor="accent5"/>
-          <w:insideV w:val="single" w:sz="6" w:space="0" w:color="4BACC6" w:themeColor="accent5"/>
+          <w:insideH w:val="single" w:color="4BACC6" w:themeColor="accent5" w:sz="6" w:space="0"/>
+          <w:insideV w:val="single" w:color="4BACC6" w:themeColor="accent5" w:sz="6" w:space="0"/>
         </w:tcBorders>
         <w:shd w:val="clear" w:color="auto" w:fill="A5D5E2" w:themeFill="accent5" w:themeFillTint="7F"/>
       </w:tcPr>
@@ -10671,19 +10570,19 @@
       <w:spacing w:after="0" w:line="240" w:lineRule="auto"/>
     </w:pPr>
     <w:rPr>
-      <w:rFonts w:asciiTheme="majorHAnsi" w:eastAsiaTheme="majorEastAsia" w:hAnsiTheme="majorHAnsi" w:cstheme="majorBidi"/>
+      <w:rFonts w:asciiTheme="majorHAnsi" w:hAnsiTheme="majorHAnsi" w:eastAsiaTheme="majorEastAsia" w:cstheme="majorBidi"/>
       <w:color w:val="000000" w:themeColor="text1"/>
     </w:rPr>
     <w:tblPr>
       <w:tblStyleRowBandSize w:val="1"/>
       <w:tblStyleColBandSize w:val="1"/>
       <w:tblBorders>
-        <w:top w:val="single" w:sz="8" w:space="0" w:color="F79646" w:themeColor="accent6"/>
-        <w:left w:val="single" w:sz="8" w:space="0" w:color="F79646" w:themeColor="accent6"/>
-        <w:bottom w:val="single" w:sz="8" w:space="0" w:color="F79646" w:themeColor="accent6"/>
-        <w:right w:val="single" w:sz="8" w:space="0" w:color="F79646" w:themeColor="accent6"/>
-        <w:insideH w:val="single" w:sz="8" w:space="0" w:color="F79646" w:themeColor="accent6"/>
-        <w:insideV w:val="single" w:sz="8" w:space="0" w:color="F79646" w:themeColor="accent6"/>
+        <w:top w:val="single" w:color="F79646" w:themeColor="accent6" w:sz="8" w:space="0"/>
+        <w:left w:val="single" w:color="F79646" w:themeColor="accent6" w:sz="8" w:space="0"/>
+        <w:bottom w:val="single" w:color="F79646" w:themeColor="accent6" w:sz="8" w:space="0"/>
+        <w:right w:val="single" w:color="F79646" w:themeColor="accent6" w:sz="8" w:space="0"/>
+        <w:insideH w:val="single" w:color="F79646" w:themeColor="accent6" w:sz="8" w:space="0"/>
+        <w:insideV w:val="single" w:color="F79646" w:themeColor="accent6" w:sz="8" w:space="0"/>
       </w:tblBorders>
     </w:tblPr>
     <w:tcPr>
@@ -10709,7 +10608,7 @@
       <w:tblPr/>
       <w:tcPr>
         <w:tcBorders>
-          <w:top w:val="single" w:sz="12" w:space="0" w:color="000000" w:themeColor="text1"/>
+          <w:top w:val="single" w:color="000000" w:themeColor="text1" w:sz="12" w:space="0"/>
           <w:left w:val="nil"/>
           <w:bottom w:val="nil"/>
           <w:right w:val="nil"/>
@@ -10767,8 +10666,8 @@
       <w:tblPr/>
       <w:tcPr>
         <w:tcBorders>
-          <w:insideH w:val="single" w:sz="6" w:space="0" w:color="F79646" w:themeColor="accent6"/>
-          <w:insideV w:val="single" w:sz="6" w:space="0" w:color="F79646" w:themeColor="accent6"/>
+          <w:insideH w:val="single" w:color="F79646" w:themeColor="accent6" w:sz="6" w:space="0"/>
+          <w:insideV w:val="single" w:color="F79646" w:themeColor="accent6" w:sz="6" w:space="0"/>
         </w:tcBorders>
         <w:shd w:val="clear" w:color="auto" w:fill="FBCAA2" w:themeFill="accent6" w:themeFillTint="7F"/>
       </w:tcPr>
@@ -10792,12 +10691,12 @@
       <w:tblStyleRowBandSize w:val="1"/>
       <w:tblStyleColBandSize w:val="1"/>
       <w:tblBorders>
-        <w:top w:val="single" w:sz="8" w:space="0" w:color="FFFFFF" w:themeColor="background1"/>
-        <w:left w:val="single" w:sz="8" w:space="0" w:color="FFFFFF" w:themeColor="background1"/>
-        <w:bottom w:val="single" w:sz="8" w:space="0" w:color="FFFFFF" w:themeColor="background1"/>
-        <w:right w:val="single" w:sz="8" w:space="0" w:color="FFFFFF" w:themeColor="background1"/>
-        <w:insideH w:val="single" w:sz="6" w:space="0" w:color="FFFFFF" w:themeColor="background1"/>
-        <w:insideV w:val="single" w:sz="6" w:space="0" w:color="FFFFFF" w:themeColor="background1"/>
+        <w:top w:val="single" w:color="FFFFFF" w:themeColor="background1" w:sz="8" w:space="0"/>
+        <w:left w:val="single" w:color="FFFFFF" w:themeColor="background1" w:sz="8" w:space="0"/>
+        <w:bottom w:val="single" w:color="FFFFFF" w:themeColor="background1" w:sz="8" w:space="0"/>
+        <w:right w:val="single" w:color="FFFFFF" w:themeColor="background1" w:sz="8" w:space="0"/>
+        <w:insideH w:val="single" w:color="FFFFFF" w:themeColor="background1" w:sz="6" w:space="0"/>
+        <w:insideV w:val="single" w:color="FFFFFF" w:themeColor="background1" w:sz="6" w:space="0"/>
       </w:tblBorders>
     </w:tblPr>
     <w:tcPr>
@@ -10814,12 +10713,12 @@
       <w:tblPr/>
       <w:tcPr>
         <w:tcBorders>
-          <w:top w:val="single" w:sz="8" w:space="0" w:color="FFFFFF" w:themeColor="background1"/>
-          <w:left w:val="single" w:sz="8" w:space="0" w:color="FFFFFF" w:themeColor="background1"/>
-          <w:bottom w:val="single" w:sz="24" w:space="0" w:color="FFFFFF" w:themeColor="background1"/>
-          <w:right w:val="single" w:sz="8" w:space="0" w:color="FFFFFF" w:themeColor="background1"/>
-          <w:insideH w:val="nil"/>
-          <w:insideV w:val="single" w:sz="8" w:space="0" w:color="FFFFFF" w:themeColor="background1"/>
+          <w:top w:val="single" w:color="FFFFFF" w:themeColor="background1" w:sz="8" w:space="0"/>
+          <w:left w:val="single" w:color="FFFFFF" w:themeColor="background1" w:sz="8" w:space="0"/>
+          <w:bottom w:val="single" w:color="FFFFFF" w:themeColor="background1" w:sz="24" w:space="0"/>
+          <w:right w:val="single" w:color="FFFFFF" w:themeColor="background1" w:sz="8" w:space="0"/>
+          <w:insideH w:val="nil"/>
+          <w:insideV w:val="single" w:color="FFFFFF" w:themeColor="background1" w:sz="8" w:space="0"/>
         </w:tcBorders>
         <w:shd w:val="clear" w:color="auto" w:fill="000000" w:themeFill="text1"/>
       </w:tcPr>
@@ -10835,12 +10734,12 @@
       <w:tblPr/>
       <w:tcPr>
         <w:tcBorders>
-          <w:top w:val="single" w:sz="24" w:space="0" w:color="FFFFFF" w:themeColor="background1"/>
-          <w:left w:val="single" w:sz="8" w:space="0" w:color="FFFFFF" w:themeColor="background1"/>
-          <w:bottom w:val="single" w:sz="8" w:space="0" w:color="FFFFFF" w:themeColor="background1"/>
-          <w:right w:val="single" w:sz="8" w:space="0" w:color="FFFFFF" w:themeColor="background1"/>
-          <w:insideH w:val="nil"/>
-          <w:insideV w:val="single" w:sz="8" w:space="0" w:color="FFFFFF" w:themeColor="background1"/>
+          <w:top w:val="single" w:color="FFFFFF" w:themeColor="background1" w:sz="24" w:space="0"/>
+          <w:left w:val="single" w:color="FFFFFF" w:themeColor="background1" w:sz="8" w:space="0"/>
+          <w:bottom w:val="single" w:color="FFFFFF" w:themeColor="background1" w:sz="8" w:space="0"/>
+          <w:right w:val="single" w:color="FFFFFF" w:themeColor="background1" w:sz="8" w:space="0"/>
+          <w:insideH w:val="nil"/>
+          <w:insideV w:val="single" w:color="FFFFFF" w:themeColor="background1" w:sz="8" w:space="0"/>
         </w:tcBorders>
         <w:shd w:val="clear" w:color="auto" w:fill="000000" w:themeFill="text1"/>
       </w:tcPr>
@@ -10856,8 +10755,8 @@
       <w:tblPr/>
       <w:tcPr>
         <w:tcBorders>
-          <w:left w:val="single" w:sz="8" w:space="0" w:color="FFFFFF" w:themeColor="background1"/>
-          <w:right w:val="single" w:sz="24" w:space="0" w:color="FFFFFF" w:themeColor="background1"/>
+          <w:left w:val="single" w:color="FFFFFF" w:themeColor="background1" w:sz="8" w:space="0"/>
+          <w:right w:val="single" w:color="FFFFFF" w:themeColor="background1" w:sz="24" w:space="0"/>
           <w:insideH w:val="nil"/>
           <w:insideV w:val="nil"/>
         </w:tcBorders>
@@ -10876,7 +10775,7 @@
       <w:tcPr>
         <w:tcBorders>
           <w:top w:val="nil"/>
-          <w:left w:val="single" w:sz="24" w:space="0" w:color="FFFFFF" w:themeColor="background1"/>
+          <w:left w:val="single" w:color="FFFFFF" w:themeColor="background1" w:sz="24" w:space="0"/>
           <w:bottom w:val="nil"/>
           <w:right w:val="nil"/>
           <w:insideH w:val="nil"/>
@@ -10889,10 +10788,10 @@
       <w:tblPr/>
       <w:tcPr>
         <w:tcBorders>
-          <w:top w:val="single" w:sz="8" w:space="0" w:color="FFFFFF" w:themeColor="background1"/>
-          <w:left w:val="single" w:sz="8" w:space="0" w:color="FFFFFF" w:themeColor="background1"/>
-          <w:bottom w:val="single" w:sz="8" w:space="0" w:color="FFFFFF" w:themeColor="background1"/>
-          <w:right w:val="single" w:sz="8" w:space="0" w:color="FFFFFF" w:themeColor="background1"/>
+          <w:top w:val="single" w:color="FFFFFF" w:themeColor="background1" w:sz="8" w:space="0"/>
+          <w:left w:val="single" w:color="FFFFFF" w:themeColor="background1" w:sz="8" w:space="0"/>
+          <w:bottom w:val="single" w:color="FFFFFF" w:themeColor="background1" w:sz="8" w:space="0"/>
+          <w:right w:val="single" w:color="FFFFFF" w:themeColor="background1" w:sz="8" w:space="0"/>
           <w:insideH w:val="nil"/>
           <w:insideV w:val="nil"/>
         </w:tcBorders>
@@ -10903,12 +10802,12 @@
       <w:tblPr/>
       <w:tcPr>
         <w:tcBorders>
-          <w:top w:val="single" w:sz="8" w:space="0" w:color="FFFFFF" w:themeColor="background1"/>
-          <w:left w:val="single" w:sz="8" w:space="0" w:color="FFFFFF" w:themeColor="background1"/>
-          <w:bottom w:val="single" w:sz="8" w:space="0" w:color="FFFFFF" w:themeColor="background1"/>
-          <w:right w:val="single" w:sz="8" w:space="0" w:color="FFFFFF" w:themeColor="background1"/>
-          <w:insideH w:val="single" w:sz="8" w:space="0" w:color="FFFFFF" w:themeColor="background1"/>
-          <w:insideV w:val="single" w:sz="8" w:space="0" w:color="FFFFFF" w:themeColor="background1"/>
+          <w:top w:val="single" w:color="FFFFFF" w:themeColor="background1" w:sz="8" w:space="0"/>
+          <w:left w:val="single" w:color="FFFFFF" w:themeColor="background1" w:sz="8" w:space="0"/>
+          <w:bottom w:val="single" w:color="FFFFFF" w:themeColor="background1" w:sz="8" w:space="0"/>
+          <w:right w:val="single" w:color="FFFFFF" w:themeColor="background1" w:sz="8" w:space="0"/>
+          <w:insideH w:val="single" w:color="FFFFFF" w:themeColor="background1" w:sz="8" w:space="0"/>
+          <w:insideV w:val="single" w:color="FFFFFF" w:themeColor="background1" w:sz="8" w:space="0"/>
         </w:tcBorders>
         <w:shd w:val="clear" w:color="auto" w:fill="808080" w:themeFill="text1" w:themeFillTint="7F"/>
       </w:tcPr>
@@ -10926,12 +10825,12 @@
       <w:tblStyleRowBandSize w:val="1"/>
       <w:tblStyleColBandSize w:val="1"/>
       <w:tblBorders>
-        <w:top w:val="single" w:sz="8" w:space="0" w:color="FFFFFF" w:themeColor="background1"/>
-        <w:left w:val="single" w:sz="8" w:space="0" w:color="FFFFFF" w:themeColor="background1"/>
-        <w:bottom w:val="single" w:sz="8" w:space="0" w:color="FFFFFF" w:themeColor="background1"/>
-        <w:right w:val="single" w:sz="8" w:space="0" w:color="FFFFFF" w:themeColor="background1"/>
-        <w:insideH w:val="single" w:sz="6" w:space="0" w:color="FFFFFF" w:themeColor="background1"/>
-        <w:insideV w:val="single" w:sz="6" w:space="0" w:color="FFFFFF" w:themeColor="background1"/>
+        <w:top w:val="single" w:color="FFFFFF" w:themeColor="background1" w:sz="8" w:space="0"/>
+        <w:left w:val="single" w:color="FFFFFF" w:themeColor="background1" w:sz="8" w:space="0"/>
+        <w:bottom w:val="single" w:color="FFFFFF" w:themeColor="background1" w:sz="8" w:space="0"/>
+        <w:right w:val="single" w:color="FFFFFF" w:themeColor="background1" w:sz="8" w:space="0"/>
+        <w:insideH w:val="single" w:color="FFFFFF" w:themeColor="background1" w:sz="6" w:space="0"/>
+        <w:insideV w:val="single" w:color="FFFFFF" w:themeColor="background1" w:sz="6" w:space="0"/>
       </w:tblBorders>
     </w:tblPr>
     <w:tcPr>
@@ -10948,12 +10847,12 @@
       <w:tblPr/>
       <w:tcPr>
         <w:tcBorders>
-          <w:top w:val="single" w:sz="8" w:space="0" w:color="FFFFFF" w:themeColor="background1"/>
-          <w:left w:val="single" w:sz="8" w:space="0" w:color="FFFFFF" w:themeColor="background1"/>
-          <w:bottom w:val="single" w:sz="24" w:space="0" w:color="FFFFFF" w:themeColor="background1"/>
-          <w:right w:val="single" w:sz="8" w:space="0" w:color="FFFFFF" w:themeColor="background1"/>
-          <w:insideH w:val="nil"/>
-          <w:insideV w:val="single" w:sz="8" w:space="0" w:color="FFFFFF" w:themeColor="background1"/>
+          <w:top w:val="single" w:color="FFFFFF" w:themeColor="background1" w:sz="8" w:space="0"/>
+          <w:left w:val="single" w:color="FFFFFF" w:themeColor="background1" w:sz="8" w:space="0"/>
+          <w:bottom w:val="single" w:color="FFFFFF" w:themeColor="background1" w:sz="24" w:space="0"/>
+          <w:right w:val="single" w:color="FFFFFF" w:themeColor="background1" w:sz="8" w:space="0"/>
+          <w:insideH w:val="nil"/>
+          <w:insideV w:val="single" w:color="FFFFFF" w:themeColor="background1" w:sz="8" w:space="0"/>
         </w:tcBorders>
         <w:shd w:val="clear" w:color="auto" w:fill="4F81BD" w:themeFill="accent1"/>
       </w:tcPr>
@@ -10969,12 +10868,12 @@
       <w:tblPr/>
       <w:tcPr>
         <w:tcBorders>
-          <w:top w:val="single" w:sz="24" w:space="0" w:color="FFFFFF" w:themeColor="background1"/>
-          <w:left w:val="single" w:sz="8" w:space="0" w:color="FFFFFF" w:themeColor="background1"/>
-          <w:bottom w:val="single" w:sz="8" w:space="0" w:color="FFFFFF" w:themeColor="background1"/>
-          <w:right w:val="single" w:sz="8" w:space="0" w:color="FFFFFF" w:themeColor="background1"/>
-          <w:insideH w:val="nil"/>
-          <w:insideV w:val="single" w:sz="8" w:space="0" w:color="FFFFFF" w:themeColor="background1"/>
+          <w:top w:val="single" w:color="FFFFFF" w:themeColor="background1" w:sz="24" w:space="0"/>
+          <w:left w:val="single" w:color="FFFFFF" w:themeColor="background1" w:sz="8" w:space="0"/>
+          <w:bottom w:val="single" w:color="FFFFFF" w:themeColor="background1" w:sz="8" w:space="0"/>
+          <w:right w:val="single" w:color="FFFFFF" w:themeColor="background1" w:sz="8" w:space="0"/>
+          <w:insideH w:val="nil"/>
+          <w:insideV w:val="single" w:color="FFFFFF" w:themeColor="background1" w:sz="8" w:space="0"/>
         </w:tcBorders>
         <w:shd w:val="clear" w:color="auto" w:fill="4F81BD" w:themeFill="accent1"/>
       </w:tcPr>
@@ -10990,8 +10889,8 @@
       <w:tblPr/>
       <w:tcPr>
         <w:tcBorders>
-          <w:left w:val="single" w:sz="8" w:space="0" w:color="FFFFFF" w:themeColor="background1"/>
-          <w:right w:val="single" w:sz="24" w:space="0" w:color="FFFFFF" w:themeColor="background1"/>
+          <w:left w:val="single" w:color="FFFFFF" w:themeColor="background1" w:sz="8" w:space="0"/>
+          <w:right w:val="single" w:color="FFFFFF" w:themeColor="background1" w:sz="24" w:space="0"/>
           <w:insideH w:val="nil"/>
           <w:insideV w:val="nil"/>
         </w:tcBorders>
@@ -11010,7 +10909,7 @@
       <w:tcPr>
         <w:tcBorders>
           <w:top w:val="nil"/>
-          <w:left w:val="single" w:sz="24" w:space="0" w:color="FFFFFF" w:themeColor="background1"/>
+          <w:left w:val="single" w:color="FFFFFF" w:themeColor="background1" w:sz="24" w:space="0"/>
           <w:bottom w:val="nil"/>
           <w:right w:val="nil"/>
           <w:insideH w:val="nil"/>
@@ -11023,10 +10922,10 @@
       <w:tblPr/>
       <w:tcPr>
         <w:tcBorders>
-          <w:top w:val="single" w:sz="8" w:space="0" w:color="FFFFFF" w:themeColor="background1"/>
-          <w:left w:val="single" w:sz="8" w:space="0" w:color="FFFFFF" w:themeColor="background1"/>
-          <w:bottom w:val="single" w:sz="8" w:space="0" w:color="FFFFFF" w:themeColor="background1"/>
-          <w:right w:val="single" w:sz="8" w:space="0" w:color="FFFFFF" w:themeColor="background1"/>
+          <w:top w:val="single" w:color="FFFFFF" w:themeColor="background1" w:sz="8" w:space="0"/>
+          <w:left w:val="single" w:color="FFFFFF" w:themeColor="background1" w:sz="8" w:space="0"/>
+          <w:bottom w:val="single" w:color="FFFFFF" w:themeColor="background1" w:sz="8" w:space="0"/>
+          <w:right w:val="single" w:color="FFFFFF" w:themeColor="background1" w:sz="8" w:space="0"/>
           <w:insideH w:val="nil"/>
           <w:insideV w:val="nil"/>
         </w:tcBorders>
@@ -11037,12 +10936,12 @@
       <w:tblPr/>
       <w:tcPr>
         <w:tcBorders>
-          <w:top w:val="single" w:sz="8" w:space="0" w:color="FFFFFF" w:themeColor="background1"/>
-          <w:left w:val="single" w:sz="8" w:space="0" w:color="FFFFFF" w:themeColor="background1"/>
-          <w:bottom w:val="single" w:sz="8" w:space="0" w:color="FFFFFF" w:themeColor="background1"/>
-          <w:right w:val="single" w:sz="8" w:space="0" w:color="FFFFFF" w:themeColor="background1"/>
-          <w:insideH w:val="single" w:sz="8" w:space="0" w:color="FFFFFF" w:themeColor="background1"/>
-          <w:insideV w:val="single" w:sz="8" w:space="0" w:color="FFFFFF" w:themeColor="background1"/>
+          <w:top w:val="single" w:color="FFFFFF" w:themeColor="background1" w:sz="8" w:space="0"/>
+          <w:left w:val="single" w:color="FFFFFF" w:themeColor="background1" w:sz="8" w:space="0"/>
+          <w:bottom w:val="single" w:color="FFFFFF" w:themeColor="background1" w:sz="8" w:space="0"/>
+          <w:right w:val="single" w:color="FFFFFF" w:themeColor="background1" w:sz="8" w:space="0"/>
+          <w:insideH w:val="single" w:color="FFFFFF" w:themeColor="background1" w:sz="8" w:space="0"/>
+          <w:insideV w:val="single" w:color="FFFFFF" w:themeColor="background1" w:sz="8" w:space="0"/>
         </w:tcBorders>
         <w:shd w:val="clear" w:color="auto" w:fill="A7BFDE" w:themeFill="accent1" w:themeFillTint="7F"/>
       </w:tcPr>
@@ -11060,12 +10959,12 @@
       <w:tblStyleRowBandSize w:val="1"/>
       <w:tblStyleColBandSize w:val="1"/>
       <w:tblBorders>
-        <w:top w:val="single" w:sz="8" w:space="0" w:color="FFFFFF" w:themeColor="background1"/>
-        <w:left w:val="single" w:sz="8" w:space="0" w:color="FFFFFF" w:themeColor="background1"/>
-        <w:bottom w:val="single" w:sz="8" w:space="0" w:color="FFFFFF" w:themeColor="background1"/>
-        <w:right w:val="single" w:sz="8" w:space="0" w:color="FFFFFF" w:themeColor="background1"/>
-        <w:insideH w:val="single" w:sz="6" w:space="0" w:color="FFFFFF" w:themeColor="background1"/>
-        <w:insideV w:val="single" w:sz="6" w:space="0" w:color="FFFFFF" w:themeColor="background1"/>
+        <w:top w:val="single" w:color="FFFFFF" w:themeColor="background1" w:sz="8" w:space="0"/>
+        <w:left w:val="single" w:color="FFFFFF" w:themeColor="background1" w:sz="8" w:space="0"/>
+        <w:bottom w:val="single" w:color="FFFFFF" w:themeColor="background1" w:sz="8" w:space="0"/>
+        <w:right w:val="single" w:color="FFFFFF" w:themeColor="background1" w:sz="8" w:space="0"/>
+        <w:insideH w:val="single" w:color="FFFFFF" w:themeColor="background1" w:sz="6" w:space="0"/>
+        <w:insideV w:val="single" w:color="FFFFFF" w:themeColor="background1" w:sz="6" w:space="0"/>
       </w:tblBorders>
     </w:tblPr>
     <w:tcPr>
@@ -11082,12 +10981,12 @@
       <w:tblPr/>
       <w:tcPr>
         <w:tcBorders>
-          <w:top w:val="single" w:sz="8" w:space="0" w:color="FFFFFF" w:themeColor="background1"/>
-          <w:left w:val="single" w:sz="8" w:space="0" w:color="FFFFFF" w:themeColor="background1"/>
-          <w:bottom w:val="single" w:sz="24" w:space="0" w:color="FFFFFF" w:themeColor="background1"/>
-          <w:right w:val="single" w:sz="8" w:space="0" w:color="FFFFFF" w:themeColor="background1"/>
-          <w:insideH w:val="nil"/>
-          <w:insideV w:val="single" w:sz="8" w:space="0" w:color="FFFFFF" w:themeColor="background1"/>
+          <w:top w:val="single" w:color="FFFFFF" w:themeColor="background1" w:sz="8" w:space="0"/>
+          <w:left w:val="single" w:color="FFFFFF" w:themeColor="background1" w:sz="8" w:space="0"/>
+          <w:bottom w:val="single" w:color="FFFFFF" w:themeColor="background1" w:sz="24" w:space="0"/>
+          <w:right w:val="single" w:color="FFFFFF" w:themeColor="background1" w:sz="8" w:space="0"/>
+          <w:insideH w:val="nil"/>
+          <w:insideV w:val="single" w:color="FFFFFF" w:themeColor="background1" w:sz="8" w:space="0"/>
         </w:tcBorders>
         <w:shd w:val="clear" w:color="auto" w:fill="C0504D" w:themeFill="accent2"/>
       </w:tcPr>
@@ -11103,12 +11002,12 @@
       <w:tblPr/>
       <w:tcPr>
         <w:tcBorders>
-          <w:top w:val="single" w:sz="24" w:space="0" w:color="FFFFFF" w:themeColor="background1"/>
-          <w:left w:val="single" w:sz="8" w:space="0" w:color="FFFFFF" w:themeColor="background1"/>
-          <w:bottom w:val="single" w:sz="8" w:space="0" w:color="FFFFFF" w:themeColor="background1"/>
-          <w:right w:val="single" w:sz="8" w:space="0" w:color="FFFFFF" w:themeColor="background1"/>
-          <w:insideH w:val="nil"/>
-          <w:insideV w:val="single" w:sz="8" w:space="0" w:color="FFFFFF" w:themeColor="background1"/>
+          <w:top w:val="single" w:color="FFFFFF" w:themeColor="background1" w:sz="24" w:space="0"/>
+          <w:left w:val="single" w:color="FFFFFF" w:themeColor="background1" w:sz="8" w:space="0"/>
+          <w:bottom w:val="single" w:color="FFFFFF" w:themeColor="background1" w:sz="8" w:space="0"/>
+          <w:right w:val="single" w:color="FFFFFF" w:themeColor="background1" w:sz="8" w:space="0"/>
+          <w:insideH w:val="nil"/>
+          <w:insideV w:val="single" w:color="FFFFFF" w:themeColor="background1" w:sz="8" w:space="0"/>
         </w:tcBorders>
         <w:shd w:val="clear" w:color="auto" w:fill="C0504D" w:themeFill="accent2"/>
       </w:tcPr>
@@ -11124,8 +11023,8 @@
       <w:tblPr/>
       <w:tcPr>
         <w:tcBorders>
-          <w:left w:val="single" w:sz="8" w:space="0" w:color="FFFFFF" w:themeColor="background1"/>
-          <w:right w:val="single" w:sz="24" w:space="0" w:color="FFFFFF" w:themeColor="background1"/>
+          <w:left w:val="single" w:color="FFFFFF" w:themeColor="background1" w:sz="8" w:space="0"/>
+          <w:right w:val="single" w:color="FFFFFF" w:themeColor="background1" w:sz="24" w:space="0"/>
           <w:insideH w:val="nil"/>
           <w:insideV w:val="nil"/>
         </w:tcBorders>
@@ -11144,7 +11043,7 @@
       <w:tcPr>
         <w:tcBorders>
           <w:top w:val="nil"/>
-          <w:left w:val="single" w:sz="24" w:space="0" w:color="FFFFFF" w:themeColor="background1"/>
+          <w:left w:val="single" w:color="FFFFFF" w:themeColor="background1" w:sz="24" w:space="0"/>
           <w:bottom w:val="nil"/>
           <w:right w:val="nil"/>
           <w:insideH w:val="nil"/>
@@ -11157,10 +11056,10 @@
       <w:tblPr/>
       <w:tcPr>
         <w:tcBorders>
-          <w:top w:val="single" w:sz="8" w:space="0" w:color="FFFFFF" w:themeColor="background1"/>
-          <w:left w:val="single" w:sz="8" w:space="0" w:color="FFFFFF" w:themeColor="background1"/>
-          <w:bottom w:val="single" w:sz="8" w:space="0" w:color="FFFFFF" w:themeColor="background1"/>
-          <w:right w:val="single" w:sz="8" w:space="0" w:color="FFFFFF" w:themeColor="background1"/>
+          <w:top w:val="single" w:color="FFFFFF" w:themeColor="background1" w:sz="8" w:space="0"/>
+          <w:left w:val="single" w:color="FFFFFF" w:themeColor="background1" w:sz="8" w:space="0"/>
+          <w:bottom w:val="single" w:color="FFFFFF" w:themeColor="background1" w:sz="8" w:space="0"/>
+          <w:right w:val="single" w:color="FFFFFF" w:themeColor="background1" w:sz="8" w:space="0"/>
           <w:insideH w:val="nil"/>
           <w:insideV w:val="nil"/>
         </w:tcBorders>
@@ -11171,12 +11070,12 @@
       <w:tblPr/>
       <w:tcPr>
         <w:tcBorders>
-          <w:top w:val="single" w:sz="8" w:space="0" w:color="FFFFFF" w:themeColor="background1"/>
-          <w:left w:val="single" w:sz="8" w:space="0" w:color="FFFFFF" w:themeColor="background1"/>
-          <w:bottom w:val="single" w:sz="8" w:space="0" w:color="FFFFFF" w:themeColor="background1"/>
-          <w:right w:val="single" w:sz="8" w:space="0" w:color="FFFFFF" w:themeColor="background1"/>
-          <w:insideH w:val="single" w:sz="8" w:space="0" w:color="FFFFFF" w:themeColor="background1"/>
-          <w:insideV w:val="single" w:sz="8" w:space="0" w:color="FFFFFF" w:themeColor="background1"/>
+          <w:top w:val="single" w:color="FFFFFF" w:themeColor="background1" w:sz="8" w:space="0"/>
+          <w:left w:val="single" w:color="FFFFFF" w:themeColor="background1" w:sz="8" w:space="0"/>
+          <w:bottom w:val="single" w:color="FFFFFF" w:themeColor="background1" w:sz="8" w:space="0"/>
+          <w:right w:val="single" w:color="FFFFFF" w:themeColor="background1" w:sz="8" w:space="0"/>
+          <w:insideH w:val="single" w:color="FFFFFF" w:themeColor="background1" w:sz="8" w:space="0"/>
+          <w:insideV w:val="single" w:color="FFFFFF" w:themeColor="background1" w:sz="8" w:space="0"/>
         </w:tcBorders>
         <w:shd w:val="clear" w:color="auto" w:fill="DFA7A6" w:themeFill="accent2" w:themeFillTint="7F"/>
       </w:tcPr>
@@ -11194,12 +11093,12 @@
       <w:tblStyleRowBandSize w:val="1"/>
       <w:tblStyleColBandSize w:val="1"/>
       <w:tblBorders>
-        <w:top w:val="single" w:sz="8" w:space="0" w:color="FFFFFF" w:themeColor="background1"/>
-        <w:left w:val="single" w:sz="8" w:space="0" w:color="FFFFFF" w:themeColor="background1"/>
-        <w:bottom w:val="single" w:sz="8" w:space="0" w:color="FFFFFF" w:themeColor="background1"/>
-        <w:right w:val="single" w:sz="8" w:space="0" w:color="FFFFFF" w:themeColor="background1"/>
-        <w:insideH w:val="single" w:sz="6" w:space="0" w:color="FFFFFF" w:themeColor="background1"/>
-        <w:insideV w:val="single" w:sz="6" w:space="0" w:color="FFFFFF" w:themeColor="background1"/>
+        <w:top w:val="single" w:color="FFFFFF" w:themeColor="background1" w:sz="8" w:space="0"/>
+        <w:left w:val="single" w:color="FFFFFF" w:themeColor="background1" w:sz="8" w:space="0"/>
+        <w:bottom w:val="single" w:color="FFFFFF" w:themeColor="background1" w:sz="8" w:space="0"/>
+        <w:right w:val="single" w:color="FFFFFF" w:themeColor="background1" w:sz="8" w:space="0"/>
+        <w:insideH w:val="single" w:color="FFFFFF" w:themeColor="background1" w:sz="6" w:space="0"/>
+        <w:insideV w:val="single" w:color="FFFFFF" w:themeColor="background1" w:sz="6" w:space="0"/>
       </w:tblBorders>
     </w:tblPr>
     <w:tcPr>
@@ -11216,12 +11115,12 @@
       <w:tblPr/>
       <w:tcPr>
         <w:tcBorders>
-          <w:top w:val="single" w:sz="8" w:space="0" w:color="FFFFFF" w:themeColor="background1"/>
-          <w:left w:val="single" w:sz="8" w:space="0" w:color="FFFFFF" w:themeColor="background1"/>
-          <w:bottom w:val="single" w:sz="24" w:space="0" w:color="FFFFFF" w:themeColor="background1"/>
-          <w:right w:val="single" w:sz="8" w:space="0" w:color="FFFFFF" w:themeColor="background1"/>
-          <w:insideH w:val="nil"/>
-          <w:insideV w:val="single" w:sz="8" w:space="0" w:color="FFFFFF" w:themeColor="background1"/>
+          <w:top w:val="single" w:color="FFFFFF" w:themeColor="background1" w:sz="8" w:space="0"/>
+          <w:left w:val="single" w:color="FFFFFF" w:themeColor="background1" w:sz="8" w:space="0"/>
+          <w:bottom w:val="single" w:color="FFFFFF" w:themeColor="background1" w:sz="24" w:space="0"/>
+          <w:right w:val="single" w:color="FFFFFF" w:themeColor="background1" w:sz="8" w:space="0"/>
+          <w:insideH w:val="nil"/>
+          <w:insideV w:val="single" w:color="FFFFFF" w:themeColor="background1" w:sz="8" w:space="0"/>
         </w:tcBorders>
         <w:shd w:val="clear" w:color="auto" w:fill="9BBB59" w:themeFill="accent3"/>
       </w:tcPr>
@@ -11237,12 +11136,12 @@
       <w:tblPr/>
       <w:tcPr>
         <w:tcBorders>
-          <w:top w:val="single" w:sz="24" w:space="0" w:color="FFFFFF" w:themeColor="background1"/>
-          <w:left w:val="single" w:sz="8" w:space="0" w:color="FFFFFF" w:themeColor="background1"/>
-          <w:bottom w:val="single" w:sz="8" w:space="0" w:color="FFFFFF" w:themeColor="background1"/>
-          <w:right w:val="single" w:sz="8" w:space="0" w:color="FFFFFF" w:themeColor="background1"/>
-          <w:insideH w:val="nil"/>
-          <w:insideV w:val="single" w:sz="8" w:space="0" w:color="FFFFFF" w:themeColor="background1"/>
+          <w:top w:val="single" w:color="FFFFFF" w:themeColor="background1" w:sz="24" w:space="0"/>
+          <w:left w:val="single" w:color="FFFFFF" w:themeColor="background1" w:sz="8" w:space="0"/>
+          <w:bottom w:val="single" w:color="FFFFFF" w:themeColor="background1" w:sz="8" w:space="0"/>
+          <w:right w:val="single" w:color="FFFFFF" w:themeColor="background1" w:sz="8" w:space="0"/>
+          <w:insideH w:val="nil"/>
+          <w:insideV w:val="single" w:color="FFFFFF" w:themeColor="background1" w:sz="8" w:space="0"/>
         </w:tcBorders>
         <w:shd w:val="clear" w:color="auto" w:fill="9BBB59" w:themeFill="accent3"/>
       </w:tcPr>
@@ -11258,8 +11157,8 @@
       <w:tblPr/>
       <w:tcPr>
         <w:tcBorders>
-          <w:left w:val="single" w:sz="8" w:space="0" w:color="FFFFFF" w:themeColor="background1"/>
-          <w:right w:val="single" w:sz="24" w:space="0" w:color="FFFFFF" w:themeColor="background1"/>
+          <w:left w:val="single" w:color="FFFFFF" w:themeColor="background1" w:sz="8" w:space="0"/>
+          <w:right w:val="single" w:color="FFFFFF" w:themeColor="background1" w:sz="24" w:space="0"/>
           <w:insideH w:val="nil"/>
           <w:insideV w:val="nil"/>
         </w:tcBorders>
@@ -11278,7 +11177,7 @@
       <w:tcPr>
         <w:tcBorders>
           <w:top w:val="nil"/>
-          <w:left w:val="single" w:sz="24" w:space="0" w:color="FFFFFF" w:themeColor="background1"/>
+          <w:left w:val="single" w:color="FFFFFF" w:themeColor="background1" w:sz="24" w:space="0"/>
           <w:bottom w:val="nil"/>
           <w:right w:val="nil"/>
           <w:insideH w:val="nil"/>
@@ -11291,10 +11190,10 @@
       <w:tblPr/>
       <w:tcPr>
         <w:tcBorders>
-          <w:top w:val="single" w:sz="8" w:space="0" w:color="FFFFFF" w:themeColor="background1"/>
-          <w:left w:val="single" w:sz="8" w:space="0" w:color="FFFFFF" w:themeColor="background1"/>
-          <w:bottom w:val="single" w:sz="8" w:space="0" w:color="FFFFFF" w:themeColor="background1"/>
-          <w:right w:val="single" w:sz="8" w:space="0" w:color="FFFFFF" w:themeColor="background1"/>
+          <w:top w:val="single" w:color="FFFFFF" w:themeColor="background1" w:sz="8" w:space="0"/>
+          <w:left w:val="single" w:color="FFFFFF" w:themeColor="background1" w:sz="8" w:space="0"/>
+          <w:bottom w:val="single" w:color="FFFFFF" w:themeColor="background1" w:sz="8" w:space="0"/>
+          <w:right w:val="single" w:color="FFFFFF" w:themeColor="background1" w:sz="8" w:space="0"/>
           <w:insideH w:val="nil"/>
           <w:insideV w:val="nil"/>
         </w:tcBorders>
@@ -11305,12 +11204,12 @@
       <w:tblPr/>
       <w:tcPr>
         <w:tcBorders>
-          <w:top w:val="single" w:sz="8" w:space="0" w:color="FFFFFF" w:themeColor="background1"/>
-          <w:left w:val="single" w:sz="8" w:space="0" w:color="FFFFFF" w:themeColor="background1"/>
-          <w:bottom w:val="single" w:sz="8" w:space="0" w:color="FFFFFF" w:themeColor="background1"/>
-          <w:right w:val="single" w:sz="8" w:space="0" w:color="FFFFFF" w:themeColor="background1"/>
-          <w:insideH w:val="single" w:sz="8" w:space="0" w:color="FFFFFF" w:themeColor="background1"/>
-          <w:insideV w:val="single" w:sz="8" w:space="0" w:color="FFFFFF" w:themeColor="background1"/>
+          <w:top w:val="single" w:color="FFFFFF" w:themeColor="background1" w:sz="8" w:space="0"/>
+          <w:left w:val="single" w:color="FFFFFF" w:themeColor="background1" w:sz="8" w:space="0"/>
+          <w:bottom w:val="single" w:color="FFFFFF" w:themeColor="background1" w:sz="8" w:space="0"/>
+          <w:right w:val="single" w:color="FFFFFF" w:themeColor="background1" w:sz="8" w:space="0"/>
+          <w:insideH w:val="single" w:color="FFFFFF" w:themeColor="background1" w:sz="8" w:space="0"/>
+          <w:insideV w:val="single" w:color="FFFFFF" w:themeColor="background1" w:sz="8" w:space="0"/>
         </w:tcBorders>
         <w:shd w:val="clear" w:color="auto" w:fill="CDDDAC" w:themeFill="accent3" w:themeFillTint="7F"/>
       </w:tcPr>
@@ -11328,12 +11227,12 @@
       <w:tblStyleRowBandSize w:val="1"/>
       <w:tblStyleColBandSize w:val="1"/>
       <w:tblBorders>
-        <w:top w:val="single" w:sz="8" w:space="0" w:color="FFFFFF" w:themeColor="background1"/>
-        <w:left w:val="single" w:sz="8" w:space="0" w:color="FFFFFF" w:themeColor="background1"/>
-        <w:bottom w:val="single" w:sz="8" w:space="0" w:color="FFFFFF" w:themeColor="background1"/>
-        <w:right w:val="single" w:sz="8" w:space="0" w:color="FFFFFF" w:themeColor="background1"/>
-        <w:insideH w:val="single" w:sz="6" w:space="0" w:color="FFFFFF" w:themeColor="background1"/>
-        <w:insideV w:val="single" w:sz="6" w:space="0" w:color="FFFFFF" w:themeColor="background1"/>
+        <w:top w:val="single" w:color="FFFFFF" w:themeColor="background1" w:sz="8" w:space="0"/>
+        <w:left w:val="single" w:color="FFFFFF" w:themeColor="background1" w:sz="8" w:space="0"/>
+        <w:bottom w:val="single" w:color="FFFFFF" w:themeColor="background1" w:sz="8" w:space="0"/>
+        <w:right w:val="single" w:color="FFFFFF" w:themeColor="background1" w:sz="8" w:space="0"/>
+        <w:insideH w:val="single" w:color="FFFFFF" w:themeColor="background1" w:sz="6" w:space="0"/>
+        <w:insideV w:val="single" w:color="FFFFFF" w:themeColor="background1" w:sz="6" w:space="0"/>
       </w:tblBorders>
     </w:tblPr>
     <w:tcPr>
@@ -11350,12 +11249,12 @@
       <w:tblPr/>
       <w:tcPr>
         <w:tcBorders>
-          <w:top w:val="single" w:sz="8" w:space="0" w:color="FFFFFF" w:themeColor="background1"/>
-          <w:left w:val="single" w:sz="8" w:space="0" w:color="FFFFFF" w:themeColor="background1"/>
-          <w:bottom w:val="single" w:sz="24" w:space="0" w:color="FFFFFF" w:themeColor="background1"/>
-          <w:right w:val="single" w:sz="8" w:space="0" w:color="FFFFFF" w:themeColor="background1"/>
-          <w:insideH w:val="nil"/>
-          <w:insideV w:val="single" w:sz="8" w:space="0" w:color="FFFFFF" w:themeColor="background1"/>
+          <w:top w:val="single" w:color="FFFFFF" w:themeColor="background1" w:sz="8" w:space="0"/>
+          <w:left w:val="single" w:color="FFFFFF" w:themeColor="background1" w:sz="8" w:space="0"/>
+          <w:bottom w:val="single" w:color="FFFFFF" w:themeColor="background1" w:sz="24" w:space="0"/>
+          <w:right w:val="single" w:color="FFFFFF" w:themeColor="background1" w:sz="8" w:space="0"/>
+          <w:insideH w:val="nil"/>
+          <w:insideV w:val="single" w:color="FFFFFF" w:themeColor="background1" w:sz="8" w:space="0"/>
         </w:tcBorders>
         <w:shd w:val="clear" w:color="auto" w:fill="8064A2" w:themeFill="accent4"/>
       </w:tcPr>
@@ -11371,12 +11270,12 @@
       <w:tblPr/>
       <w:tcPr>
         <w:tcBorders>
-          <w:top w:val="single" w:sz="24" w:space="0" w:color="FFFFFF" w:themeColor="background1"/>
-          <w:left w:val="single" w:sz="8" w:space="0" w:color="FFFFFF" w:themeColor="background1"/>
-          <w:bottom w:val="single" w:sz="8" w:space="0" w:color="FFFFFF" w:themeColor="background1"/>
-          <w:right w:val="single" w:sz="8" w:space="0" w:color="FFFFFF" w:themeColor="background1"/>
-          <w:insideH w:val="nil"/>
-          <w:insideV w:val="single" w:sz="8" w:space="0" w:color="FFFFFF" w:themeColor="background1"/>
+          <w:top w:val="single" w:color="FFFFFF" w:themeColor="background1" w:sz="24" w:space="0"/>
+          <w:left w:val="single" w:color="FFFFFF" w:themeColor="background1" w:sz="8" w:space="0"/>
+          <w:bottom w:val="single" w:color="FFFFFF" w:themeColor="background1" w:sz="8" w:space="0"/>
+          <w:right w:val="single" w:color="FFFFFF" w:themeColor="background1" w:sz="8" w:space="0"/>
+          <w:insideH w:val="nil"/>
+          <w:insideV w:val="single" w:color="FFFFFF" w:themeColor="background1" w:sz="8" w:space="0"/>
         </w:tcBorders>
         <w:shd w:val="clear" w:color="auto" w:fill="8064A2" w:themeFill="accent4"/>
       </w:tcPr>
@@ -11392,8 +11291,8 @@
       <w:tblPr/>
       <w:tcPr>
         <w:tcBorders>
-          <w:left w:val="single" w:sz="8" w:space="0" w:color="FFFFFF" w:themeColor="background1"/>
-          <w:right w:val="single" w:sz="24" w:space="0" w:color="FFFFFF" w:themeColor="background1"/>
+          <w:left w:val="single" w:color="FFFFFF" w:themeColor="background1" w:sz="8" w:space="0"/>
+          <w:right w:val="single" w:color="FFFFFF" w:themeColor="background1" w:sz="24" w:space="0"/>
           <w:insideH w:val="nil"/>
           <w:insideV w:val="nil"/>
         </w:tcBorders>
@@ -11412,7 +11311,7 @@
       <w:tcPr>
         <w:tcBorders>
           <w:top w:val="nil"/>
-          <w:left w:val="single" w:sz="24" w:space="0" w:color="FFFFFF" w:themeColor="background1"/>
+          <w:left w:val="single" w:color="FFFFFF" w:themeColor="background1" w:sz="24" w:space="0"/>
           <w:bottom w:val="nil"/>
           <w:right w:val="nil"/>
           <w:insideH w:val="nil"/>
@@ -11425,10 +11324,10 @@
       <w:tblPr/>
       <w:tcPr>
         <w:tcBorders>
-          <w:top w:val="single" w:sz="8" w:space="0" w:color="FFFFFF" w:themeColor="background1"/>
-          <w:left w:val="single" w:sz="8" w:space="0" w:color="FFFFFF" w:themeColor="background1"/>
-          <w:bottom w:val="single" w:sz="8" w:space="0" w:color="FFFFFF" w:themeColor="background1"/>
-          <w:right w:val="single" w:sz="8" w:space="0" w:color="FFFFFF" w:themeColor="background1"/>
+          <w:top w:val="single" w:color="FFFFFF" w:themeColor="background1" w:sz="8" w:space="0"/>
+          <w:left w:val="single" w:color="FFFFFF" w:themeColor="background1" w:sz="8" w:space="0"/>
+          <w:bottom w:val="single" w:color="FFFFFF" w:themeColor="background1" w:sz="8" w:space="0"/>
+          <w:right w:val="single" w:color="FFFFFF" w:themeColor="background1" w:sz="8" w:space="0"/>
           <w:insideH w:val="nil"/>
           <w:insideV w:val="nil"/>
         </w:tcBorders>
@@ -11439,12 +11338,12 @@
       <w:tblPr/>
       <w:tcPr>
         <w:tcBorders>
-          <w:top w:val="single" w:sz="8" w:space="0" w:color="FFFFFF" w:themeColor="background1"/>
-          <w:left w:val="single" w:sz="8" w:space="0" w:color="FFFFFF" w:themeColor="background1"/>
-          <w:bottom w:val="single" w:sz="8" w:space="0" w:color="FFFFFF" w:themeColor="background1"/>
-          <w:right w:val="single" w:sz="8" w:space="0" w:color="FFFFFF" w:themeColor="background1"/>
-          <w:insideH w:val="single" w:sz="8" w:space="0" w:color="FFFFFF" w:themeColor="background1"/>
-          <w:insideV w:val="single" w:sz="8" w:space="0" w:color="FFFFFF" w:themeColor="background1"/>
+          <w:top w:val="single" w:color="FFFFFF" w:themeColor="background1" w:sz="8" w:space="0"/>
+          <w:left w:val="single" w:color="FFFFFF" w:themeColor="background1" w:sz="8" w:space="0"/>
+          <w:bottom w:val="single" w:color="FFFFFF" w:themeColor="background1" w:sz="8" w:space="0"/>
+          <w:right w:val="single" w:color="FFFFFF" w:themeColor="background1" w:sz="8" w:space="0"/>
+          <w:insideH w:val="single" w:color="FFFFFF" w:themeColor="background1" w:sz="8" w:space="0"/>
+          <w:insideV w:val="single" w:color="FFFFFF" w:themeColor="background1" w:sz="8" w:space="0"/>
         </w:tcBorders>
         <w:shd w:val="clear" w:color="auto" w:fill="BFB1D0" w:themeFill="accent4" w:themeFillTint="7F"/>
       </w:tcPr>
@@ -11462,12 +11361,12 @@
       <w:tblStyleRowBandSize w:val="1"/>
       <w:tblStyleColBandSize w:val="1"/>
       <w:tblBorders>
-        <w:top w:val="single" w:sz="8" w:space="0" w:color="FFFFFF" w:themeColor="background1"/>
-        <w:left w:val="single" w:sz="8" w:space="0" w:color="FFFFFF" w:themeColor="background1"/>
-        <w:bottom w:val="single" w:sz="8" w:space="0" w:color="FFFFFF" w:themeColor="background1"/>
-        <w:right w:val="single" w:sz="8" w:space="0" w:color="FFFFFF" w:themeColor="background1"/>
-        <w:insideH w:val="single" w:sz="6" w:space="0" w:color="FFFFFF" w:themeColor="background1"/>
-        <w:insideV w:val="single" w:sz="6" w:space="0" w:color="FFFFFF" w:themeColor="background1"/>
+        <w:top w:val="single" w:color="FFFFFF" w:themeColor="background1" w:sz="8" w:space="0"/>
+        <w:left w:val="single" w:color="FFFFFF" w:themeColor="background1" w:sz="8" w:space="0"/>
+        <w:bottom w:val="single" w:color="FFFFFF" w:themeColor="background1" w:sz="8" w:space="0"/>
+        <w:right w:val="single" w:color="FFFFFF" w:themeColor="background1" w:sz="8" w:space="0"/>
+        <w:insideH w:val="single" w:color="FFFFFF" w:themeColor="background1" w:sz="6" w:space="0"/>
+        <w:insideV w:val="single" w:color="FFFFFF" w:themeColor="background1" w:sz="6" w:space="0"/>
       </w:tblBorders>
     </w:tblPr>
     <w:tcPr>
@@ -11484,12 +11383,12 @@
       <w:tblPr/>
       <w:tcPr>
         <w:tcBorders>
-          <w:top w:val="single" w:sz="8" w:space="0" w:color="FFFFFF" w:themeColor="background1"/>
-          <w:left w:val="single" w:sz="8" w:space="0" w:color="FFFFFF" w:themeColor="background1"/>
-          <w:bottom w:val="single" w:sz="24" w:space="0" w:color="FFFFFF" w:themeColor="background1"/>
-          <w:right w:val="single" w:sz="8" w:space="0" w:color="FFFFFF" w:themeColor="background1"/>
-          <w:insideH w:val="nil"/>
-          <w:insideV w:val="single" w:sz="8" w:space="0" w:color="FFFFFF" w:themeColor="background1"/>
+          <w:top w:val="single" w:color="FFFFFF" w:themeColor="background1" w:sz="8" w:space="0"/>
+          <w:left w:val="single" w:color="FFFFFF" w:themeColor="background1" w:sz="8" w:space="0"/>
+          <w:bottom w:val="single" w:color="FFFFFF" w:themeColor="background1" w:sz="24" w:space="0"/>
+          <w:right w:val="single" w:color="FFFFFF" w:themeColor="background1" w:sz="8" w:space="0"/>
+          <w:insideH w:val="nil"/>
+          <w:insideV w:val="single" w:color="FFFFFF" w:themeColor="background1" w:sz="8" w:space="0"/>
         </w:tcBorders>
         <w:shd w:val="clear" w:color="auto" w:fill="4BACC6" w:themeFill="accent5"/>
       </w:tcPr>
@@ -11505,12 +11404,12 @@
       <w:tblPr/>
       <w:tcPr>
         <w:tcBorders>
-          <w:top w:val="single" w:sz="24" w:space="0" w:color="FFFFFF" w:themeColor="background1"/>
-          <w:left w:val="single" w:sz="8" w:space="0" w:color="FFFFFF" w:themeColor="background1"/>
-          <w:bottom w:val="single" w:sz="8" w:space="0" w:color="FFFFFF" w:themeColor="background1"/>
-          <w:right w:val="single" w:sz="8" w:space="0" w:color="FFFFFF" w:themeColor="background1"/>
-          <w:insideH w:val="nil"/>
-          <w:insideV w:val="single" w:sz="8" w:space="0" w:color="FFFFFF" w:themeColor="background1"/>
+          <w:top w:val="single" w:color="FFFFFF" w:themeColor="background1" w:sz="24" w:space="0"/>
+          <w:left w:val="single" w:color="FFFFFF" w:themeColor="background1" w:sz="8" w:space="0"/>
+          <w:bottom w:val="single" w:color="FFFFFF" w:themeColor="background1" w:sz="8" w:space="0"/>
+          <w:right w:val="single" w:color="FFFFFF" w:themeColor="background1" w:sz="8" w:space="0"/>
+          <w:insideH w:val="nil"/>
+          <w:insideV w:val="single" w:color="FFFFFF" w:themeColor="background1" w:sz="8" w:space="0"/>
         </w:tcBorders>
         <w:shd w:val="clear" w:color="auto" w:fill="4BACC6" w:themeFill="accent5"/>
       </w:tcPr>
@@ -11526,8 +11425,8 @@
       <w:tblPr/>
       <w:tcPr>
         <w:tcBorders>
-          <w:left w:val="single" w:sz="8" w:space="0" w:color="FFFFFF" w:themeColor="background1"/>
-          <w:right w:val="single" w:sz="24" w:space="0" w:color="FFFFFF" w:themeColor="background1"/>
+          <w:left w:val="single" w:color="FFFFFF" w:themeColor="background1" w:sz="8" w:space="0"/>
+          <w:right w:val="single" w:color="FFFFFF" w:themeColor="background1" w:sz="24" w:space="0"/>
           <w:insideH w:val="nil"/>
           <w:insideV w:val="nil"/>
         </w:tcBorders>
@@ -11546,7 +11445,7 @@
       <w:tcPr>
         <w:tcBorders>
           <w:top w:val="nil"/>
-          <w:left w:val="single" w:sz="24" w:space="0" w:color="FFFFFF" w:themeColor="background1"/>
+          <w:left w:val="single" w:color="FFFFFF" w:themeColor="background1" w:sz="24" w:space="0"/>
           <w:bottom w:val="nil"/>
           <w:right w:val="nil"/>
           <w:insideH w:val="nil"/>
@@ -11559,10 +11458,10 @@
       <w:tblPr/>
       <w:tcPr>
         <w:tcBorders>
-          <w:top w:val="single" w:sz="8" w:space="0" w:color="FFFFFF" w:themeColor="background1"/>
-          <w:left w:val="single" w:sz="8" w:space="0" w:color="FFFFFF" w:themeColor="background1"/>
-          <w:bottom w:val="single" w:sz="8" w:space="0" w:color="FFFFFF" w:themeColor="background1"/>
-          <w:right w:val="single" w:sz="8" w:space="0" w:color="FFFFFF" w:themeColor="background1"/>
+          <w:top w:val="single" w:color="FFFFFF" w:themeColor="background1" w:sz="8" w:space="0"/>
+          <w:left w:val="single" w:color="FFFFFF" w:themeColor="background1" w:sz="8" w:space="0"/>
+          <w:bottom w:val="single" w:color="FFFFFF" w:themeColor="background1" w:sz="8" w:space="0"/>
+          <w:right w:val="single" w:color="FFFFFF" w:themeColor="background1" w:sz="8" w:space="0"/>
           <w:insideH w:val="nil"/>
           <w:insideV w:val="nil"/>
         </w:tcBorders>
@@ -11573,12 +11472,12 @@
       <w:tblPr/>
       <w:tcPr>
         <w:tcBorders>
-          <w:top w:val="single" w:sz="8" w:space="0" w:color="FFFFFF" w:themeColor="background1"/>
-          <w:left w:val="single" w:sz="8" w:space="0" w:color="FFFFFF" w:themeColor="background1"/>
-          <w:bottom w:val="single" w:sz="8" w:space="0" w:color="FFFFFF" w:themeColor="background1"/>
-          <w:right w:val="single" w:sz="8" w:space="0" w:color="FFFFFF" w:themeColor="background1"/>
-          <w:insideH w:val="single" w:sz="8" w:space="0" w:color="FFFFFF" w:themeColor="background1"/>
-          <w:insideV w:val="single" w:sz="8" w:space="0" w:color="FFFFFF" w:themeColor="background1"/>
+          <w:top w:val="single" w:color="FFFFFF" w:themeColor="background1" w:sz="8" w:space="0"/>
+          <w:left w:val="single" w:color="FFFFFF" w:themeColor="background1" w:sz="8" w:space="0"/>
+          <w:bottom w:val="single" w:color="FFFFFF" w:themeColor="background1" w:sz="8" w:space="0"/>
+          <w:right w:val="single" w:color="FFFFFF" w:themeColor="background1" w:sz="8" w:space="0"/>
+          <w:insideH w:val="single" w:color="FFFFFF" w:themeColor="background1" w:sz="8" w:space="0"/>
+          <w:insideV w:val="single" w:color="FFFFFF" w:themeColor="background1" w:sz="8" w:space="0"/>
         </w:tcBorders>
         <w:shd w:val="clear" w:color="auto" w:fill="A5D5E2" w:themeFill="accent5" w:themeFillTint="7F"/>
       </w:tcPr>
@@ -11596,12 +11495,12 @@
       <w:tblStyleRowBandSize w:val="1"/>
       <w:tblStyleColBandSize w:val="1"/>
       <w:tblBorders>
-        <w:top w:val="single" w:sz="8" w:space="0" w:color="FFFFFF" w:themeColor="background1"/>
-        <w:left w:val="single" w:sz="8" w:space="0" w:color="FFFFFF" w:themeColor="background1"/>
-        <w:bottom w:val="single" w:sz="8" w:space="0" w:color="FFFFFF" w:themeColor="background1"/>
-        <w:right w:val="single" w:sz="8" w:space="0" w:color="FFFFFF" w:themeColor="background1"/>
-        <w:insideH w:val="single" w:sz="6" w:space="0" w:color="FFFFFF" w:themeColor="background1"/>
-        <w:insideV w:val="single" w:sz="6" w:space="0" w:color="FFFFFF" w:themeColor="background1"/>
+        <w:top w:val="single" w:color="FFFFFF" w:themeColor="background1" w:sz="8" w:space="0"/>
+        <w:left w:val="single" w:color="FFFFFF" w:themeColor="background1" w:sz="8" w:space="0"/>
+        <w:bottom w:val="single" w:color="FFFFFF" w:themeColor="background1" w:sz="8" w:space="0"/>
+        <w:right w:val="single" w:color="FFFFFF" w:themeColor="background1" w:sz="8" w:space="0"/>
+        <w:insideH w:val="single" w:color="FFFFFF" w:themeColor="background1" w:sz="6" w:space="0"/>
+        <w:insideV w:val="single" w:color="FFFFFF" w:themeColor="background1" w:sz="6" w:space="0"/>
       </w:tblBorders>
     </w:tblPr>
     <w:tcPr>
@@ -11618,12 +11517,12 @@
       <w:tblPr/>
       <w:tcPr>
         <w:tcBorders>
-          <w:top w:val="single" w:sz="8" w:space="0" w:color="FFFFFF" w:themeColor="background1"/>
-          <w:left w:val="single" w:sz="8" w:space="0" w:color="FFFFFF" w:themeColor="background1"/>
-          <w:bottom w:val="single" w:sz="24" w:space="0" w:color="FFFFFF" w:themeColor="background1"/>
-          <w:right w:val="single" w:sz="8" w:space="0" w:color="FFFFFF" w:themeColor="background1"/>
-          <w:insideH w:val="nil"/>
-          <w:insideV w:val="single" w:sz="8" w:space="0" w:color="FFFFFF" w:themeColor="background1"/>
+          <w:top w:val="single" w:color="FFFFFF" w:themeColor="background1" w:sz="8" w:space="0"/>
+          <w:left w:val="single" w:color="FFFFFF" w:themeColor="background1" w:sz="8" w:space="0"/>
+          <w:bottom w:val="single" w:color="FFFFFF" w:themeColor="background1" w:sz="24" w:space="0"/>
+          <w:right w:val="single" w:color="FFFFFF" w:themeColor="background1" w:sz="8" w:space="0"/>
+          <w:insideH w:val="nil"/>
+          <w:insideV w:val="single" w:color="FFFFFF" w:themeColor="background1" w:sz="8" w:space="0"/>
         </w:tcBorders>
         <w:shd w:val="clear" w:color="auto" w:fill="F79646" w:themeFill="accent6"/>
       </w:tcPr>
@@ -11639,12 +11538,12 @@
       <w:tblPr/>
       <w:tcPr>
         <w:tcBorders>
-          <w:top w:val="single" w:sz="24" w:space="0" w:color="FFFFFF" w:themeColor="background1"/>
-          <w:left w:val="single" w:sz="8" w:space="0" w:color="FFFFFF" w:themeColor="background1"/>
-          <w:bottom w:val="single" w:sz="8" w:space="0" w:color="FFFFFF" w:themeColor="background1"/>
-          <w:right w:val="single" w:sz="8" w:space="0" w:color="FFFFFF" w:themeColor="background1"/>
-          <w:insideH w:val="nil"/>
-          <w:insideV w:val="single" w:sz="8" w:space="0" w:color="FFFFFF" w:themeColor="background1"/>
+          <w:top w:val="single" w:color="FFFFFF" w:themeColor="background1" w:sz="24" w:space="0"/>
+          <w:left w:val="single" w:color="FFFFFF" w:themeColor="background1" w:sz="8" w:space="0"/>
+          <w:bottom w:val="single" w:color="FFFFFF" w:themeColor="background1" w:sz="8" w:space="0"/>
+          <w:right w:val="single" w:color="FFFFFF" w:themeColor="background1" w:sz="8" w:space="0"/>
+          <w:insideH w:val="nil"/>
+          <w:insideV w:val="single" w:color="FFFFFF" w:themeColor="background1" w:sz="8" w:space="0"/>
         </w:tcBorders>
         <w:shd w:val="clear" w:color="auto" w:fill="F79646" w:themeFill="accent6"/>
       </w:tcPr>
@@ -11660,8 +11559,8 @@
       <w:tblPr/>
       <w:tcPr>
         <w:tcBorders>
-          <w:left w:val="single" w:sz="8" w:space="0" w:color="FFFFFF" w:themeColor="background1"/>
-          <w:right w:val="single" w:sz="24" w:space="0" w:color="FFFFFF" w:themeColor="background1"/>
+          <w:left w:val="single" w:color="FFFFFF" w:themeColor="background1" w:sz="8" w:space="0"/>
+          <w:right w:val="single" w:color="FFFFFF" w:themeColor="background1" w:sz="24" w:space="0"/>
           <w:insideH w:val="nil"/>
           <w:insideV w:val="nil"/>
         </w:tcBorders>
@@ -11680,7 +11579,7 @@
       <w:tcPr>
         <w:tcBorders>
           <w:top w:val="nil"/>
-          <w:left w:val="single" w:sz="24" w:space="0" w:color="FFFFFF" w:themeColor="background1"/>
+          <w:left w:val="single" w:color="FFFFFF" w:themeColor="background1" w:sz="24" w:space="0"/>
           <w:bottom w:val="nil"/>
           <w:right w:val="nil"/>
           <w:insideH w:val="nil"/>
@@ -11693,10 +11592,10 @@
       <w:tblPr/>
       <w:tcPr>
         <w:tcBorders>
-          <w:top w:val="single" w:sz="8" w:space="0" w:color="FFFFFF" w:themeColor="background1"/>
-          <w:left w:val="single" w:sz="8" w:space="0" w:color="FFFFFF" w:themeColor="background1"/>
-          <w:bottom w:val="single" w:sz="8" w:space="0" w:color="FFFFFF" w:themeColor="background1"/>
-          <w:right w:val="single" w:sz="8" w:space="0" w:color="FFFFFF" w:themeColor="background1"/>
+          <w:top w:val="single" w:color="FFFFFF" w:themeColor="background1" w:sz="8" w:space="0"/>
+          <w:left w:val="single" w:color="FFFFFF" w:themeColor="background1" w:sz="8" w:space="0"/>
+          <w:bottom w:val="single" w:color="FFFFFF" w:themeColor="background1" w:sz="8" w:space="0"/>
+          <w:right w:val="single" w:color="FFFFFF" w:themeColor="background1" w:sz="8" w:space="0"/>
           <w:insideH w:val="nil"/>
           <w:insideV w:val="nil"/>
         </w:tcBorders>
@@ -11707,12 +11606,12 @@
       <w:tblPr/>
       <w:tcPr>
         <w:tcBorders>
-          <w:top w:val="single" w:sz="8" w:space="0" w:color="FFFFFF" w:themeColor="background1"/>
-          <w:left w:val="single" w:sz="8" w:space="0" w:color="FFFFFF" w:themeColor="background1"/>
-          <w:bottom w:val="single" w:sz="8" w:space="0" w:color="FFFFFF" w:themeColor="background1"/>
-          <w:right w:val="single" w:sz="8" w:space="0" w:color="FFFFFF" w:themeColor="background1"/>
-          <w:insideH w:val="single" w:sz="8" w:space="0" w:color="FFFFFF" w:themeColor="background1"/>
-          <w:insideV w:val="single" w:sz="8" w:space="0" w:color="FFFFFF" w:themeColor="background1"/>
+          <w:top w:val="single" w:color="FFFFFF" w:themeColor="background1" w:sz="8" w:space="0"/>
+          <w:left w:val="single" w:color="FFFFFF" w:themeColor="background1" w:sz="8" w:space="0"/>
+          <w:bottom w:val="single" w:color="FFFFFF" w:themeColor="background1" w:sz="8" w:space="0"/>
+          <w:right w:val="single" w:color="FFFFFF" w:themeColor="background1" w:sz="8" w:space="0"/>
+          <w:insideH w:val="single" w:color="FFFFFF" w:themeColor="background1" w:sz="8" w:space="0"/>
+          <w:insideV w:val="single" w:color="FFFFFF" w:themeColor="background1" w:sz="8" w:space="0"/>
         </w:tcBorders>
         <w:shd w:val="clear" w:color="auto" w:fill="FBCAA2" w:themeFill="accent6" w:themeFillTint="7F"/>
       </w:tcPr>
@@ -11746,7 +11645,7 @@
         <w:tcBorders>
           <w:top w:val="nil"/>
           <w:left w:val="nil"/>
-          <w:bottom w:val="single" w:sz="18" w:space="0" w:color="FFFFFF" w:themeColor="background1"/>
+          <w:bottom w:val="single" w:color="FFFFFF" w:themeColor="background1" w:sz="18" w:space="0"/>
           <w:right w:val="nil"/>
           <w:insideH w:val="nil"/>
           <w:insideV w:val="nil"/>
@@ -11758,7 +11657,7 @@
       <w:tblPr/>
       <w:tcPr>
         <w:tcBorders>
-          <w:top w:val="single" w:sz="18" w:space="0" w:color="FFFFFF" w:themeColor="background1"/>
+          <w:top w:val="single" w:color="FFFFFF" w:themeColor="background1" w:sz="18" w:space="0"/>
           <w:left w:val="nil"/>
           <w:bottom w:val="nil"/>
           <w:right w:val="nil"/>
@@ -11775,7 +11674,7 @@
           <w:top w:val="nil"/>
           <w:left w:val="nil"/>
           <w:bottom w:val="nil"/>
-          <w:right w:val="single" w:sz="18" w:space="0" w:color="FFFFFF" w:themeColor="background1"/>
+          <w:right w:val="single" w:color="FFFFFF" w:themeColor="background1" w:sz="18" w:space="0"/>
           <w:insideH w:val="nil"/>
           <w:insideV w:val="nil"/>
         </w:tcBorders>
@@ -11787,7 +11686,7 @@
       <w:tcPr>
         <w:tcBorders>
           <w:top w:val="nil"/>
-          <w:left w:val="single" w:sz="18" w:space="0" w:color="FFFFFF" w:themeColor="background1"/>
+          <w:left w:val="single" w:color="FFFFFF" w:themeColor="background1" w:sz="18" w:space="0"/>
           <w:bottom w:val="nil"/>
           <w:right w:val="nil"/>
           <w:insideH w:val="nil"/>
@@ -11853,7 +11752,7 @@
         <w:tcBorders>
           <w:top w:val="nil"/>
           <w:left w:val="nil"/>
-          <w:bottom w:val="single" w:sz="18" w:space="0" w:color="FFFFFF" w:themeColor="background1"/>
+          <w:bottom w:val="single" w:color="FFFFFF" w:themeColor="background1" w:sz="18" w:space="0"/>
           <w:right w:val="nil"/>
           <w:insideH w:val="nil"/>
           <w:insideV w:val="nil"/>
@@ -11865,7 +11764,7 @@
       <w:tblPr/>
       <w:tcPr>
         <w:tcBorders>
-          <w:top w:val="single" w:sz="18" w:space="0" w:color="FFFFFF" w:themeColor="background1"/>
+          <w:top w:val="single" w:color="FFFFFF" w:themeColor="background1" w:sz="18" w:space="0"/>
           <w:left w:val="nil"/>
           <w:bottom w:val="nil"/>
           <w:right w:val="nil"/>
@@ -11882,7 +11781,7 @@
           <w:top w:val="nil"/>
           <w:left w:val="nil"/>
           <w:bottom w:val="nil"/>
-          <w:right w:val="single" w:sz="18" w:space="0" w:color="FFFFFF" w:themeColor="background1"/>
+          <w:right w:val="single" w:color="FFFFFF" w:themeColor="background1" w:sz="18" w:space="0"/>
           <w:insideH w:val="nil"/>
           <w:insideV w:val="nil"/>
         </w:tcBorders>
@@ -11894,7 +11793,7 @@
       <w:tcPr>
         <w:tcBorders>
           <w:top w:val="nil"/>
-          <w:left w:val="single" w:sz="18" w:space="0" w:color="FFFFFF" w:themeColor="background1"/>
+          <w:left w:val="single" w:color="FFFFFF" w:themeColor="background1" w:sz="18" w:space="0"/>
           <w:bottom w:val="nil"/>
           <w:right w:val="nil"/>
           <w:insideH w:val="nil"/>
@@ -11960,7 +11859,7 @@
         <w:tcBorders>
           <w:top w:val="nil"/>
           <w:left w:val="nil"/>
-          <w:bottom w:val="single" w:sz="18" w:space="0" w:color="FFFFFF" w:themeColor="background1"/>
+          <w:bottom w:val="single" w:color="FFFFFF" w:themeColor="background1" w:sz="18" w:space="0"/>
           <w:right w:val="nil"/>
           <w:insideH w:val="nil"/>
           <w:insideV w:val="nil"/>
@@ -11972,7 +11871,7 @@
       <w:tblPr/>
       <w:tcPr>
         <w:tcBorders>
-          <w:top w:val="single" w:sz="18" w:space="0" w:color="FFFFFF" w:themeColor="background1"/>
+          <w:top w:val="single" w:color="FFFFFF" w:themeColor="background1" w:sz="18" w:space="0"/>
           <w:left w:val="nil"/>
           <w:bottom w:val="nil"/>
           <w:right w:val="nil"/>
@@ -11989,7 +11888,7 @@
           <w:top w:val="nil"/>
           <w:left w:val="nil"/>
           <w:bottom w:val="nil"/>
-          <w:right w:val="single" w:sz="18" w:space="0" w:color="FFFFFF" w:themeColor="background1"/>
+          <w:right w:val="single" w:color="FFFFFF" w:themeColor="background1" w:sz="18" w:space="0"/>
           <w:insideH w:val="nil"/>
           <w:insideV w:val="nil"/>
         </w:tcBorders>
@@ -12001,7 +11900,7 @@
       <w:tcPr>
         <w:tcBorders>
           <w:top w:val="nil"/>
-          <w:left w:val="single" w:sz="18" w:space="0" w:color="FFFFFF" w:themeColor="background1"/>
+          <w:left w:val="single" w:color="FFFFFF" w:themeColor="background1" w:sz="18" w:space="0"/>
           <w:bottom w:val="nil"/>
           <w:right w:val="nil"/>
           <w:insideH w:val="nil"/>
@@ -12067,7 +11966,7 @@
         <w:tcBorders>
           <w:top w:val="nil"/>
           <w:left w:val="nil"/>
-          <w:bottom w:val="single" w:sz="18" w:space="0" w:color="FFFFFF" w:themeColor="background1"/>
+          <w:bottom w:val="single" w:color="FFFFFF" w:themeColor="background1" w:sz="18" w:space="0"/>
           <w:right w:val="nil"/>
           <w:insideH w:val="nil"/>
           <w:insideV w:val="nil"/>
@@ -12079,7 +11978,7 @@
       <w:tblPr/>
       <w:tcPr>
         <w:tcBorders>
-          <w:top w:val="single" w:sz="18" w:space="0" w:color="FFFFFF" w:themeColor="background1"/>
+          <w:top w:val="single" w:color="FFFFFF" w:themeColor="background1" w:sz="18" w:space="0"/>
           <w:left w:val="nil"/>
           <w:bottom w:val="nil"/>
           <w:right w:val="nil"/>
@@ -12096,7 +11995,7 @@
           <w:top w:val="nil"/>
           <w:left w:val="nil"/>
           <w:bottom w:val="nil"/>
-          <w:right w:val="single" w:sz="18" w:space="0" w:color="FFFFFF" w:themeColor="background1"/>
+          <w:right w:val="single" w:color="FFFFFF" w:themeColor="background1" w:sz="18" w:space="0"/>
           <w:insideH w:val="nil"/>
           <w:insideV w:val="nil"/>
         </w:tcBorders>
@@ -12108,7 +12007,7 @@
       <w:tcPr>
         <w:tcBorders>
           <w:top w:val="nil"/>
-          <w:left w:val="single" w:sz="18" w:space="0" w:color="FFFFFF" w:themeColor="background1"/>
+          <w:left w:val="single" w:color="FFFFFF" w:themeColor="background1" w:sz="18" w:space="0"/>
           <w:bottom w:val="nil"/>
           <w:right w:val="nil"/>
           <w:insideH w:val="nil"/>
@@ -12174,7 +12073,7 @@
         <w:tcBorders>
           <w:top w:val="nil"/>
           <w:left w:val="nil"/>
-          <w:bottom w:val="single" w:sz="18" w:space="0" w:color="FFFFFF" w:themeColor="background1"/>
+          <w:bottom w:val="single" w:color="FFFFFF" w:themeColor="background1" w:sz="18" w:space="0"/>
           <w:right w:val="nil"/>
           <w:insideH w:val="nil"/>
           <w:insideV w:val="nil"/>
@@ -12186,7 +12085,7 @@
       <w:tblPr/>
       <w:tcPr>
         <w:tcBorders>
-          <w:top w:val="single" w:sz="18" w:space="0" w:color="FFFFFF" w:themeColor="background1"/>
+          <w:top w:val="single" w:color="FFFFFF" w:themeColor="background1" w:sz="18" w:space="0"/>
           <w:left w:val="nil"/>
           <w:bottom w:val="nil"/>
           <w:right w:val="nil"/>
@@ -12203,7 +12102,7 @@
           <w:top w:val="nil"/>
           <w:left w:val="nil"/>
           <w:bottom w:val="nil"/>
-          <w:right w:val="single" w:sz="18" w:space="0" w:color="FFFFFF" w:themeColor="background1"/>
+          <w:right w:val="single" w:color="FFFFFF" w:themeColor="background1" w:sz="18" w:space="0"/>
           <w:insideH w:val="nil"/>
           <w:insideV w:val="nil"/>
         </w:tcBorders>
@@ -12215,7 +12114,7 @@
       <w:tcPr>
         <w:tcBorders>
           <w:top w:val="nil"/>
-          <w:left w:val="single" w:sz="18" w:space="0" w:color="FFFFFF" w:themeColor="background1"/>
+          <w:left w:val="single" w:color="FFFFFF" w:themeColor="background1" w:sz="18" w:space="0"/>
           <w:bottom w:val="nil"/>
           <w:right w:val="nil"/>
           <w:insideH w:val="nil"/>
@@ -12281,7 +12180,7 @@
         <w:tcBorders>
           <w:top w:val="nil"/>
           <w:left w:val="nil"/>
-          <w:bottom w:val="single" w:sz="18" w:space="0" w:color="FFFFFF" w:themeColor="background1"/>
+          <w:bottom w:val="single" w:color="FFFFFF" w:themeColor="background1" w:sz="18" w:space="0"/>
           <w:right w:val="nil"/>
           <w:insideH w:val="nil"/>
           <w:insideV w:val="nil"/>
@@ -12293,7 +12192,7 @@
       <w:tblPr/>
       <w:tcPr>
         <w:tcBorders>
-          <w:top w:val="single" w:sz="18" w:space="0" w:color="FFFFFF" w:themeColor="background1"/>
+          <w:top w:val="single" w:color="FFFFFF" w:themeColor="background1" w:sz="18" w:space="0"/>
           <w:left w:val="nil"/>
           <w:bottom w:val="nil"/>
           <w:right w:val="nil"/>
@@ -12310,7 +12209,7 @@
           <w:top w:val="nil"/>
           <w:left w:val="nil"/>
           <w:bottom w:val="nil"/>
-          <w:right w:val="single" w:sz="18" w:space="0" w:color="FFFFFF" w:themeColor="background1"/>
+          <w:right w:val="single" w:color="FFFFFF" w:themeColor="background1" w:sz="18" w:space="0"/>
           <w:insideH w:val="nil"/>
           <w:insideV w:val="nil"/>
         </w:tcBorders>
@@ -12322,7 +12221,7 @@
       <w:tcPr>
         <w:tcBorders>
           <w:top w:val="nil"/>
-          <w:left w:val="single" w:sz="18" w:space="0" w:color="FFFFFF" w:themeColor="background1"/>
+          <w:left w:val="single" w:color="FFFFFF" w:themeColor="background1" w:sz="18" w:space="0"/>
           <w:bottom w:val="nil"/>
           <w:right w:val="nil"/>
           <w:insideH w:val="nil"/>
@@ -12388,7 +12287,7 @@
         <w:tcBorders>
           <w:top w:val="nil"/>
           <w:left w:val="nil"/>
-          <w:bottom w:val="single" w:sz="18" w:space="0" w:color="FFFFFF" w:themeColor="background1"/>
+          <w:bottom w:val="single" w:color="FFFFFF" w:themeColor="background1" w:sz="18" w:space="0"/>
           <w:right w:val="nil"/>
           <w:insideH w:val="nil"/>
           <w:insideV w:val="nil"/>
@@ -12400,7 +12299,7 @@
       <w:tblPr/>
       <w:tcPr>
         <w:tcBorders>
-          <w:top w:val="single" w:sz="18" w:space="0" w:color="FFFFFF" w:themeColor="background1"/>
+          <w:top w:val="single" w:color="FFFFFF" w:themeColor="background1" w:sz="18" w:space="0"/>
           <w:left w:val="nil"/>
           <w:bottom w:val="nil"/>
           <w:right w:val="nil"/>
@@ -12417,7 +12316,7 @@
           <w:top w:val="nil"/>
           <w:left w:val="nil"/>
           <w:bottom w:val="nil"/>
-          <w:right w:val="single" w:sz="18" w:space="0" w:color="FFFFFF" w:themeColor="background1"/>
+          <w:right w:val="single" w:color="FFFFFF" w:themeColor="background1" w:sz="18" w:space="0"/>
           <w:insideH w:val="nil"/>
           <w:insideV w:val="nil"/>
         </w:tcBorders>
@@ -12429,7 +12328,7 @@
       <w:tcPr>
         <w:tcBorders>
           <w:top w:val="nil"/>
-          <w:left w:val="single" w:sz="18" w:space="0" w:color="FFFFFF" w:themeColor="background1"/>
+          <w:left w:val="single" w:color="FFFFFF" w:themeColor="background1" w:sz="18" w:space="0"/>
           <w:bottom w:val="nil"/>
           <w:right w:val="nil"/>
           <w:insideH w:val="nil"/>
@@ -12482,12 +12381,12 @@
       <w:tblStyleRowBandSize w:val="1"/>
       <w:tblStyleColBandSize w:val="1"/>
       <w:tblBorders>
-        <w:top w:val="single" w:sz="24" w:space="0" w:color="C0504D" w:themeColor="accent2"/>
-        <w:left w:val="single" w:sz="4" w:space="0" w:color="000000" w:themeColor="text1"/>
-        <w:bottom w:val="single" w:sz="4" w:space="0" w:color="000000" w:themeColor="text1"/>
-        <w:right w:val="single" w:sz="4" w:space="0" w:color="000000" w:themeColor="text1"/>
-        <w:insideH w:val="single" w:sz="4" w:space="0" w:color="FFFFFF" w:themeColor="background1"/>
-        <w:insideV w:val="single" w:sz="4" w:space="0" w:color="FFFFFF" w:themeColor="background1"/>
+        <w:top w:val="single" w:color="C0504D" w:themeColor="accent2" w:sz="24" w:space="0"/>
+        <w:left w:val="single" w:color="000000" w:themeColor="text1" w:sz="4" w:space="0"/>
+        <w:bottom w:val="single" w:color="000000" w:themeColor="text1" w:sz="4" w:space="0"/>
+        <w:right w:val="single" w:color="000000" w:themeColor="text1" w:sz="4" w:space="0"/>
+        <w:insideH w:val="single" w:color="FFFFFF" w:themeColor="background1" w:sz="4" w:space="0"/>
+        <w:insideV w:val="single" w:color="FFFFFF" w:themeColor="background1" w:sz="4" w:space="0"/>
       </w:tblBorders>
     </w:tblPr>
     <w:tcPr>
@@ -12503,7 +12402,7 @@
         <w:tcBorders>
           <w:top w:val="nil"/>
           <w:left w:val="nil"/>
-          <w:bottom w:val="single" w:sz="24" w:space="0" w:color="C0504D" w:themeColor="accent2"/>
+          <w:bottom w:val="single" w:color="C0504D" w:themeColor="accent2" w:sz="24" w:space="0"/>
           <w:right w:val="nil"/>
           <w:insideH w:val="nil"/>
           <w:insideV w:val="nil"/>
@@ -12520,7 +12419,7 @@
       <w:tblPr/>
       <w:tcPr>
         <w:tcBorders>
-          <w:top w:val="single" w:sz="6" w:space="0" w:color="FFFFFF" w:themeColor="background1"/>
+          <w:top w:val="single" w:color="FFFFFF" w:themeColor="background1" w:sz="6" w:space="0"/>
         </w:tcBorders>
         <w:shd w:val="clear" w:color="auto" w:fill="000000" w:themeFill="text1" w:themeFillShade="99"/>
       </w:tcPr>
@@ -12536,7 +12435,7 @@
           <w:left w:val="nil"/>
           <w:bottom w:val="nil"/>
           <w:right w:val="nil"/>
-          <w:insideH w:val="single" w:sz="4" w:space="0" w:color="000000" w:themeColor="text1" w:themeShade="99"/>
+          <w:insideH w:val="single" w:color="000000" w:themeColor="text1" w:themeShade="99" w:sz="4" w:space="0"/>
           <w:insideV w:val="nil"/>
         </w:tcBorders>
         <w:shd w:val="clear" w:color="auto" w:fill="000000" w:themeFill="text1" w:themeFillShade="99"/>
@@ -12597,12 +12496,12 @@
       <w:tblStyleRowBandSize w:val="1"/>
       <w:tblStyleColBandSize w:val="1"/>
       <w:tblBorders>
-        <w:top w:val="single" w:sz="24" w:space="0" w:color="C0504D" w:themeColor="accent2"/>
-        <w:left w:val="single" w:sz="4" w:space="0" w:color="4F81BD" w:themeColor="accent1"/>
-        <w:bottom w:val="single" w:sz="4" w:space="0" w:color="4F81BD" w:themeColor="accent1"/>
-        <w:right w:val="single" w:sz="4" w:space="0" w:color="4F81BD" w:themeColor="accent1"/>
-        <w:insideH w:val="single" w:sz="4" w:space="0" w:color="FFFFFF" w:themeColor="background1"/>
-        <w:insideV w:val="single" w:sz="4" w:space="0" w:color="FFFFFF" w:themeColor="background1"/>
+        <w:top w:val="single" w:color="C0504D" w:themeColor="accent2" w:sz="24" w:space="0"/>
+        <w:left w:val="single" w:color="4F81BD" w:themeColor="accent1" w:sz="4" w:space="0"/>
+        <w:bottom w:val="single" w:color="4F81BD" w:themeColor="accent1" w:sz="4" w:space="0"/>
+        <w:right w:val="single" w:color="4F81BD" w:themeColor="accent1" w:sz="4" w:space="0"/>
+        <w:insideH w:val="single" w:color="FFFFFF" w:themeColor="background1" w:sz="4" w:space="0"/>
+        <w:insideV w:val="single" w:color="FFFFFF" w:themeColor="background1" w:sz="4" w:space="0"/>
       </w:tblBorders>
     </w:tblPr>
     <w:tcPr>
@@ -12618,7 +12517,7 @@
         <w:tcBorders>
           <w:top w:val="nil"/>
           <w:left w:val="nil"/>
-          <w:bottom w:val="single" w:sz="24" w:space="0" w:color="C0504D" w:themeColor="accent2"/>
+          <w:bottom w:val="single" w:color="C0504D" w:themeColor="accent2" w:sz="24" w:space="0"/>
           <w:right w:val="nil"/>
           <w:insideH w:val="nil"/>
           <w:insideV w:val="nil"/>
@@ -12635,7 +12534,7 @@
       <w:tblPr/>
       <w:tcPr>
         <w:tcBorders>
-          <w:top w:val="single" w:sz="6" w:space="0" w:color="FFFFFF" w:themeColor="background1"/>
+          <w:top w:val="single" w:color="FFFFFF" w:themeColor="background1" w:sz="6" w:space="0"/>
         </w:tcBorders>
         <w:shd w:val="clear" w:color="auto" w:fill="2C4C74" w:themeFill="accent1" w:themeFillShade="99"/>
       </w:tcPr>
@@ -12651,7 +12550,7 @@
           <w:left w:val="nil"/>
           <w:bottom w:val="nil"/>
           <w:right w:val="nil"/>
-          <w:insideH w:val="single" w:sz="4" w:space="0" w:color="2C4C74" w:themeColor="accent1" w:themeShade="99"/>
+          <w:insideH w:val="single" w:color="2C4C74" w:themeColor="accent1" w:themeShade="99" w:sz="4" w:space="0"/>
           <w:insideV w:val="nil"/>
         </w:tcBorders>
         <w:shd w:val="clear" w:color="auto" w:fill="2C4C74" w:themeFill="accent1" w:themeFillShade="99"/>
@@ -12712,12 +12611,12 @@
       <w:tblStyleRowBandSize w:val="1"/>
       <w:tblStyleColBandSize w:val="1"/>
       <w:tblBorders>
-        <w:top w:val="single" w:sz="24" w:space="0" w:color="C0504D" w:themeColor="accent2"/>
-        <w:left w:val="single" w:sz="4" w:space="0" w:color="C0504D" w:themeColor="accent2"/>
-        <w:bottom w:val="single" w:sz="4" w:space="0" w:color="C0504D" w:themeColor="accent2"/>
-        <w:right w:val="single" w:sz="4" w:space="0" w:color="C0504D" w:themeColor="accent2"/>
-        <w:insideH w:val="single" w:sz="4" w:space="0" w:color="FFFFFF" w:themeColor="background1"/>
-        <w:insideV w:val="single" w:sz="4" w:space="0" w:color="FFFFFF" w:themeColor="background1"/>
+        <w:top w:val="single" w:color="C0504D" w:themeColor="accent2" w:sz="24" w:space="0"/>
+        <w:left w:val="single" w:color="C0504D" w:themeColor="accent2" w:sz="4" w:space="0"/>
+        <w:bottom w:val="single" w:color="C0504D" w:themeColor="accent2" w:sz="4" w:space="0"/>
+        <w:right w:val="single" w:color="C0504D" w:themeColor="accent2" w:sz="4" w:space="0"/>
+        <w:insideH w:val="single" w:color="FFFFFF" w:themeColor="background1" w:sz="4" w:space="0"/>
+        <w:insideV w:val="single" w:color="FFFFFF" w:themeColor="background1" w:sz="4" w:space="0"/>
       </w:tblBorders>
     </w:tblPr>
     <w:tcPr>
@@ -12733,7 +12632,7 @@
         <w:tcBorders>
           <w:top w:val="nil"/>
           <w:left w:val="nil"/>
-          <w:bottom w:val="single" w:sz="24" w:space="0" w:color="C0504D" w:themeColor="accent2"/>
+          <w:bottom w:val="single" w:color="C0504D" w:themeColor="accent2" w:sz="24" w:space="0"/>
           <w:right w:val="nil"/>
           <w:insideH w:val="nil"/>
           <w:insideV w:val="nil"/>
@@ -12750,7 +12649,7 @@
       <w:tblPr/>
       <w:tcPr>
         <w:tcBorders>
-          <w:top w:val="single" w:sz="6" w:space="0" w:color="FFFFFF" w:themeColor="background1"/>
+          <w:top w:val="single" w:color="FFFFFF" w:themeColor="background1" w:sz="6" w:space="0"/>
         </w:tcBorders>
         <w:shd w:val="clear" w:color="auto" w:fill="772C2A" w:themeFill="accent2" w:themeFillShade="99"/>
       </w:tcPr>
@@ -12766,7 +12665,7 @@
           <w:left w:val="nil"/>
           <w:bottom w:val="nil"/>
           <w:right w:val="nil"/>
-          <w:insideH w:val="single" w:sz="4" w:space="0" w:color="772C2A" w:themeColor="accent2" w:themeShade="99"/>
+          <w:insideH w:val="single" w:color="772C2A" w:themeColor="accent2" w:themeShade="99" w:sz="4" w:space="0"/>
           <w:insideV w:val="nil"/>
         </w:tcBorders>
         <w:shd w:val="clear" w:color="auto" w:fill="772C2A" w:themeFill="accent2" w:themeFillShade="99"/>
@@ -12827,12 +12726,12 @@
       <w:tblStyleRowBandSize w:val="1"/>
       <w:tblStyleColBandSize w:val="1"/>
       <w:tblBorders>
-        <w:top w:val="single" w:sz="24" w:space="0" w:color="8064A2" w:themeColor="accent4"/>
-        <w:left w:val="single" w:sz="4" w:space="0" w:color="9BBB59" w:themeColor="accent3"/>
-        <w:bottom w:val="single" w:sz="4" w:space="0" w:color="9BBB59" w:themeColor="accent3"/>
-        <w:right w:val="single" w:sz="4" w:space="0" w:color="9BBB59" w:themeColor="accent3"/>
-        <w:insideH w:val="single" w:sz="4" w:space="0" w:color="FFFFFF" w:themeColor="background1"/>
-        <w:insideV w:val="single" w:sz="4" w:space="0" w:color="FFFFFF" w:themeColor="background1"/>
+        <w:top w:val="single" w:color="8064A2" w:themeColor="accent4" w:sz="24" w:space="0"/>
+        <w:left w:val="single" w:color="9BBB59" w:themeColor="accent3" w:sz="4" w:space="0"/>
+        <w:bottom w:val="single" w:color="9BBB59" w:themeColor="accent3" w:sz="4" w:space="0"/>
+        <w:right w:val="single" w:color="9BBB59" w:themeColor="accent3" w:sz="4" w:space="0"/>
+        <w:insideH w:val="single" w:color="FFFFFF" w:themeColor="background1" w:sz="4" w:space="0"/>
+        <w:insideV w:val="single" w:color="FFFFFF" w:themeColor="background1" w:sz="4" w:space="0"/>
       </w:tblBorders>
     </w:tblPr>
     <w:tcPr>
@@ -12848,7 +12747,7 @@
         <w:tcBorders>
           <w:top w:val="nil"/>
           <w:left w:val="nil"/>
-          <w:bottom w:val="single" w:sz="24" w:space="0" w:color="8064A2" w:themeColor="accent4"/>
+          <w:bottom w:val="single" w:color="8064A2" w:themeColor="accent4" w:sz="24" w:space="0"/>
           <w:right w:val="nil"/>
           <w:insideH w:val="nil"/>
           <w:insideV w:val="nil"/>
@@ -12865,7 +12764,7 @@
       <w:tblPr/>
       <w:tcPr>
         <w:tcBorders>
-          <w:top w:val="single" w:sz="6" w:space="0" w:color="FFFFFF" w:themeColor="background1"/>
+          <w:top w:val="single" w:color="FFFFFF" w:themeColor="background1" w:sz="6" w:space="0"/>
         </w:tcBorders>
         <w:shd w:val="clear" w:color="auto" w:fill="5E7530" w:themeFill="accent3" w:themeFillShade="99"/>
       </w:tcPr>
@@ -12881,7 +12780,7 @@
           <w:left w:val="nil"/>
           <w:bottom w:val="nil"/>
           <w:right w:val="nil"/>
-          <w:insideH w:val="single" w:sz="4" w:space="0" w:color="5E7530" w:themeColor="accent3" w:themeShade="99"/>
+          <w:insideH w:val="single" w:color="5E7530" w:themeColor="accent3" w:themeShade="99" w:sz="4" w:space="0"/>
           <w:insideV w:val="nil"/>
         </w:tcBorders>
         <w:shd w:val="clear" w:color="auto" w:fill="5E7530" w:themeFill="accent3" w:themeFillShade="99"/>
@@ -12932,12 +12831,12 @@
       <w:tblStyleRowBandSize w:val="1"/>
       <w:tblStyleColBandSize w:val="1"/>
       <w:tblBorders>
-        <w:top w:val="single" w:sz="24" w:space="0" w:color="9BBB59" w:themeColor="accent3"/>
-        <w:left w:val="single" w:sz="4" w:space="0" w:color="8064A2" w:themeColor="accent4"/>
-        <w:bottom w:val="single" w:sz="4" w:space="0" w:color="8064A2" w:themeColor="accent4"/>
-        <w:right w:val="single" w:sz="4" w:space="0" w:color="8064A2" w:themeColor="accent4"/>
-        <w:insideH w:val="single" w:sz="4" w:space="0" w:color="FFFFFF" w:themeColor="background1"/>
-        <w:insideV w:val="single" w:sz="4" w:space="0" w:color="FFFFFF" w:themeColor="background1"/>
+        <w:top w:val="single" w:color="9BBB59" w:themeColor="accent3" w:sz="24" w:space="0"/>
+        <w:left w:val="single" w:color="8064A2" w:themeColor="accent4" w:sz="4" w:space="0"/>
+        <w:bottom w:val="single" w:color="8064A2" w:themeColor="accent4" w:sz="4" w:space="0"/>
+        <w:right w:val="single" w:color="8064A2" w:themeColor="accent4" w:sz="4" w:space="0"/>
+        <w:insideH w:val="single" w:color="FFFFFF" w:themeColor="background1" w:sz="4" w:space="0"/>
+        <w:insideV w:val="single" w:color="FFFFFF" w:themeColor="background1" w:sz="4" w:space="0"/>
       </w:tblBorders>
     </w:tblPr>
     <w:tcPr>
@@ -12953,7 +12852,7 @@
         <w:tcBorders>
           <w:top w:val="nil"/>
           <w:left w:val="nil"/>
-          <w:bottom w:val="single" w:sz="24" w:space="0" w:color="9BBB59" w:themeColor="accent3"/>
+          <w:bottom w:val="single" w:color="9BBB59" w:themeColor="accent3" w:sz="24" w:space="0"/>
           <w:right w:val="nil"/>
           <w:insideH w:val="nil"/>
           <w:insideV w:val="nil"/>
@@ -12970,7 +12869,7 @@
       <w:tblPr/>
       <w:tcPr>
         <w:tcBorders>
-          <w:top w:val="single" w:sz="6" w:space="0" w:color="FFFFFF" w:themeColor="background1"/>
+          <w:top w:val="single" w:color="FFFFFF" w:themeColor="background1" w:sz="6" w:space="0"/>
         </w:tcBorders>
         <w:shd w:val="clear" w:color="auto" w:fill="4C3B62" w:themeFill="accent4" w:themeFillShade="99"/>
       </w:tcPr>
@@ -12986,7 +12885,7 @@
           <w:left w:val="nil"/>
           <w:bottom w:val="nil"/>
           <w:right w:val="nil"/>
-          <w:insideH w:val="single" w:sz="4" w:space="0" w:color="4C3B62" w:themeColor="accent4" w:themeShade="99"/>
+          <w:insideH w:val="single" w:color="4C3B62" w:themeColor="accent4" w:themeShade="99" w:sz="4" w:space="0"/>
           <w:insideV w:val="nil"/>
         </w:tcBorders>
         <w:shd w:val="clear" w:color="auto" w:fill="4C3B62" w:themeFill="accent4" w:themeFillShade="99"/>
@@ -13047,12 +12946,12 @@
       <w:tblStyleRowBandSize w:val="1"/>
       <w:tblStyleColBandSize w:val="1"/>
       <w:tblBorders>
-        <w:top w:val="single" w:sz="24" w:space="0" w:color="F79646" w:themeColor="accent6"/>
-        <w:left w:val="single" w:sz="4" w:space="0" w:color="4BACC6" w:themeColor="accent5"/>
-        <w:bottom w:val="single" w:sz="4" w:space="0" w:color="4BACC6" w:themeColor="accent5"/>
-        <w:right w:val="single" w:sz="4" w:space="0" w:color="4BACC6" w:themeColor="accent5"/>
-        <w:insideH w:val="single" w:sz="4" w:space="0" w:color="FFFFFF" w:themeColor="background1"/>
-        <w:insideV w:val="single" w:sz="4" w:space="0" w:color="FFFFFF" w:themeColor="background1"/>
+        <w:top w:val="single" w:color="F79646" w:themeColor="accent6" w:sz="24" w:space="0"/>
+        <w:left w:val="single" w:color="4BACC6" w:themeColor="accent5" w:sz="4" w:space="0"/>
+        <w:bottom w:val="single" w:color="4BACC6" w:themeColor="accent5" w:sz="4" w:space="0"/>
+        <w:right w:val="single" w:color="4BACC6" w:themeColor="accent5" w:sz="4" w:space="0"/>
+        <w:insideH w:val="single" w:color="FFFFFF" w:themeColor="background1" w:sz="4" w:space="0"/>
+        <w:insideV w:val="single" w:color="FFFFFF" w:themeColor="background1" w:sz="4" w:space="0"/>
       </w:tblBorders>
     </w:tblPr>
     <w:tcPr>
@@ -13068,7 +12967,7 @@
         <w:tcBorders>
           <w:top w:val="nil"/>
           <w:left w:val="nil"/>
-          <w:bottom w:val="single" w:sz="24" w:space="0" w:color="F79646" w:themeColor="accent6"/>
+          <w:bottom w:val="single" w:color="F79646" w:themeColor="accent6" w:sz="24" w:space="0"/>
           <w:right w:val="nil"/>
           <w:insideH w:val="nil"/>
           <w:insideV w:val="nil"/>
@@ -13085,7 +12984,7 @@
       <w:tblPr/>
       <w:tcPr>
         <w:tcBorders>
-          <w:top w:val="single" w:sz="6" w:space="0" w:color="FFFFFF" w:themeColor="background1"/>
+          <w:top w:val="single" w:color="FFFFFF" w:themeColor="background1" w:sz="6" w:space="0"/>
         </w:tcBorders>
         <w:shd w:val="clear" w:color="auto" w:fill="276A7C" w:themeFill="accent5" w:themeFillShade="99"/>
       </w:tcPr>
@@ -13101,7 +13000,7 @@
           <w:left w:val="nil"/>
           <w:bottom w:val="nil"/>
           <w:right w:val="nil"/>
-          <w:insideH w:val="single" w:sz="4" w:space="0" w:color="276A7C" w:themeColor="accent5" w:themeShade="99"/>
+          <w:insideH w:val="single" w:color="276A7C" w:themeColor="accent5" w:themeShade="99" w:sz="4" w:space="0"/>
           <w:insideV w:val="nil"/>
         </w:tcBorders>
         <w:shd w:val="clear" w:color="auto" w:fill="276A7C" w:themeFill="accent5" w:themeFillShade="99"/>
@@ -13162,12 +13061,12 @@
       <w:tblStyleRowBandSize w:val="1"/>
       <w:tblStyleColBandSize w:val="1"/>
       <w:tblBorders>
-        <w:top w:val="single" w:sz="24" w:space="0" w:color="4BACC6" w:themeColor="accent5"/>
-        <w:left w:val="single" w:sz="4" w:space="0" w:color="F79646" w:themeColor="accent6"/>
-        <w:bottom w:val="single" w:sz="4" w:space="0" w:color="F79646" w:themeColor="accent6"/>
-        <w:right w:val="single" w:sz="4" w:space="0" w:color="F79646" w:themeColor="accent6"/>
-        <w:insideH w:val="single" w:sz="4" w:space="0" w:color="FFFFFF" w:themeColor="background1"/>
-        <w:insideV w:val="single" w:sz="4" w:space="0" w:color="FFFFFF" w:themeColor="background1"/>
+        <w:top w:val="single" w:color="4BACC6" w:themeColor="accent5" w:sz="24" w:space="0"/>
+        <w:left w:val="single" w:color="F79646" w:themeColor="accent6" w:sz="4" w:space="0"/>
+        <w:bottom w:val="single" w:color="F79646" w:themeColor="accent6" w:sz="4" w:space="0"/>
+        <w:right w:val="single" w:color="F79646" w:themeColor="accent6" w:sz="4" w:space="0"/>
+        <w:insideH w:val="single" w:color="FFFFFF" w:themeColor="background1" w:sz="4" w:space="0"/>
+        <w:insideV w:val="single" w:color="FFFFFF" w:themeColor="background1" w:sz="4" w:space="0"/>
       </w:tblBorders>
     </w:tblPr>
     <w:tcPr>
@@ -13183,7 +13082,7 @@
         <w:tcBorders>
           <w:top w:val="nil"/>
           <w:left w:val="nil"/>
-          <w:bottom w:val="single" w:sz="24" w:space="0" w:color="4BACC6" w:themeColor="accent5"/>
+          <w:bottom w:val="single" w:color="4BACC6" w:themeColor="accent5" w:sz="24" w:space="0"/>
           <w:right w:val="nil"/>
           <w:insideH w:val="nil"/>
           <w:insideV w:val="nil"/>
@@ -13200,7 +13099,7 @@
       <w:tblPr/>
       <w:tcPr>
         <w:tcBorders>
-          <w:top w:val="single" w:sz="6" w:space="0" w:color="FFFFFF" w:themeColor="background1"/>
+          <w:top w:val="single" w:color="FFFFFF" w:themeColor="background1" w:sz="6" w:space="0"/>
         </w:tcBorders>
         <w:shd w:val="clear" w:color="auto" w:fill="B65608" w:themeFill="accent6" w:themeFillShade="99"/>
       </w:tcPr>
@@ -13216,7 +13115,7 @@
           <w:left w:val="nil"/>
           <w:bottom w:val="nil"/>
           <w:right w:val="nil"/>
-          <w:insideH w:val="single" w:sz="4" w:space="0" w:color="B65608" w:themeColor="accent6" w:themeShade="99"/>
+          <w:insideH w:val="single" w:color="B65608" w:themeColor="accent6" w:themeShade="99" w:sz="4" w:space="0"/>
           <w:insideV w:val="nil"/>
         </w:tcBorders>
         <w:shd w:val="clear" w:color="auto" w:fill="B65608" w:themeFill="accent6" w:themeFillShade="99"/>
@@ -13289,7 +13188,7 @@
       <w:tblPr/>
       <w:tcPr>
         <w:tcBorders>
-          <w:bottom w:val="single" w:sz="12" w:space="0" w:color="FFFFFF" w:themeColor="background1"/>
+          <w:bottom w:val="single" w:color="FFFFFF" w:themeColor="background1" w:sz="12" w:space="0"/>
         </w:tcBorders>
         <w:shd w:val="clear" w:color="auto" w:fill="9E3A38" w:themeFill="accent2" w:themeFillShade="CC"/>
       </w:tcPr>
@@ -13303,7 +13202,7 @@
       <w:tblPr/>
       <w:tcPr>
         <w:tcBorders>
-          <w:top w:val="single" w:sz="12" w:space="0" w:color="000000" w:themeColor="text1"/>
+          <w:top w:val="single" w:color="000000" w:themeColor="text1" w:sz="12" w:space="0"/>
         </w:tcBorders>
         <w:shd w:val="clear" w:color="auto" w:fill="FFFFFF" w:themeFill="background1"/>
       </w:tcPr>
@@ -13368,7 +13267,7 @@
       <w:tblPr/>
       <w:tcPr>
         <w:tcBorders>
-          <w:bottom w:val="single" w:sz="12" w:space="0" w:color="FFFFFF" w:themeColor="background1"/>
+          <w:bottom w:val="single" w:color="FFFFFF" w:themeColor="background1" w:sz="12" w:space="0"/>
         </w:tcBorders>
         <w:shd w:val="clear" w:color="auto" w:fill="9E3A38" w:themeFill="accent2" w:themeFillShade="CC"/>
       </w:tcPr>
@@ -13382,7 +13281,7 @@
       <w:tblPr/>
       <w:tcPr>
         <w:tcBorders>
-          <w:top w:val="single" w:sz="12" w:space="0" w:color="000000" w:themeColor="text1"/>
+          <w:top w:val="single" w:color="000000" w:themeColor="text1" w:sz="12" w:space="0"/>
         </w:tcBorders>
         <w:shd w:val="clear" w:color="auto" w:fill="FFFFFF" w:themeFill="background1"/>
       </w:tcPr>
@@ -13447,7 +13346,7 @@
       <w:tblPr/>
       <w:tcPr>
         <w:tcBorders>
-          <w:bottom w:val="single" w:sz="12" w:space="0" w:color="FFFFFF" w:themeColor="background1"/>
+          <w:bottom w:val="single" w:color="FFFFFF" w:themeColor="background1" w:sz="12" w:space="0"/>
         </w:tcBorders>
         <w:shd w:val="clear" w:color="auto" w:fill="9E3A38" w:themeFill="accent2" w:themeFillShade="CC"/>
       </w:tcPr>
@@ -13461,7 +13360,7 @@
       <w:tblPr/>
       <w:tcPr>
         <w:tcBorders>
-          <w:top w:val="single" w:sz="12" w:space="0" w:color="000000" w:themeColor="text1"/>
+          <w:top w:val="single" w:color="000000" w:themeColor="text1" w:sz="12" w:space="0"/>
         </w:tcBorders>
         <w:shd w:val="clear" w:color="auto" w:fill="FFFFFF" w:themeFill="background1"/>
       </w:tcPr>
@@ -13526,7 +13425,7 @@
       <w:tblPr/>
       <w:tcPr>
         <w:tcBorders>
-          <w:bottom w:val="single" w:sz="12" w:space="0" w:color="FFFFFF" w:themeColor="background1"/>
+          <w:bottom w:val="single" w:color="FFFFFF" w:themeColor="background1" w:sz="12" w:space="0"/>
         </w:tcBorders>
         <w:shd w:val="clear" w:color="auto" w:fill="664E82" w:themeFill="accent4" w:themeFillShade="CC"/>
       </w:tcPr>
@@ -13540,7 +13439,7 @@
       <w:tblPr/>
       <w:tcPr>
         <w:tcBorders>
-          <w:top w:val="single" w:sz="12" w:space="0" w:color="000000" w:themeColor="text1"/>
+          <w:top w:val="single" w:color="000000" w:themeColor="text1" w:sz="12" w:space="0"/>
         </w:tcBorders>
         <w:shd w:val="clear" w:color="auto" w:fill="FFFFFF" w:themeFill="background1"/>
       </w:tcPr>
@@ -13605,7 +13504,7 @@
       <w:tblPr/>
       <w:tcPr>
         <w:tcBorders>
-          <w:bottom w:val="single" w:sz="12" w:space="0" w:color="FFFFFF" w:themeColor="background1"/>
+          <w:bottom w:val="single" w:color="FFFFFF" w:themeColor="background1" w:sz="12" w:space="0"/>
         </w:tcBorders>
         <w:shd w:val="clear" w:color="auto" w:fill="7E9C40" w:themeFill="accent3" w:themeFillShade="CC"/>
       </w:tcPr>
@@ -13619,7 +13518,7 @@
       <w:tblPr/>
       <w:tcPr>
         <w:tcBorders>
-          <w:top w:val="single" w:sz="12" w:space="0" w:color="000000" w:themeColor="text1"/>
+          <w:top w:val="single" w:color="000000" w:themeColor="text1" w:sz="12" w:space="0"/>
         </w:tcBorders>
         <w:shd w:val="clear" w:color="auto" w:fill="FFFFFF" w:themeFill="background1"/>
       </w:tcPr>
@@ -13684,7 +13583,7 @@
       <w:tblPr/>
       <w:tcPr>
         <w:tcBorders>
-          <w:bottom w:val="single" w:sz="12" w:space="0" w:color="FFFFFF" w:themeColor="background1"/>
+          <w:bottom w:val="single" w:color="FFFFFF" w:themeColor="background1" w:sz="12" w:space="0"/>
         </w:tcBorders>
         <w:shd w:val="clear" w:color="auto" w:fill="F2730A" w:themeFill="accent6" w:themeFillShade="CC"/>
       </w:tcPr>
@@ -13698,7 +13597,7 @@
       <w:tblPr/>
       <w:tcPr>
         <w:tcBorders>
-          <w:top w:val="single" w:sz="12" w:space="0" w:color="000000" w:themeColor="text1"/>
+          <w:top w:val="single" w:color="000000" w:themeColor="text1" w:sz="12" w:space="0"/>
         </w:tcBorders>
         <w:shd w:val="clear" w:color="auto" w:fill="FFFFFF" w:themeFill="background1"/>
       </w:tcPr>
@@ -13763,7 +13662,7 @@
       <w:tblPr/>
       <w:tcPr>
         <w:tcBorders>
-          <w:bottom w:val="single" w:sz="12" w:space="0" w:color="FFFFFF" w:themeColor="background1"/>
+          <w:bottom w:val="single" w:color="FFFFFF" w:themeColor="background1" w:sz="12" w:space="0"/>
         </w:tcBorders>
         <w:shd w:val="clear" w:color="auto" w:fill="348DA5" w:themeFill="accent5" w:themeFillShade="CC"/>
       </w:tcPr>
@@ -13777,7 +13676,7 @@
       <w:tblPr/>
       <w:tcPr>
         <w:tcBorders>
-          <w:top w:val="single" w:sz="12" w:space="0" w:color="000000" w:themeColor="text1"/>
+          <w:top w:val="single" w:color="000000" w:themeColor="text1" w:sz="12" w:space="0"/>
         </w:tcBorders>
         <w:shd w:val="clear" w:color="auto" w:fill="FFFFFF" w:themeFill="background1"/>
       </w:tcPr>
@@ -13830,7 +13729,7 @@
       <w:tblStyleRowBandSize w:val="1"/>
       <w:tblStyleColBandSize w:val="1"/>
       <w:tblBorders>
-        <w:insideH w:val="single" w:sz="4" w:space="0" w:color="FFFFFF" w:themeColor="background1"/>
+        <w:insideH w:val="single" w:color="FFFFFF" w:themeColor="background1" w:sz="4" w:space="0"/>
       </w:tblBorders>
     </w:tblPr>
     <w:tcPr>
@@ -13903,7 +13802,7 @@
       <w:tblStyleRowBandSize w:val="1"/>
       <w:tblStyleColBandSize w:val="1"/>
       <w:tblBorders>
-        <w:insideH w:val="single" w:sz="4" w:space="0" w:color="FFFFFF" w:themeColor="background1"/>
+        <w:insideH w:val="single" w:color="FFFFFF" w:themeColor="background1" w:sz="4" w:space="0"/>
       </w:tblBorders>
     </w:tblPr>
     <w:tcPr>
@@ -13976,7 +13875,7 @@
       <w:tblStyleRowBandSize w:val="1"/>
       <w:tblStyleColBandSize w:val="1"/>
       <w:tblBorders>
-        <w:insideH w:val="single" w:sz="4" w:space="0" w:color="FFFFFF" w:themeColor="background1"/>
+        <w:insideH w:val="single" w:color="FFFFFF" w:themeColor="background1" w:sz="4" w:space="0"/>
       </w:tblBorders>
     </w:tblPr>
     <w:tcPr>
@@ -14049,7 +13948,7 @@
       <w:tblStyleRowBandSize w:val="1"/>
       <w:tblStyleColBandSize w:val="1"/>
       <w:tblBorders>
-        <w:insideH w:val="single" w:sz="4" w:space="0" w:color="FFFFFF" w:themeColor="background1"/>
+        <w:insideH w:val="single" w:color="FFFFFF" w:themeColor="background1" w:sz="4" w:space="0"/>
       </w:tblBorders>
     </w:tblPr>
     <w:tcPr>
@@ -14122,7 +14021,7 @@
       <w:tblStyleRowBandSize w:val="1"/>
       <w:tblStyleColBandSize w:val="1"/>
       <w:tblBorders>
-        <w:insideH w:val="single" w:sz="4" w:space="0" w:color="FFFFFF" w:themeColor="background1"/>
+        <w:insideH w:val="single" w:color="FFFFFF" w:themeColor="background1" w:sz="4" w:space="0"/>
       </w:tblBorders>
     </w:tblPr>
     <w:tcPr>
@@ -14195,7 +14094,7 @@
       <w:tblStyleRowBandSize w:val="1"/>
       <w:tblStyleColBandSize w:val="1"/>
       <w:tblBorders>
-        <w:insideH w:val="single" w:sz="4" w:space="0" w:color="FFFFFF" w:themeColor="background1"/>
+        <w:insideH w:val="single" w:color="FFFFFF" w:themeColor="background1" w:sz="4" w:space="0"/>
       </w:tblBorders>
     </w:tblPr>
     <w:tcPr>
@@ -14268,7 +14167,7 @@
       <w:tblStyleRowBandSize w:val="1"/>
       <w:tblStyleColBandSize w:val="1"/>
       <w:tblBorders>
-        <w:insideH w:val="single" w:sz="4" w:space="0" w:color="FFFFFF" w:themeColor="background1"/>
+        <w:insideH w:val="single" w:color="FFFFFF" w:themeColor="background1" w:sz="4" w:space="0"/>
       </w:tblBorders>
     </w:tblPr>
     <w:tcPr>
